--- a/7-技术管理/运行记录类文件/HFSJ-ITSS-0705-2026年度研发规划.docx
+++ b/7-技术管理/运行记录类文件/HFSJ-ITSS-0705-2026年度研发规划.docx
@@ -1,11 +1,10 @@
 
 <file path=word/document.xml><?xml version="1.0" encoding="utf-8"?>
-<w:document xmlns:wpc="http://schemas.microsoft.com/office/word/2010/wordprocessingCanvas" xmlns:mc="http://schemas.openxmlformats.org/markup-compatibility/2006" xmlns:o="urn:schemas-microsoft-com:office:office" xmlns:r="http://schemas.openxmlformats.org/officeDocument/2006/relationships" xmlns:m="http://schemas.openxmlformats.org/officeDocument/2006/math" xmlns:v="urn:schemas-microsoft-com:vml" xmlns:wp14="http://schemas.microsoft.com/office/word/2010/wordprocessingDrawing" xmlns:wp="http://schemas.openxmlformats.org/drawingml/2006/wordprocessingDrawing" xmlns:w10="urn:schemas-microsoft-com:office:word" xmlns:w="http://schemas.openxmlformats.org/wordprocessingml/2006/main" xmlns:w14="http://schemas.microsoft.com/office/word/2010/wordml" xmlns:w15="http://schemas.microsoft.com/office/word/2012/wordml" xmlns:wne="http://schemas.microsoft.com/office/word/2006/wordml" xmlns:wpg="http://schemas.microsoft.com/office/word/2010/wordprocessingGroup" xmlns:wpi="http://schemas.microsoft.com/office/word/2010/wordprocessingInk" xmlns:wps="http://schemas.microsoft.com/office/word/2010/wordprocessingShape" mc:Ignorable="w14 w15 wp14">
-  <!-- Generated by Aspose.Words for .NET 13.3.0.1 -->
+<w:document xmlns:wpc="http://schemas.microsoft.com/office/word/2010/wordprocessingCanvas" xmlns:mc="http://schemas.openxmlformats.org/markup-compatibility/2006" xmlns:o="urn:schemas-microsoft-com:office:office" xmlns:r="http://schemas.openxmlformats.org/officeDocument/2006/relationships" xmlns:m="http://schemas.openxmlformats.org/officeDocument/2006/math" xmlns:v="urn:schemas-microsoft-com:vml" xmlns:wp14="http://schemas.microsoft.com/office/word/2010/wordprocessingDrawing" xmlns:wp="http://schemas.openxmlformats.org/drawingml/2006/wordprocessingDrawing" xmlns:w="http://schemas.openxmlformats.org/wordprocessingml/2006/main" xmlns:w14="http://schemas.microsoft.com/office/word/2010/wordml" xmlns:w10="urn:schemas-microsoft-com:office:word" xmlns:w15="http://schemas.microsoft.com/office/word/2012/wordml" xmlns:wpg="http://schemas.microsoft.com/office/word/2010/wordprocessingGroup" xmlns:wpi="http://schemas.microsoft.com/office/word/2010/wordprocessingInk" xmlns:wne="http://schemas.microsoft.com/office/word/2006/wordml" xmlns:wps="http://schemas.microsoft.com/office/word/2010/wordprocessingShape" xmlns:wpsCustomData="http://www.wps.cn/officeDocument/2013/wpsCustomData" mc:Ignorable="w14 w15 wp14">
   <w:body>
     <w:p>
       <w:pPr>
-        <w:pStyle w:val="a0"/>
+        <w:pStyle w:val="27"/>
         <w:keepNext w:val="0"/>
         <w:keepLines w:val="0"/>
         <w:pageBreakBefore w:val="0"/>
@@ -38,7 +37,7 @@
     </w:p>
     <w:p>
       <w:pPr>
-        <w:pStyle w:val="a1"/>
+        <w:pStyle w:val="28"/>
         <w:keepNext w:val="0"/>
         <w:keepLines w:val="0"/>
         <w:pageBreakBefore w:val="0"/>
@@ -69,17 +68,18 @@
     </w:p>
     <w:tbl>
       <w:tblPr>
-        <w:tblStyle w:val="TableGrid"/>
+        <w:tblStyle w:val="23"/>
         <w:tblW w:w="8522" w:type="dxa"/>
         <w:jc w:val="center"/>
         <w:tblBorders>
-          <w:top w:val="nil"/>
-          <w:left w:val="nil"/>
-          <w:bottom w:val="nil"/>
-          <w:right w:val="nil"/>
-          <w:insideH w:val="nil"/>
-          <w:insideV w:val="nil"/>
+          <w:top w:val="none" w:color="auto" w:sz="0" w:space="0"/>
+          <w:left w:val="none" w:color="auto" w:sz="0" w:space="0"/>
+          <w:bottom w:val="none" w:color="auto" w:sz="0" w:space="0"/>
+          <w:right w:val="none" w:color="auto" w:sz="0" w:space="0"/>
+          <w:insideH w:val="none" w:color="auto" w:sz="0" w:space="0"/>
+          <w:insideV w:val="none" w:color="auto" w:sz="0" w:space="0"/>
         </w:tblBorders>
+        <w:tblLayout w:type="autofit"/>
         <w:tblCellMar>
           <w:top w:w="0" w:type="dxa"/>
           <w:left w:w="108" w:type="dxa"/>
@@ -95,15 +95,13 @@
       </w:tblGrid>
       <w:tr>
         <w:tblPrEx>
-          <w:tblW w:w="8522" w:type="dxa"/>
-          <w:jc w:val="center"/>
           <w:tblBorders>
-            <w:top w:val="nil"/>
-            <w:left w:val="nil"/>
-            <w:bottom w:val="nil"/>
-            <w:right w:val="nil"/>
-            <w:insideH w:val="nil"/>
-            <w:insideV w:val="nil"/>
+            <w:top w:val="none" w:color="auto" w:sz="0" w:space="0"/>
+            <w:left w:val="none" w:color="auto" w:sz="0" w:space="0"/>
+            <w:bottom w:val="none" w:color="auto" w:sz="0" w:space="0"/>
+            <w:right w:val="none" w:color="auto" w:sz="0" w:space="0"/>
+            <w:insideH w:val="none" w:color="auto" w:sz="0" w:space="0"/>
+            <w:insideV w:val="none" w:color="auto" w:sz="0" w:space="0"/>
           </w:tblBorders>
           <w:tblCellMar>
             <w:top w:w="0" w:type="dxa"/>
@@ -113,7 +111,7 @@
           </w:tblCellMar>
         </w:tblPrEx>
         <w:trPr>
-          <w:trHeight w:val="0"/>
+          <w:trHeight w:val="0" w:hRule="atLeast"/>
           <w:tblHeader/>
           <w:jc w:val="center"/>
         </w:trPr>
@@ -121,8 +119,8 @@
           <w:tcPr>
             <w:tcW w:w="1824" w:type="dxa"/>
             <w:tcBorders>
-              <w:top w:val="single" w:sz="4" w:space="0" w:color="auto"/>
-              <w:left w:val="single" w:sz="4" w:space="0" w:color="auto"/>
+              <w:top w:val="single" w:color="auto" w:sz="4" w:space="0"/>
+              <w:left w:val="single" w:color="auto" w:sz="4" w:space="0"/>
               <w:bottom w:val="nil"/>
               <w:right w:val="nil"/>
             </w:tcBorders>
@@ -168,8 +166,8 @@
           <w:tcPr>
             <w:tcW w:w="3090" w:type="dxa"/>
             <w:tcBorders>
-              <w:top w:val="single" w:sz="4" w:space="0" w:color="auto"/>
-              <w:left w:val="single" w:sz="4" w:space="0" w:color="auto"/>
+              <w:top w:val="single" w:color="auto" w:sz="4" w:space="0"/>
+              <w:left w:val="single" w:color="auto" w:sz="4" w:space="0"/>
               <w:bottom w:val="nil"/>
               <w:right w:val="nil"/>
             </w:tcBorders>
@@ -214,8 +212,8 @@
           <w:tcPr>
             <w:tcW w:w="1824" w:type="dxa"/>
             <w:tcBorders>
-              <w:top w:val="single" w:sz="4" w:space="0" w:color="auto"/>
-              <w:left w:val="single" w:sz="4" w:space="0" w:color="auto"/>
+              <w:top w:val="single" w:color="auto" w:sz="4" w:space="0"/>
+              <w:left w:val="single" w:color="auto" w:sz="4" w:space="0"/>
               <w:bottom w:val="nil"/>
               <w:right w:val="nil"/>
             </w:tcBorders>
@@ -261,10 +259,10 @@
           <w:tcPr>
             <w:tcW w:w="1784" w:type="dxa"/>
             <w:tcBorders>
-              <w:top w:val="single" w:sz="4" w:space="0" w:color="auto"/>
-              <w:left w:val="single" w:sz="4" w:space="0" w:color="auto"/>
+              <w:top w:val="single" w:color="auto" w:sz="4" w:space="0"/>
+              <w:left w:val="single" w:color="auto" w:sz="4" w:space="0"/>
               <w:bottom w:val="nil"/>
-              <w:right w:val="single" w:sz="4" w:space="0" w:color="auto"/>
+              <w:right w:val="single" w:color="auto" w:sz="4" w:space="0"/>
             </w:tcBorders>
             <w:tcMar>
               <w:top w:w="-1" w:type="dxa"/>
@@ -306,8 +304,14 @@
       </w:tr>
       <w:tr>
         <w:tblPrEx>
-          <w:tblW w:w="8522" w:type="dxa"/>
-          <w:jc w:val="center"/>
+          <w:tblBorders>
+            <w:top w:val="none" w:color="auto" w:sz="0" w:space="0"/>
+            <w:left w:val="none" w:color="auto" w:sz="0" w:space="0"/>
+            <w:bottom w:val="none" w:color="auto" w:sz="0" w:space="0"/>
+            <w:right w:val="none" w:color="auto" w:sz="0" w:space="0"/>
+            <w:insideH w:val="none" w:color="auto" w:sz="0" w:space="0"/>
+            <w:insideV w:val="none" w:color="auto" w:sz="0" w:space="0"/>
+          </w:tblBorders>
           <w:tblCellMar>
             <w:top w:w="0" w:type="dxa"/>
             <w:left w:w="108" w:type="dxa"/>
@@ -316,7 +320,7 @@
           </w:tblCellMar>
         </w:tblPrEx>
         <w:trPr>
-          <w:trHeight w:val="0"/>
+          <w:trHeight w:val="0" w:hRule="atLeast"/>
           <w:tblHeader/>
           <w:jc w:val="center"/>
         </w:trPr>
@@ -324,8 +328,8 @@
           <w:tcPr>
             <w:tcW w:w="1824" w:type="dxa"/>
             <w:tcBorders>
-              <w:top w:val="single" w:sz="4" w:space="0" w:color="auto"/>
-              <w:left w:val="single" w:sz="4" w:space="0" w:color="auto"/>
+              <w:top w:val="single" w:color="auto" w:sz="4" w:space="0"/>
+              <w:left w:val="single" w:color="auto" w:sz="4" w:space="0"/>
               <w:bottom w:val="nil"/>
               <w:right w:val="nil"/>
             </w:tcBorders>
@@ -371,8 +375,8 @@
           <w:tcPr>
             <w:tcW w:w="3090" w:type="dxa"/>
             <w:tcBorders>
-              <w:top w:val="single" w:sz="4" w:space="0" w:color="auto"/>
-              <w:left w:val="single" w:sz="4" w:space="0" w:color="auto"/>
+              <w:top w:val="single" w:color="auto" w:sz="4" w:space="0"/>
+              <w:left w:val="single" w:color="auto" w:sz="4" w:space="0"/>
               <w:bottom w:val="nil"/>
               <w:right w:val="nil"/>
             </w:tcBorders>
@@ -417,8 +421,8 @@
           <w:tcPr>
             <w:tcW w:w="1824" w:type="dxa"/>
             <w:tcBorders>
-              <w:top w:val="single" w:sz="4" w:space="0" w:color="auto"/>
-              <w:left w:val="single" w:sz="4" w:space="0" w:color="auto"/>
+              <w:top w:val="single" w:color="auto" w:sz="4" w:space="0"/>
+              <w:left w:val="single" w:color="auto" w:sz="4" w:space="0"/>
               <w:bottom w:val="nil"/>
               <w:right w:val="nil"/>
             </w:tcBorders>
@@ -464,10 +468,10 @@
           <w:tcPr>
             <w:tcW w:w="1784" w:type="dxa"/>
             <w:tcBorders>
-              <w:top w:val="single" w:sz="4" w:space="0" w:color="auto"/>
-              <w:left w:val="single" w:sz="4" w:space="0" w:color="auto"/>
+              <w:top w:val="single" w:color="auto" w:sz="4" w:space="0"/>
+              <w:left w:val="single" w:color="auto" w:sz="4" w:space="0"/>
               <w:bottom w:val="nil"/>
-              <w:right w:val="single" w:sz="4" w:space="0" w:color="auto"/>
+              <w:right w:val="single" w:color="auto" w:sz="4" w:space="0"/>
             </w:tcBorders>
             <w:tcMar>
               <w:top w:w="-1" w:type="dxa"/>
@@ -509,8 +513,14 @@
       </w:tr>
       <w:tr>
         <w:tblPrEx>
-          <w:tblW w:w="8522" w:type="dxa"/>
-          <w:jc w:val="center"/>
+          <w:tblBorders>
+            <w:top w:val="none" w:color="auto" w:sz="0" w:space="0"/>
+            <w:left w:val="none" w:color="auto" w:sz="0" w:space="0"/>
+            <w:bottom w:val="none" w:color="auto" w:sz="0" w:space="0"/>
+            <w:right w:val="none" w:color="auto" w:sz="0" w:space="0"/>
+            <w:insideH w:val="none" w:color="auto" w:sz="0" w:space="0"/>
+            <w:insideV w:val="none" w:color="auto" w:sz="0" w:space="0"/>
+          </w:tblBorders>
           <w:tblCellMar>
             <w:top w:w="0" w:type="dxa"/>
             <w:left w:w="108" w:type="dxa"/>
@@ -519,7 +529,7 @@
           </w:tblCellMar>
         </w:tblPrEx>
         <w:trPr>
-          <w:trHeight w:val="0"/>
+          <w:trHeight w:val="0" w:hRule="atLeast"/>
           <w:tblHeader/>
           <w:jc w:val="center"/>
         </w:trPr>
@@ -527,8 +537,8 @@
           <w:tcPr>
             <w:tcW w:w="1824" w:type="dxa"/>
             <w:tcBorders>
-              <w:top w:val="single" w:sz="4" w:space="0" w:color="auto"/>
-              <w:left w:val="single" w:sz="4" w:space="0" w:color="auto"/>
+              <w:top w:val="single" w:color="auto" w:sz="4" w:space="0"/>
+              <w:left w:val="single" w:color="auto" w:sz="4" w:space="0"/>
               <w:bottom w:val="nil"/>
               <w:right w:val="nil"/>
             </w:tcBorders>
@@ -574,8 +584,8 @@
           <w:tcPr>
             <w:tcW w:w="3090" w:type="dxa"/>
             <w:tcBorders>
-              <w:top w:val="single" w:sz="4" w:space="0" w:color="auto"/>
-              <w:left w:val="single" w:sz="4" w:space="0" w:color="auto"/>
+              <w:top w:val="single" w:color="auto" w:sz="4" w:space="0"/>
+              <w:left w:val="single" w:color="auto" w:sz="4" w:space="0"/>
               <w:bottom w:val="nil"/>
               <w:right w:val="nil"/>
             </w:tcBorders>
@@ -620,8 +630,8 @@
           <w:tcPr>
             <w:tcW w:w="1824" w:type="dxa"/>
             <w:tcBorders>
-              <w:top w:val="single" w:sz="4" w:space="0" w:color="auto"/>
-              <w:left w:val="single" w:sz="4" w:space="0" w:color="auto"/>
+              <w:top w:val="single" w:color="auto" w:sz="4" w:space="0"/>
+              <w:left w:val="single" w:color="auto" w:sz="4" w:space="0"/>
               <w:bottom w:val="nil"/>
               <w:right w:val="nil"/>
             </w:tcBorders>
@@ -667,10 +677,10 @@
           <w:tcPr>
             <w:tcW w:w="1784" w:type="dxa"/>
             <w:tcBorders>
-              <w:top w:val="single" w:sz="4" w:space="0" w:color="auto"/>
-              <w:left w:val="single" w:sz="4" w:space="0" w:color="auto"/>
+              <w:top w:val="single" w:color="auto" w:sz="4" w:space="0"/>
+              <w:left w:val="single" w:color="auto" w:sz="4" w:space="0"/>
               <w:bottom w:val="nil"/>
-              <w:right w:val="single" w:sz="4" w:space="0" w:color="auto"/>
+              <w:right w:val="single" w:color="auto" w:sz="4" w:space="0"/>
             </w:tcBorders>
             <w:tcMar>
               <w:top w:w="-1" w:type="dxa"/>
@@ -712,8 +722,14 @@
       </w:tr>
       <w:tr>
         <w:tblPrEx>
-          <w:tblW w:w="8522" w:type="dxa"/>
-          <w:jc w:val="center"/>
+          <w:tblBorders>
+            <w:top w:val="none" w:color="auto" w:sz="0" w:space="0"/>
+            <w:left w:val="none" w:color="auto" w:sz="0" w:space="0"/>
+            <w:bottom w:val="none" w:color="auto" w:sz="0" w:space="0"/>
+            <w:right w:val="none" w:color="auto" w:sz="0" w:space="0"/>
+            <w:insideH w:val="none" w:color="auto" w:sz="0" w:space="0"/>
+            <w:insideV w:val="none" w:color="auto" w:sz="0" w:space="0"/>
+          </w:tblBorders>
           <w:tblCellMar>
             <w:top w:w="0" w:type="dxa"/>
             <w:left w:w="108" w:type="dxa"/>
@@ -722,7 +738,7 @@
           </w:tblCellMar>
         </w:tblPrEx>
         <w:trPr>
-          <w:trHeight w:val="0"/>
+          <w:trHeight w:val="0" w:hRule="atLeast"/>
           <w:tblHeader/>
           <w:jc w:val="center"/>
         </w:trPr>
@@ -730,8 +746,8 @@
           <w:tcPr>
             <w:tcW w:w="1824" w:type="dxa"/>
             <w:tcBorders>
-              <w:top w:val="single" w:sz="4" w:space="0" w:color="auto"/>
-              <w:left w:val="single" w:sz="4" w:space="0" w:color="auto"/>
+              <w:top w:val="single" w:color="auto" w:sz="4" w:space="0"/>
+              <w:left w:val="single" w:color="auto" w:sz="4" w:space="0"/>
               <w:bottom w:val="nil"/>
               <w:right w:val="nil"/>
             </w:tcBorders>
@@ -777,8 +793,8 @@
           <w:tcPr>
             <w:tcW w:w="3090" w:type="dxa"/>
             <w:tcBorders>
-              <w:top w:val="single" w:sz="4" w:space="0" w:color="auto"/>
-              <w:left w:val="single" w:sz="4" w:space="0" w:color="auto"/>
+              <w:top w:val="single" w:color="auto" w:sz="4" w:space="0"/>
+              <w:left w:val="single" w:color="auto" w:sz="4" w:space="0"/>
               <w:bottom w:val="nil"/>
               <w:right w:val="nil"/>
             </w:tcBorders>
@@ -823,8 +839,8 @@
           <w:tcPr>
             <w:tcW w:w="1824" w:type="dxa"/>
             <w:tcBorders>
-              <w:top w:val="single" w:sz="4" w:space="0" w:color="auto"/>
-              <w:left w:val="single" w:sz="4" w:space="0" w:color="auto"/>
+              <w:top w:val="single" w:color="auto" w:sz="4" w:space="0"/>
+              <w:left w:val="single" w:color="auto" w:sz="4" w:space="0"/>
               <w:bottom w:val="nil"/>
               <w:right w:val="nil"/>
             </w:tcBorders>
@@ -870,10 +886,10 @@
           <w:tcPr>
             <w:tcW w:w="1784" w:type="dxa"/>
             <w:tcBorders>
-              <w:top w:val="single" w:sz="4" w:space="0" w:color="auto"/>
-              <w:left w:val="single" w:sz="4" w:space="0" w:color="auto"/>
+              <w:top w:val="single" w:color="auto" w:sz="4" w:space="0"/>
+              <w:left w:val="single" w:color="auto" w:sz="4" w:space="0"/>
               <w:bottom w:val="nil"/>
-              <w:right w:val="single" w:sz="4" w:space="0" w:color="auto"/>
+              <w:right w:val="single" w:color="auto" w:sz="4" w:space="0"/>
             </w:tcBorders>
             <w:tcMar>
               <w:top w:w="-1" w:type="dxa"/>
@@ -915,8 +931,14 @@
       </w:tr>
       <w:tr>
         <w:tblPrEx>
-          <w:tblW w:w="8522" w:type="dxa"/>
-          <w:jc w:val="center"/>
+          <w:tblBorders>
+            <w:top w:val="none" w:color="auto" w:sz="0" w:space="0"/>
+            <w:left w:val="none" w:color="auto" w:sz="0" w:space="0"/>
+            <w:bottom w:val="none" w:color="auto" w:sz="0" w:space="0"/>
+            <w:right w:val="none" w:color="auto" w:sz="0" w:space="0"/>
+            <w:insideH w:val="none" w:color="auto" w:sz="0" w:space="0"/>
+            <w:insideV w:val="none" w:color="auto" w:sz="0" w:space="0"/>
+          </w:tblBorders>
           <w:tblCellMar>
             <w:top w:w="0" w:type="dxa"/>
             <w:left w:w="108" w:type="dxa"/>
@@ -925,7 +947,7 @@
           </w:tblCellMar>
         </w:tblPrEx>
         <w:trPr>
-          <w:trHeight w:val="0"/>
+          <w:trHeight w:val="0" w:hRule="atLeast"/>
           <w:tblHeader/>
           <w:jc w:val="center"/>
         </w:trPr>
@@ -933,9 +955,9 @@
           <w:tcPr>
             <w:tcW w:w="1824" w:type="dxa"/>
             <w:tcBorders>
-              <w:top w:val="single" w:sz="4" w:space="0" w:color="auto"/>
-              <w:left w:val="single" w:sz="4" w:space="0" w:color="auto"/>
-              <w:bottom w:val="single" w:sz="4" w:space="0" w:color="auto"/>
+              <w:top w:val="single" w:color="auto" w:sz="4" w:space="0"/>
+              <w:left w:val="single" w:color="auto" w:sz="4" w:space="0"/>
+              <w:bottom w:val="single" w:color="auto" w:sz="4" w:space="0"/>
               <w:right w:val="nil"/>
             </w:tcBorders>
             <w:shd w:val="clear" w:color="auto" w:fill="AEAAAA" w:themeFill="background2" w:themeFillShade="BF"/>
@@ -980,9 +1002,9 @@
           <w:tcPr>
             <w:tcW w:w="3090" w:type="dxa"/>
             <w:tcBorders>
-              <w:top w:val="single" w:sz="4" w:space="0" w:color="auto"/>
-              <w:left w:val="single" w:sz="4" w:space="0" w:color="auto"/>
-              <w:bottom w:val="single" w:sz="4" w:space="0" w:color="auto"/>
+              <w:top w:val="single" w:color="auto" w:sz="4" w:space="0"/>
+              <w:left w:val="single" w:color="auto" w:sz="4" w:space="0"/>
+              <w:bottom w:val="single" w:color="auto" w:sz="4" w:space="0"/>
               <w:right w:val="nil"/>
             </w:tcBorders>
             <w:tcMar>
@@ -1026,9 +1048,9 @@
           <w:tcPr>
             <w:tcW w:w="1824" w:type="dxa"/>
             <w:tcBorders>
-              <w:top w:val="single" w:sz="4" w:space="0" w:color="auto"/>
-              <w:left w:val="single" w:sz="4" w:space="0" w:color="auto"/>
-              <w:bottom w:val="single" w:sz="4" w:space="0" w:color="auto"/>
+              <w:top w:val="single" w:color="auto" w:sz="4" w:space="0"/>
+              <w:left w:val="single" w:color="auto" w:sz="4" w:space="0"/>
+              <w:bottom w:val="single" w:color="auto" w:sz="4" w:space="0"/>
               <w:right w:val="nil"/>
             </w:tcBorders>
             <w:shd w:val="clear" w:color="auto" w:fill="AEAAAA" w:themeFill="background2" w:themeFillShade="BF"/>
@@ -1073,10 +1095,10 @@
           <w:tcPr>
             <w:tcW w:w="1784" w:type="dxa"/>
             <w:tcBorders>
-              <w:top w:val="single" w:sz="4" w:space="0" w:color="auto"/>
-              <w:left w:val="single" w:sz="4" w:space="0" w:color="auto"/>
-              <w:bottom w:val="single" w:sz="4" w:space="0" w:color="auto"/>
-              <w:right w:val="single" w:sz="4" w:space="0" w:color="auto"/>
+              <w:top w:val="single" w:color="auto" w:sz="4" w:space="0"/>
+              <w:left w:val="single" w:color="auto" w:sz="4" w:space="0"/>
+              <w:bottom w:val="single" w:color="auto" w:sz="4" w:space="0"/>
+              <w:right w:val="single" w:color="auto" w:sz="4" w:space="0"/>
             </w:tcBorders>
             <w:tcMar>
               <w:top w:w="-1" w:type="dxa"/>
@@ -1148,7 +1170,7 @@
     </w:p>
     <w:p>
       <w:pPr>
-        <w:pStyle w:val="a2"/>
+        <w:pStyle w:val="32"/>
         <w:keepNext w:val="0"/>
         <w:keepLines w:val="0"/>
         <w:pageBreakBefore w:val="0"/>
@@ -1183,17 +1205,18 @@
     </w:p>
     <w:tbl>
       <w:tblPr>
-        <w:tblStyle w:val="TableGrid"/>
+        <w:tblStyle w:val="23"/>
         <w:tblW w:w="8519" w:type="dxa"/>
         <w:jc w:val="center"/>
         <w:tblBorders>
-          <w:top w:val="nil"/>
-          <w:left w:val="nil"/>
-          <w:bottom w:val="nil"/>
-          <w:right w:val="nil"/>
-          <w:insideH w:val="nil"/>
-          <w:insideV w:val="nil"/>
+          <w:top w:val="none" w:color="auto" w:sz="0" w:space="0"/>
+          <w:left w:val="none" w:color="auto" w:sz="0" w:space="0"/>
+          <w:bottom w:val="none" w:color="auto" w:sz="0" w:space="0"/>
+          <w:right w:val="none" w:color="auto" w:sz="0" w:space="0"/>
+          <w:insideH w:val="none" w:color="auto" w:sz="0" w:space="0"/>
+          <w:insideV w:val="none" w:color="auto" w:sz="0" w:space="0"/>
         </w:tblBorders>
+        <w:tblLayout w:type="autofit"/>
         <w:tblCellMar>
           <w:top w:w="0" w:type="dxa"/>
           <w:left w:w="108" w:type="dxa"/>
@@ -1210,15 +1233,13 @@
       </w:tblGrid>
       <w:tr>
         <w:tblPrEx>
-          <w:tblW w:w="8519" w:type="dxa"/>
-          <w:jc w:val="center"/>
           <w:tblBorders>
-            <w:top w:val="nil"/>
-            <w:left w:val="nil"/>
-            <w:bottom w:val="nil"/>
-            <w:right w:val="nil"/>
-            <w:insideH w:val="nil"/>
-            <w:insideV w:val="nil"/>
+            <w:top w:val="none" w:color="auto" w:sz="0" w:space="0"/>
+            <w:left w:val="none" w:color="auto" w:sz="0" w:space="0"/>
+            <w:bottom w:val="none" w:color="auto" w:sz="0" w:space="0"/>
+            <w:right w:val="none" w:color="auto" w:sz="0" w:space="0"/>
+            <w:insideH w:val="none" w:color="auto" w:sz="0" w:space="0"/>
+            <w:insideV w:val="none" w:color="auto" w:sz="0" w:space="0"/>
           </w:tblBorders>
           <w:tblCellMar>
             <w:top w:w="0" w:type="dxa"/>
@@ -1228,7 +1249,7 @@
           </w:tblCellMar>
         </w:tblPrEx>
         <w:trPr>
-          <w:trHeight w:val="0"/>
+          <w:trHeight w:val="0" w:hRule="atLeast"/>
           <w:tblHeader/>
           <w:jc w:val="center"/>
         </w:trPr>
@@ -1236,8 +1257,8 @@
           <w:tcPr>
             <w:tcW w:w="0" w:type="auto"/>
             <w:tcBorders>
-              <w:top w:val="single" w:sz="12" w:space="0" w:color="auto"/>
-              <w:left w:val="single" w:sz="12" w:space="0" w:color="auto"/>
+              <w:top w:val="single" w:color="auto" w:sz="12" w:space="0"/>
+              <w:left w:val="single" w:color="auto" w:sz="12" w:space="0"/>
               <w:bottom w:val="nil"/>
               <w:right w:val="nil"/>
             </w:tcBorders>
@@ -1265,12 +1286,12 @@
               <w:adjustRightInd w:val="0"/>
               <w:snapToGrid w:val="0"/>
               <w:spacing w:line="240" w:lineRule="auto"/>
-              <w:ind w:left="0" w:right="0" w:firstLine="0" w:leftChars="0" w:rightChars="0" w:firstLineChars="0"/>
+              <w:ind w:left="0" w:leftChars="0" w:right="0" w:rightChars="0" w:firstLine="0" w:firstLineChars="0"/>
               <w:jc w:val="center"/>
               <w:textAlignment w:val="baseline"/>
               <w:rPr>
-                <w:rStyle w:val="Strong"/>
-                <w:rFonts w:ascii="微软雅黑" w:eastAsia="微软雅黑" w:hAnsi="微软雅黑" w:cs="微软雅黑" w:hint="default"/>
+                <w:rStyle w:val="25"/>
+                <w:rFonts w:hint="default" w:ascii="微软雅黑" w:hAnsi="微软雅黑" w:eastAsia="微软雅黑" w:cs="微软雅黑"/>
                 <w:b/>
                 <w:bCs/>
                 <w:i w:val="0"/>
@@ -1288,8 +1309,8 @@
             </w:pPr>
             <w:r>
               <w:rPr>
-                <w:rStyle w:val="Strong"/>
-                <w:rFonts w:ascii="微软雅黑" w:eastAsia="微软雅黑" w:hAnsi="微软雅黑" w:cs="微软雅黑" w:hint="eastAsia"/>
+                <w:rStyle w:val="25"/>
+                <w:rFonts w:hint="eastAsia" w:ascii="微软雅黑" w:hAnsi="微软雅黑" w:eastAsia="微软雅黑" w:cs="微软雅黑"/>
                 <w:b/>
                 <w:bCs/>
                 <w:i w:val="0"/>
@@ -1312,8 +1333,8 @@
           <w:tcPr>
             <w:tcW w:w="0" w:type="auto"/>
             <w:tcBorders>
-              <w:top w:val="single" w:sz="12" w:space="0" w:color="auto"/>
-              <w:left w:val="single" w:sz="4" w:space="0" w:color="auto"/>
+              <w:top w:val="single" w:color="auto" w:sz="12" w:space="0"/>
+              <w:left w:val="single" w:color="auto" w:sz="4" w:space="0"/>
               <w:bottom w:val="nil"/>
               <w:right w:val="nil"/>
             </w:tcBorders>
@@ -1341,12 +1362,12 @@
               <w:adjustRightInd w:val="0"/>
               <w:snapToGrid w:val="0"/>
               <w:spacing w:line="240" w:lineRule="auto"/>
-              <w:ind w:left="0" w:right="0" w:firstLine="0" w:leftChars="0" w:rightChars="0" w:firstLineChars="0"/>
+              <w:ind w:left="0" w:leftChars="0" w:right="0" w:rightChars="0" w:firstLine="0" w:firstLineChars="0"/>
               <w:jc w:val="center"/>
               <w:textAlignment w:val="baseline"/>
               <w:rPr>
-                <w:rStyle w:val="Strong"/>
-                <w:rFonts w:ascii="微软雅黑" w:eastAsia="微软雅黑" w:hAnsi="微软雅黑" w:cs="微软雅黑" w:hint="default"/>
+                <w:rStyle w:val="25"/>
+                <w:rFonts w:hint="default" w:ascii="微软雅黑" w:hAnsi="微软雅黑" w:eastAsia="微软雅黑" w:cs="微软雅黑"/>
                 <w:b/>
                 <w:bCs/>
                 <w:i w:val="0"/>
@@ -1364,8 +1385,8 @@
             </w:pPr>
             <w:r>
               <w:rPr>
-                <w:rStyle w:val="Strong"/>
-                <w:rFonts w:ascii="微软雅黑" w:eastAsia="微软雅黑" w:hAnsi="微软雅黑" w:cs="微软雅黑" w:hint="eastAsia"/>
+                <w:rStyle w:val="25"/>
+                <w:rFonts w:hint="eastAsia" w:ascii="微软雅黑" w:hAnsi="微软雅黑" w:eastAsia="微软雅黑" w:cs="微软雅黑"/>
                 <w:b/>
                 <w:bCs/>
                 <w:i w:val="0"/>
@@ -1388,8 +1409,8 @@
           <w:tcPr>
             <w:tcW w:w="0" w:type="auto"/>
             <w:tcBorders>
-              <w:top w:val="single" w:sz="12" w:space="0" w:color="auto"/>
-              <w:left w:val="single" w:sz="4" w:space="0" w:color="auto"/>
+              <w:top w:val="single" w:color="auto" w:sz="12" w:space="0"/>
+              <w:left w:val="single" w:color="auto" w:sz="4" w:space="0"/>
               <w:bottom w:val="nil"/>
               <w:right w:val="nil"/>
             </w:tcBorders>
@@ -1417,12 +1438,12 @@
               <w:adjustRightInd w:val="0"/>
               <w:snapToGrid w:val="0"/>
               <w:spacing w:line="240" w:lineRule="auto"/>
-              <w:ind w:left="0" w:right="0" w:firstLine="0" w:leftChars="0" w:rightChars="0" w:firstLineChars="0"/>
+              <w:ind w:left="0" w:leftChars="0" w:right="0" w:rightChars="0" w:firstLine="0" w:firstLineChars="0"/>
               <w:jc w:val="center"/>
               <w:textAlignment w:val="baseline"/>
               <w:rPr>
-                <w:rStyle w:val="Strong"/>
-                <w:rFonts w:ascii="微软雅黑" w:eastAsia="微软雅黑" w:hAnsi="微软雅黑" w:cs="微软雅黑" w:hint="default"/>
+                <w:rStyle w:val="25"/>
+                <w:rFonts w:hint="default" w:ascii="微软雅黑" w:hAnsi="微软雅黑" w:eastAsia="微软雅黑" w:cs="微软雅黑"/>
                 <w:b/>
                 <w:bCs/>
                 <w:i w:val="0"/>
@@ -1440,8 +1461,8 @@
             </w:pPr>
             <w:r>
               <w:rPr>
-                <w:rStyle w:val="Strong"/>
-                <w:rFonts w:ascii="微软雅黑" w:eastAsia="微软雅黑" w:hAnsi="微软雅黑" w:cs="微软雅黑" w:hint="eastAsia"/>
+                <w:rStyle w:val="25"/>
+                <w:rFonts w:hint="eastAsia" w:ascii="微软雅黑" w:hAnsi="微软雅黑" w:eastAsia="微软雅黑" w:cs="微软雅黑"/>
                 <w:b/>
                 <w:bCs/>
                 <w:i w:val="0"/>
@@ -1464,8 +1485,8 @@
           <w:tcPr>
             <w:tcW w:w="0" w:type="auto"/>
             <w:tcBorders>
-              <w:top w:val="single" w:sz="12" w:space="0" w:color="auto"/>
-              <w:left w:val="single" w:sz="4" w:space="0" w:color="auto"/>
+              <w:top w:val="single" w:color="auto" w:sz="12" w:space="0"/>
+              <w:left w:val="single" w:color="auto" w:sz="4" w:space="0"/>
               <w:bottom w:val="nil"/>
               <w:right w:val="nil"/>
             </w:tcBorders>
@@ -1493,12 +1514,12 @@
               <w:adjustRightInd w:val="0"/>
               <w:snapToGrid w:val="0"/>
               <w:spacing w:line="240" w:lineRule="auto"/>
-              <w:ind w:left="0" w:right="0" w:firstLine="0" w:leftChars="0" w:rightChars="0" w:firstLineChars="0"/>
+              <w:ind w:left="0" w:leftChars="0" w:right="0" w:rightChars="0" w:firstLine="0" w:firstLineChars="0"/>
               <w:jc w:val="center"/>
               <w:textAlignment w:val="baseline"/>
               <w:rPr>
-                <w:rStyle w:val="Strong"/>
-                <w:rFonts w:ascii="微软雅黑" w:eastAsia="微软雅黑" w:hAnsi="微软雅黑" w:cs="微软雅黑" w:hint="default"/>
+                <w:rStyle w:val="25"/>
+                <w:rFonts w:hint="default" w:ascii="微软雅黑" w:hAnsi="微软雅黑" w:eastAsia="微软雅黑" w:cs="微软雅黑"/>
                 <w:b/>
                 <w:bCs/>
                 <w:i w:val="0"/>
@@ -1516,8 +1537,8 @@
             </w:pPr>
             <w:r>
               <w:rPr>
-                <w:rStyle w:val="Strong"/>
-                <w:rFonts w:ascii="微软雅黑" w:eastAsia="微软雅黑" w:hAnsi="微软雅黑" w:cs="微软雅黑" w:hint="eastAsia"/>
+                <w:rStyle w:val="25"/>
+                <w:rFonts w:hint="eastAsia" w:ascii="微软雅黑" w:hAnsi="微软雅黑" w:eastAsia="微软雅黑" w:cs="微软雅黑"/>
                 <w:b/>
                 <w:bCs/>
                 <w:i w:val="0"/>
@@ -1540,10 +1561,10 @@
           <w:tcPr>
             <w:tcW w:w="1205" w:type="dxa"/>
             <w:tcBorders>
-              <w:top w:val="single" w:sz="12" w:space="0" w:color="auto"/>
-              <w:left w:val="single" w:sz="4" w:space="0" w:color="auto"/>
+              <w:top w:val="single" w:color="auto" w:sz="12" w:space="0"/>
+              <w:left w:val="single" w:color="auto" w:sz="4" w:space="0"/>
               <w:bottom w:val="nil"/>
-              <w:right w:val="single" w:sz="12" w:space="0" w:color="auto"/>
+              <w:right w:val="single" w:color="auto" w:sz="12" w:space="0"/>
             </w:tcBorders>
             <w:tcMar>
               <w:top w:w="-1" w:type="dxa"/>
@@ -1569,12 +1590,12 @@
               <w:adjustRightInd w:val="0"/>
               <w:snapToGrid w:val="0"/>
               <w:spacing w:line="240" w:lineRule="auto"/>
-              <w:ind w:left="0" w:right="0" w:firstLine="0" w:leftChars="0" w:rightChars="0" w:firstLineChars="0"/>
+              <w:ind w:left="0" w:leftChars="0" w:right="0" w:rightChars="0" w:firstLine="0" w:firstLineChars="0"/>
               <w:jc w:val="center"/>
               <w:textAlignment w:val="baseline"/>
               <w:rPr>
-                <w:rStyle w:val="Strong"/>
-                <w:rFonts w:ascii="微软雅黑" w:eastAsia="微软雅黑" w:hAnsi="微软雅黑" w:cs="微软雅黑" w:hint="default"/>
+                <w:rStyle w:val="25"/>
+                <w:rFonts w:hint="default" w:ascii="微软雅黑" w:hAnsi="微软雅黑" w:eastAsia="微软雅黑" w:cs="微软雅黑"/>
                 <w:b/>
                 <w:bCs/>
                 <w:i w:val="0"/>
@@ -1592,8 +1613,8 @@
             </w:pPr>
             <w:r>
               <w:rPr>
-                <w:rStyle w:val="Strong"/>
-                <w:rFonts w:ascii="微软雅黑" w:eastAsia="微软雅黑" w:hAnsi="微软雅黑" w:cs="微软雅黑" w:hint="eastAsia"/>
+                <w:rStyle w:val="25"/>
+                <w:rFonts w:hint="eastAsia" w:ascii="微软雅黑" w:hAnsi="微软雅黑" w:eastAsia="微软雅黑" w:cs="微软雅黑"/>
                 <w:b/>
                 <w:bCs/>
                 <w:i w:val="0"/>
@@ -1615,8 +1636,14 @@
       </w:tr>
       <w:tr>
         <w:tblPrEx>
-          <w:tblW w:w="8519" w:type="dxa"/>
-          <w:jc w:val="center"/>
+          <w:tblBorders>
+            <w:top w:val="none" w:color="auto" w:sz="0" w:space="0"/>
+            <w:left w:val="none" w:color="auto" w:sz="0" w:space="0"/>
+            <w:bottom w:val="none" w:color="auto" w:sz="0" w:space="0"/>
+            <w:right w:val="none" w:color="auto" w:sz="0" w:space="0"/>
+            <w:insideH w:val="none" w:color="auto" w:sz="0" w:space="0"/>
+            <w:insideV w:val="none" w:color="auto" w:sz="0" w:space="0"/>
+          </w:tblBorders>
           <w:tblCellMar>
             <w:top w:w="0" w:type="dxa"/>
             <w:left w:w="108" w:type="dxa"/>
@@ -1625,15 +1652,15 @@
           </w:tblCellMar>
         </w:tblPrEx>
         <w:trPr>
-          <w:trHeight w:val="0"/>
+          <w:trHeight w:val="0" w:hRule="atLeast"/>
           <w:jc w:val="center"/>
         </w:trPr>
         <w:tc>
           <w:tcPr>
             <w:tcW w:w="0" w:type="auto"/>
             <w:tcBorders>
-              <w:top w:val="single" w:sz="4" w:space="0" w:color="auto"/>
-              <w:left w:val="single" w:sz="12" w:space="0" w:color="auto"/>
+              <w:top w:val="single" w:color="auto" w:sz="4" w:space="0"/>
+              <w:left w:val="single" w:color="auto" w:sz="12" w:space="0"/>
               <w:bottom w:val="nil"/>
               <w:right w:val="nil"/>
             </w:tcBorders>
@@ -1661,12 +1688,12 @@
               <w:adjustRightInd w:val="0"/>
               <w:snapToGrid w:val="0"/>
               <w:spacing w:line="240" w:lineRule="auto"/>
-              <w:ind w:left="0" w:right="0" w:firstLine="0" w:leftChars="0" w:rightChars="0" w:firstLineChars="0"/>
+              <w:ind w:left="0" w:leftChars="0" w:right="0" w:rightChars="0" w:firstLine="0" w:firstLineChars="0"/>
               <w:jc w:val="center"/>
               <w:textAlignment w:val="baseline"/>
               <w:rPr>
-                <w:rStyle w:val="Strong"/>
-                <w:rFonts w:ascii="微软雅黑" w:eastAsia="微软雅黑" w:hAnsi="微软雅黑" w:cs="微软雅黑" w:hint="default"/>
+                <w:rStyle w:val="25"/>
+                <w:rFonts w:hint="default" w:ascii="微软雅黑" w:hAnsi="微软雅黑" w:eastAsia="微软雅黑" w:cs="微软雅黑"/>
                 <w:b w:val="0"/>
                 <w:bCs/>
                 <w:i w:val="0"/>
@@ -1684,8 +1711,8 @@
             </w:pPr>
             <w:r>
               <w:rPr>
-                <w:rStyle w:val="Strong"/>
-                <w:rFonts w:ascii="微软雅黑" w:eastAsia="微软雅黑" w:hAnsi="微软雅黑" w:cs="微软雅黑" w:hint="eastAsia"/>
+                <w:rStyle w:val="25"/>
+                <w:rFonts w:hint="eastAsia" w:ascii="微软雅黑" w:hAnsi="微软雅黑" w:eastAsia="微软雅黑" w:cs="微软雅黑"/>
                 <w:b w:val="0"/>
                 <w:bCs/>
                 <w:i w:val="0"/>
@@ -1703,8 +1730,8 @@
             </w:r>
             <w:r>
               <w:rPr>
-                <w:rStyle w:val="Strong"/>
-                <w:rFonts w:ascii="微软雅黑" w:eastAsia="微软雅黑" w:hAnsi="微软雅黑" w:cs="微软雅黑" w:hint="eastAsia"/>
+                <w:rStyle w:val="25"/>
+                <w:rFonts w:hint="eastAsia" w:ascii="微软雅黑" w:hAnsi="微软雅黑" w:eastAsia="微软雅黑" w:cs="微软雅黑"/>
                 <w:b w:val="0"/>
                 <w:bCs/>
                 <w:i w:val="0"/>
@@ -1727,8 +1754,8 @@
           <w:tcPr>
             <w:tcW w:w="0" w:type="auto"/>
             <w:tcBorders>
-              <w:top w:val="single" w:sz="4" w:space="0" w:color="auto"/>
-              <w:left w:val="single" w:sz="4" w:space="0" w:color="auto"/>
+              <w:top w:val="single" w:color="auto" w:sz="4" w:space="0"/>
+              <w:left w:val="single" w:color="auto" w:sz="4" w:space="0"/>
               <w:bottom w:val="nil"/>
               <w:right w:val="nil"/>
             </w:tcBorders>
@@ -1756,12 +1783,12 @@
               <w:adjustRightInd w:val="0"/>
               <w:snapToGrid w:val="0"/>
               <w:spacing w:line="240" w:lineRule="auto"/>
-              <w:ind w:left="0" w:right="0" w:firstLine="0" w:leftChars="0" w:rightChars="0" w:firstLineChars="0"/>
+              <w:ind w:left="0" w:leftChars="0" w:right="0" w:rightChars="0" w:firstLine="0" w:firstLineChars="0"/>
               <w:jc w:val="center"/>
               <w:textAlignment w:val="baseline"/>
               <w:rPr>
-                <w:rStyle w:val="Strong"/>
-                <w:rFonts w:ascii="微软雅黑" w:eastAsia="微软雅黑" w:hAnsi="微软雅黑" w:cs="微软雅黑" w:hint="default"/>
+                <w:rStyle w:val="25"/>
+                <w:rFonts w:hint="default" w:ascii="微软雅黑" w:hAnsi="微软雅黑" w:eastAsia="微软雅黑" w:cs="微软雅黑"/>
                 <w:b w:val="0"/>
                 <w:bCs/>
                 <w:i w:val="0"/>
@@ -1779,8 +1806,8 @@
             </w:pPr>
             <w:r>
               <w:rPr>
-                <w:rStyle w:val="Strong"/>
-                <w:rFonts w:ascii="微软雅黑" w:eastAsia="微软雅黑" w:hAnsi="微软雅黑" w:cs="微软雅黑" w:hint="eastAsia"/>
+                <w:rStyle w:val="25"/>
+                <w:rFonts w:hint="eastAsia" w:ascii="微软雅黑" w:hAnsi="微软雅黑" w:eastAsia="微软雅黑" w:cs="微软雅黑"/>
                 <w:b w:val="0"/>
                 <w:bCs/>
                 <w:i w:val="0"/>
@@ -1795,38 +1822,16 @@
                 <w:vertAlign w:val="baseline"/>
                 <w:lang w:val="en-US" w:eastAsia="zh-CN"/>
               </w:rPr>
-              <w:t>2026</w:t>
+              <w:t>2026.1.3</w:t>
             </w:r>
-            <w:bookmarkStart w:id="1" w:name="_GoBack"/>
-            <w:bookmarkEnd w:id="1"/>
-            <w:r>
-              <w:rPr>
-                <w:rStyle w:val="Strong"/>
-                <w:rFonts w:ascii="微软雅黑" w:eastAsia="微软雅黑" w:hAnsi="微软雅黑" w:cs="微软雅黑" w:hint="eastAsia"/>
-                <w:b w:val="0"/>
-                <w:bCs/>
-                <w:i w:val="0"/>
-                <w:iCs w:val="0"/>
-                <w:caps w:val="0"/>
-                <w:color w:val="auto"/>
-                <w:spacing w:val="0"/>
-                <w:sz w:val="24"/>
-                <w:szCs w:val="24"/>
-                <w:u w:val="none"/>
-                <w:shd w:val="clear" w:color="auto" w:fill="FFFFFF"/>
-                <w:vertAlign w:val="baseline"/>
-                <w:lang w:val="en-US" w:eastAsia="zh-CN"/>
-              </w:rPr>
-              <w:t>.1.3</w:t>
-            </w:r>
           </w:p>
         </w:tc>
         <w:tc>
           <w:tcPr>
             <w:tcW w:w="0" w:type="auto"/>
             <w:tcBorders>
-              <w:top w:val="single" w:sz="4" w:space="0" w:color="auto"/>
-              <w:left w:val="single" w:sz="4" w:space="0" w:color="auto"/>
+              <w:top w:val="single" w:color="auto" w:sz="4" w:space="0"/>
+              <w:left w:val="single" w:color="auto" w:sz="4" w:space="0"/>
               <w:bottom w:val="nil"/>
               <w:right w:val="nil"/>
             </w:tcBorders>
@@ -1854,12 +1859,12 @@
               <w:adjustRightInd w:val="0"/>
               <w:snapToGrid w:val="0"/>
               <w:spacing w:line="240" w:lineRule="auto"/>
-              <w:ind w:left="0" w:right="0" w:firstLine="0" w:leftChars="0" w:rightChars="0" w:firstLineChars="0"/>
+              <w:ind w:left="0" w:leftChars="0" w:right="0" w:rightChars="0" w:firstLine="0" w:firstLineChars="0"/>
               <w:jc w:val="center"/>
               <w:textAlignment w:val="baseline"/>
               <w:rPr>
-                <w:rStyle w:val="Strong"/>
-                <w:rFonts w:ascii="微软雅黑" w:eastAsia="微软雅黑" w:hAnsi="微软雅黑" w:cs="微软雅黑" w:hint="default"/>
+                <w:rStyle w:val="25"/>
+                <w:rFonts w:hint="default" w:ascii="微软雅黑" w:hAnsi="微软雅黑" w:eastAsia="微软雅黑" w:cs="微软雅黑"/>
                 <w:b w:val="0"/>
                 <w:bCs/>
                 <w:i w:val="0"/>
@@ -1877,8 +1882,8 @@
             </w:pPr>
             <w:r>
               <w:rPr>
-                <w:rStyle w:val="Strong"/>
-                <w:rFonts w:ascii="微软雅黑" w:eastAsia="微软雅黑" w:hAnsi="微软雅黑" w:cs="微软雅黑" w:hint="eastAsia"/>
+                <w:rStyle w:val="25"/>
+                <w:rFonts w:hint="eastAsia" w:ascii="微软雅黑" w:hAnsi="微软雅黑" w:eastAsia="微软雅黑" w:cs="微软雅黑"/>
                 <w:b w:val="0"/>
                 <w:bCs/>
                 <w:i w:val="0"/>
@@ -1901,8 +1906,8 @@
           <w:tcPr>
             <w:tcW w:w="0" w:type="auto"/>
             <w:tcBorders>
-              <w:top w:val="single" w:sz="4" w:space="0" w:color="auto"/>
-              <w:left w:val="single" w:sz="4" w:space="0" w:color="auto"/>
+              <w:top w:val="single" w:color="auto" w:sz="4" w:space="0"/>
+              <w:left w:val="single" w:color="auto" w:sz="4" w:space="0"/>
               <w:bottom w:val="nil"/>
               <w:right w:val="nil"/>
             </w:tcBorders>
@@ -1930,12 +1935,12 @@
               <w:adjustRightInd w:val="0"/>
               <w:snapToGrid w:val="0"/>
               <w:spacing w:line="240" w:lineRule="auto"/>
-              <w:ind w:left="0" w:right="0" w:firstLine="0" w:leftChars="0" w:rightChars="0" w:firstLineChars="0"/>
+              <w:ind w:left="0" w:leftChars="0" w:right="0" w:rightChars="0" w:firstLine="0" w:firstLineChars="0"/>
               <w:jc w:val="center"/>
               <w:textAlignment w:val="baseline"/>
               <w:rPr>
-                <w:rStyle w:val="Strong"/>
-                <w:rFonts w:ascii="微软雅黑" w:eastAsia="微软雅黑" w:hAnsi="微软雅黑" w:cs="微软雅黑" w:hint="default"/>
+                <w:rStyle w:val="25"/>
+                <w:rFonts w:hint="default" w:ascii="微软雅黑" w:hAnsi="微软雅黑" w:eastAsia="微软雅黑" w:cs="微软雅黑"/>
                 <w:b w:val="0"/>
                 <w:bCs/>
                 <w:i w:val="0"/>
@@ -1953,8 +1958,8 @@
             </w:pPr>
             <w:r>
               <w:rPr>
-                <w:rStyle w:val="Strong"/>
-                <w:rFonts w:ascii="微软雅黑" w:eastAsia="微软雅黑" w:hAnsi="微软雅黑" w:cs="微软雅黑" w:hint="eastAsia"/>
+                <w:rStyle w:val="25"/>
+                <w:rFonts w:hint="eastAsia" w:ascii="微软雅黑" w:hAnsi="微软雅黑" w:eastAsia="微软雅黑" w:cs="微软雅黑"/>
                 <w:b w:val="0"/>
                 <w:bCs/>
                 <w:i w:val="0"/>
@@ -1977,10 +1982,10 @@
           <w:tcPr>
             <w:tcW w:w="1205" w:type="dxa"/>
             <w:tcBorders>
-              <w:top w:val="single" w:sz="4" w:space="0" w:color="auto"/>
-              <w:left w:val="single" w:sz="4" w:space="0" w:color="auto"/>
+              <w:top w:val="single" w:color="auto" w:sz="4" w:space="0"/>
+              <w:left w:val="single" w:color="auto" w:sz="4" w:space="0"/>
               <w:bottom w:val="nil"/>
-              <w:right w:val="single" w:sz="12" w:space="0" w:color="auto"/>
+              <w:right w:val="single" w:color="auto" w:sz="12" w:space="0"/>
             </w:tcBorders>
             <w:tcMar>
               <w:top w:w="-1" w:type="dxa"/>
@@ -2006,12 +2011,12 @@
               <w:adjustRightInd w:val="0"/>
               <w:snapToGrid w:val="0"/>
               <w:spacing w:line="240" w:lineRule="auto"/>
-              <w:ind w:left="0" w:right="0" w:firstLine="0" w:leftChars="0" w:rightChars="0" w:firstLineChars="0"/>
+              <w:ind w:left="0" w:leftChars="0" w:right="0" w:rightChars="0" w:firstLine="0" w:firstLineChars="0"/>
               <w:jc w:val="center"/>
               <w:textAlignment w:val="baseline"/>
               <w:rPr>
-                <w:rStyle w:val="Strong"/>
-                <w:rFonts w:ascii="微软雅黑" w:eastAsia="微软雅黑" w:hAnsi="微软雅黑" w:cs="微软雅黑" w:hint="default"/>
+                <w:rStyle w:val="25"/>
+                <w:rFonts w:hint="default" w:ascii="微软雅黑" w:hAnsi="微软雅黑" w:eastAsia="微软雅黑" w:cs="微软雅黑"/>
                 <w:b w:val="0"/>
                 <w:bCs/>
                 <w:i w:val="0"/>
@@ -2032,8 +2037,14 @@
       </w:tr>
       <w:tr>
         <w:tblPrEx>
-          <w:tblW w:w="8519" w:type="dxa"/>
-          <w:jc w:val="center"/>
+          <w:tblBorders>
+            <w:top w:val="none" w:color="auto" w:sz="0" w:space="0"/>
+            <w:left w:val="none" w:color="auto" w:sz="0" w:space="0"/>
+            <w:bottom w:val="none" w:color="auto" w:sz="0" w:space="0"/>
+            <w:right w:val="none" w:color="auto" w:sz="0" w:space="0"/>
+            <w:insideH w:val="none" w:color="auto" w:sz="0" w:space="0"/>
+            <w:insideV w:val="none" w:color="auto" w:sz="0" w:space="0"/>
+          </w:tblBorders>
           <w:tblCellMar>
             <w:top w:w="0" w:type="dxa"/>
             <w:left w:w="108" w:type="dxa"/>
@@ -2042,15 +2053,15 @@
           </w:tblCellMar>
         </w:tblPrEx>
         <w:trPr>
-          <w:trHeight w:val="0"/>
+          <w:trHeight w:val="0" w:hRule="atLeast"/>
           <w:jc w:val="center"/>
         </w:trPr>
         <w:tc>
           <w:tcPr>
             <w:tcW w:w="0" w:type="auto"/>
             <w:tcBorders>
-              <w:top w:val="single" w:sz="4" w:space="0" w:color="auto"/>
-              <w:left w:val="single" w:sz="12" w:space="0" w:color="auto"/>
+              <w:top w:val="single" w:color="auto" w:sz="4" w:space="0"/>
+              <w:left w:val="single" w:color="auto" w:sz="12" w:space="0"/>
               <w:bottom w:val="nil"/>
               <w:right w:val="nil"/>
             </w:tcBorders>
@@ -2078,12 +2089,12 @@
               <w:adjustRightInd w:val="0"/>
               <w:snapToGrid w:val="0"/>
               <w:spacing w:line="240" w:lineRule="auto"/>
-              <w:ind w:left="0" w:right="0" w:firstLine="0" w:leftChars="0" w:rightChars="0" w:firstLineChars="0"/>
+              <w:ind w:left="0" w:leftChars="0" w:right="0" w:rightChars="0" w:firstLine="0" w:firstLineChars="0"/>
               <w:jc w:val="center"/>
               <w:textAlignment w:val="baseline"/>
               <w:rPr>
-                <w:rStyle w:val="Strong"/>
-                <w:rFonts w:ascii="微软雅黑" w:eastAsia="微软雅黑" w:hAnsi="微软雅黑" w:cs="微软雅黑" w:hint="default"/>
+                <w:rStyle w:val="25"/>
+                <w:rFonts w:hint="default" w:ascii="微软雅黑" w:hAnsi="微软雅黑" w:eastAsia="微软雅黑" w:cs="微软雅黑"/>
                 <w:b w:val="0"/>
                 <w:bCs/>
                 <w:i w:val="0"/>
@@ -2105,8 +2116,8 @@
           <w:tcPr>
             <w:tcW w:w="0" w:type="auto"/>
             <w:tcBorders>
-              <w:top w:val="single" w:sz="4" w:space="0" w:color="auto"/>
-              <w:left w:val="single" w:sz="4" w:space="0" w:color="auto"/>
+              <w:top w:val="single" w:color="auto" w:sz="4" w:space="0"/>
+              <w:left w:val="single" w:color="auto" w:sz="4" w:space="0"/>
               <w:bottom w:val="nil"/>
               <w:right w:val="nil"/>
             </w:tcBorders>
@@ -2134,12 +2145,12 @@
               <w:adjustRightInd w:val="0"/>
               <w:snapToGrid w:val="0"/>
               <w:spacing w:line="240" w:lineRule="auto"/>
-              <w:ind w:left="0" w:right="0" w:firstLine="0" w:leftChars="0" w:rightChars="0" w:firstLineChars="0"/>
+              <w:ind w:left="0" w:leftChars="0" w:right="0" w:rightChars="0" w:firstLine="0" w:firstLineChars="0"/>
               <w:jc w:val="center"/>
               <w:textAlignment w:val="baseline"/>
               <w:rPr>
-                <w:rStyle w:val="Strong"/>
-                <w:rFonts w:ascii="微软雅黑" w:eastAsia="微软雅黑" w:hAnsi="微软雅黑" w:cs="微软雅黑" w:hint="default"/>
+                <w:rStyle w:val="25"/>
+                <w:rFonts w:hint="default" w:ascii="微软雅黑" w:hAnsi="微软雅黑" w:eastAsia="微软雅黑" w:cs="微软雅黑"/>
                 <w:b w:val="0"/>
                 <w:bCs/>
                 <w:i w:val="0"/>
@@ -2161,8 +2172,8 @@
           <w:tcPr>
             <w:tcW w:w="0" w:type="auto"/>
             <w:tcBorders>
-              <w:top w:val="single" w:sz="4" w:space="0" w:color="auto"/>
-              <w:left w:val="single" w:sz="4" w:space="0" w:color="auto"/>
+              <w:top w:val="single" w:color="auto" w:sz="4" w:space="0"/>
+              <w:left w:val="single" w:color="auto" w:sz="4" w:space="0"/>
               <w:bottom w:val="nil"/>
               <w:right w:val="nil"/>
             </w:tcBorders>
@@ -2190,12 +2201,12 @@
               <w:adjustRightInd w:val="0"/>
               <w:snapToGrid w:val="0"/>
               <w:spacing w:line="240" w:lineRule="auto"/>
-              <w:ind w:left="0" w:right="0" w:firstLine="0" w:leftChars="0" w:rightChars="0" w:firstLineChars="0"/>
+              <w:ind w:left="0" w:leftChars="0" w:right="0" w:rightChars="0" w:firstLine="0" w:firstLineChars="0"/>
               <w:jc w:val="center"/>
               <w:textAlignment w:val="baseline"/>
               <w:rPr>
-                <w:rStyle w:val="Strong"/>
-                <w:rFonts w:ascii="微软雅黑" w:eastAsia="微软雅黑" w:hAnsi="微软雅黑" w:cs="微软雅黑" w:hint="default"/>
+                <w:rStyle w:val="25"/>
+                <w:rFonts w:hint="default" w:ascii="微软雅黑" w:hAnsi="微软雅黑" w:eastAsia="微软雅黑" w:cs="微软雅黑"/>
                 <w:b w:val="0"/>
                 <w:bCs/>
                 <w:i w:val="0"/>
@@ -2217,8 +2228,8 @@
           <w:tcPr>
             <w:tcW w:w="0" w:type="auto"/>
             <w:tcBorders>
-              <w:top w:val="single" w:sz="4" w:space="0" w:color="auto"/>
-              <w:left w:val="single" w:sz="4" w:space="0" w:color="auto"/>
+              <w:top w:val="single" w:color="auto" w:sz="4" w:space="0"/>
+              <w:left w:val="single" w:color="auto" w:sz="4" w:space="0"/>
               <w:bottom w:val="nil"/>
               <w:right w:val="nil"/>
             </w:tcBorders>
@@ -2246,12 +2257,12 @@
               <w:adjustRightInd w:val="0"/>
               <w:snapToGrid w:val="0"/>
               <w:spacing w:line="240" w:lineRule="auto"/>
-              <w:ind w:left="0" w:right="0" w:firstLine="0" w:leftChars="0" w:rightChars="0" w:firstLineChars="0"/>
+              <w:ind w:left="0" w:leftChars="0" w:right="0" w:rightChars="0" w:firstLine="0" w:firstLineChars="0"/>
               <w:jc w:val="center"/>
               <w:textAlignment w:val="baseline"/>
               <w:rPr>
-                <w:rStyle w:val="Strong"/>
-                <w:rFonts w:ascii="微软雅黑" w:eastAsia="微软雅黑" w:hAnsi="微软雅黑" w:cs="微软雅黑" w:hint="default"/>
+                <w:rStyle w:val="25"/>
+                <w:rFonts w:hint="default" w:ascii="微软雅黑" w:hAnsi="微软雅黑" w:eastAsia="微软雅黑" w:cs="微软雅黑"/>
                 <w:b w:val="0"/>
                 <w:bCs/>
                 <w:i w:val="0"/>
@@ -2273,10 +2284,10 @@
           <w:tcPr>
             <w:tcW w:w="1205" w:type="dxa"/>
             <w:tcBorders>
-              <w:top w:val="single" w:sz="4" w:space="0" w:color="auto"/>
-              <w:left w:val="single" w:sz="4" w:space="0" w:color="auto"/>
+              <w:top w:val="single" w:color="auto" w:sz="4" w:space="0"/>
+              <w:left w:val="single" w:color="auto" w:sz="4" w:space="0"/>
               <w:bottom w:val="nil"/>
-              <w:right w:val="single" w:sz="12" w:space="0" w:color="auto"/>
+              <w:right w:val="single" w:color="auto" w:sz="12" w:space="0"/>
             </w:tcBorders>
             <w:tcMar>
               <w:top w:w="-1" w:type="dxa"/>
@@ -2302,12 +2313,12 @@
               <w:adjustRightInd w:val="0"/>
               <w:snapToGrid w:val="0"/>
               <w:spacing w:line="240" w:lineRule="auto"/>
-              <w:ind w:left="0" w:right="0" w:firstLine="0" w:leftChars="0" w:rightChars="0" w:firstLineChars="0"/>
+              <w:ind w:left="0" w:leftChars="0" w:right="0" w:rightChars="0" w:firstLine="0" w:firstLineChars="0"/>
               <w:jc w:val="center"/>
               <w:textAlignment w:val="baseline"/>
               <w:rPr>
-                <w:rStyle w:val="Strong"/>
-                <w:rFonts w:ascii="微软雅黑" w:eastAsia="微软雅黑" w:hAnsi="微软雅黑" w:cs="微软雅黑" w:hint="default"/>
+                <w:rStyle w:val="25"/>
+                <w:rFonts w:hint="default" w:ascii="微软雅黑" w:hAnsi="微软雅黑" w:eastAsia="微软雅黑" w:cs="微软雅黑"/>
                 <w:b w:val="0"/>
                 <w:bCs/>
                 <w:i w:val="0"/>
@@ -2328,8 +2339,14 @@
       </w:tr>
       <w:tr>
         <w:tblPrEx>
-          <w:tblW w:w="8519" w:type="dxa"/>
-          <w:jc w:val="center"/>
+          <w:tblBorders>
+            <w:top w:val="none" w:color="auto" w:sz="0" w:space="0"/>
+            <w:left w:val="none" w:color="auto" w:sz="0" w:space="0"/>
+            <w:bottom w:val="none" w:color="auto" w:sz="0" w:space="0"/>
+            <w:right w:val="none" w:color="auto" w:sz="0" w:space="0"/>
+            <w:insideH w:val="none" w:color="auto" w:sz="0" w:space="0"/>
+            <w:insideV w:val="none" w:color="auto" w:sz="0" w:space="0"/>
+          </w:tblBorders>
           <w:tblCellMar>
             <w:top w:w="0" w:type="dxa"/>
             <w:left w:w="108" w:type="dxa"/>
@@ -2338,15 +2355,15 @@
           </w:tblCellMar>
         </w:tblPrEx>
         <w:trPr>
-          <w:trHeight w:val="0"/>
+          <w:trHeight w:val="0" w:hRule="atLeast"/>
           <w:jc w:val="center"/>
         </w:trPr>
         <w:tc>
           <w:tcPr>
             <w:tcW w:w="0" w:type="auto"/>
             <w:tcBorders>
-              <w:top w:val="single" w:sz="4" w:space="0" w:color="auto"/>
-              <w:left w:val="single" w:sz="12" w:space="0" w:color="auto"/>
+              <w:top w:val="single" w:color="auto" w:sz="4" w:space="0"/>
+              <w:left w:val="single" w:color="auto" w:sz="12" w:space="0"/>
               <w:bottom w:val="nil"/>
               <w:right w:val="nil"/>
             </w:tcBorders>
@@ -2374,12 +2391,12 @@
               <w:adjustRightInd w:val="0"/>
               <w:snapToGrid w:val="0"/>
               <w:spacing w:line="240" w:lineRule="auto"/>
-              <w:ind w:left="0" w:right="0" w:firstLine="0" w:leftChars="0" w:rightChars="0" w:firstLineChars="0"/>
+              <w:ind w:left="0" w:leftChars="0" w:right="0" w:rightChars="0" w:firstLine="0" w:firstLineChars="0"/>
               <w:jc w:val="center"/>
               <w:textAlignment w:val="baseline"/>
               <w:rPr>
-                <w:rStyle w:val="Strong"/>
-                <w:rFonts w:ascii="微软雅黑" w:eastAsia="微软雅黑" w:hAnsi="微软雅黑" w:cs="微软雅黑" w:hint="default"/>
+                <w:rStyle w:val="25"/>
+                <w:rFonts w:hint="default" w:ascii="微软雅黑" w:hAnsi="微软雅黑" w:eastAsia="微软雅黑" w:cs="微软雅黑"/>
                 <w:b w:val="0"/>
                 <w:bCs/>
                 <w:i w:val="0"/>
@@ -2401,8 +2418,8 @@
           <w:tcPr>
             <w:tcW w:w="0" w:type="auto"/>
             <w:tcBorders>
-              <w:top w:val="single" w:sz="4" w:space="0" w:color="auto"/>
-              <w:left w:val="single" w:sz="4" w:space="0" w:color="auto"/>
+              <w:top w:val="single" w:color="auto" w:sz="4" w:space="0"/>
+              <w:left w:val="single" w:color="auto" w:sz="4" w:space="0"/>
               <w:bottom w:val="nil"/>
               <w:right w:val="nil"/>
             </w:tcBorders>
@@ -2430,12 +2447,12 @@
               <w:adjustRightInd w:val="0"/>
               <w:snapToGrid w:val="0"/>
               <w:spacing w:line="240" w:lineRule="auto"/>
-              <w:ind w:left="0" w:right="0" w:firstLine="0" w:leftChars="0" w:rightChars="0" w:firstLineChars="0"/>
+              <w:ind w:left="0" w:leftChars="0" w:right="0" w:rightChars="0" w:firstLine="0" w:firstLineChars="0"/>
               <w:jc w:val="center"/>
               <w:textAlignment w:val="baseline"/>
               <w:rPr>
-                <w:rStyle w:val="Strong"/>
-                <w:rFonts w:ascii="微软雅黑" w:eastAsia="微软雅黑" w:hAnsi="微软雅黑" w:cs="微软雅黑" w:hint="default"/>
+                <w:rStyle w:val="25"/>
+                <w:rFonts w:hint="default" w:ascii="微软雅黑" w:hAnsi="微软雅黑" w:eastAsia="微软雅黑" w:cs="微软雅黑"/>
                 <w:b w:val="0"/>
                 <w:bCs/>
                 <w:i w:val="0"/>
@@ -2457,8 +2474,8 @@
           <w:tcPr>
             <w:tcW w:w="0" w:type="auto"/>
             <w:tcBorders>
-              <w:top w:val="single" w:sz="4" w:space="0" w:color="auto"/>
-              <w:left w:val="single" w:sz="4" w:space="0" w:color="auto"/>
+              <w:top w:val="single" w:color="auto" w:sz="4" w:space="0"/>
+              <w:left w:val="single" w:color="auto" w:sz="4" w:space="0"/>
               <w:bottom w:val="nil"/>
               <w:right w:val="nil"/>
             </w:tcBorders>
@@ -2486,12 +2503,12 @@
               <w:adjustRightInd w:val="0"/>
               <w:snapToGrid w:val="0"/>
               <w:spacing w:line="240" w:lineRule="auto"/>
-              <w:ind w:left="0" w:right="0" w:firstLine="0" w:leftChars="0" w:rightChars="0" w:firstLineChars="0"/>
+              <w:ind w:left="0" w:leftChars="0" w:right="0" w:rightChars="0" w:firstLine="0" w:firstLineChars="0"/>
               <w:jc w:val="center"/>
               <w:textAlignment w:val="baseline"/>
               <w:rPr>
-                <w:rStyle w:val="Strong"/>
-                <w:rFonts w:ascii="微软雅黑" w:eastAsia="微软雅黑" w:hAnsi="微软雅黑" w:cs="微软雅黑" w:hint="default"/>
+                <w:rStyle w:val="25"/>
+                <w:rFonts w:hint="default" w:ascii="微软雅黑" w:hAnsi="微软雅黑" w:eastAsia="微软雅黑" w:cs="微软雅黑"/>
                 <w:b w:val="0"/>
                 <w:bCs/>
                 <w:i w:val="0"/>
@@ -2513,8 +2530,8 @@
           <w:tcPr>
             <w:tcW w:w="0" w:type="auto"/>
             <w:tcBorders>
-              <w:top w:val="single" w:sz="4" w:space="0" w:color="auto"/>
-              <w:left w:val="single" w:sz="4" w:space="0" w:color="auto"/>
+              <w:top w:val="single" w:color="auto" w:sz="4" w:space="0"/>
+              <w:left w:val="single" w:color="auto" w:sz="4" w:space="0"/>
               <w:bottom w:val="nil"/>
               <w:right w:val="nil"/>
             </w:tcBorders>
@@ -2542,12 +2559,12 @@
               <w:adjustRightInd w:val="0"/>
               <w:snapToGrid w:val="0"/>
               <w:spacing w:line="240" w:lineRule="auto"/>
-              <w:ind w:left="0" w:right="0" w:firstLine="0" w:leftChars="0" w:rightChars="0" w:firstLineChars="0"/>
+              <w:ind w:left="0" w:leftChars="0" w:right="0" w:rightChars="0" w:firstLine="0" w:firstLineChars="0"/>
               <w:jc w:val="center"/>
               <w:textAlignment w:val="baseline"/>
               <w:rPr>
-                <w:rStyle w:val="Strong"/>
-                <w:rFonts w:ascii="微软雅黑" w:eastAsia="微软雅黑" w:hAnsi="微软雅黑" w:cs="微软雅黑" w:hint="default"/>
+                <w:rStyle w:val="25"/>
+                <w:rFonts w:hint="default" w:ascii="微软雅黑" w:hAnsi="微软雅黑" w:eastAsia="微软雅黑" w:cs="微软雅黑"/>
                 <w:b w:val="0"/>
                 <w:bCs/>
                 <w:i w:val="0"/>
@@ -2569,10 +2586,10 @@
           <w:tcPr>
             <w:tcW w:w="1205" w:type="dxa"/>
             <w:tcBorders>
-              <w:top w:val="single" w:sz="4" w:space="0" w:color="auto"/>
-              <w:left w:val="single" w:sz="4" w:space="0" w:color="auto"/>
+              <w:top w:val="single" w:color="auto" w:sz="4" w:space="0"/>
+              <w:left w:val="single" w:color="auto" w:sz="4" w:space="0"/>
               <w:bottom w:val="nil"/>
-              <w:right w:val="single" w:sz="12" w:space="0" w:color="auto"/>
+              <w:right w:val="single" w:color="auto" w:sz="12" w:space="0"/>
             </w:tcBorders>
             <w:tcMar>
               <w:top w:w="-1" w:type="dxa"/>
@@ -2598,12 +2615,12 @@
               <w:adjustRightInd w:val="0"/>
               <w:snapToGrid w:val="0"/>
               <w:spacing w:line="240" w:lineRule="auto"/>
-              <w:ind w:left="0" w:right="0" w:firstLine="0" w:leftChars="0" w:rightChars="0" w:firstLineChars="0"/>
+              <w:ind w:left="0" w:leftChars="0" w:right="0" w:rightChars="0" w:firstLine="0" w:firstLineChars="0"/>
               <w:jc w:val="center"/>
               <w:textAlignment w:val="baseline"/>
               <w:rPr>
-                <w:rStyle w:val="Strong"/>
-                <w:rFonts w:ascii="微软雅黑" w:eastAsia="微软雅黑" w:hAnsi="微软雅黑" w:cs="微软雅黑" w:hint="default"/>
+                <w:rStyle w:val="25"/>
+                <w:rFonts w:hint="default" w:ascii="微软雅黑" w:hAnsi="微软雅黑" w:eastAsia="微软雅黑" w:cs="微软雅黑"/>
                 <w:b w:val="0"/>
                 <w:bCs/>
                 <w:i w:val="0"/>
@@ -2624,8 +2641,14 @@
       </w:tr>
       <w:tr>
         <w:tblPrEx>
-          <w:tblW w:w="8519" w:type="dxa"/>
-          <w:jc w:val="center"/>
+          <w:tblBorders>
+            <w:top w:val="none" w:color="auto" w:sz="0" w:space="0"/>
+            <w:left w:val="none" w:color="auto" w:sz="0" w:space="0"/>
+            <w:bottom w:val="none" w:color="auto" w:sz="0" w:space="0"/>
+            <w:right w:val="none" w:color="auto" w:sz="0" w:space="0"/>
+            <w:insideH w:val="none" w:color="auto" w:sz="0" w:space="0"/>
+            <w:insideV w:val="none" w:color="auto" w:sz="0" w:space="0"/>
+          </w:tblBorders>
           <w:tblCellMar>
             <w:top w:w="0" w:type="dxa"/>
             <w:left w:w="108" w:type="dxa"/>
@@ -2634,16 +2657,16 @@
           </w:tblCellMar>
         </w:tblPrEx>
         <w:trPr>
-          <w:trHeight w:val="0"/>
+          <w:trHeight w:val="0" w:hRule="atLeast"/>
           <w:jc w:val="center"/>
         </w:trPr>
         <w:tc>
           <w:tcPr>
             <w:tcW w:w="1621" w:type="dxa"/>
             <w:tcBorders>
-              <w:top w:val="single" w:sz="4" w:space="0" w:color="auto"/>
-              <w:left w:val="single" w:sz="12" w:space="0" w:color="auto"/>
-              <w:bottom w:val="single" w:sz="12" w:space="0" w:color="auto"/>
+              <w:top w:val="single" w:color="auto" w:sz="4" w:space="0"/>
+              <w:left w:val="single" w:color="auto" w:sz="12" w:space="0"/>
+              <w:bottom w:val="single" w:color="auto" w:sz="12" w:space="0"/>
               <w:right w:val="nil"/>
             </w:tcBorders>
             <w:tcMar>
@@ -2670,12 +2693,12 @@
               <w:adjustRightInd w:val="0"/>
               <w:snapToGrid w:val="0"/>
               <w:spacing w:line="240" w:lineRule="auto"/>
-              <w:ind w:left="0" w:right="0" w:firstLine="0" w:leftChars="0" w:rightChars="0" w:firstLineChars="0"/>
+              <w:ind w:left="0" w:leftChars="0" w:right="0" w:rightChars="0" w:firstLine="0" w:firstLineChars="0"/>
               <w:jc w:val="center"/>
               <w:textAlignment w:val="baseline"/>
               <w:rPr>
-                <w:rStyle w:val="Strong"/>
-                <w:rFonts w:ascii="微软雅黑" w:eastAsia="微软雅黑" w:hAnsi="微软雅黑" w:cs="微软雅黑" w:hint="default"/>
+                <w:rStyle w:val="25"/>
+                <w:rFonts w:hint="default" w:ascii="微软雅黑" w:hAnsi="微软雅黑" w:eastAsia="微软雅黑" w:cs="微软雅黑"/>
                 <w:b w:val="0"/>
                 <w:bCs/>
                 <w:i w:val="0"/>
@@ -2697,9 +2720,9 @@
           <w:tcPr>
             <w:tcW w:w="2036" w:type="dxa"/>
             <w:tcBorders>
-              <w:top w:val="single" w:sz="4" w:space="0" w:color="auto"/>
-              <w:left w:val="single" w:sz="4" w:space="0" w:color="auto"/>
-              <w:bottom w:val="single" w:sz="12" w:space="0" w:color="auto"/>
+              <w:top w:val="single" w:color="auto" w:sz="4" w:space="0"/>
+              <w:left w:val="single" w:color="auto" w:sz="4" w:space="0"/>
+              <w:bottom w:val="single" w:color="auto" w:sz="12" w:space="0"/>
               <w:right w:val="nil"/>
             </w:tcBorders>
             <w:tcMar>
@@ -2726,12 +2749,12 @@
               <w:adjustRightInd w:val="0"/>
               <w:snapToGrid w:val="0"/>
               <w:spacing w:line="240" w:lineRule="auto"/>
-              <w:ind w:left="0" w:right="0" w:firstLine="0" w:leftChars="0" w:rightChars="0" w:firstLineChars="0"/>
+              <w:ind w:left="0" w:leftChars="0" w:right="0" w:rightChars="0" w:firstLine="0" w:firstLineChars="0"/>
               <w:jc w:val="center"/>
               <w:textAlignment w:val="baseline"/>
               <w:rPr>
-                <w:rStyle w:val="Strong"/>
-                <w:rFonts w:ascii="微软雅黑" w:eastAsia="微软雅黑" w:hAnsi="微软雅黑" w:cs="微软雅黑" w:hint="default"/>
+                <w:rStyle w:val="25"/>
+                <w:rFonts w:hint="default" w:ascii="微软雅黑" w:hAnsi="微软雅黑" w:eastAsia="微软雅黑" w:cs="微软雅黑"/>
                 <w:b w:val="0"/>
                 <w:bCs/>
                 <w:i w:val="0"/>
@@ -2753,9 +2776,9 @@
           <w:tcPr>
             <w:tcW w:w="1621" w:type="dxa"/>
             <w:tcBorders>
-              <w:top w:val="single" w:sz="4" w:space="0" w:color="auto"/>
-              <w:left w:val="single" w:sz="4" w:space="0" w:color="auto"/>
-              <w:bottom w:val="single" w:sz="12" w:space="0" w:color="auto"/>
+              <w:top w:val="single" w:color="auto" w:sz="4" w:space="0"/>
+              <w:left w:val="single" w:color="auto" w:sz="4" w:space="0"/>
+              <w:bottom w:val="single" w:color="auto" w:sz="12" w:space="0"/>
               <w:right w:val="nil"/>
             </w:tcBorders>
             <w:tcMar>
@@ -2782,12 +2805,12 @@
               <w:adjustRightInd w:val="0"/>
               <w:snapToGrid w:val="0"/>
               <w:spacing w:line="240" w:lineRule="auto"/>
-              <w:ind w:left="0" w:right="0" w:firstLine="0" w:leftChars="0" w:rightChars="0" w:firstLineChars="0"/>
+              <w:ind w:left="0" w:leftChars="0" w:right="0" w:rightChars="0" w:firstLine="0" w:firstLineChars="0"/>
               <w:jc w:val="center"/>
               <w:textAlignment w:val="baseline"/>
               <w:rPr>
-                <w:rStyle w:val="Strong"/>
-                <w:rFonts w:ascii="微软雅黑" w:eastAsia="微软雅黑" w:hAnsi="微软雅黑" w:cs="微软雅黑" w:hint="default"/>
+                <w:rStyle w:val="25"/>
+                <w:rFonts w:hint="default" w:ascii="微软雅黑" w:hAnsi="微软雅黑" w:eastAsia="微软雅黑" w:cs="微软雅黑"/>
                 <w:b w:val="0"/>
                 <w:bCs/>
                 <w:i w:val="0"/>
@@ -2809,9 +2832,9 @@
           <w:tcPr>
             <w:tcW w:w="2036" w:type="dxa"/>
             <w:tcBorders>
-              <w:top w:val="single" w:sz="4" w:space="0" w:color="auto"/>
-              <w:left w:val="single" w:sz="4" w:space="0" w:color="auto"/>
-              <w:bottom w:val="single" w:sz="12" w:space="0" w:color="auto"/>
+              <w:top w:val="single" w:color="auto" w:sz="4" w:space="0"/>
+              <w:left w:val="single" w:color="auto" w:sz="4" w:space="0"/>
+              <w:bottom w:val="single" w:color="auto" w:sz="12" w:space="0"/>
               <w:right w:val="nil"/>
             </w:tcBorders>
             <w:tcMar>
@@ -2838,12 +2861,12 @@
               <w:adjustRightInd w:val="0"/>
               <w:snapToGrid w:val="0"/>
               <w:spacing w:line="240" w:lineRule="auto"/>
-              <w:ind w:left="0" w:right="0" w:firstLine="0" w:leftChars="0" w:rightChars="0" w:firstLineChars="0"/>
+              <w:ind w:left="0" w:leftChars="0" w:right="0" w:rightChars="0" w:firstLine="0" w:firstLineChars="0"/>
               <w:jc w:val="center"/>
               <w:textAlignment w:val="baseline"/>
               <w:rPr>
-                <w:rStyle w:val="Strong"/>
-                <w:rFonts w:ascii="微软雅黑" w:eastAsia="微软雅黑" w:hAnsi="微软雅黑" w:cs="微软雅黑" w:hint="default"/>
+                <w:rStyle w:val="25"/>
+                <w:rFonts w:hint="default" w:ascii="微软雅黑" w:hAnsi="微软雅黑" w:eastAsia="微软雅黑" w:cs="微软雅黑"/>
                 <w:b w:val="0"/>
                 <w:bCs/>
                 <w:i w:val="0"/>
@@ -2865,10 +2888,10 @@
           <w:tcPr>
             <w:tcW w:w="1205" w:type="dxa"/>
             <w:tcBorders>
-              <w:top w:val="single" w:sz="4" w:space="0" w:color="auto"/>
-              <w:left w:val="single" w:sz="4" w:space="0" w:color="auto"/>
-              <w:bottom w:val="single" w:sz="12" w:space="0" w:color="auto"/>
-              <w:right w:val="single" w:sz="12" w:space="0" w:color="auto"/>
+              <w:top w:val="single" w:color="auto" w:sz="4" w:space="0"/>
+              <w:left w:val="single" w:color="auto" w:sz="4" w:space="0"/>
+              <w:bottom w:val="single" w:color="auto" w:sz="12" w:space="0"/>
+              <w:right w:val="single" w:color="auto" w:sz="12" w:space="0"/>
             </w:tcBorders>
             <w:tcMar>
               <w:top w:w="-1" w:type="dxa"/>
@@ -2894,12 +2917,12 @@
               <w:adjustRightInd w:val="0"/>
               <w:snapToGrid w:val="0"/>
               <w:spacing w:line="240" w:lineRule="auto"/>
-              <w:ind w:left="0" w:right="0" w:firstLine="0" w:leftChars="0" w:rightChars="0" w:firstLineChars="0"/>
+              <w:ind w:left="0" w:leftChars="0" w:right="0" w:rightChars="0" w:firstLine="0" w:firstLineChars="0"/>
               <w:jc w:val="center"/>
               <w:textAlignment w:val="baseline"/>
               <w:rPr>
-                <w:rStyle w:val="Strong"/>
-                <w:rFonts w:ascii="微软雅黑" w:eastAsia="微软雅黑" w:hAnsi="微软雅黑" w:cs="微软雅黑" w:hint="default"/>
+                <w:rStyle w:val="25"/>
+                <w:rFonts w:hint="default" w:ascii="微软雅黑" w:hAnsi="微软雅黑" w:eastAsia="微软雅黑" w:cs="微软雅黑"/>
                 <w:b w:val="0"/>
                 <w:bCs/>
                 <w:i w:val="0"/>
@@ -2938,8 +2961,8 @@
       </w:pPr>
       <w:r>
         <w:rPr>
-          <w:rStyle w:val="Strong"/>
-          <w:rFonts w:ascii="微软雅黑" w:eastAsia="微软雅黑" w:hAnsi="微软雅黑" w:cs="微软雅黑" w:hint="default"/>
+          <w:rStyle w:val="25"/>
+          <w:rFonts w:hint="default" w:ascii="微软雅黑" w:hAnsi="微软雅黑" w:eastAsia="微软雅黑" w:cs="微软雅黑"/>
           <w:b w:val="0"/>
           <w:bCs/>
           <w:i w:val="0"/>
@@ -2959,7 +2982,7 @@
     <w:sdt>
       <w:sdtPr>
         <w:rPr>
-          <w:rFonts w:ascii="宋体" w:eastAsia="宋体" w:hAnsi="宋体" w:cs="Arial"/>
+          <w:rFonts w:ascii="宋体" w:hAnsi="宋体" w:eastAsia="宋体" w:cs="Arial"/>
           <w:snapToGrid w:val="0"/>
           <w:color w:val="000000"/>
           <w:kern w:val="0"/>
@@ -2975,7 +2998,7 @@
       </w:sdtPr>
       <w:sdtEndPr>
         <w:rPr>
-          <w:rFonts w:ascii="宋体" w:eastAsia="宋体" w:hAnsi="宋体" w:cs="Arial"/>
+          <w:rFonts w:ascii="宋体" w:hAnsi="宋体" w:eastAsia="宋体" w:cs="Arial"/>
           <w:snapToGrid w:val="0"/>
           <w:color w:val="000000"/>
           <w:kern w:val="0"/>
@@ -3001,13 +3024,13 @@
             <w:adjustRightInd w:val="0"/>
             <w:snapToGrid w:val="0"/>
             <w:spacing w:before="0" w:beforeLines="0" w:after="0" w:afterLines="0" w:line="240" w:lineRule="auto"/>
-            <w:ind w:left="0" w:right="0" w:firstLine="0" w:leftChars="0" w:rightChars="0" w:firstLineChars="0"/>
+            <w:ind w:left="0" w:leftChars="0" w:right="0" w:rightChars="0" w:firstLine="0" w:firstLineChars="0"/>
             <w:jc w:val="center"/>
             <w:textAlignment w:val="baseline"/>
           </w:pPr>
           <w:r>
             <w:rPr>
-              <w:rFonts w:ascii="宋体" w:eastAsia="宋体" w:hAnsi="宋体"/>
+              <w:rFonts w:ascii="宋体" w:hAnsi="宋体" w:eastAsia="宋体"/>
               <w:sz w:val="21"/>
             </w:rPr>
             <w:t>目录</w:t>
@@ -3015,7 +3038,7 @@
         </w:p>
         <w:p>
           <w:pPr>
-            <w:pStyle w:val="TOC1"/>
+            <w:pStyle w:val="16"/>
             <w:tabs>
               <w:tab w:val="right" w:leader="dot" w:pos="8306"/>
             </w:tabs>
@@ -3069,7 +3092,7 @@
         </w:p>
         <w:p>
           <w:pPr>
-            <w:pStyle w:val="TOC1"/>
+            <w:pStyle w:val="16"/>
             <w:tabs>
               <w:tab w:val="right" w:leader="dot" w:pos="8306"/>
             </w:tabs>
@@ -3114,7 +3137,7 @@
         </w:p>
         <w:p>
           <w:pPr>
-            <w:pStyle w:val="TOC2"/>
+            <w:pStyle w:val="18"/>
             <w:tabs>
               <w:tab w:val="right" w:leader="dot" w:pos="8306"/>
             </w:tabs>
@@ -3159,7 +3182,7 @@
         </w:p>
         <w:p>
           <w:pPr>
-            <w:pStyle w:val="TOC2"/>
+            <w:pStyle w:val="18"/>
             <w:tabs>
               <w:tab w:val="right" w:leader="dot" w:pos="8306"/>
             </w:tabs>
@@ -3204,7 +3227,7 @@
         </w:p>
         <w:p>
           <w:pPr>
-            <w:pStyle w:val="TOC2"/>
+            <w:pStyle w:val="18"/>
             <w:tabs>
               <w:tab w:val="right" w:leader="dot" w:pos="8306"/>
             </w:tabs>
@@ -3249,7 +3272,7 @@
         </w:p>
         <w:p>
           <w:pPr>
-            <w:pStyle w:val="TOC1"/>
+            <w:pStyle w:val="16"/>
             <w:tabs>
               <w:tab w:val="right" w:leader="dot" w:pos="8306"/>
             </w:tabs>
@@ -3294,7 +3317,7 @@
         </w:p>
         <w:p>
           <w:pPr>
-            <w:pStyle w:val="TOC1"/>
+            <w:pStyle w:val="16"/>
             <w:tabs>
               <w:tab w:val="right" w:leader="dot" w:pos="8306"/>
             </w:tabs>
@@ -3339,7 +3362,7 @@
         </w:p>
         <w:p>
           <w:pPr>
-            <w:pStyle w:val="TOC1"/>
+            <w:pStyle w:val="16"/>
             <w:tabs>
               <w:tab w:val="right" w:leader="dot" w:pos="8306"/>
             </w:tabs>
@@ -3384,7 +3407,7 @@
         </w:p>
         <w:p>
           <w:pPr>
-            <w:pStyle w:val="TOC2"/>
+            <w:pStyle w:val="18"/>
             <w:tabs>
               <w:tab w:val="right" w:leader="dot" w:pos="8306"/>
             </w:tabs>
@@ -3429,7 +3452,7 @@
         </w:p>
         <w:p>
           <w:pPr>
-            <w:pStyle w:val="TOC2"/>
+            <w:pStyle w:val="18"/>
             <w:tabs>
               <w:tab w:val="right" w:leader="dot" w:pos="8306"/>
             </w:tabs>
@@ -3474,7 +3497,7 @@
         </w:p>
         <w:p>
           <w:pPr>
-            <w:pStyle w:val="TOC2"/>
+            <w:pStyle w:val="18"/>
             <w:tabs>
               <w:tab w:val="right" w:leader="dot" w:pos="8306"/>
             </w:tabs>
@@ -3519,7 +3542,7 @@
         </w:p>
         <w:p>
           <w:pPr>
-            <w:pStyle w:val="TOC1"/>
+            <w:pStyle w:val="16"/>
             <w:tabs>
               <w:tab w:val="right" w:leader="dot" w:pos="8306"/>
             </w:tabs>
@@ -3614,26 +3637,147 @@
     </w:p>
     <w:p>
       <w:pPr>
-        <w:pStyle w:val="1"/>
+        <w:pStyle w:val="31"/>
         <w:bidi w:val="0"/>
         <w:rPr>
           <w:rFonts w:hint="default"/>
           <w:lang w:val="en-US" w:eastAsia="zh-CN"/>
         </w:rPr>
       </w:pPr>
-      <w:bookmarkStart w:id="2" w:name="_Toc21519"/>
+      <w:bookmarkStart w:id="1" w:name="_Toc21519"/>
       <w:r>
         <w:rPr>
           <w:rFonts w:hint="default"/>
           <w:lang w:val="en-US" w:eastAsia="zh-CN"/>
         </w:rPr>
         <w:t>研发目的</w:t>
+      </w:r>
+      <w:bookmarkEnd w:id="1"/>
+    </w:p>
+    <w:p>
+      <w:pPr>
+        <w:pStyle w:val="32"/>
+        <w:bidi w:val="0"/>
+        <w:rPr>
+          <w:rFonts w:hint="default"/>
+          <w:lang w:val="en-US" w:eastAsia="zh-CN"/>
+        </w:rPr>
+      </w:pPr>
+      <w:r>
+        <w:rPr>
+          <w:rFonts w:hint="default"/>
+          <w:lang w:val="en-US" w:eastAsia="zh-CN"/>
+        </w:rPr>
+        <w:t>2025年度，公司成功完成了数据库监控模块的研发，实现了对MySQL、Redis等主流数据库的全面监控及慢SQL分析功能，该模块已在企业门店ERP统一管理系统、大化投发服务项目中试点应用，有效提升了数据库层面的监控能力。</w:t>
+      </w:r>
+    </w:p>
+    <w:p>
+      <w:pPr>
+        <w:pStyle w:val="32"/>
+        <w:bidi w:val="0"/>
+        <w:rPr>
+          <w:rFonts w:hint="default"/>
+          <w:lang w:val="en-US" w:eastAsia="zh-CN"/>
+        </w:rPr>
+      </w:pPr>
+      <w:r>
+        <w:rPr>
+          <w:rFonts w:hint="default"/>
+          <w:lang w:val="en-US" w:eastAsia="zh-CN"/>
+        </w:rPr>
+        <w:t>基于2025年度研发成果，结合2025年指标完成情况中暴露的问题以及2026年运维服务能力提升需求，2026年度技术研发工作将聚焦于以下四个方向：</w:t>
+      </w:r>
+    </w:p>
+    <w:p>
+      <w:pPr>
+        <w:pStyle w:val="32"/>
+        <w:bidi w:val="0"/>
+        <w:rPr>
+          <w:rFonts w:hint="default"/>
+          <w:lang w:val="en-US" w:eastAsia="zh-CN"/>
+        </w:rPr>
+      </w:pPr>
+      <w:r>
+        <w:rPr>
+          <w:rFonts w:hint="default"/>
+          <w:lang w:val="en-US" w:eastAsia="zh-CN"/>
+        </w:rPr>
+        <w:t>一是运维自动化提升。针对2025年用户操作熟练度差异、人工巡检效率有待提升的问题，研发自动化巡检工具，实现服务器、网络设备、数据库、前端设备的自动化巡检，减少人工操作失误，提升运维效率。</w:t>
+      </w:r>
+    </w:p>
+    <w:p>
+      <w:pPr>
+        <w:pStyle w:val="32"/>
+        <w:bidi w:val="0"/>
+        <w:rPr>
+          <w:rFonts w:hint="default"/>
+          <w:lang w:val="en-US" w:eastAsia="zh-CN"/>
+        </w:rPr>
+      </w:pPr>
+      <w:r>
+        <w:rPr>
+          <w:rFonts w:hint="default"/>
+          <w:lang w:val="en-US" w:eastAsia="zh-CN"/>
+        </w:rPr>
+        <w:t>二是数据质量保障。针对2025年第二季度数据完整性未达标（95%）的问题，研发数据完整性自动校验工具，定期对关键数据表进行字段完整性、格式正确性、业务逻辑一致性校验，从工具层面保障服务数据质量。</w:t>
+      </w:r>
+    </w:p>
+    <w:p>
+      <w:pPr>
+        <w:pStyle w:val="32"/>
+        <w:bidi w:val="0"/>
+        <w:rPr>
+          <w:rFonts w:hint="default"/>
+          <w:lang w:val="en-US" w:eastAsia="zh-CN"/>
+        </w:rPr>
+      </w:pPr>
+      <w:r>
+        <w:rPr>
+          <w:rFonts w:hint="default"/>
+          <w:lang w:val="en-US" w:eastAsia="zh-CN"/>
+        </w:rPr>
+        <w:t>三是智能运维能力建设。在2025年智能告警技术基础上，进一步研发根因分析、智能诊断功能，缩短故障定位时间，提升告警准确性。</w:t>
+      </w:r>
+    </w:p>
+    <w:p>
+      <w:pPr>
+        <w:pStyle w:val="32"/>
+        <w:bidi w:val="0"/>
+        <w:rPr>
+          <w:rFonts w:hint="default"/>
+          <w:lang w:val="en-US" w:eastAsia="zh-CN"/>
+        </w:rPr>
+      </w:pPr>
+      <w:r>
+        <w:rPr>
+          <w:rFonts w:hint="default"/>
+          <w:lang w:val="en-US" w:eastAsia="zh-CN"/>
+        </w:rPr>
+        <w:t>四是运维工具整合优化。优化现有监控平台和服务知识库的易用性，提升工具实用性，提高一线解决率。</w:t>
+      </w:r>
+    </w:p>
+    <w:p>
+      <w:pPr>
+        <w:pStyle w:val="31"/>
+        <w:bidi w:val="0"/>
+        <w:rPr>
+          <w:rFonts w:hint="default"/>
+          <w:lang w:val="en-US" w:eastAsia="zh-CN"/>
+        </w:rPr>
+      </w:pPr>
+      <w:bookmarkStart w:id="2" w:name="_Toc1169"/>
+      <w:r>
+        <w:rPr>
+          <w:rFonts w:hint="default"/>
+          <w:lang w:val="en-US" w:eastAsia="zh-CN"/>
+        </w:rPr>
+        <w:t>工具研发</w:t>
       </w:r>
       <w:bookmarkEnd w:id="2"/>
     </w:p>
     <w:p>
       <w:pPr>
-        <w:pStyle w:val="a2"/>
+        <w:pStyle w:val="32"/>
         <w:bidi w:val="0"/>
         <w:rPr>
           <w:rFonts w:hint="default"/>
@@ -3645,116 +3789,31 @@
           <w:rFonts w:hint="default"/>
           <w:lang w:val="en-US" w:eastAsia="zh-CN"/>
         </w:rPr>
-        <w:t>2025年度，公司成功完成了数据库监控模块的研发，实现了对MySQL、Redis等主流数据库的全面监控及慢SQL分析功能，该模块已在企业门店ERP统一管理系统、大化投发服务项目中试点应用，有效提升了数据库层面的监控能力。</w:t>
+        <w:t>公司自研的图云科技运维监控平台已应用于企业门店ERP统一管理系统、大化投发服务项目等运维项目，2025年已完成数据库监控模块的研发。2026年将在此基础上，重点研发自动化巡检工具和数据完整性校验工具。</w:t>
       </w:r>
     </w:p>
     <w:p>
       <w:pPr>
-        <w:pStyle w:val="a2"/>
+        <w:pStyle w:val="33"/>
         <w:bidi w:val="0"/>
         <w:rPr>
           <w:rFonts w:hint="default"/>
           <w:lang w:val="en-US" w:eastAsia="zh-CN"/>
         </w:rPr>
       </w:pPr>
+      <w:bookmarkStart w:id="3" w:name="_Toc19798"/>
       <w:r>
         <w:rPr>
           <w:rFonts w:hint="default"/>
           <w:lang w:val="en-US" w:eastAsia="zh-CN"/>
         </w:rPr>
-        <w:t>基于2025年度研发成果，结合2025年指标完成情况中暴露的问题以及2026年运维服务能力提升需求，2026年度技术研发工作将聚焦于以下四个方向：</w:t>
-      </w:r>
-    </w:p>
-    <w:p>
-      <w:pPr>
-        <w:pStyle w:val="a2"/>
-        <w:bidi w:val="0"/>
-        <w:rPr>
-          <w:rFonts w:hint="default"/>
-          <w:lang w:val="en-US" w:eastAsia="zh-CN"/>
-        </w:rPr>
-      </w:pPr>
-      <w:r>
-        <w:rPr>
-          <w:rFonts w:hint="default"/>
-          <w:lang w:val="en-US" w:eastAsia="zh-CN"/>
-        </w:rPr>
-        <w:t>一是运维自动化提升。针对2025年用户操作熟练度差异、人工巡检效率有待提升的问题，研发自动化巡检工具，实现服务器、网络设备、数据库、前端设备的自动化巡检，减少人工操作失误，提升运维效率。</w:t>
-      </w:r>
-    </w:p>
-    <w:p>
-      <w:pPr>
-        <w:pStyle w:val="a2"/>
-        <w:bidi w:val="0"/>
-        <w:rPr>
-          <w:rFonts w:hint="default"/>
-          <w:lang w:val="en-US" w:eastAsia="zh-CN"/>
-        </w:rPr>
-      </w:pPr>
-      <w:r>
-        <w:rPr>
-          <w:rFonts w:hint="default"/>
-          <w:lang w:val="en-US" w:eastAsia="zh-CN"/>
-        </w:rPr>
-        <w:t>二是数据质量保障。针对2025年第二季度数据完整性未达标（95%）的问题，研发数据完整性自动校验工具，定期对关键数据表进行字段完整性、格式正确性、业务逻辑一致性校验，从工具层面保障服务数据质量。</w:t>
-      </w:r>
-    </w:p>
-    <w:p>
-      <w:pPr>
-        <w:pStyle w:val="a2"/>
-        <w:bidi w:val="0"/>
-        <w:rPr>
-          <w:rFonts w:hint="default"/>
-          <w:lang w:val="en-US" w:eastAsia="zh-CN"/>
-        </w:rPr>
-      </w:pPr>
-      <w:r>
-        <w:rPr>
-          <w:rFonts w:hint="default"/>
-          <w:lang w:val="en-US" w:eastAsia="zh-CN"/>
-        </w:rPr>
-        <w:t>三是智能运维能力建设。在2025年智能告警技术基础上，进一步研发根因分析、智能诊断功能，缩短故障定位时间，提升告警准确性。</w:t>
-      </w:r>
-    </w:p>
-    <w:p>
-      <w:pPr>
-        <w:pStyle w:val="a2"/>
-        <w:bidi w:val="0"/>
-        <w:rPr>
-          <w:rFonts w:hint="default"/>
-          <w:lang w:val="en-US" w:eastAsia="zh-CN"/>
-        </w:rPr>
-      </w:pPr>
-      <w:r>
-        <w:rPr>
-          <w:rFonts w:hint="default"/>
-          <w:lang w:val="en-US" w:eastAsia="zh-CN"/>
-        </w:rPr>
-        <w:t>四是运维工具整合优化。优化现有监控平台和服务知识库的易用性，提升工具实用性，提高一线解决率。</w:t>
-      </w:r>
-    </w:p>
-    <w:p>
-      <w:pPr>
-        <w:pStyle w:val="1"/>
-        <w:bidi w:val="0"/>
-        <w:rPr>
-          <w:rFonts w:hint="default"/>
-          <w:lang w:val="en-US" w:eastAsia="zh-CN"/>
-        </w:rPr>
-      </w:pPr>
-      <w:bookmarkStart w:id="3" w:name="_Toc1169"/>
-      <w:r>
-        <w:rPr>
-          <w:rFonts w:hint="default"/>
-          <w:lang w:val="en-US" w:eastAsia="zh-CN"/>
-        </w:rPr>
-        <w:t>工具研发</w:t>
+        <w:t>研发方向</w:t>
       </w:r>
       <w:bookmarkEnd w:id="3"/>
     </w:p>
     <w:p>
       <w:pPr>
-        <w:pStyle w:val="a2"/>
+        <w:pStyle w:val="32"/>
         <w:bidi w:val="0"/>
         <w:rPr>
           <w:rFonts w:hint="default"/>
@@ -3766,142 +3825,106 @@
           <w:rFonts w:hint="default"/>
           <w:lang w:val="en-US" w:eastAsia="zh-CN"/>
         </w:rPr>
-        <w:t>公司自研的图云科技运维监控平台已应用于企业门店ERP统一管理系统、大化投发服务项目等运维项目，2025年已完成数据库监控模块的研发。2026年将在此基础上，重点研发自动化巡检工具和数据完整性校验工具。</w:t>
+        <w:t>2026年工具研发主要包括四个方向：</w:t>
       </w:r>
     </w:p>
     <w:p>
       <w:pPr>
-        <w:pStyle w:val="2"/>
+        <w:pStyle w:val="32"/>
         <w:bidi w:val="0"/>
         <w:rPr>
           <w:rFonts w:hint="default"/>
           <w:lang w:val="en-US" w:eastAsia="zh-CN"/>
         </w:rPr>
       </w:pPr>
-      <w:bookmarkStart w:id="4" w:name="_Toc19798"/>
       <w:r>
         <w:rPr>
           <w:rFonts w:hint="default"/>
           <w:lang w:val="en-US" w:eastAsia="zh-CN"/>
         </w:rPr>
-        <w:t>研发方向</w:t>
+        <w:t>自动化巡检工具。实现服务器、网络设备、数据库、前端设备的自动化巡检，自动生成巡检报告，减少人工巡检工作量，降低操作失误风险。该工具将支持每日自动执行巡检任务，发现异常时自动告警，并生成日报、周报、月报等多维度巡检报告。</w:t>
+      </w:r>
+    </w:p>
+    <w:p>
+      <w:pPr>
+        <w:pStyle w:val="32"/>
+        <w:bidi w:val="0"/>
+        <w:rPr>
+          <w:rFonts w:hint="default"/>
+          <w:lang w:val="en-US" w:eastAsia="zh-CN"/>
+        </w:rPr>
+      </w:pPr>
+      <w:r>
+        <w:rPr>
+          <w:rFonts w:hint="default"/>
+          <w:lang w:val="en-US" w:eastAsia="zh-CN"/>
+        </w:rPr>
+        <w:t>数据完整性自动校验工具。针对2025年数据完整性偶有不达标的问题，研发数据完整性自动校验工具。该工具将定期对关键数据表进行字段完整性检查（必填字段不为空）、数据格式检查（日期、金额等字段格式正确）、业务逻辑检查（如订单金额等于明细汇总），发现异常数据时自动告警，并生成数据质量报告。</w:t>
+      </w:r>
+    </w:p>
+    <w:p>
+      <w:pPr>
+        <w:pStyle w:val="32"/>
+        <w:bidi w:val="0"/>
+        <w:rPr>
+          <w:rFonts w:hint="default"/>
+          <w:lang w:val="en-US" w:eastAsia="zh-CN"/>
+        </w:rPr>
+      </w:pPr>
+      <w:r>
+        <w:rPr>
+          <w:rFonts w:hint="default"/>
+          <w:lang w:val="en-US" w:eastAsia="zh-CN"/>
+        </w:rPr>
+        <w:t>智能告警优化。在2025年智能告警技术基础上，进一步优化告警算法。主要功能包括：相似告警自动聚合，减少告警风暴；基于历史告警数据推荐可能的根因，缩短故障定位时间；关联告警自动抑制，避免重复通知；长时间未处理的告警自动升级，确保重要告警不遗漏。</w:t>
+      </w:r>
+    </w:p>
+    <w:p>
+      <w:pPr>
+        <w:pStyle w:val="32"/>
+        <w:bidi w:val="0"/>
+        <w:rPr>
+          <w:rFonts w:hint="default"/>
+          <w:lang w:val="en-US" w:eastAsia="zh-CN"/>
+        </w:rPr>
+      </w:pPr>
+      <w:r>
+        <w:rPr>
+          <w:rFonts w:hint="eastAsia"/>
+          <w:lang w:val="en-US" w:eastAsia="zh-CN"/>
+        </w:rPr>
+        <w:t>服务知识</w:t>
+      </w:r>
+      <w:r>
+        <w:rPr>
+          <w:rFonts w:hint="default"/>
+          <w:lang w:val="en-US" w:eastAsia="zh-CN"/>
+        </w:rPr>
+        <w:t>智能检索。优化服务知识的检索功能，引入语义搜索技术，支持自然语言搜索知识库，提高知识查找效率；根据事件描述自动推荐相关知识，提升一线解决率；构建知识关联图谱，便于知识发现和沉淀。</w:t>
+      </w:r>
+    </w:p>
+    <w:p>
+      <w:pPr>
+        <w:pStyle w:val="33"/>
+        <w:bidi w:val="0"/>
+        <w:rPr>
+          <w:rFonts w:hint="default"/>
+          <w:lang w:val="en-US" w:eastAsia="zh-CN"/>
+        </w:rPr>
+      </w:pPr>
+      <w:bookmarkStart w:id="4" w:name="_Toc21849"/>
+      <w:r>
+        <w:rPr>
+          <w:rFonts w:hint="default"/>
+          <w:lang w:val="en-US" w:eastAsia="zh-CN"/>
+        </w:rPr>
+        <w:t>研发阶段规划</w:t>
       </w:r>
       <w:bookmarkEnd w:id="4"/>
     </w:p>
     <w:p>
       <w:pPr>
-        <w:pStyle w:val="a2"/>
-        <w:bidi w:val="0"/>
-        <w:rPr>
-          <w:rFonts w:hint="default"/>
-          <w:lang w:val="en-US" w:eastAsia="zh-CN"/>
-        </w:rPr>
-      </w:pPr>
-      <w:r>
-        <w:rPr>
-          <w:rFonts w:hint="default"/>
-          <w:lang w:val="en-US" w:eastAsia="zh-CN"/>
-        </w:rPr>
-        <w:t>2026年工具研发主要包括四个方向：</w:t>
-      </w:r>
-    </w:p>
-    <w:p>
-      <w:pPr>
-        <w:pStyle w:val="a2"/>
-        <w:bidi w:val="0"/>
-        <w:rPr>
-          <w:rFonts w:hint="default"/>
-          <w:lang w:val="en-US" w:eastAsia="zh-CN"/>
-        </w:rPr>
-      </w:pPr>
-      <w:r>
-        <w:rPr>
-          <w:rFonts w:hint="default"/>
-          <w:lang w:val="en-US" w:eastAsia="zh-CN"/>
-        </w:rPr>
-        <w:t>自动化巡检工具。实现服务器、网络设备、数据库、前端设备的自动化巡检，自动生成巡检报告，减少人工巡检工作量，降低操作失误风险。该工具将支持每日自动执行巡检任务，发现异常时自动告警，并生成日报、周报、月报等多维度巡检报告。</w:t>
-      </w:r>
-    </w:p>
-    <w:p>
-      <w:pPr>
-        <w:pStyle w:val="a2"/>
-        <w:bidi w:val="0"/>
-        <w:rPr>
-          <w:rFonts w:hint="default"/>
-          <w:lang w:val="en-US" w:eastAsia="zh-CN"/>
-        </w:rPr>
-      </w:pPr>
-      <w:r>
-        <w:rPr>
-          <w:rFonts w:hint="default"/>
-          <w:lang w:val="en-US" w:eastAsia="zh-CN"/>
-        </w:rPr>
-        <w:t>数据完整性自动校验工具。针对2025年数据完整性偶有不达标的问题，研发数据完整性自动校验工具。该工具将定期对关键数据表进行字段完整性检查（必填字段不为空）、数据格式检查（日期、金额等字段格式正确）、业务逻辑检查（如订单金额等于明细汇总），发现异常数据时自动告警，并生成数据质量报告。</w:t>
-      </w:r>
-    </w:p>
-    <w:p>
-      <w:pPr>
-        <w:pStyle w:val="a2"/>
-        <w:bidi w:val="0"/>
-        <w:rPr>
-          <w:rFonts w:hint="default"/>
-          <w:lang w:val="en-US" w:eastAsia="zh-CN"/>
-        </w:rPr>
-      </w:pPr>
-      <w:r>
-        <w:rPr>
-          <w:rFonts w:hint="default"/>
-          <w:lang w:val="en-US" w:eastAsia="zh-CN"/>
-        </w:rPr>
-        <w:t>智能告警优化。在2025年智能告警技术基础上，进一步优化告警算法。主要功能包括：相似告警自动聚合，减少告警风暴；基于历史告警数据推荐可能的根因，缩短故障定位时间；关联告警自动抑制，避免重复通知；长时间未处理的告警自动升级，确保重要告警不遗漏。</w:t>
-      </w:r>
-    </w:p>
-    <w:p>
-      <w:pPr>
-        <w:pStyle w:val="a2"/>
-        <w:bidi w:val="0"/>
-        <w:rPr>
-          <w:rFonts w:hint="default"/>
-          <w:lang w:val="en-US" w:eastAsia="zh-CN"/>
-        </w:rPr>
-      </w:pPr>
-      <w:r>
-        <w:rPr>
-          <w:rFonts w:hint="eastAsia"/>
-          <w:lang w:val="en-US" w:eastAsia="zh-CN"/>
-        </w:rPr>
-        <w:t>服务知识</w:t>
-      </w:r>
-      <w:r>
-        <w:rPr>
-          <w:rFonts w:hint="default"/>
-          <w:lang w:val="en-US" w:eastAsia="zh-CN"/>
-        </w:rPr>
-        <w:t>智能检索。优化服务知识的检索功能，引入语义搜索技术，支持自然语言搜索知识库，提高知识查找效率；根据事件描述自动推荐相关知识，提升一线解决率；构建知识关联图谱，便于知识发现和沉淀。</w:t>
-      </w:r>
-    </w:p>
-    <w:p>
-      <w:pPr>
-        <w:pStyle w:val="2"/>
-        <w:bidi w:val="0"/>
-        <w:rPr>
-          <w:rFonts w:hint="default"/>
-          <w:lang w:val="en-US" w:eastAsia="zh-CN"/>
-        </w:rPr>
-      </w:pPr>
-      <w:bookmarkStart w:id="5" w:name="_Toc21849"/>
-      <w:r>
-        <w:rPr>
-          <w:rFonts w:hint="default"/>
-          <w:lang w:val="en-US" w:eastAsia="zh-CN"/>
-        </w:rPr>
-        <w:t>研发阶段规划</w:t>
-      </w:r>
-      <w:bookmarkEnd w:id="5"/>
-    </w:p>
-    <w:p>
-      <w:pPr>
-        <w:pStyle w:val="a2"/>
+        <w:pStyle w:val="32"/>
         <w:bidi w:val="0"/>
         <w:rPr>
           <w:rFonts w:hint="default"/>
@@ -3918,7 +3941,7 @@
     </w:p>
     <w:p>
       <w:pPr>
-        <w:pStyle w:val="a2"/>
+        <w:pStyle w:val="32"/>
         <w:bidi w:val="0"/>
         <w:rPr>
           <w:rFonts w:hint="default"/>
@@ -3935,7 +3958,7 @@
     </w:p>
     <w:p>
       <w:pPr>
-        <w:pStyle w:val="a2"/>
+        <w:pStyle w:val="32"/>
         <w:bidi w:val="0"/>
         <w:rPr>
           <w:rFonts w:hint="default"/>
@@ -3952,7 +3975,7 @@
     </w:p>
     <w:p>
       <w:pPr>
-        <w:pStyle w:val="a2"/>
+        <w:pStyle w:val="32"/>
         <w:bidi w:val="0"/>
         <w:rPr>
           <w:rFonts w:hint="default"/>
@@ -3969,7 +3992,7 @@
     </w:p>
     <w:p>
       <w:pPr>
-        <w:pStyle w:val="a2"/>
+        <w:pStyle w:val="32"/>
         <w:bidi w:val="0"/>
         <w:rPr>
           <w:rFonts w:hint="default"/>
@@ -3986,7 +4009,7 @@
     </w:p>
     <w:p>
       <w:pPr>
-        <w:pStyle w:val="a2"/>
+        <w:pStyle w:val="32"/>
         <w:bidi w:val="0"/>
         <w:rPr>
           <w:rFonts w:hint="default"/>
@@ -4003,7 +4026,7 @@
     </w:p>
     <w:p>
       <w:pPr>
-        <w:pStyle w:val="a2"/>
+        <w:pStyle w:val="32"/>
         <w:bidi w:val="0"/>
         <w:rPr>
           <w:rFonts w:hint="default"/>
@@ -4020,7 +4043,7 @@
     </w:p>
     <w:p>
       <w:pPr>
-        <w:pStyle w:val="a2"/>
+        <w:pStyle w:val="32"/>
         <w:bidi w:val="0"/>
         <w:rPr>
           <w:rFonts w:hint="default"/>
@@ -4037,7 +4060,7 @@
     </w:p>
     <w:p>
       <w:pPr>
-        <w:pStyle w:val="a2"/>
+        <w:pStyle w:val="32"/>
         <w:bidi w:val="0"/>
         <w:rPr>
           <w:rFonts w:hint="default"/>
@@ -4054,14 +4077,14 @@
     </w:p>
     <w:p>
       <w:pPr>
-        <w:pStyle w:val="2"/>
+        <w:pStyle w:val="33"/>
         <w:bidi w:val="0"/>
         <w:rPr>
           <w:rFonts w:hint="default"/>
           <w:lang w:val="en-US" w:eastAsia="zh-CN"/>
         </w:rPr>
       </w:pPr>
-      <w:bookmarkStart w:id="6" w:name="_Toc717"/>
+      <w:bookmarkStart w:id="5" w:name="_Toc717"/>
       <w:r>
         <w:rPr>
           <w:rFonts w:hint="default"/>
@@ -4069,22 +4092,23 @@
         </w:rPr>
         <w:t>主要功能研发安排</w:t>
       </w:r>
-      <w:bookmarkEnd w:id="6"/>
+      <w:bookmarkEnd w:id="5"/>
     </w:p>
     <w:tbl>
       <w:tblPr>
-        <w:tblStyle w:val="TableNormal"/>
+        <w:tblStyle w:val="22"/>
         <w:tblW w:w="8498" w:type="dxa"/>
         <w:jc w:val="center"/>
         <w:tblBorders>
-          <w:top w:val="nil"/>
-          <w:left w:val="nil"/>
-          <w:bottom w:val="nil"/>
-          <w:right w:val="nil"/>
-          <w:insideH w:val="nil"/>
-          <w:insideV w:val="nil"/>
+          <w:top w:val="none" w:color="auto" w:sz="0" w:space="0"/>
+          <w:left w:val="none" w:color="auto" w:sz="0" w:space="0"/>
+          <w:bottom w:val="none" w:color="auto" w:sz="0" w:space="0"/>
+          <w:right w:val="none" w:color="auto" w:sz="0" w:space="0"/>
+          <w:insideH w:val="none" w:color="auto" w:sz="0" w:space="0"/>
+          <w:insideV w:val="none" w:color="auto" w:sz="0" w:space="0"/>
         </w:tblBorders>
         <w:shd w:val="clear" w:color="auto" w:fill="auto"/>
+        <w:tblLayout w:type="autofit"/>
         <w:tblCellMar>
           <w:top w:w="15" w:type="dxa"/>
           <w:left w:w="15" w:type="dxa"/>
@@ -4100,15 +4124,13 @@
       </w:tblGrid>
       <w:tr>
         <w:tblPrEx>
-          <w:tblW w:w="8498" w:type="dxa"/>
-          <w:jc w:val="center"/>
           <w:tblBorders>
-            <w:top w:val="nil"/>
-            <w:left w:val="nil"/>
-            <w:bottom w:val="nil"/>
-            <w:right w:val="nil"/>
-            <w:insideH w:val="nil"/>
-            <w:insideV w:val="nil"/>
+            <w:top w:val="none" w:color="auto" w:sz="0" w:space="0"/>
+            <w:left w:val="none" w:color="auto" w:sz="0" w:space="0"/>
+            <w:bottom w:val="none" w:color="auto" w:sz="0" w:space="0"/>
+            <w:right w:val="none" w:color="auto" w:sz="0" w:space="0"/>
+            <w:insideH w:val="none" w:color="auto" w:sz="0" w:space="0"/>
+            <w:insideV w:val="none" w:color="auto" w:sz="0" w:space="0"/>
           </w:tblBorders>
           <w:shd w:val="clear" w:color="auto" w:fill="auto"/>
           <w:tblCellMar>
@@ -4119,7 +4141,7 @@
           </w:tblCellMar>
         </w:tblPrEx>
         <w:trPr>
-          <w:trHeight w:val="0"/>
+          <w:trHeight w:val="0" w:hRule="atLeast"/>
           <w:tblHeader/>
           <w:jc w:val="center"/>
         </w:trPr>
@@ -4127,8 +4149,8 @@
           <w:tcPr>
             <w:tcW w:w="0" w:type="auto"/>
             <w:tcBorders>
-              <w:top w:val="single" w:sz="12" w:space="0" w:color="auto"/>
-              <w:left w:val="single" w:sz="12" w:space="0" w:color="auto"/>
+              <w:top w:val="single" w:color="auto" w:sz="12" w:space="0"/>
+              <w:left w:val="single" w:color="auto" w:sz="12" w:space="0"/>
               <w:bottom w:val="nil"/>
               <w:right w:val="nil"/>
             </w:tcBorders>
@@ -4149,10 +4171,10 @@
               <w:suppressLineNumbers w:val="0"/>
               <w:snapToGrid w:val="0"/>
               <w:spacing w:line="240" w:lineRule="auto"/>
-              <w:ind w:left="0" w:right="0" w:firstLine="0" w:leftChars="0" w:rightChars="0" w:firstLineChars="0"/>
+              <w:ind w:left="0" w:leftChars="0" w:right="0" w:rightChars="0" w:firstLine="0" w:firstLineChars="0"/>
               <w:jc w:val="center"/>
               <w:rPr>
-                <w:rFonts w:ascii="Segoe UI" w:eastAsia="Segoe UI" w:hAnsi="Segoe UI" w:cs="Segoe UI"/>
+                <w:rFonts w:ascii="Segoe UI" w:hAnsi="Segoe UI" w:eastAsia="Segoe UI" w:cs="Segoe UI"/>
                 <w:b/>
                 <w:i w:val="0"/>
                 <w:iCs w:val="0"/>
@@ -4165,7 +4187,7 @@
             </w:pPr>
             <w:r>
               <w:rPr>
-                <w:rFonts w:ascii="Segoe UI" w:eastAsia="Segoe UI" w:hAnsi="Segoe UI" w:cs="Segoe UI" w:hint="default"/>
+                <w:rFonts w:hint="default" w:ascii="Segoe UI" w:hAnsi="Segoe UI" w:eastAsia="Segoe UI" w:cs="Segoe UI"/>
                 <w:b/>
                 <w:i w:val="0"/>
                 <w:iCs w:val="0"/>
@@ -4186,8 +4208,8 @@
           <w:tcPr>
             <w:tcW w:w="0" w:type="auto"/>
             <w:tcBorders>
-              <w:top w:val="single" w:sz="12" w:space="0" w:color="auto"/>
-              <w:left w:val="single" w:sz="4" w:space="0" w:color="auto"/>
+              <w:top w:val="single" w:color="auto" w:sz="12" w:space="0"/>
+              <w:left w:val="single" w:color="auto" w:sz="4" w:space="0"/>
               <w:bottom w:val="nil"/>
               <w:right w:val="nil"/>
             </w:tcBorders>
@@ -4208,10 +4230,10 @@
               <w:suppressLineNumbers w:val="0"/>
               <w:snapToGrid w:val="0"/>
               <w:spacing w:line="240" w:lineRule="auto"/>
-              <w:ind w:left="0" w:right="0" w:firstLine="0" w:leftChars="0" w:rightChars="0" w:firstLineChars="0"/>
+              <w:ind w:left="0" w:leftChars="0" w:right="0" w:rightChars="0" w:firstLine="0" w:firstLineChars="0"/>
               <w:jc w:val="center"/>
               <w:rPr>
-                <w:rFonts w:ascii="Segoe UI" w:eastAsia="Segoe UI" w:hAnsi="Segoe UI" w:cs="Segoe UI" w:hint="default"/>
+                <w:rFonts w:hint="default" w:ascii="Segoe UI" w:hAnsi="Segoe UI" w:eastAsia="Segoe UI" w:cs="Segoe UI"/>
                 <w:b/>
                 <w:i w:val="0"/>
                 <w:iCs w:val="0"/>
@@ -4224,7 +4246,7 @@
             </w:pPr>
             <w:r>
               <w:rPr>
-                <w:rFonts w:ascii="Segoe UI" w:eastAsia="Segoe UI" w:hAnsi="Segoe UI" w:cs="Segoe UI" w:hint="default"/>
+                <w:rFonts w:hint="default" w:ascii="Segoe UI" w:hAnsi="Segoe UI" w:eastAsia="Segoe UI" w:cs="Segoe UI"/>
                 <w:b/>
                 <w:i w:val="0"/>
                 <w:iCs w:val="0"/>
@@ -4245,8 +4267,8 @@
           <w:tcPr>
             <w:tcW w:w="0" w:type="auto"/>
             <w:tcBorders>
-              <w:top w:val="single" w:sz="12" w:space="0" w:color="auto"/>
-              <w:left w:val="single" w:sz="4" w:space="0" w:color="auto"/>
+              <w:top w:val="single" w:color="auto" w:sz="12" w:space="0"/>
+              <w:left w:val="single" w:color="auto" w:sz="4" w:space="0"/>
               <w:bottom w:val="nil"/>
               <w:right w:val="nil"/>
             </w:tcBorders>
@@ -4267,10 +4289,10 @@
               <w:suppressLineNumbers w:val="0"/>
               <w:snapToGrid w:val="0"/>
               <w:spacing w:line="240" w:lineRule="auto"/>
-              <w:ind w:left="0" w:right="0" w:firstLine="0" w:leftChars="0" w:rightChars="0" w:firstLineChars="0"/>
+              <w:ind w:left="0" w:leftChars="0" w:right="0" w:rightChars="0" w:firstLine="0" w:firstLineChars="0"/>
               <w:jc w:val="center"/>
               <w:rPr>
-                <w:rFonts w:ascii="Segoe UI" w:eastAsia="Segoe UI" w:hAnsi="Segoe UI" w:cs="Segoe UI" w:hint="default"/>
+                <w:rFonts w:hint="default" w:ascii="Segoe UI" w:hAnsi="Segoe UI" w:eastAsia="Segoe UI" w:cs="Segoe UI"/>
                 <w:b/>
                 <w:i w:val="0"/>
                 <w:iCs w:val="0"/>
@@ -4283,7 +4305,7 @@
             </w:pPr>
             <w:r>
               <w:rPr>
-                <w:rFonts w:ascii="Segoe UI" w:eastAsia="Segoe UI" w:hAnsi="Segoe UI" w:cs="Segoe UI" w:hint="default"/>
+                <w:rFonts w:hint="default" w:ascii="Segoe UI" w:hAnsi="Segoe UI" w:eastAsia="Segoe UI" w:cs="Segoe UI"/>
                 <w:b/>
                 <w:i w:val="0"/>
                 <w:iCs w:val="0"/>
@@ -4304,10 +4326,10 @@
           <w:tcPr>
             <w:tcW w:w="1402" w:type="dxa"/>
             <w:tcBorders>
-              <w:top w:val="single" w:sz="12" w:space="0" w:color="auto"/>
-              <w:left w:val="single" w:sz="4" w:space="0" w:color="auto"/>
+              <w:top w:val="single" w:color="auto" w:sz="12" w:space="0"/>
+              <w:left w:val="single" w:color="auto" w:sz="4" w:space="0"/>
               <w:bottom w:val="nil"/>
-              <w:right w:val="single" w:sz="12" w:space="0" w:color="auto"/>
+              <w:right w:val="single" w:color="auto" w:sz="12" w:space="0"/>
             </w:tcBorders>
             <w:shd w:val="clear" w:color="auto" w:fill="auto"/>
             <w:tcMar>
@@ -4326,10 +4348,10 @@
               <w:suppressLineNumbers w:val="0"/>
               <w:snapToGrid w:val="0"/>
               <w:spacing w:line="240" w:lineRule="auto"/>
-              <w:ind w:left="0" w:right="0" w:firstLine="0" w:leftChars="0" w:rightChars="0" w:firstLineChars="0"/>
+              <w:ind w:left="0" w:leftChars="0" w:right="0" w:rightChars="0" w:firstLine="0" w:firstLineChars="0"/>
               <w:jc w:val="center"/>
               <w:rPr>
-                <w:rFonts w:ascii="Segoe UI" w:eastAsia="Segoe UI" w:hAnsi="Segoe UI" w:cs="Segoe UI" w:hint="default"/>
+                <w:rFonts w:hint="default" w:ascii="Segoe UI" w:hAnsi="Segoe UI" w:eastAsia="Segoe UI" w:cs="Segoe UI"/>
                 <w:b/>
                 <w:i w:val="0"/>
                 <w:iCs w:val="0"/>
@@ -4342,7 +4364,7 @@
             </w:pPr>
             <w:r>
               <w:rPr>
-                <w:rFonts w:ascii="Segoe UI" w:eastAsia="Segoe UI" w:hAnsi="Segoe UI" w:cs="Segoe UI" w:hint="default"/>
+                <w:rFonts w:hint="default" w:ascii="Segoe UI" w:hAnsi="Segoe UI" w:eastAsia="Segoe UI" w:cs="Segoe UI"/>
                 <w:b/>
                 <w:i w:val="0"/>
                 <w:iCs w:val="0"/>
@@ -4362,8 +4384,14 @@
       </w:tr>
       <w:tr>
         <w:tblPrEx>
-          <w:tblW w:w="8498" w:type="dxa"/>
-          <w:jc w:val="center"/>
+          <w:tblBorders>
+            <w:top w:val="none" w:color="auto" w:sz="0" w:space="0"/>
+            <w:left w:val="none" w:color="auto" w:sz="0" w:space="0"/>
+            <w:bottom w:val="none" w:color="auto" w:sz="0" w:space="0"/>
+            <w:right w:val="none" w:color="auto" w:sz="0" w:space="0"/>
+            <w:insideH w:val="none" w:color="auto" w:sz="0" w:space="0"/>
+            <w:insideV w:val="none" w:color="auto" w:sz="0" w:space="0"/>
+          </w:tblBorders>
           <w:shd w:val="clear" w:color="auto" w:fill="auto"/>
           <w:tblCellMar>
             <w:top w:w="15" w:type="dxa"/>
@@ -4373,7 +4401,7 @@
           </w:tblCellMar>
         </w:tblPrEx>
         <w:trPr>
-          <w:trHeight w:val="0"/>
+          <w:trHeight w:val="0" w:hRule="atLeast"/>
           <w:jc w:val="center"/>
         </w:trPr>
         <w:tc>
@@ -4381,8 +4409,8 @@
             <w:tcW w:w="1812" w:type="dxa"/>
             <w:vMerge w:val="restart"/>
             <w:tcBorders>
-              <w:top w:val="single" w:sz="4" w:space="0" w:color="auto"/>
-              <w:left w:val="single" w:sz="12" w:space="0" w:color="auto"/>
+              <w:top w:val="single" w:color="auto" w:sz="4" w:space="0"/>
+              <w:left w:val="single" w:color="auto" w:sz="12" w:space="0"/>
               <w:right w:val="nil"/>
             </w:tcBorders>
             <w:shd w:val="clear" w:color="auto" w:fill="auto"/>
@@ -4402,10 +4430,10 @@
               <w:suppressLineNumbers w:val="0"/>
               <w:snapToGrid w:val="0"/>
               <w:spacing w:line="240" w:lineRule="auto"/>
-              <w:ind w:left="0" w:right="0" w:firstLine="0" w:leftChars="0" w:rightChars="0" w:firstLineChars="0"/>
+              <w:ind w:left="0" w:leftChars="0" w:right="0" w:rightChars="0" w:firstLine="0" w:firstLineChars="0"/>
               <w:jc w:val="center"/>
               <w:rPr>
-                <w:rFonts w:ascii="Segoe UI" w:eastAsia="Segoe UI" w:hAnsi="Segoe UI" w:cs="Segoe UI" w:hint="default"/>
+                <w:rFonts w:hint="default" w:ascii="Segoe UI" w:hAnsi="Segoe UI" w:eastAsia="Segoe UI" w:cs="Segoe UI"/>
                 <w:i w:val="0"/>
                 <w:iCs w:val="0"/>
                 <w:caps w:val="0"/>
@@ -4417,8 +4445,8 @@
             </w:pPr>
             <w:r>
               <w:rPr>
-                <w:rStyle w:val="Strong"/>
-                <w:rFonts w:ascii="Segoe UI" w:eastAsia="Segoe UI" w:hAnsi="Segoe UI" w:cs="Segoe UI" w:hint="default"/>
+                <w:rStyle w:val="25"/>
+                <w:rFonts w:hint="default" w:ascii="Segoe UI" w:hAnsi="Segoe UI" w:eastAsia="Segoe UI" w:cs="Segoe UI"/>
                 <w:b/>
                 <w:bCs/>
                 <w:i w:val="0"/>
@@ -4440,8 +4468,8 @@
           <w:tcPr>
             <w:tcW w:w="0" w:type="auto"/>
             <w:tcBorders>
-              <w:top w:val="single" w:sz="4" w:space="0" w:color="auto"/>
-              <w:left w:val="single" w:sz="4" w:space="0" w:color="auto"/>
+              <w:top w:val="single" w:color="auto" w:sz="4" w:space="0"/>
+              <w:left w:val="single" w:color="auto" w:sz="4" w:space="0"/>
               <w:bottom w:val="nil"/>
               <w:right w:val="nil"/>
             </w:tcBorders>
@@ -4462,10 +4490,10 @@
               <w:suppressLineNumbers w:val="0"/>
               <w:snapToGrid w:val="0"/>
               <w:spacing w:line="240" w:lineRule="auto"/>
-              <w:ind w:left="0" w:right="0" w:firstLine="0" w:leftChars="0" w:rightChars="0" w:firstLineChars="0"/>
+              <w:ind w:left="0" w:leftChars="0" w:right="0" w:rightChars="0" w:firstLine="0" w:firstLineChars="0"/>
               <w:jc w:val="left"/>
               <w:rPr>
-                <w:rFonts w:ascii="Segoe UI" w:eastAsia="Segoe UI" w:hAnsi="Segoe UI" w:cs="Segoe UI" w:hint="default"/>
+                <w:rFonts w:hint="default" w:ascii="Segoe UI" w:hAnsi="Segoe UI" w:eastAsia="Segoe UI" w:cs="Segoe UI"/>
                 <w:i w:val="0"/>
                 <w:iCs w:val="0"/>
                 <w:caps w:val="0"/>
@@ -4477,7 +4505,7 @@
             </w:pPr>
             <w:r>
               <w:rPr>
-                <w:rFonts w:ascii="Segoe UI" w:eastAsia="Segoe UI" w:hAnsi="Segoe UI" w:cs="Segoe UI" w:hint="default"/>
+                <w:rFonts w:hint="default" w:ascii="Segoe UI" w:hAnsi="Segoe UI" w:eastAsia="Segoe UI" w:cs="Segoe UI"/>
                 <w:i w:val="0"/>
                 <w:iCs w:val="0"/>
                 <w:caps w:val="0"/>
@@ -4497,8 +4525,8 @@
           <w:tcPr>
             <w:tcW w:w="0" w:type="auto"/>
             <w:tcBorders>
-              <w:top w:val="single" w:sz="4" w:space="0" w:color="auto"/>
-              <w:left w:val="single" w:sz="4" w:space="0" w:color="auto"/>
+              <w:top w:val="single" w:color="auto" w:sz="4" w:space="0"/>
+              <w:left w:val="single" w:color="auto" w:sz="4" w:space="0"/>
               <w:bottom w:val="nil"/>
               <w:right w:val="nil"/>
             </w:tcBorders>
@@ -4519,10 +4547,10 @@
               <w:suppressLineNumbers w:val="0"/>
               <w:snapToGrid w:val="0"/>
               <w:spacing w:line="240" w:lineRule="auto"/>
-              <w:ind w:left="0" w:right="0" w:firstLine="0" w:leftChars="0" w:rightChars="0" w:firstLineChars="0"/>
+              <w:ind w:left="0" w:leftChars="0" w:right="0" w:rightChars="0" w:firstLine="0" w:firstLineChars="0"/>
               <w:jc w:val="left"/>
               <w:rPr>
-                <w:rFonts w:ascii="Segoe UI" w:eastAsia="Segoe UI" w:hAnsi="Segoe UI" w:cs="Segoe UI" w:hint="default"/>
+                <w:rFonts w:hint="default" w:ascii="Segoe UI" w:hAnsi="Segoe UI" w:eastAsia="Segoe UI" w:cs="Segoe UI"/>
                 <w:i w:val="0"/>
                 <w:iCs w:val="0"/>
                 <w:caps w:val="0"/>
@@ -4534,7 +4562,7 @@
             </w:pPr>
             <w:r>
               <w:rPr>
-                <w:rFonts w:ascii="Segoe UI" w:eastAsia="Segoe UI" w:hAnsi="Segoe UI" w:cs="Segoe UI" w:hint="default"/>
+                <w:rFonts w:hint="default" w:ascii="Segoe UI" w:hAnsi="Segoe UI" w:eastAsia="Segoe UI" w:cs="Segoe UI"/>
                 <w:i w:val="0"/>
                 <w:iCs w:val="0"/>
                 <w:caps w:val="0"/>
@@ -4554,10 +4582,10 @@
           <w:tcPr>
             <w:tcW w:w="1402" w:type="dxa"/>
             <w:tcBorders>
-              <w:top w:val="single" w:sz="4" w:space="0" w:color="auto"/>
-              <w:left w:val="single" w:sz="4" w:space="0" w:color="auto"/>
+              <w:top w:val="single" w:color="auto" w:sz="4" w:space="0"/>
+              <w:left w:val="single" w:color="auto" w:sz="4" w:space="0"/>
               <w:bottom w:val="nil"/>
-              <w:right w:val="single" w:sz="12" w:space="0" w:color="auto"/>
+              <w:right w:val="single" w:color="auto" w:sz="12" w:space="0"/>
             </w:tcBorders>
             <w:shd w:val="clear" w:color="auto" w:fill="auto"/>
             <w:tcMar>
@@ -4576,10 +4604,10 @@
               <w:suppressLineNumbers w:val="0"/>
               <w:snapToGrid w:val="0"/>
               <w:spacing w:line="240" w:lineRule="auto"/>
-              <w:ind w:left="0" w:right="0" w:firstLine="0" w:leftChars="0" w:rightChars="0" w:firstLineChars="0"/>
+              <w:ind w:left="0" w:leftChars="0" w:right="0" w:rightChars="0" w:firstLine="0" w:firstLineChars="0"/>
               <w:jc w:val="left"/>
               <w:rPr>
-                <w:rFonts w:ascii="Segoe UI" w:eastAsia="Segoe UI" w:hAnsi="Segoe UI" w:cs="Segoe UI" w:hint="default"/>
+                <w:rFonts w:hint="default" w:ascii="Segoe UI" w:hAnsi="Segoe UI" w:eastAsia="Segoe UI" w:cs="Segoe UI"/>
                 <w:i w:val="0"/>
                 <w:iCs w:val="0"/>
                 <w:caps w:val="0"/>
@@ -4591,7 +4619,7 @@
             </w:pPr>
             <w:r>
               <w:rPr>
-                <w:rFonts w:ascii="Segoe UI" w:eastAsia="Segoe UI" w:hAnsi="Segoe UI" w:cs="Segoe UI" w:hint="default"/>
+                <w:rFonts w:hint="default" w:ascii="Segoe UI" w:hAnsi="Segoe UI" w:eastAsia="Segoe UI" w:cs="Segoe UI"/>
                 <w:i w:val="0"/>
                 <w:iCs w:val="0"/>
                 <w:caps w:val="0"/>
@@ -4610,8 +4638,926 @@
       </w:tr>
       <w:tr>
         <w:tblPrEx>
-          <w:tblW w:w="8498" w:type="dxa"/>
+          <w:tblBorders>
+            <w:top w:val="none" w:color="auto" w:sz="0" w:space="0"/>
+            <w:left w:val="none" w:color="auto" w:sz="0" w:space="0"/>
+            <w:bottom w:val="none" w:color="auto" w:sz="0" w:space="0"/>
+            <w:right w:val="none" w:color="auto" w:sz="0" w:space="0"/>
+            <w:insideH w:val="none" w:color="auto" w:sz="0" w:space="0"/>
+            <w:insideV w:val="none" w:color="auto" w:sz="0" w:space="0"/>
+          </w:tblBorders>
+          <w:tblCellMar>
+            <w:top w:w="15" w:type="dxa"/>
+            <w:left w:w="15" w:type="dxa"/>
+            <w:bottom w:w="15" w:type="dxa"/>
+            <w:right w:w="15" w:type="dxa"/>
+          </w:tblCellMar>
+        </w:tblPrEx>
+        <w:trPr>
+          <w:trHeight w:val="0" w:hRule="atLeast"/>
           <w:jc w:val="center"/>
+        </w:trPr>
+        <w:tc>
+          <w:tcPr>
+            <w:tcW w:w="1812" w:type="dxa"/>
+            <w:vMerge w:val="continue"/>
+            <w:tcBorders>
+              <w:left w:val="single" w:color="auto" w:sz="12" w:space="0"/>
+              <w:right w:val="nil"/>
+            </w:tcBorders>
+            <w:shd w:val="clear" w:color="auto" w:fill="auto"/>
+            <w:tcMar>
+              <w:top w:w="120" w:type="dxa"/>
+              <w:left w:w="-1" w:type="dxa"/>
+              <w:bottom w:w="120" w:type="dxa"/>
+              <w:right w:w="192" w:type="dxa"/>
+            </w:tcMar>
+            <w:vAlign w:val="center"/>
+          </w:tcPr>
+          <w:p>
+            <w:pPr>
+              <w:snapToGrid w:val="0"/>
+              <w:ind w:left="0" w:leftChars="0" w:right="0" w:rightChars="0" w:firstLine="0" w:firstLineChars="0"/>
+              <w:jc w:val="center"/>
+              <w:rPr>
+                <w:rFonts w:hint="default" w:ascii="Segoe UI" w:hAnsi="Segoe UI" w:eastAsia="Segoe UI" w:cs="Segoe UI"/>
+                <w:i w:val="0"/>
+                <w:iCs w:val="0"/>
+                <w:caps w:val="0"/>
+                <w:color w:val="0F1115"/>
+                <w:spacing w:val="0"/>
+                <w:sz w:val="18"/>
+                <w:szCs w:val="18"/>
+              </w:rPr>
+            </w:pPr>
+          </w:p>
+        </w:tc>
+        <w:tc>
+          <w:tcPr>
+            <w:tcW w:w="0" w:type="auto"/>
+            <w:tcBorders>
+              <w:top w:val="single" w:color="auto" w:sz="4" w:space="0"/>
+              <w:left w:val="single" w:color="auto" w:sz="4" w:space="0"/>
+              <w:bottom w:val="nil"/>
+              <w:right w:val="nil"/>
+            </w:tcBorders>
+            <w:shd w:val="clear" w:color="auto" w:fill="auto"/>
+            <w:tcMar>
+              <w:top w:w="120" w:type="dxa"/>
+              <w:left w:w="192" w:type="dxa"/>
+              <w:bottom w:w="120" w:type="dxa"/>
+              <w:right w:w="192" w:type="dxa"/>
+            </w:tcMar>
+            <w:vAlign w:val="center"/>
+          </w:tcPr>
+          <w:p>
+            <w:pPr>
+              <w:keepNext w:val="0"/>
+              <w:keepLines w:val="0"/>
+              <w:widowControl/>
+              <w:suppressLineNumbers w:val="0"/>
+              <w:snapToGrid w:val="0"/>
+              <w:spacing w:line="240" w:lineRule="auto"/>
+              <w:ind w:left="0" w:leftChars="0" w:right="0" w:rightChars="0" w:firstLine="0" w:firstLineChars="0"/>
+              <w:jc w:val="left"/>
+              <w:rPr>
+                <w:rFonts w:hint="default" w:ascii="Segoe UI" w:hAnsi="Segoe UI" w:eastAsia="Segoe UI" w:cs="Segoe UI"/>
+                <w:i w:val="0"/>
+                <w:iCs w:val="0"/>
+                <w:caps w:val="0"/>
+                <w:color w:val="0F1115"/>
+                <w:spacing w:val="0"/>
+                <w:sz w:val="18"/>
+                <w:szCs w:val="18"/>
+              </w:rPr>
+            </w:pPr>
+            <w:r>
+              <w:rPr>
+                <w:rFonts w:hint="default" w:ascii="Segoe UI" w:hAnsi="Segoe UI" w:eastAsia="Segoe UI" w:cs="Segoe UI"/>
+                <w:i w:val="0"/>
+                <w:iCs w:val="0"/>
+                <w:caps w:val="0"/>
+                <w:snapToGrid w:val="0"/>
+                <w:color w:val="000000"/>
+                <w:spacing w:val="0"/>
+                <w:kern w:val="0"/>
+                <w:sz w:val="18"/>
+                <w:szCs w:val="18"/>
+                <w:lang w:val="en-US" w:eastAsia="zh-CN"/>
+              </w:rPr>
+              <w:t>网络设备巡检</w:t>
+            </w:r>
+          </w:p>
+        </w:tc>
+        <w:tc>
+          <w:tcPr>
+            <w:tcW w:w="0" w:type="auto"/>
+            <w:tcBorders>
+              <w:top w:val="single" w:color="auto" w:sz="4" w:space="0"/>
+              <w:left w:val="single" w:color="auto" w:sz="4" w:space="0"/>
+              <w:bottom w:val="nil"/>
+              <w:right w:val="nil"/>
+            </w:tcBorders>
+            <w:shd w:val="clear" w:color="auto" w:fill="auto"/>
+            <w:tcMar>
+              <w:top w:w="120" w:type="dxa"/>
+              <w:left w:w="192" w:type="dxa"/>
+              <w:bottom w:w="120" w:type="dxa"/>
+              <w:right w:w="192" w:type="dxa"/>
+            </w:tcMar>
+            <w:vAlign w:val="center"/>
+          </w:tcPr>
+          <w:p>
+            <w:pPr>
+              <w:keepNext w:val="0"/>
+              <w:keepLines w:val="0"/>
+              <w:widowControl/>
+              <w:suppressLineNumbers w:val="0"/>
+              <w:snapToGrid w:val="0"/>
+              <w:spacing w:line="240" w:lineRule="auto"/>
+              <w:ind w:left="0" w:leftChars="0" w:right="0" w:rightChars="0" w:firstLine="0" w:firstLineChars="0"/>
+              <w:jc w:val="left"/>
+              <w:rPr>
+                <w:rFonts w:hint="default" w:ascii="Segoe UI" w:hAnsi="Segoe UI" w:eastAsia="Segoe UI" w:cs="Segoe UI"/>
+                <w:i w:val="0"/>
+                <w:iCs w:val="0"/>
+                <w:caps w:val="0"/>
+                <w:color w:val="0F1115"/>
+                <w:spacing w:val="0"/>
+                <w:sz w:val="18"/>
+                <w:szCs w:val="18"/>
+              </w:rPr>
+            </w:pPr>
+            <w:r>
+              <w:rPr>
+                <w:rFonts w:hint="default" w:ascii="Segoe UI" w:hAnsi="Segoe UI" w:eastAsia="Segoe UI" w:cs="Segoe UI"/>
+                <w:i w:val="0"/>
+                <w:iCs w:val="0"/>
+                <w:caps w:val="0"/>
+                <w:snapToGrid w:val="0"/>
+                <w:color w:val="000000"/>
+                <w:spacing w:val="0"/>
+                <w:kern w:val="0"/>
+                <w:sz w:val="18"/>
+                <w:szCs w:val="18"/>
+                <w:lang w:val="en-US" w:eastAsia="zh-CN"/>
+              </w:rPr>
+              <w:t>连通性巡检</w:t>
+            </w:r>
+          </w:p>
+        </w:tc>
+        <w:tc>
+          <w:tcPr>
+            <w:tcW w:w="1402" w:type="dxa"/>
+            <w:tcBorders>
+              <w:top w:val="single" w:color="auto" w:sz="4" w:space="0"/>
+              <w:left w:val="single" w:color="auto" w:sz="4" w:space="0"/>
+              <w:bottom w:val="nil"/>
+              <w:right w:val="single" w:color="auto" w:sz="12" w:space="0"/>
+            </w:tcBorders>
+            <w:shd w:val="clear" w:color="auto" w:fill="auto"/>
+            <w:tcMar>
+              <w:top w:w="120" w:type="dxa"/>
+              <w:left w:w="192" w:type="dxa"/>
+              <w:bottom w:w="120" w:type="dxa"/>
+              <w:right w:w="-1" w:type="dxa"/>
+            </w:tcMar>
+            <w:vAlign w:val="center"/>
+          </w:tcPr>
+          <w:p>
+            <w:pPr>
+              <w:keepNext w:val="0"/>
+              <w:keepLines w:val="0"/>
+              <w:widowControl/>
+              <w:suppressLineNumbers w:val="0"/>
+              <w:snapToGrid w:val="0"/>
+              <w:spacing w:line="240" w:lineRule="auto"/>
+              <w:ind w:left="0" w:leftChars="0" w:right="0" w:rightChars="0" w:firstLine="0" w:firstLineChars="0"/>
+              <w:jc w:val="left"/>
+              <w:rPr>
+                <w:rFonts w:hint="default" w:ascii="Segoe UI" w:hAnsi="Segoe UI" w:eastAsia="Segoe UI" w:cs="Segoe UI"/>
+                <w:i w:val="0"/>
+                <w:iCs w:val="0"/>
+                <w:caps w:val="0"/>
+                <w:color w:val="0F1115"/>
+                <w:spacing w:val="0"/>
+                <w:sz w:val="18"/>
+                <w:szCs w:val="18"/>
+              </w:rPr>
+            </w:pPr>
+            <w:r>
+              <w:rPr>
+                <w:rFonts w:hint="default" w:ascii="Segoe UI" w:hAnsi="Segoe UI" w:eastAsia="Segoe UI" w:cs="Segoe UI"/>
+                <w:i w:val="0"/>
+                <w:iCs w:val="0"/>
+                <w:caps w:val="0"/>
+                <w:snapToGrid w:val="0"/>
+                <w:color w:val="000000"/>
+                <w:spacing w:val="0"/>
+                <w:kern w:val="0"/>
+                <w:sz w:val="18"/>
+                <w:szCs w:val="18"/>
+                <w:lang w:val="en-US" w:eastAsia="zh-CN"/>
+              </w:rPr>
+              <w:t>2026年3月</w:t>
+            </w:r>
+          </w:p>
+        </w:tc>
+      </w:tr>
+      <w:tr>
+        <w:tblPrEx>
+          <w:tblBorders>
+            <w:top w:val="none" w:color="auto" w:sz="0" w:space="0"/>
+            <w:left w:val="none" w:color="auto" w:sz="0" w:space="0"/>
+            <w:bottom w:val="none" w:color="auto" w:sz="0" w:space="0"/>
+            <w:right w:val="none" w:color="auto" w:sz="0" w:space="0"/>
+            <w:insideH w:val="none" w:color="auto" w:sz="0" w:space="0"/>
+            <w:insideV w:val="none" w:color="auto" w:sz="0" w:space="0"/>
+          </w:tblBorders>
+          <w:tblCellMar>
+            <w:top w:w="15" w:type="dxa"/>
+            <w:left w:w="15" w:type="dxa"/>
+            <w:bottom w:w="15" w:type="dxa"/>
+            <w:right w:w="15" w:type="dxa"/>
+          </w:tblCellMar>
+        </w:tblPrEx>
+        <w:trPr>
+          <w:trHeight w:val="0" w:hRule="atLeast"/>
+          <w:jc w:val="center"/>
+        </w:trPr>
+        <w:tc>
+          <w:tcPr>
+            <w:tcW w:w="1812" w:type="dxa"/>
+            <w:vMerge w:val="continue"/>
+            <w:tcBorders>
+              <w:left w:val="single" w:color="auto" w:sz="12" w:space="0"/>
+              <w:right w:val="nil"/>
+            </w:tcBorders>
+            <w:shd w:val="clear" w:color="auto" w:fill="auto"/>
+            <w:tcMar>
+              <w:top w:w="120" w:type="dxa"/>
+              <w:left w:w="-1" w:type="dxa"/>
+              <w:bottom w:w="120" w:type="dxa"/>
+              <w:right w:w="192" w:type="dxa"/>
+            </w:tcMar>
+            <w:vAlign w:val="center"/>
+          </w:tcPr>
+          <w:p>
+            <w:pPr>
+              <w:snapToGrid w:val="0"/>
+              <w:ind w:left="0" w:leftChars="0" w:right="0" w:rightChars="0" w:firstLine="0" w:firstLineChars="0"/>
+              <w:jc w:val="center"/>
+              <w:rPr>
+                <w:rFonts w:hint="default" w:ascii="Segoe UI" w:hAnsi="Segoe UI" w:eastAsia="Segoe UI" w:cs="Segoe UI"/>
+                <w:i w:val="0"/>
+                <w:iCs w:val="0"/>
+                <w:caps w:val="0"/>
+                <w:color w:val="0F1115"/>
+                <w:spacing w:val="0"/>
+                <w:sz w:val="18"/>
+                <w:szCs w:val="18"/>
+              </w:rPr>
+            </w:pPr>
+          </w:p>
+        </w:tc>
+        <w:tc>
+          <w:tcPr>
+            <w:tcW w:w="0" w:type="auto"/>
+            <w:tcBorders>
+              <w:top w:val="single" w:color="auto" w:sz="4" w:space="0"/>
+              <w:left w:val="single" w:color="auto" w:sz="4" w:space="0"/>
+              <w:bottom w:val="nil"/>
+              <w:right w:val="nil"/>
+            </w:tcBorders>
+            <w:shd w:val="clear" w:color="auto" w:fill="auto"/>
+            <w:tcMar>
+              <w:top w:w="120" w:type="dxa"/>
+              <w:left w:w="192" w:type="dxa"/>
+              <w:bottom w:w="120" w:type="dxa"/>
+              <w:right w:w="192" w:type="dxa"/>
+            </w:tcMar>
+            <w:vAlign w:val="center"/>
+          </w:tcPr>
+          <w:p>
+            <w:pPr>
+              <w:keepNext w:val="0"/>
+              <w:keepLines w:val="0"/>
+              <w:widowControl/>
+              <w:suppressLineNumbers w:val="0"/>
+              <w:snapToGrid w:val="0"/>
+              <w:spacing w:line="240" w:lineRule="auto"/>
+              <w:ind w:left="0" w:leftChars="0" w:right="0" w:rightChars="0" w:firstLine="0" w:firstLineChars="0"/>
+              <w:jc w:val="left"/>
+              <w:rPr>
+                <w:rFonts w:hint="default" w:ascii="Segoe UI" w:hAnsi="Segoe UI" w:eastAsia="Segoe UI" w:cs="Segoe UI"/>
+                <w:i w:val="0"/>
+                <w:iCs w:val="0"/>
+                <w:caps w:val="0"/>
+                <w:color w:val="0F1115"/>
+                <w:spacing w:val="0"/>
+                <w:sz w:val="18"/>
+                <w:szCs w:val="18"/>
+              </w:rPr>
+            </w:pPr>
+            <w:r>
+              <w:rPr>
+                <w:rFonts w:hint="default" w:ascii="Segoe UI" w:hAnsi="Segoe UI" w:eastAsia="Segoe UI" w:cs="Segoe UI"/>
+                <w:i w:val="0"/>
+                <w:iCs w:val="0"/>
+                <w:caps w:val="0"/>
+                <w:snapToGrid w:val="0"/>
+                <w:color w:val="000000"/>
+                <w:spacing w:val="0"/>
+                <w:kern w:val="0"/>
+                <w:sz w:val="18"/>
+                <w:szCs w:val="18"/>
+                <w:lang w:val="en-US" w:eastAsia="zh-CN"/>
+              </w:rPr>
+              <w:t>数据库巡检</w:t>
+            </w:r>
+          </w:p>
+        </w:tc>
+        <w:tc>
+          <w:tcPr>
+            <w:tcW w:w="0" w:type="auto"/>
+            <w:tcBorders>
+              <w:top w:val="single" w:color="auto" w:sz="4" w:space="0"/>
+              <w:left w:val="single" w:color="auto" w:sz="4" w:space="0"/>
+              <w:bottom w:val="nil"/>
+              <w:right w:val="nil"/>
+            </w:tcBorders>
+            <w:shd w:val="clear" w:color="auto" w:fill="auto"/>
+            <w:tcMar>
+              <w:top w:w="120" w:type="dxa"/>
+              <w:left w:w="192" w:type="dxa"/>
+              <w:bottom w:w="120" w:type="dxa"/>
+              <w:right w:w="192" w:type="dxa"/>
+            </w:tcMar>
+            <w:vAlign w:val="center"/>
+          </w:tcPr>
+          <w:p>
+            <w:pPr>
+              <w:keepNext w:val="0"/>
+              <w:keepLines w:val="0"/>
+              <w:widowControl/>
+              <w:suppressLineNumbers w:val="0"/>
+              <w:snapToGrid w:val="0"/>
+              <w:spacing w:line="240" w:lineRule="auto"/>
+              <w:ind w:left="0" w:leftChars="0" w:right="0" w:rightChars="0" w:firstLine="0" w:firstLineChars="0"/>
+              <w:jc w:val="left"/>
+              <w:rPr>
+                <w:rFonts w:hint="default" w:ascii="Segoe UI" w:hAnsi="Segoe UI" w:eastAsia="Segoe UI" w:cs="Segoe UI"/>
+                <w:i w:val="0"/>
+                <w:iCs w:val="0"/>
+                <w:caps w:val="0"/>
+                <w:color w:val="0F1115"/>
+                <w:spacing w:val="0"/>
+                <w:sz w:val="18"/>
+                <w:szCs w:val="18"/>
+              </w:rPr>
+            </w:pPr>
+            <w:r>
+              <w:rPr>
+                <w:rFonts w:hint="default" w:ascii="Segoe UI" w:hAnsi="Segoe UI" w:eastAsia="Segoe UI" w:cs="Segoe UI"/>
+                <w:i w:val="0"/>
+                <w:iCs w:val="0"/>
+                <w:caps w:val="0"/>
+                <w:snapToGrid w:val="0"/>
+                <w:color w:val="000000"/>
+                <w:spacing w:val="0"/>
+                <w:kern w:val="0"/>
+                <w:sz w:val="18"/>
+                <w:szCs w:val="18"/>
+                <w:lang w:val="en-US" w:eastAsia="zh-CN"/>
+              </w:rPr>
+              <w:t>连接数、慢查询、表空间检查</w:t>
+            </w:r>
+          </w:p>
+        </w:tc>
+        <w:tc>
+          <w:tcPr>
+            <w:tcW w:w="1402" w:type="dxa"/>
+            <w:tcBorders>
+              <w:top w:val="single" w:color="auto" w:sz="4" w:space="0"/>
+              <w:left w:val="single" w:color="auto" w:sz="4" w:space="0"/>
+              <w:bottom w:val="nil"/>
+              <w:right w:val="single" w:color="auto" w:sz="12" w:space="0"/>
+            </w:tcBorders>
+            <w:shd w:val="clear" w:color="auto" w:fill="auto"/>
+            <w:tcMar>
+              <w:top w:w="120" w:type="dxa"/>
+              <w:left w:w="192" w:type="dxa"/>
+              <w:bottom w:w="120" w:type="dxa"/>
+              <w:right w:w="-1" w:type="dxa"/>
+            </w:tcMar>
+            <w:vAlign w:val="center"/>
+          </w:tcPr>
+          <w:p>
+            <w:pPr>
+              <w:keepNext w:val="0"/>
+              <w:keepLines w:val="0"/>
+              <w:widowControl/>
+              <w:suppressLineNumbers w:val="0"/>
+              <w:snapToGrid w:val="0"/>
+              <w:spacing w:line="240" w:lineRule="auto"/>
+              <w:ind w:left="0" w:leftChars="0" w:right="0" w:rightChars="0" w:firstLine="0" w:firstLineChars="0"/>
+              <w:jc w:val="left"/>
+              <w:rPr>
+                <w:rFonts w:hint="default" w:ascii="Segoe UI" w:hAnsi="Segoe UI" w:eastAsia="Segoe UI" w:cs="Segoe UI"/>
+                <w:i w:val="0"/>
+                <w:iCs w:val="0"/>
+                <w:caps w:val="0"/>
+                <w:color w:val="0F1115"/>
+                <w:spacing w:val="0"/>
+                <w:sz w:val="18"/>
+                <w:szCs w:val="18"/>
+              </w:rPr>
+            </w:pPr>
+            <w:r>
+              <w:rPr>
+                <w:rFonts w:hint="default" w:ascii="Segoe UI" w:hAnsi="Segoe UI" w:eastAsia="Segoe UI" w:cs="Segoe UI"/>
+                <w:i w:val="0"/>
+                <w:iCs w:val="0"/>
+                <w:caps w:val="0"/>
+                <w:snapToGrid w:val="0"/>
+                <w:color w:val="000000"/>
+                <w:spacing w:val="0"/>
+                <w:kern w:val="0"/>
+                <w:sz w:val="18"/>
+                <w:szCs w:val="18"/>
+                <w:lang w:val="en-US" w:eastAsia="zh-CN"/>
+              </w:rPr>
+              <w:t>2026年4月</w:t>
+            </w:r>
+          </w:p>
+        </w:tc>
+      </w:tr>
+      <w:tr>
+        <w:tblPrEx>
+          <w:tblBorders>
+            <w:top w:val="none" w:color="auto" w:sz="0" w:space="0"/>
+            <w:left w:val="none" w:color="auto" w:sz="0" w:space="0"/>
+            <w:bottom w:val="none" w:color="auto" w:sz="0" w:space="0"/>
+            <w:right w:val="none" w:color="auto" w:sz="0" w:space="0"/>
+            <w:insideH w:val="none" w:color="auto" w:sz="0" w:space="0"/>
+            <w:insideV w:val="none" w:color="auto" w:sz="0" w:space="0"/>
+          </w:tblBorders>
+          <w:tblCellMar>
+            <w:top w:w="15" w:type="dxa"/>
+            <w:left w:w="15" w:type="dxa"/>
+            <w:bottom w:w="15" w:type="dxa"/>
+            <w:right w:w="15" w:type="dxa"/>
+          </w:tblCellMar>
+        </w:tblPrEx>
+        <w:trPr>
+          <w:trHeight w:val="0" w:hRule="atLeast"/>
+          <w:jc w:val="center"/>
+        </w:trPr>
+        <w:tc>
+          <w:tcPr>
+            <w:tcW w:w="1812" w:type="dxa"/>
+            <w:vMerge w:val="continue"/>
+            <w:tcBorders>
+              <w:left w:val="single" w:color="auto" w:sz="12" w:space="0"/>
+              <w:right w:val="nil"/>
+            </w:tcBorders>
+            <w:shd w:val="clear" w:color="auto" w:fill="auto"/>
+            <w:tcMar>
+              <w:top w:w="120" w:type="dxa"/>
+              <w:left w:w="-1" w:type="dxa"/>
+              <w:bottom w:w="120" w:type="dxa"/>
+              <w:right w:w="192" w:type="dxa"/>
+            </w:tcMar>
+            <w:vAlign w:val="center"/>
+          </w:tcPr>
+          <w:p>
+            <w:pPr>
+              <w:snapToGrid w:val="0"/>
+              <w:ind w:left="0" w:leftChars="0" w:right="0" w:rightChars="0" w:firstLine="0" w:firstLineChars="0"/>
+              <w:jc w:val="center"/>
+              <w:rPr>
+                <w:rFonts w:hint="default" w:ascii="Segoe UI" w:hAnsi="Segoe UI" w:eastAsia="Segoe UI" w:cs="Segoe UI"/>
+                <w:i w:val="0"/>
+                <w:iCs w:val="0"/>
+                <w:caps w:val="0"/>
+                <w:color w:val="0F1115"/>
+                <w:spacing w:val="0"/>
+                <w:sz w:val="18"/>
+                <w:szCs w:val="18"/>
+              </w:rPr>
+            </w:pPr>
+          </w:p>
+        </w:tc>
+        <w:tc>
+          <w:tcPr>
+            <w:tcW w:w="0" w:type="auto"/>
+            <w:tcBorders>
+              <w:top w:val="single" w:color="auto" w:sz="4" w:space="0"/>
+              <w:left w:val="single" w:color="auto" w:sz="4" w:space="0"/>
+              <w:bottom w:val="nil"/>
+              <w:right w:val="nil"/>
+            </w:tcBorders>
+            <w:shd w:val="clear" w:color="auto" w:fill="auto"/>
+            <w:tcMar>
+              <w:top w:w="120" w:type="dxa"/>
+              <w:left w:w="192" w:type="dxa"/>
+              <w:bottom w:w="120" w:type="dxa"/>
+              <w:right w:w="192" w:type="dxa"/>
+            </w:tcMar>
+            <w:vAlign w:val="center"/>
+          </w:tcPr>
+          <w:p>
+            <w:pPr>
+              <w:keepNext w:val="0"/>
+              <w:keepLines w:val="0"/>
+              <w:widowControl/>
+              <w:suppressLineNumbers w:val="0"/>
+              <w:snapToGrid w:val="0"/>
+              <w:spacing w:line="240" w:lineRule="auto"/>
+              <w:ind w:left="0" w:leftChars="0" w:right="0" w:rightChars="0" w:firstLine="0" w:firstLineChars="0"/>
+              <w:jc w:val="left"/>
+              <w:rPr>
+                <w:rFonts w:hint="default" w:ascii="Segoe UI" w:hAnsi="Segoe UI" w:eastAsia="Segoe UI" w:cs="Segoe UI"/>
+                <w:i w:val="0"/>
+                <w:iCs w:val="0"/>
+                <w:caps w:val="0"/>
+                <w:color w:val="0F1115"/>
+                <w:spacing w:val="0"/>
+                <w:sz w:val="18"/>
+                <w:szCs w:val="18"/>
+              </w:rPr>
+            </w:pPr>
+            <w:r>
+              <w:rPr>
+                <w:rFonts w:hint="default" w:ascii="Segoe UI" w:hAnsi="Segoe UI" w:eastAsia="Segoe UI" w:cs="Segoe UI"/>
+                <w:i w:val="0"/>
+                <w:iCs w:val="0"/>
+                <w:caps w:val="0"/>
+                <w:snapToGrid w:val="0"/>
+                <w:color w:val="000000"/>
+                <w:spacing w:val="0"/>
+                <w:kern w:val="0"/>
+                <w:sz w:val="18"/>
+                <w:szCs w:val="18"/>
+                <w:lang w:val="en-US" w:eastAsia="zh-CN"/>
+              </w:rPr>
+              <w:t>前端设备巡检</w:t>
+            </w:r>
+          </w:p>
+        </w:tc>
+        <w:tc>
+          <w:tcPr>
+            <w:tcW w:w="0" w:type="auto"/>
+            <w:tcBorders>
+              <w:top w:val="single" w:color="auto" w:sz="4" w:space="0"/>
+              <w:left w:val="single" w:color="auto" w:sz="4" w:space="0"/>
+              <w:bottom w:val="nil"/>
+              <w:right w:val="nil"/>
+            </w:tcBorders>
+            <w:shd w:val="clear" w:color="auto" w:fill="auto"/>
+            <w:tcMar>
+              <w:top w:w="120" w:type="dxa"/>
+              <w:left w:w="192" w:type="dxa"/>
+              <w:bottom w:w="120" w:type="dxa"/>
+              <w:right w:w="192" w:type="dxa"/>
+            </w:tcMar>
+            <w:vAlign w:val="center"/>
+          </w:tcPr>
+          <w:p>
+            <w:pPr>
+              <w:keepNext w:val="0"/>
+              <w:keepLines w:val="0"/>
+              <w:widowControl/>
+              <w:suppressLineNumbers w:val="0"/>
+              <w:snapToGrid w:val="0"/>
+              <w:spacing w:line="240" w:lineRule="auto"/>
+              <w:ind w:left="0" w:leftChars="0" w:right="0" w:rightChars="0" w:firstLine="0" w:firstLineChars="0"/>
+              <w:jc w:val="left"/>
+              <w:rPr>
+                <w:rFonts w:hint="default" w:ascii="Segoe UI" w:hAnsi="Segoe UI" w:eastAsia="宋体" w:cs="Segoe UI"/>
+                <w:i w:val="0"/>
+                <w:iCs w:val="0"/>
+                <w:caps w:val="0"/>
+                <w:color w:val="0F1115"/>
+                <w:spacing w:val="0"/>
+                <w:sz w:val="18"/>
+                <w:szCs w:val="18"/>
+                <w:lang w:val="en-US" w:eastAsia="zh-CN"/>
+              </w:rPr>
+            </w:pPr>
+            <w:r>
+              <w:rPr>
+                <w:rFonts w:hint="eastAsia" w:ascii="Segoe UI" w:hAnsi="Segoe UI" w:eastAsia="宋体" w:cs="Segoe UI"/>
+                <w:i w:val="0"/>
+                <w:iCs w:val="0"/>
+                <w:caps w:val="0"/>
+                <w:color w:val="0F1115"/>
+                <w:spacing w:val="0"/>
+                <w:sz w:val="18"/>
+                <w:szCs w:val="18"/>
+                <w:lang w:val="en-US" w:eastAsia="zh-CN"/>
+              </w:rPr>
+              <w:t>电网设备巡检</w:t>
+            </w:r>
+          </w:p>
+        </w:tc>
+        <w:tc>
+          <w:tcPr>
+            <w:tcW w:w="1402" w:type="dxa"/>
+            <w:tcBorders>
+              <w:top w:val="single" w:color="auto" w:sz="4" w:space="0"/>
+              <w:left w:val="single" w:color="auto" w:sz="4" w:space="0"/>
+              <w:bottom w:val="nil"/>
+              <w:right w:val="single" w:color="auto" w:sz="12" w:space="0"/>
+            </w:tcBorders>
+            <w:shd w:val="clear" w:color="auto" w:fill="auto"/>
+            <w:tcMar>
+              <w:top w:w="120" w:type="dxa"/>
+              <w:left w:w="192" w:type="dxa"/>
+              <w:bottom w:w="120" w:type="dxa"/>
+              <w:right w:w="-1" w:type="dxa"/>
+            </w:tcMar>
+            <w:vAlign w:val="center"/>
+          </w:tcPr>
+          <w:p>
+            <w:pPr>
+              <w:keepNext w:val="0"/>
+              <w:keepLines w:val="0"/>
+              <w:widowControl/>
+              <w:suppressLineNumbers w:val="0"/>
+              <w:snapToGrid w:val="0"/>
+              <w:spacing w:line="240" w:lineRule="auto"/>
+              <w:ind w:left="0" w:leftChars="0" w:right="0" w:rightChars="0" w:firstLine="0" w:firstLineChars="0"/>
+              <w:jc w:val="left"/>
+              <w:rPr>
+                <w:rFonts w:hint="default" w:ascii="Segoe UI" w:hAnsi="Segoe UI" w:eastAsia="Segoe UI" w:cs="Segoe UI"/>
+                <w:i w:val="0"/>
+                <w:iCs w:val="0"/>
+                <w:caps w:val="0"/>
+                <w:color w:val="0F1115"/>
+                <w:spacing w:val="0"/>
+                <w:sz w:val="18"/>
+                <w:szCs w:val="18"/>
+              </w:rPr>
+            </w:pPr>
+            <w:r>
+              <w:rPr>
+                <w:rFonts w:hint="default" w:ascii="Segoe UI" w:hAnsi="Segoe UI" w:eastAsia="Segoe UI" w:cs="Segoe UI"/>
+                <w:i w:val="0"/>
+                <w:iCs w:val="0"/>
+                <w:caps w:val="0"/>
+                <w:snapToGrid w:val="0"/>
+                <w:color w:val="000000"/>
+                <w:spacing w:val="0"/>
+                <w:kern w:val="0"/>
+                <w:sz w:val="18"/>
+                <w:szCs w:val="18"/>
+                <w:lang w:val="en-US" w:eastAsia="zh-CN"/>
+              </w:rPr>
+              <w:t>2026年4月</w:t>
+            </w:r>
+          </w:p>
+        </w:tc>
+      </w:tr>
+      <w:tr>
+        <w:tblPrEx>
+          <w:tblBorders>
+            <w:top w:val="none" w:color="auto" w:sz="0" w:space="0"/>
+            <w:left w:val="none" w:color="auto" w:sz="0" w:space="0"/>
+            <w:bottom w:val="none" w:color="auto" w:sz="0" w:space="0"/>
+            <w:right w:val="none" w:color="auto" w:sz="0" w:space="0"/>
+            <w:insideH w:val="none" w:color="auto" w:sz="0" w:space="0"/>
+            <w:insideV w:val="none" w:color="auto" w:sz="0" w:space="0"/>
+          </w:tblBorders>
+          <w:tblCellMar>
+            <w:top w:w="15" w:type="dxa"/>
+            <w:left w:w="15" w:type="dxa"/>
+            <w:bottom w:w="15" w:type="dxa"/>
+            <w:right w:w="15" w:type="dxa"/>
+          </w:tblCellMar>
+        </w:tblPrEx>
+        <w:trPr>
+          <w:trHeight w:val="0" w:hRule="atLeast"/>
+          <w:jc w:val="center"/>
+        </w:trPr>
+        <w:tc>
+          <w:tcPr>
+            <w:tcW w:w="1812" w:type="dxa"/>
+            <w:vMerge w:val="continue"/>
+            <w:tcBorders>
+              <w:left w:val="single" w:color="auto" w:sz="12" w:space="0"/>
+              <w:bottom w:val="nil"/>
+              <w:right w:val="nil"/>
+            </w:tcBorders>
+            <w:shd w:val="clear" w:color="auto" w:fill="auto"/>
+            <w:tcMar>
+              <w:top w:w="120" w:type="dxa"/>
+              <w:left w:w="-1" w:type="dxa"/>
+              <w:bottom w:w="120" w:type="dxa"/>
+              <w:right w:w="192" w:type="dxa"/>
+            </w:tcMar>
+            <w:vAlign w:val="center"/>
+          </w:tcPr>
+          <w:p>
+            <w:pPr>
+              <w:snapToGrid w:val="0"/>
+              <w:ind w:left="0" w:leftChars="0" w:right="0" w:rightChars="0" w:firstLine="0" w:firstLineChars="0"/>
+              <w:jc w:val="center"/>
+              <w:rPr>
+                <w:rFonts w:hint="default" w:ascii="Segoe UI" w:hAnsi="Segoe UI" w:eastAsia="Segoe UI" w:cs="Segoe UI"/>
+                <w:i w:val="0"/>
+                <w:iCs w:val="0"/>
+                <w:caps w:val="0"/>
+                <w:color w:val="0F1115"/>
+                <w:spacing w:val="0"/>
+                <w:sz w:val="18"/>
+                <w:szCs w:val="18"/>
+              </w:rPr>
+            </w:pPr>
+          </w:p>
+        </w:tc>
+        <w:tc>
+          <w:tcPr>
+            <w:tcW w:w="0" w:type="auto"/>
+            <w:tcBorders>
+              <w:top w:val="single" w:color="auto" w:sz="4" w:space="0"/>
+              <w:left w:val="single" w:color="auto" w:sz="4" w:space="0"/>
+              <w:bottom w:val="nil"/>
+              <w:right w:val="nil"/>
+            </w:tcBorders>
+            <w:shd w:val="clear" w:color="auto" w:fill="auto"/>
+            <w:tcMar>
+              <w:top w:w="120" w:type="dxa"/>
+              <w:left w:w="192" w:type="dxa"/>
+              <w:bottom w:w="120" w:type="dxa"/>
+              <w:right w:w="192" w:type="dxa"/>
+            </w:tcMar>
+            <w:vAlign w:val="center"/>
+          </w:tcPr>
+          <w:p>
+            <w:pPr>
+              <w:keepNext w:val="0"/>
+              <w:keepLines w:val="0"/>
+              <w:widowControl/>
+              <w:suppressLineNumbers w:val="0"/>
+              <w:snapToGrid w:val="0"/>
+              <w:spacing w:line="240" w:lineRule="auto"/>
+              <w:ind w:left="0" w:leftChars="0" w:right="0" w:rightChars="0" w:firstLine="0" w:firstLineChars="0"/>
+              <w:jc w:val="left"/>
+              <w:rPr>
+                <w:rFonts w:hint="default" w:ascii="Segoe UI" w:hAnsi="Segoe UI" w:eastAsia="Segoe UI" w:cs="Segoe UI"/>
+                <w:i w:val="0"/>
+                <w:iCs w:val="0"/>
+                <w:caps w:val="0"/>
+                <w:color w:val="0F1115"/>
+                <w:spacing w:val="0"/>
+                <w:sz w:val="18"/>
+                <w:szCs w:val="18"/>
+              </w:rPr>
+            </w:pPr>
+            <w:r>
+              <w:rPr>
+                <w:rFonts w:hint="default" w:ascii="Segoe UI" w:hAnsi="Segoe UI" w:eastAsia="Segoe UI" w:cs="Segoe UI"/>
+                <w:i w:val="0"/>
+                <w:iCs w:val="0"/>
+                <w:caps w:val="0"/>
+                <w:snapToGrid w:val="0"/>
+                <w:color w:val="000000"/>
+                <w:spacing w:val="0"/>
+                <w:kern w:val="0"/>
+                <w:sz w:val="18"/>
+                <w:szCs w:val="18"/>
+                <w:lang w:val="en-US" w:eastAsia="zh-CN"/>
+              </w:rPr>
+              <w:t>巡检报告</w:t>
+            </w:r>
+          </w:p>
+        </w:tc>
+        <w:tc>
+          <w:tcPr>
+            <w:tcW w:w="0" w:type="auto"/>
+            <w:tcBorders>
+              <w:top w:val="single" w:color="auto" w:sz="4" w:space="0"/>
+              <w:left w:val="single" w:color="auto" w:sz="4" w:space="0"/>
+              <w:bottom w:val="nil"/>
+              <w:right w:val="nil"/>
+            </w:tcBorders>
+            <w:shd w:val="clear" w:color="auto" w:fill="auto"/>
+            <w:tcMar>
+              <w:top w:w="120" w:type="dxa"/>
+              <w:left w:w="192" w:type="dxa"/>
+              <w:bottom w:w="120" w:type="dxa"/>
+              <w:right w:w="192" w:type="dxa"/>
+            </w:tcMar>
+            <w:vAlign w:val="center"/>
+          </w:tcPr>
+          <w:p>
+            <w:pPr>
+              <w:keepNext w:val="0"/>
+              <w:keepLines w:val="0"/>
+              <w:widowControl/>
+              <w:suppressLineNumbers w:val="0"/>
+              <w:snapToGrid w:val="0"/>
+              <w:spacing w:line="240" w:lineRule="auto"/>
+              <w:ind w:left="0" w:leftChars="0" w:right="0" w:rightChars="0" w:firstLine="0" w:firstLineChars="0"/>
+              <w:jc w:val="left"/>
+              <w:rPr>
+                <w:rFonts w:hint="default" w:ascii="Segoe UI" w:hAnsi="Segoe UI" w:eastAsia="Segoe UI" w:cs="Segoe UI"/>
+                <w:i w:val="0"/>
+                <w:iCs w:val="0"/>
+                <w:caps w:val="0"/>
+                <w:color w:val="0F1115"/>
+                <w:spacing w:val="0"/>
+                <w:sz w:val="18"/>
+                <w:szCs w:val="18"/>
+              </w:rPr>
+            </w:pPr>
+            <w:r>
+              <w:rPr>
+                <w:rFonts w:hint="default" w:ascii="Segoe UI" w:hAnsi="Segoe UI" w:eastAsia="Segoe UI" w:cs="Segoe UI"/>
+                <w:i w:val="0"/>
+                <w:iCs w:val="0"/>
+                <w:caps w:val="0"/>
+                <w:snapToGrid w:val="0"/>
+                <w:color w:val="000000"/>
+                <w:spacing w:val="0"/>
+                <w:kern w:val="0"/>
+                <w:sz w:val="18"/>
+                <w:szCs w:val="18"/>
+                <w:lang w:val="en-US" w:eastAsia="zh-CN"/>
+              </w:rPr>
+              <w:t>自动生成巡检报告（日报/周报/月报）</w:t>
+            </w:r>
+          </w:p>
+        </w:tc>
+        <w:tc>
+          <w:tcPr>
+            <w:tcW w:w="1402" w:type="dxa"/>
+            <w:tcBorders>
+              <w:top w:val="single" w:color="auto" w:sz="4" w:space="0"/>
+              <w:left w:val="single" w:color="auto" w:sz="4" w:space="0"/>
+              <w:bottom w:val="nil"/>
+              <w:right w:val="single" w:color="auto" w:sz="12" w:space="0"/>
+            </w:tcBorders>
+            <w:shd w:val="clear" w:color="auto" w:fill="auto"/>
+            <w:tcMar>
+              <w:top w:w="120" w:type="dxa"/>
+              <w:left w:w="192" w:type="dxa"/>
+              <w:bottom w:w="120" w:type="dxa"/>
+              <w:right w:w="-1" w:type="dxa"/>
+            </w:tcMar>
+            <w:vAlign w:val="center"/>
+          </w:tcPr>
+          <w:p>
+            <w:pPr>
+              <w:keepNext w:val="0"/>
+              <w:keepLines w:val="0"/>
+              <w:widowControl/>
+              <w:suppressLineNumbers w:val="0"/>
+              <w:snapToGrid w:val="0"/>
+              <w:spacing w:line="240" w:lineRule="auto"/>
+              <w:ind w:left="0" w:leftChars="0" w:right="0" w:rightChars="0" w:firstLine="0" w:firstLineChars="0"/>
+              <w:jc w:val="left"/>
+              <w:rPr>
+                <w:rFonts w:hint="default" w:ascii="Segoe UI" w:hAnsi="Segoe UI" w:eastAsia="Segoe UI" w:cs="Segoe UI"/>
+                <w:i w:val="0"/>
+                <w:iCs w:val="0"/>
+                <w:caps w:val="0"/>
+                <w:color w:val="0F1115"/>
+                <w:spacing w:val="0"/>
+                <w:sz w:val="18"/>
+                <w:szCs w:val="18"/>
+              </w:rPr>
+            </w:pPr>
+            <w:r>
+              <w:rPr>
+                <w:rFonts w:hint="default" w:ascii="Segoe UI" w:hAnsi="Segoe UI" w:eastAsia="Segoe UI" w:cs="Segoe UI"/>
+                <w:i w:val="0"/>
+                <w:iCs w:val="0"/>
+                <w:caps w:val="0"/>
+                <w:snapToGrid w:val="0"/>
+                <w:color w:val="000000"/>
+                <w:spacing w:val="0"/>
+                <w:kern w:val="0"/>
+                <w:sz w:val="18"/>
+                <w:szCs w:val="18"/>
+                <w:lang w:val="en-US" w:eastAsia="zh-CN"/>
+              </w:rPr>
+              <w:t>2026年4月</w:t>
+            </w:r>
+          </w:p>
+        </w:tc>
+      </w:tr>
+      <w:tr>
+        <w:tblPrEx>
+          <w:tblBorders>
+            <w:top w:val="none" w:color="auto" w:sz="0" w:space="0"/>
+            <w:left w:val="none" w:color="auto" w:sz="0" w:space="0"/>
+            <w:bottom w:val="none" w:color="auto" w:sz="0" w:space="0"/>
+            <w:right w:val="none" w:color="auto" w:sz="0" w:space="0"/>
+            <w:insideH w:val="none" w:color="auto" w:sz="0" w:space="0"/>
+            <w:insideV w:val="none" w:color="auto" w:sz="0" w:space="0"/>
+          </w:tblBorders>
           <w:shd w:val="clear" w:color="auto" w:fill="auto"/>
           <w:tblCellMar>
             <w:top w:w="15" w:type="dxa"/>
@@ -4621,15 +5567,16 @@
           </w:tblCellMar>
         </w:tblPrEx>
         <w:trPr>
-          <w:trHeight w:val="0"/>
+          <w:trHeight w:val="0" w:hRule="atLeast"/>
           <w:jc w:val="center"/>
         </w:trPr>
         <w:tc>
           <w:tcPr>
             <w:tcW w:w="1812" w:type="dxa"/>
-            <w:vMerge/>
-            <w:tcBorders>
-              <w:left w:val="single" w:sz="12" w:space="0" w:color="auto"/>
+            <w:vMerge w:val="restart"/>
+            <w:tcBorders>
+              <w:top w:val="single" w:color="auto" w:sz="4" w:space="0"/>
+              <w:left w:val="single" w:color="auto" w:sz="12" w:space="0"/>
               <w:right w:val="nil"/>
             </w:tcBorders>
             <w:shd w:val="clear" w:color="auto" w:fill="auto"/>
@@ -4643,11 +5590,16 @@
           </w:tcPr>
           <w:p>
             <w:pPr>
-              <w:snapToGrid w:val="0"/>
-              <w:ind w:left="0" w:right="0" w:firstLine="0" w:leftChars="0" w:rightChars="0" w:firstLineChars="0"/>
+              <w:keepNext w:val="0"/>
+              <w:keepLines w:val="0"/>
+              <w:widowControl/>
+              <w:suppressLineNumbers w:val="0"/>
+              <w:snapToGrid w:val="0"/>
+              <w:spacing w:line="240" w:lineRule="auto"/>
+              <w:ind w:left="0" w:leftChars="0" w:right="0" w:rightChars="0" w:firstLine="0" w:firstLineChars="0"/>
               <w:jc w:val="center"/>
               <w:rPr>
-                <w:rFonts w:ascii="Segoe UI" w:eastAsia="Segoe UI" w:hAnsi="Segoe UI" w:cs="Segoe UI" w:hint="default"/>
+                <w:rFonts w:hint="default" w:ascii="Segoe UI" w:hAnsi="Segoe UI" w:eastAsia="Segoe UI" w:cs="Segoe UI"/>
                 <w:i w:val="0"/>
                 <w:iCs w:val="0"/>
                 <w:caps w:val="0"/>
@@ -4657,14 +5609,33 @@
                 <w:szCs w:val="18"/>
               </w:rPr>
             </w:pPr>
+            <w:r>
+              <w:rPr>
+                <w:rStyle w:val="25"/>
+                <w:rFonts w:hint="default" w:ascii="Segoe UI" w:hAnsi="Segoe UI" w:eastAsia="Segoe UI" w:cs="Segoe UI"/>
+                <w:b/>
+                <w:bCs/>
+                <w:i w:val="0"/>
+                <w:iCs w:val="0"/>
+                <w:caps w:val="0"/>
+                <w:snapToGrid w:val="0"/>
+                <w:color w:val="000000"/>
+                <w:spacing w:val="0"/>
+                <w:kern w:val="0"/>
+                <w:sz w:val="18"/>
+                <w:szCs w:val="18"/>
+                <w:lang w:val="en-US" w:eastAsia="zh-CN"/>
+              </w:rPr>
+              <w:t>数据完整性校验工具</w:t>
+            </w:r>
           </w:p>
         </w:tc>
         <w:tc>
           <w:tcPr>
             <w:tcW w:w="0" w:type="auto"/>
             <w:tcBorders>
-              <w:top w:val="single" w:sz="4" w:space="0" w:color="auto"/>
-              <w:left w:val="single" w:sz="4" w:space="0" w:color="auto"/>
+              <w:top w:val="single" w:color="auto" w:sz="4" w:space="0"/>
+              <w:left w:val="single" w:color="auto" w:sz="4" w:space="0"/>
               <w:bottom w:val="nil"/>
               <w:right w:val="nil"/>
             </w:tcBorders>
@@ -4685,10 +5656,10 @@
               <w:suppressLineNumbers w:val="0"/>
               <w:snapToGrid w:val="0"/>
               <w:spacing w:line="240" w:lineRule="auto"/>
-              <w:ind w:left="0" w:right="0" w:firstLine="0" w:leftChars="0" w:rightChars="0" w:firstLineChars="0"/>
+              <w:ind w:left="0" w:leftChars="0" w:right="0" w:rightChars="0" w:firstLine="0" w:firstLineChars="0"/>
               <w:jc w:val="left"/>
               <w:rPr>
-                <w:rFonts w:ascii="Segoe UI" w:eastAsia="Segoe UI" w:hAnsi="Segoe UI" w:cs="Segoe UI" w:hint="default"/>
+                <w:rFonts w:hint="default" w:ascii="Segoe UI" w:hAnsi="Segoe UI" w:eastAsia="Segoe UI" w:cs="Segoe UI"/>
                 <w:i w:val="0"/>
                 <w:iCs w:val="0"/>
                 <w:caps w:val="0"/>
@@ -4700,7 +5671,7 @@
             </w:pPr>
             <w:r>
               <w:rPr>
-                <w:rFonts w:ascii="Segoe UI" w:eastAsia="Segoe UI" w:hAnsi="Segoe UI" w:cs="Segoe UI" w:hint="default"/>
+                <w:rFonts w:hint="default" w:ascii="Segoe UI" w:hAnsi="Segoe UI" w:eastAsia="Segoe UI" w:cs="Segoe UI"/>
                 <w:i w:val="0"/>
                 <w:iCs w:val="0"/>
                 <w:caps w:val="0"/>
@@ -4712,7 +5683,7 @@
                 <w:szCs w:val="18"/>
                 <w:lang w:val="en-US" w:eastAsia="zh-CN"/>
               </w:rPr>
-              <w:t>网络设备巡检</w:t>
+              <w:t>字段校验</w:t>
             </w:r>
           </w:p>
         </w:tc>
@@ -4720,8 +5691,8 @@
           <w:tcPr>
             <w:tcW w:w="0" w:type="auto"/>
             <w:tcBorders>
-              <w:top w:val="single" w:sz="4" w:space="0" w:color="auto"/>
-              <w:left w:val="single" w:sz="4" w:space="0" w:color="auto"/>
+              <w:top w:val="single" w:color="auto" w:sz="4" w:space="0"/>
+              <w:left w:val="single" w:color="auto" w:sz="4" w:space="0"/>
               <w:bottom w:val="nil"/>
               <w:right w:val="nil"/>
             </w:tcBorders>
@@ -4742,10 +5713,10 @@
               <w:suppressLineNumbers w:val="0"/>
               <w:snapToGrid w:val="0"/>
               <w:spacing w:line="240" w:lineRule="auto"/>
-              <w:ind w:left="0" w:right="0" w:firstLine="0" w:leftChars="0" w:rightChars="0" w:firstLineChars="0"/>
+              <w:ind w:left="0" w:leftChars="0" w:right="0" w:rightChars="0" w:firstLine="0" w:firstLineChars="0"/>
               <w:jc w:val="left"/>
               <w:rPr>
-                <w:rFonts w:ascii="Segoe UI" w:eastAsia="Segoe UI" w:hAnsi="Segoe UI" w:cs="Segoe UI" w:hint="default"/>
+                <w:rFonts w:hint="default" w:ascii="Segoe UI" w:hAnsi="Segoe UI" w:eastAsia="Segoe UI" w:cs="Segoe UI"/>
                 <w:i w:val="0"/>
                 <w:iCs w:val="0"/>
                 <w:caps w:val="0"/>
@@ -4757,7 +5728,7 @@
             </w:pPr>
             <w:r>
               <w:rPr>
-                <w:rFonts w:ascii="Segoe UI" w:eastAsia="Segoe UI" w:hAnsi="Segoe UI" w:cs="Segoe UI" w:hint="default"/>
+                <w:rFonts w:hint="default" w:ascii="Segoe UI" w:hAnsi="Segoe UI" w:eastAsia="Segoe UI" w:cs="Segoe UI"/>
                 <w:i w:val="0"/>
                 <w:iCs w:val="0"/>
                 <w:caps w:val="0"/>
@@ -4769,7 +5740,7 @@
                 <w:szCs w:val="18"/>
                 <w:lang w:val="en-US" w:eastAsia="zh-CN"/>
               </w:rPr>
-              <w:t>连通性巡检</w:t>
+              <w:t>必填字段完整性检查</w:t>
             </w:r>
           </w:p>
         </w:tc>
@@ -4777,10 +5748,10 @@
           <w:tcPr>
             <w:tcW w:w="1402" w:type="dxa"/>
             <w:tcBorders>
-              <w:top w:val="single" w:sz="4" w:space="0" w:color="auto"/>
-              <w:left w:val="single" w:sz="4" w:space="0" w:color="auto"/>
+              <w:top w:val="single" w:color="auto" w:sz="4" w:space="0"/>
+              <w:left w:val="single" w:color="auto" w:sz="4" w:space="0"/>
               <w:bottom w:val="nil"/>
-              <w:right w:val="single" w:sz="12" w:space="0" w:color="auto"/>
+              <w:right w:val="single" w:color="auto" w:sz="12" w:space="0"/>
             </w:tcBorders>
             <w:shd w:val="clear" w:color="auto" w:fill="auto"/>
             <w:tcMar>
@@ -4799,10 +5770,10 @@
               <w:suppressLineNumbers w:val="0"/>
               <w:snapToGrid w:val="0"/>
               <w:spacing w:line="240" w:lineRule="auto"/>
-              <w:ind w:left="0" w:right="0" w:firstLine="0" w:leftChars="0" w:rightChars="0" w:firstLineChars="0"/>
+              <w:ind w:left="0" w:leftChars="0" w:right="0" w:rightChars="0" w:firstLine="0" w:firstLineChars="0"/>
               <w:jc w:val="left"/>
               <w:rPr>
-                <w:rFonts w:ascii="Segoe UI" w:eastAsia="Segoe UI" w:hAnsi="Segoe UI" w:cs="Segoe UI" w:hint="default"/>
+                <w:rFonts w:hint="default" w:ascii="Segoe UI" w:hAnsi="Segoe UI" w:eastAsia="Segoe UI" w:cs="Segoe UI"/>
                 <w:i w:val="0"/>
                 <w:iCs w:val="0"/>
                 <w:caps w:val="0"/>
@@ -4814,7 +5785,7 @@
             </w:pPr>
             <w:r>
               <w:rPr>
-                <w:rFonts w:ascii="Segoe UI" w:eastAsia="Segoe UI" w:hAnsi="Segoe UI" w:cs="Segoe UI" w:hint="default"/>
+                <w:rFonts w:hint="default" w:ascii="Segoe UI" w:hAnsi="Segoe UI" w:eastAsia="Segoe UI" w:cs="Segoe UI"/>
                 <w:i w:val="0"/>
                 <w:iCs w:val="0"/>
                 <w:caps w:val="0"/>
@@ -4826,15 +5797,21 @@
                 <w:szCs w:val="18"/>
                 <w:lang w:val="en-US" w:eastAsia="zh-CN"/>
               </w:rPr>
-              <w:t>2026年3月</w:t>
+              <w:t>2026年5月</w:t>
             </w:r>
           </w:p>
         </w:tc>
       </w:tr>
       <w:tr>
         <w:tblPrEx>
-          <w:tblW w:w="8498" w:type="dxa"/>
-          <w:jc w:val="center"/>
+          <w:tblBorders>
+            <w:top w:val="none" w:color="auto" w:sz="0" w:space="0"/>
+            <w:left w:val="none" w:color="auto" w:sz="0" w:space="0"/>
+            <w:bottom w:val="none" w:color="auto" w:sz="0" w:space="0"/>
+            <w:right w:val="none" w:color="auto" w:sz="0" w:space="0"/>
+            <w:insideH w:val="none" w:color="auto" w:sz="0" w:space="0"/>
+            <w:insideV w:val="none" w:color="auto" w:sz="0" w:space="0"/>
+          </w:tblBorders>
           <w:shd w:val="clear" w:color="auto" w:fill="auto"/>
           <w:tblCellMar>
             <w:top w:w="15" w:type="dxa"/>
@@ -4844,15 +5821,15 @@
           </w:tblCellMar>
         </w:tblPrEx>
         <w:trPr>
-          <w:trHeight w:val="0"/>
+          <w:trHeight w:val="0" w:hRule="atLeast"/>
           <w:jc w:val="center"/>
         </w:trPr>
         <w:tc>
           <w:tcPr>
             <w:tcW w:w="1812" w:type="dxa"/>
-            <w:vMerge/>
-            <w:tcBorders>
-              <w:left w:val="single" w:sz="12" w:space="0" w:color="auto"/>
+            <w:vMerge w:val="continue"/>
+            <w:tcBorders>
+              <w:left w:val="single" w:color="auto" w:sz="12" w:space="0"/>
               <w:right w:val="nil"/>
             </w:tcBorders>
             <w:shd w:val="clear" w:color="auto" w:fill="auto"/>
@@ -4867,10 +5844,10 @@
           <w:p>
             <w:pPr>
               <w:snapToGrid w:val="0"/>
-              <w:ind w:left="0" w:right="0" w:firstLine="0" w:leftChars="0" w:rightChars="0" w:firstLineChars="0"/>
+              <w:ind w:left="0" w:leftChars="0" w:right="0" w:rightChars="0" w:firstLine="0" w:firstLineChars="0"/>
               <w:jc w:val="center"/>
               <w:rPr>
-                <w:rFonts w:ascii="Segoe UI" w:eastAsia="Segoe UI" w:hAnsi="Segoe UI" w:cs="Segoe UI" w:hint="default"/>
+                <w:rFonts w:hint="default" w:ascii="Segoe UI" w:hAnsi="Segoe UI" w:eastAsia="Segoe UI" w:cs="Segoe UI"/>
                 <w:i w:val="0"/>
                 <w:iCs w:val="0"/>
                 <w:caps w:val="0"/>
@@ -4886,8 +5863,8 @@
           <w:tcPr>
             <w:tcW w:w="0" w:type="auto"/>
             <w:tcBorders>
-              <w:top w:val="single" w:sz="4" w:space="0" w:color="auto"/>
-              <w:left w:val="single" w:sz="4" w:space="0" w:color="auto"/>
+              <w:top w:val="single" w:color="auto" w:sz="4" w:space="0"/>
+              <w:left w:val="single" w:color="auto" w:sz="4" w:space="0"/>
               <w:bottom w:val="nil"/>
               <w:right w:val="nil"/>
             </w:tcBorders>
@@ -4908,10 +5885,10 @@
               <w:suppressLineNumbers w:val="0"/>
               <w:snapToGrid w:val="0"/>
               <w:spacing w:line="240" w:lineRule="auto"/>
-              <w:ind w:left="0" w:right="0" w:firstLine="0" w:leftChars="0" w:rightChars="0" w:firstLineChars="0"/>
+              <w:ind w:left="0" w:leftChars="0" w:right="0" w:rightChars="0" w:firstLine="0" w:firstLineChars="0"/>
               <w:jc w:val="left"/>
               <w:rPr>
-                <w:rFonts w:ascii="Segoe UI" w:eastAsia="Segoe UI" w:hAnsi="Segoe UI" w:cs="Segoe UI" w:hint="default"/>
+                <w:rFonts w:hint="default" w:ascii="Segoe UI" w:hAnsi="Segoe UI" w:eastAsia="Segoe UI" w:cs="Segoe UI"/>
                 <w:i w:val="0"/>
                 <w:iCs w:val="0"/>
                 <w:caps w:val="0"/>
@@ -4923,7 +5900,7 @@
             </w:pPr>
             <w:r>
               <w:rPr>
-                <w:rFonts w:ascii="Segoe UI" w:eastAsia="Segoe UI" w:hAnsi="Segoe UI" w:cs="Segoe UI" w:hint="default"/>
+                <w:rFonts w:hint="default" w:ascii="Segoe UI" w:hAnsi="Segoe UI" w:eastAsia="Segoe UI" w:cs="Segoe UI"/>
                 <w:i w:val="0"/>
                 <w:iCs w:val="0"/>
                 <w:caps w:val="0"/>
@@ -4935,7 +5912,7 @@
                 <w:szCs w:val="18"/>
                 <w:lang w:val="en-US" w:eastAsia="zh-CN"/>
               </w:rPr>
-              <w:t>数据库巡检</w:t>
+              <w:t>格式校验</w:t>
             </w:r>
           </w:p>
         </w:tc>
@@ -4943,8 +5920,8 @@
           <w:tcPr>
             <w:tcW w:w="0" w:type="auto"/>
             <w:tcBorders>
-              <w:top w:val="single" w:sz="4" w:space="0" w:color="auto"/>
-              <w:left w:val="single" w:sz="4" w:space="0" w:color="auto"/>
+              <w:top w:val="single" w:color="auto" w:sz="4" w:space="0"/>
+              <w:left w:val="single" w:color="auto" w:sz="4" w:space="0"/>
               <w:bottom w:val="nil"/>
               <w:right w:val="nil"/>
             </w:tcBorders>
@@ -4965,10 +5942,10 @@
               <w:suppressLineNumbers w:val="0"/>
               <w:snapToGrid w:val="0"/>
               <w:spacing w:line="240" w:lineRule="auto"/>
-              <w:ind w:left="0" w:right="0" w:firstLine="0" w:leftChars="0" w:rightChars="0" w:firstLineChars="0"/>
+              <w:ind w:left="0" w:leftChars="0" w:right="0" w:rightChars="0" w:firstLine="0" w:firstLineChars="0"/>
               <w:jc w:val="left"/>
               <w:rPr>
-                <w:rFonts w:ascii="Segoe UI" w:eastAsia="Segoe UI" w:hAnsi="Segoe UI" w:cs="Segoe UI" w:hint="default"/>
+                <w:rFonts w:hint="default" w:ascii="Segoe UI" w:hAnsi="Segoe UI" w:eastAsia="Segoe UI" w:cs="Segoe UI"/>
                 <w:i w:val="0"/>
                 <w:iCs w:val="0"/>
                 <w:caps w:val="0"/>
@@ -4980,7 +5957,7 @@
             </w:pPr>
             <w:r>
               <w:rPr>
-                <w:rFonts w:ascii="Segoe UI" w:eastAsia="Segoe UI" w:hAnsi="Segoe UI" w:cs="Segoe UI" w:hint="default"/>
+                <w:rFonts w:hint="default" w:ascii="Segoe UI" w:hAnsi="Segoe UI" w:eastAsia="Segoe UI" w:cs="Segoe UI"/>
                 <w:i w:val="0"/>
                 <w:iCs w:val="0"/>
                 <w:caps w:val="0"/>
@@ -4992,7 +5969,7 @@
                 <w:szCs w:val="18"/>
                 <w:lang w:val="en-US" w:eastAsia="zh-CN"/>
               </w:rPr>
-              <w:t>连接数、慢查询、表空间检查</w:t>
+              <w:t>日期、金额等字段格式正确性检查</w:t>
             </w:r>
           </w:p>
         </w:tc>
@@ -5000,10 +5977,10 @@
           <w:tcPr>
             <w:tcW w:w="1402" w:type="dxa"/>
             <w:tcBorders>
-              <w:top w:val="single" w:sz="4" w:space="0" w:color="auto"/>
-              <w:left w:val="single" w:sz="4" w:space="0" w:color="auto"/>
+              <w:top w:val="single" w:color="auto" w:sz="4" w:space="0"/>
+              <w:left w:val="single" w:color="auto" w:sz="4" w:space="0"/>
               <w:bottom w:val="nil"/>
-              <w:right w:val="single" w:sz="12" w:space="0" w:color="auto"/>
+              <w:right w:val="single" w:color="auto" w:sz="12" w:space="0"/>
             </w:tcBorders>
             <w:shd w:val="clear" w:color="auto" w:fill="auto"/>
             <w:tcMar>
@@ -5022,10 +5999,10 @@
               <w:suppressLineNumbers w:val="0"/>
               <w:snapToGrid w:val="0"/>
               <w:spacing w:line="240" w:lineRule="auto"/>
-              <w:ind w:left="0" w:right="0" w:firstLine="0" w:leftChars="0" w:rightChars="0" w:firstLineChars="0"/>
+              <w:ind w:left="0" w:leftChars="0" w:right="0" w:rightChars="0" w:firstLine="0" w:firstLineChars="0"/>
               <w:jc w:val="left"/>
               <w:rPr>
-                <w:rFonts w:ascii="Segoe UI" w:eastAsia="Segoe UI" w:hAnsi="Segoe UI" w:cs="Segoe UI" w:hint="default"/>
+                <w:rFonts w:hint="default" w:ascii="Segoe UI" w:hAnsi="Segoe UI" w:eastAsia="Segoe UI" w:cs="Segoe UI"/>
                 <w:i w:val="0"/>
                 <w:iCs w:val="0"/>
                 <w:caps w:val="0"/>
@@ -5037,7 +6014,7 @@
             </w:pPr>
             <w:r>
               <w:rPr>
-                <w:rFonts w:ascii="Segoe UI" w:eastAsia="Segoe UI" w:hAnsi="Segoe UI" w:cs="Segoe UI" w:hint="default"/>
+                <w:rFonts w:hint="default" w:ascii="Segoe UI" w:hAnsi="Segoe UI" w:eastAsia="Segoe UI" w:cs="Segoe UI"/>
                 <w:i w:val="0"/>
                 <w:iCs w:val="0"/>
                 <w:caps w:val="0"/>
@@ -5049,15 +6026,478 @@
                 <w:szCs w:val="18"/>
                 <w:lang w:val="en-US" w:eastAsia="zh-CN"/>
               </w:rPr>
-              <w:t>2026年4月</w:t>
+              <w:t>2026年6月</w:t>
             </w:r>
           </w:p>
         </w:tc>
       </w:tr>
       <w:tr>
         <w:tblPrEx>
-          <w:tblW w:w="8498" w:type="dxa"/>
+          <w:tblBorders>
+            <w:top w:val="none" w:color="auto" w:sz="0" w:space="0"/>
+            <w:left w:val="none" w:color="auto" w:sz="0" w:space="0"/>
+            <w:bottom w:val="none" w:color="auto" w:sz="0" w:space="0"/>
+            <w:right w:val="none" w:color="auto" w:sz="0" w:space="0"/>
+            <w:insideH w:val="none" w:color="auto" w:sz="0" w:space="0"/>
+            <w:insideV w:val="none" w:color="auto" w:sz="0" w:space="0"/>
+          </w:tblBorders>
+          <w:tblCellMar>
+            <w:top w:w="15" w:type="dxa"/>
+            <w:left w:w="15" w:type="dxa"/>
+            <w:bottom w:w="15" w:type="dxa"/>
+            <w:right w:w="15" w:type="dxa"/>
+          </w:tblCellMar>
+        </w:tblPrEx>
+        <w:trPr>
+          <w:trHeight w:val="0" w:hRule="atLeast"/>
           <w:jc w:val="center"/>
+        </w:trPr>
+        <w:tc>
+          <w:tcPr>
+            <w:tcW w:w="1812" w:type="dxa"/>
+            <w:vMerge w:val="continue"/>
+            <w:tcBorders>
+              <w:left w:val="single" w:color="auto" w:sz="12" w:space="0"/>
+              <w:right w:val="nil"/>
+            </w:tcBorders>
+            <w:shd w:val="clear" w:color="auto" w:fill="auto"/>
+            <w:tcMar>
+              <w:top w:w="120" w:type="dxa"/>
+              <w:left w:w="-1" w:type="dxa"/>
+              <w:bottom w:w="120" w:type="dxa"/>
+              <w:right w:w="192" w:type="dxa"/>
+            </w:tcMar>
+            <w:vAlign w:val="center"/>
+          </w:tcPr>
+          <w:p>
+            <w:pPr>
+              <w:snapToGrid w:val="0"/>
+              <w:ind w:left="0" w:leftChars="0" w:right="0" w:rightChars="0" w:firstLine="0" w:firstLineChars="0"/>
+              <w:jc w:val="center"/>
+              <w:rPr>
+                <w:rFonts w:hint="default" w:ascii="Segoe UI" w:hAnsi="Segoe UI" w:eastAsia="Segoe UI" w:cs="Segoe UI"/>
+                <w:i w:val="0"/>
+                <w:iCs w:val="0"/>
+                <w:caps w:val="0"/>
+                <w:color w:val="0F1115"/>
+                <w:spacing w:val="0"/>
+                <w:sz w:val="18"/>
+                <w:szCs w:val="18"/>
+              </w:rPr>
+            </w:pPr>
+          </w:p>
+        </w:tc>
+        <w:tc>
+          <w:tcPr>
+            <w:tcW w:w="0" w:type="auto"/>
+            <w:tcBorders>
+              <w:top w:val="single" w:color="auto" w:sz="4" w:space="0"/>
+              <w:left w:val="single" w:color="auto" w:sz="4" w:space="0"/>
+              <w:bottom w:val="nil"/>
+              <w:right w:val="nil"/>
+            </w:tcBorders>
+            <w:shd w:val="clear" w:color="auto" w:fill="auto"/>
+            <w:tcMar>
+              <w:top w:w="120" w:type="dxa"/>
+              <w:left w:w="192" w:type="dxa"/>
+              <w:bottom w:w="120" w:type="dxa"/>
+              <w:right w:w="192" w:type="dxa"/>
+            </w:tcMar>
+            <w:vAlign w:val="center"/>
+          </w:tcPr>
+          <w:p>
+            <w:pPr>
+              <w:keepNext w:val="0"/>
+              <w:keepLines w:val="0"/>
+              <w:widowControl/>
+              <w:suppressLineNumbers w:val="0"/>
+              <w:snapToGrid w:val="0"/>
+              <w:spacing w:line="240" w:lineRule="auto"/>
+              <w:ind w:left="0" w:leftChars="0" w:right="0" w:rightChars="0" w:firstLine="0" w:firstLineChars="0"/>
+              <w:jc w:val="left"/>
+              <w:rPr>
+                <w:rFonts w:hint="default" w:ascii="Segoe UI" w:hAnsi="Segoe UI" w:eastAsia="Segoe UI" w:cs="Segoe UI"/>
+                <w:i w:val="0"/>
+                <w:iCs w:val="0"/>
+                <w:caps w:val="0"/>
+                <w:color w:val="0F1115"/>
+                <w:spacing w:val="0"/>
+                <w:sz w:val="18"/>
+                <w:szCs w:val="18"/>
+              </w:rPr>
+            </w:pPr>
+            <w:r>
+              <w:rPr>
+                <w:rFonts w:hint="default" w:ascii="Segoe UI" w:hAnsi="Segoe UI" w:eastAsia="Segoe UI" w:cs="Segoe UI"/>
+                <w:i w:val="0"/>
+                <w:iCs w:val="0"/>
+                <w:caps w:val="0"/>
+                <w:snapToGrid w:val="0"/>
+                <w:color w:val="000000"/>
+                <w:spacing w:val="0"/>
+                <w:kern w:val="0"/>
+                <w:sz w:val="18"/>
+                <w:szCs w:val="18"/>
+                <w:lang w:val="en-US" w:eastAsia="zh-CN"/>
+              </w:rPr>
+              <w:t>逻辑校验</w:t>
+            </w:r>
+          </w:p>
+        </w:tc>
+        <w:tc>
+          <w:tcPr>
+            <w:tcW w:w="0" w:type="auto"/>
+            <w:tcBorders>
+              <w:top w:val="single" w:color="auto" w:sz="4" w:space="0"/>
+              <w:left w:val="single" w:color="auto" w:sz="4" w:space="0"/>
+              <w:bottom w:val="nil"/>
+              <w:right w:val="nil"/>
+            </w:tcBorders>
+            <w:shd w:val="clear" w:color="auto" w:fill="auto"/>
+            <w:tcMar>
+              <w:top w:w="120" w:type="dxa"/>
+              <w:left w:w="192" w:type="dxa"/>
+              <w:bottom w:w="120" w:type="dxa"/>
+              <w:right w:w="192" w:type="dxa"/>
+            </w:tcMar>
+            <w:vAlign w:val="center"/>
+          </w:tcPr>
+          <w:p>
+            <w:pPr>
+              <w:keepNext w:val="0"/>
+              <w:keepLines w:val="0"/>
+              <w:widowControl/>
+              <w:suppressLineNumbers w:val="0"/>
+              <w:snapToGrid w:val="0"/>
+              <w:spacing w:line="240" w:lineRule="auto"/>
+              <w:ind w:left="0" w:leftChars="0" w:right="0" w:rightChars="0" w:firstLine="0" w:firstLineChars="0"/>
+              <w:jc w:val="left"/>
+              <w:rPr>
+                <w:rFonts w:hint="default" w:ascii="Segoe UI" w:hAnsi="Segoe UI" w:eastAsia="Segoe UI" w:cs="Segoe UI"/>
+                <w:i w:val="0"/>
+                <w:iCs w:val="0"/>
+                <w:caps w:val="0"/>
+                <w:color w:val="0F1115"/>
+                <w:spacing w:val="0"/>
+                <w:sz w:val="18"/>
+                <w:szCs w:val="18"/>
+              </w:rPr>
+            </w:pPr>
+            <w:r>
+              <w:rPr>
+                <w:rFonts w:hint="default" w:ascii="Segoe UI" w:hAnsi="Segoe UI" w:eastAsia="Segoe UI" w:cs="Segoe UI"/>
+                <w:i w:val="0"/>
+                <w:iCs w:val="0"/>
+                <w:caps w:val="0"/>
+                <w:snapToGrid w:val="0"/>
+                <w:color w:val="000000"/>
+                <w:spacing w:val="0"/>
+                <w:kern w:val="0"/>
+                <w:sz w:val="18"/>
+                <w:szCs w:val="18"/>
+                <w:lang w:val="en-US" w:eastAsia="zh-CN"/>
+              </w:rPr>
+              <w:t>业务逻辑一致性检查（如订单金额=明细汇总）</w:t>
+            </w:r>
+          </w:p>
+        </w:tc>
+        <w:tc>
+          <w:tcPr>
+            <w:tcW w:w="1402" w:type="dxa"/>
+            <w:tcBorders>
+              <w:top w:val="single" w:color="auto" w:sz="4" w:space="0"/>
+              <w:left w:val="single" w:color="auto" w:sz="4" w:space="0"/>
+              <w:bottom w:val="nil"/>
+              <w:right w:val="single" w:color="auto" w:sz="12" w:space="0"/>
+            </w:tcBorders>
+            <w:shd w:val="clear" w:color="auto" w:fill="auto"/>
+            <w:tcMar>
+              <w:top w:w="120" w:type="dxa"/>
+              <w:left w:w="192" w:type="dxa"/>
+              <w:bottom w:w="120" w:type="dxa"/>
+              <w:right w:w="-1" w:type="dxa"/>
+            </w:tcMar>
+            <w:vAlign w:val="center"/>
+          </w:tcPr>
+          <w:p>
+            <w:pPr>
+              <w:keepNext w:val="0"/>
+              <w:keepLines w:val="0"/>
+              <w:widowControl/>
+              <w:suppressLineNumbers w:val="0"/>
+              <w:snapToGrid w:val="0"/>
+              <w:spacing w:line="240" w:lineRule="auto"/>
+              <w:ind w:left="0" w:leftChars="0" w:right="0" w:rightChars="0" w:firstLine="0" w:firstLineChars="0"/>
+              <w:jc w:val="left"/>
+              <w:rPr>
+                <w:rFonts w:hint="default" w:ascii="Segoe UI" w:hAnsi="Segoe UI" w:eastAsia="Segoe UI" w:cs="Segoe UI"/>
+                <w:i w:val="0"/>
+                <w:iCs w:val="0"/>
+                <w:caps w:val="0"/>
+                <w:color w:val="0F1115"/>
+                <w:spacing w:val="0"/>
+                <w:sz w:val="18"/>
+                <w:szCs w:val="18"/>
+              </w:rPr>
+            </w:pPr>
+            <w:r>
+              <w:rPr>
+                <w:rFonts w:hint="default" w:ascii="Segoe UI" w:hAnsi="Segoe UI" w:eastAsia="Segoe UI" w:cs="Segoe UI"/>
+                <w:i w:val="0"/>
+                <w:iCs w:val="0"/>
+                <w:caps w:val="0"/>
+                <w:snapToGrid w:val="0"/>
+                <w:color w:val="000000"/>
+                <w:spacing w:val="0"/>
+                <w:kern w:val="0"/>
+                <w:sz w:val="18"/>
+                <w:szCs w:val="18"/>
+                <w:lang w:val="en-US" w:eastAsia="zh-CN"/>
+              </w:rPr>
+              <w:t>2026年6月</w:t>
+            </w:r>
+          </w:p>
+        </w:tc>
+      </w:tr>
+      <w:tr>
+        <w:tblPrEx>
+          <w:tblBorders>
+            <w:top w:val="none" w:color="auto" w:sz="0" w:space="0"/>
+            <w:left w:val="none" w:color="auto" w:sz="0" w:space="0"/>
+            <w:bottom w:val="none" w:color="auto" w:sz="0" w:space="0"/>
+            <w:right w:val="none" w:color="auto" w:sz="0" w:space="0"/>
+            <w:insideH w:val="none" w:color="auto" w:sz="0" w:space="0"/>
+            <w:insideV w:val="none" w:color="auto" w:sz="0" w:space="0"/>
+          </w:tblBorders>
+          <w:tblCellMar>
+            <w:top w:w="15" w:type="dxa"/>
+            <w:left w:w="15" w:type="dxa"/>
+            <w:bottom w:w="15" w:type="dxa"/>
+            <w:right w:w="15" w:type="dxa"/>
+          </w:tblCellMar>
+        </w:tblPrEx>
+        <w:trPr>
+          <w:trHeight w:val="0" w:hRule="atLeast"/>
+          <w:jc w:val="center"/>
+        </w:trPr>
+        <w:tc>
+          <w:tcPr>
+            <w:tcW w:w="1812" w:type="dxa"/>
+            <w:vMerge w:val="continue"/>
+            <w:tcBorders>
+              <w:left w:val="single" w:color="auto" w:sz="12" w:space="0"/>
+              <w:bottom w:val="nil"/>
+              <w:right w:val="nil"/>
+            </w:tcBorders>
+            <w:shd w:val="clear" w:color="auto" w:fill="auto"/>
+            <w:tcMar>
+              <w:top w:w="120" w:type="dxa"/>
+              <w:left w:w="-1" w:type="dxa"/>
+              <w:bottom w:w="120" w:type="dxa"/>
+              <w:right w:w="192" w:type="dxa"/>
+            </w:tcMar>
+            <w:vAlign w:val="center"/>
+          </w:tcPr>
+          <w:p>
+            <w:pPr>
+              <w:snapToGrid w:val="0"/>
+              <w:ind w:left="0" w:leftChars="0" w:right="0" w:rightChars="0" w:firstLine="0" w:firstLineChars="0"/>
+              <w:jc w:val="center"/>
+              <w:rPr>
+                <w:rFonts w:hint="default" w:ascii="Segoe UI" w:hAnsi="Segoe UI" w:eastAsia="Segoe UI" w:cs="Segoe UI"/>
+                <w:i w:val="0"/>
+                <w:iCs w:val="0"/>
+                <w:caps w:val="0"/>
+                <w:color w:val="0F1115"/>
+                <w:spacing w:val="0"/>
+                <w:sz w:val="18"/>
+                <w:szCs w:val="18"/>
+              </w:rPr>
+            </w:pPr>
+          </w:p>
+        </w:tc>
+        <w:tc>
+          <w:tcPr>
+            <w:tcW w:w="0" w:type="auto"/>
+            <w:tcBorders>
+              <w:top w:val="single" w:color="auto" w:sz="4" w:space="0"/>
+              <w:left w:val="single" w:color="auto" w:sz="4" w:space="0"/>
+              <w:bottom w:val="nil"/>
+              <w:right w:val="nil"/>
+            </w:tcBorders>
+            <w:shd w:val="clear" w:color="auto" w:fill="auto"/>
+            <w:tcMar>
+              <w:top w:w="120" w:type="dxa"/>
+              <w:left w:w="192" w:type="dxa"/>
+              <w:bottom w:w="120" w:type="dxa"/>
+              <w:right w:w="192" w:type="dxa"/>
+            </w:tcMar>
+            <w:vAlign w:val="center"/>
+          </w:tcPr>
+          <w:p>
+            <w:pPr>
+              <w:keepNext w:val="0"/>
+              <w:keepLines w:val="0"/>
+              <w:widowControl/>
+              <w:suppressLineNumbers w:val="0"/>
+              <w:snapToGrid w:val="0"/>
+              <w:spacing w:line="240" w:lineRule="auto"/>
+              <w:ind w:left="0" w:leftChars="0" w:right="0" w:rightChars="0" w:firstLine="0" w:firstLineChars="0"/>
+              <w:jc w:val="left"/>
+              <w:rPr>
+                <w:rFonts w:hint="default" w:ascii="Segoe UI" w:hAnsi="Segoe UI" w:eastAsia="Segoe UI" w:cs="Segoe UI"/>
+                <w:i w:val="0"/>
+                <w:iCs w:val="0"/>
+                <w:caps w:val="0"/>
+                <w:color w:val="0F1115"/>
+                <w:spacing w:val="0"/>
+                <w:sz w:val="18"/>
+                <w:szCs w:val="18"/>
+              </w:rPr>
+            </w:pPr>
+            <w:r>
+              <w:rPr>
+                <w:rFonts w:hint="default" w:ascii="Segoe UI" w:hAnsi="Segoe UI" w:eastAsia="Segoe UI" w:cs="Segoe UI"/>
+                <w:i w:val="0"/>
+                <w:iCs w:val="0"/>
+                <w:caps w:val="0"/>
+                <w:snapToGrid w:val="0"/>
+                <w:color w:val="000000"/>
+                <w:spacing w:val="0"/>
+                <w:kern w:val="0"/>
+                <w:sz w:val="18"/>
+                <w:szCs w:val="18"/>
+                <w:lang w:val="en-US" w:eastAsia="zh-CN"/>
+              </w:rPr>
+              <w:t>异常预警</w:t>
+            </w:r>
+          </w:p>
+        </w:tc>
+        <w:tc>
+          <w:tcPr>
+            <w:tcW w:w="0" w:type="auto"/>
+            <w:tcBorders>
+              <w:top w:val="single" w:color="auto" w:sz="4" w:space="0"/>
+              <w:left w:val="single" w:color="auto" w:sz="4" w:space="0"/>
+              <w:bottom w:val="nil"/>
+              <w:right w:val="nil"/>
+            </w:tcBorders>
+            <w:shd w:val="clear" w:color="auto" w:fill="auto"/>
+            <w:tcMar>
+              <w:top w:w="120" w:type="dxa"/>
+              <w:left w:w="192" w:type="dxa"/>
+              <w:bottom w:w="120" w:type="dxa"/>
+              <w:right w:w="192" w:type="dxa"/>
+            </w:tcMar>
+            <w:vAlign w:val="center"/>
+          </w:tcPr>
+          <w:p>
+            <w:pPr>
+              <w:keepNext w:val="0"/>
+              <w:keepLines w:val="0"/>
+              <w:widowControl/>
+              <w:suppressLineNumbers w:val="0"/>
+              <w:snapToGrid w:val="0"/>
+              <w:spacing w:line="240" w:lineRule="auto"/>
+              <w:ind w:left="0" w:leftChars="0" w:right="0" w:rightChars="0" w:firstLine="0" w:firstLineChars="0"/>
+              <w:jc w:val="left"/>
+              <w:rPr>
+                <w:rFonts w:hint="default" w:ascii="Segoe UI" w:hAnsi="Segoe UI" w:eastAsia="Segoe UI" w:cs="Segoe UI"/>
+                <w:i w:val="0"/>
+                <w:iCs w:val="0"/>
+                <w:caps w:val="0"/>
+                <w:color w:val="0F1115"/>
+                <w:spacing w:val="0"/>
+                <w:sz w:val="18"/>
+                <w:szCs w:val="18"/>
+              </w:rPr>
+            </w:pPr>
+            <w:r>
+              <w:rPr>
+                <w:rFonts w:hint="default" w:ascii="Segoe UI" w:hAnsi="Segoe UI" w:eastAsia="Segoe UI" w:cs="Segoe UI"/>
+                <w:i w:val="0"/>
+                <w:iCs w:val="0"/>
+                <w:caps w:val="0"/>
+                <w:snapToGrid w:val="0"/>
+                <w:color w:val="000000"/>
+                <w:spacing w:val="0"/>
+                <w:kern w:val="0"/>
+                <w:sz w:val="18"/>
+                <w:szCs w:val="18"/>
+                <w:lang w:val="en-US" w:eastAsia="zh-CN"/>
+              </w:rPr>
+              <w:t>异常数据自动告警</w:t>
+            </w:r>
+          </w:p>
+        </w:tc>
+        <w:tc>
+          <w:tcPr>
+            <w:tcW w:w="1402" w:type="dxa"/>
+            <w:tcBorders>
+              <w:top w:val="single" w:color="auto" w:sz="4" w:space="0"/>
+              <w:left w:val="single" w:color="auto" w:sz="4" w:space="0"/>
+              <w:bottom w:val="nil"/>
+              <w:right w:val="single" w:color="auto" w:sz="12" w:space="0"/>
+            </w:tcBorders>
+            <w:shd w:val="clear" w:color="auto" w:fill="auto"/>
+            <w:tcMar>
+              <w:top w:w="120" w:type="dxa"/>
+              <w:left w:w="192" w:type="dxa"/>
+              <w:bottom w:w="120" w:type="dxa"/>
+              <w:right w:w="-1" w:type="dxa"/>
+            </w:tcMar>
+            <w:vAlign w:val="center"/>
+          </w:tcPr>
+          <w:p>
+            <w:pPr>
+              <w:keepNext w:val="0"/>
+              <w:keepLines w:val="0"/>
+              <w:widowControl/>
+              <w:suppressLineNumbers w:val="0"/>
+              <w:snapToGrid w:val="0"/>
+              <w:spacing w:line="240" w:lineRule="auto"/>
+              <w:ind w:left="0" w:leftChars="0" w:right="0" w:rightChars="0" w:firstLine="0" w:firstLineChars="0"/>
+              <w:jc w:val="left"/>
+              <w:rPr>
+                <w:rFonts w:hint="default" w:ascii="Segoe UI" w:hAnsi="Segoe UI" w:eastAsia="Segoe UI" w:cs="Segoe UI"/>
+                <w:i w:val="0"/>
+                <w:iCs w:val="0"/>
+                <w:caps w:val="0"/>
+                <w:color w:val="0F1115"/>
+                <w:spacing w:val="0"/>
+                <w:sz w:val="18"/>
+                <w:szCs w:val="18"/>
+              </w:rPr>
+            </w:pPr>
+            <w:r>
+              <w:rPr>
+                <w:rFonts w:hint="default" w:ascii="Segoe UI" w:hAnsi="Segoe UI" w:eastAsia="Segoe UI" w:cs="Segoe UI"/>
+                <w:i w:val="0"/>
+                <w:iCs w:val="0"/>
+                <w:caps w:val="0"/>
+                <w:snapToGrid w:val="0"/>
+                <w:color w:val="000000"/>
+                <w:spacing w:val="0"/>
+                <w:kern w:val="0"/>
+                <w:sz w:val="18"/>
+                <w:szCs w:val="18"/>
+                <w:lang w:val="en-US" w:eastAsia="zh-CN"/>
+              </w:rPr>
+              <w:t>2026年6月</w:t>
+            </w:r>
+          </w:p>
+        </w:tc>
+      </w:tr>
+      <w:tr>
+        <w:tblPrEx>
+          <w:tblBorders>
+            <w:top w:val="none" w:color="auto" w:sz="0" w:space="0"/>
+            <w:left w:val="none" w:color="auto" w:sz="0" w:space="0"/>
+            <w:bottom w:val="none" w:color="auto" w:sz="0" w:space="0"/>
+            <w:right w:val="none" w:color="auto" w:sz="0" w:space="0"/>
+            <w:insideH w:val="none" w:color="auto" w:sz="0" w:space="0"/>
+            <w:insideV w:val="none" w:color="auto" w:sz="0" w:space="0"/>
+          </w:tblBorders>
           <w:shd w:val="clear" w:color="auto" w:fill="auto"/>
           <w:tblCellMar>
             <w:top w:w="15" w:type="dxa"/>
@@ -5067,15 +6507,16 @@
           </w:tblCellMar>
         </w:tblPrEx>
         <w:trPr>
-          <w:trHeight w:val="0"/>
+          <w:trHeight w:val="0" w:hRule="atLeast"/>
           <w:jc w:val="center"/>
         </w:trPr>
         <w:tc>
           <w:tcPr>
             <w:tcW w:w="1812" w:type="dxa"/>
-            <w:vMerge/>
-            <w:tcBorders>
-              <w:left w:val="single" w:sz="12" w:space="0" w:color="auto"/>
+            <w:vMerge w:val="restart"/>
+            <w:tcBorders>
+              <w:top w:val="single" w:color="auto" w:sz="4" w:space="0"/>
+              <w:left w:val="single" w:color="auto" w:sz="12" w:space="0"/>
               <w:right w:val="nil"/>
             </w:tcBorders>
             <w:shd w:val="clear" w:color="auto" w:fill="auto"/>
@@ -5089,11 +6530,16 @@
           </w:tcPr>
           <w:p>
             <w:pPr>
-              <w:snapToGrid w:val="0"/>
-              <w:ind w:left="0" w:right="0" w:firstLine="0" w:leftChars="0" w:rightChars="0" w:firstLineChars="0"/>
+              <w:keepNext w:val="0"/>
+              <w:keepLines w:val="0"/>
+              <w:widowControl/>
+              <w:suppressLineNumbers w:val="0"/>
+              <w:snapToGrid w:val="0"/>
+              <w:spacing w:line="240" w:lineRule="auto"/>
+              <w:ind w:left="0" w:leftChars="0" w:right="0" w:rightChars="0" w:firstLine="0" w:firstLineChars="0"/>
               <w:jc w:val="center"/>
               <w:rPr>
-                <w:rFonts w:ascii="Segoe UI" w:eastAsia="Segoe UI" w:hAnsi="Segoe UI" w:cs="Segoe UI" w:hint="default"/>
+                <w:rFonts w:hint="default" w:ascii="Segoe UI" w:hAnsi="Segoe UI" w:eastAsia="Segoe UI" w:cs="Segoe UI"/>
                 <w:i w:val="0"/>
                 <w:iCs w:val="0"/>
                 <w:caps w:val="0"/>
@@ -5103,14 +6549,33 @@
                 <w:szCs w:val="18"/>
               </w:rPr>
             </w:pPr>
+            <w:r>
+              <w:rPr>
+                <w:rStyle w:val="25"/>
+                <w:rFonts w:hint="default" w:ascii="Segoe UI" w:hAnsi="Segoe UI" w:eastAsia="Segoe UI" w:cs="Segoe UI"/>
+                <w:b/>
+                <w:bCs/>
+                <w:i w:val="0"/>
+                <w:iCs w:val="0"/>
+                <w:caps w:val="0"/>
+                <w:snapToGrid w:val="0"/>
+                <w:color w:val="000000"/>
+                <w:spacing w:val="0"/>
+                <w:kern w:val="0"/>
+                <w:sz w:val="18"/>
+                <w:szCs w:val="18"/>
+                <w:lang w:val="en-US" w:eastAsia="zh-CN"/>
+              </w:rPr>
+              <w:t>智能告警优化</w:t>
+            </w:r>
           </w:p>
         </w:tc>
         <w:tc>
           <w:tcPr>
             <w:tcW w:w="0" w:type="auto"/>
             <w:tcBorders>
-              <w:top w:val="single" w:sz="4" w:space="0" w:color="auto"/>
-              <w:left w:val="single" w:sz="4" w:space="0" w:color="auto"/>
+              <w:top w:val="single" w:color="auto" w:sz="4" w:space="0"/>
+              <w:left w:val="single" w:color="auto" w:sz="4" w:space="0"/>
               <w:bottom w:val="nil"/>
               <w:right w:val="nil"/>
             </w:tcBorders>
@@ -5131,10 +6596,10 @@
               <w:suppressLineNumbers w:val="0"/>
               <w:snapToGrid w:val="0"/>
               <w:spacing w:line="240" w:lineRule="auto"/>
-              <w:ind w:left="0" w:right="0" w:firstLine="0" w:leftChars="0" w:rightChars="0" w:firstLineChars="0"/>
+              <w:ind w:left="0" w:leftChars="0" w:right="0" w:rightChars="0" w:firstLine="0" w:firstLineChars="0"/>
               <w:jc w:val="left"/>
               <w:rPr>
-                <w:rFonts w:ascii="Segoe UI" w:eastAsia="Segoe UI" w:hAnsi="Segoe UI" w:cs="Segoe UI" w:hint="default"/>
+                <w:rFonts w:hint="default" w:ascii="Segoe UI" w:hAnsi="Segoe UI" w:eastAsia="Segoe UI" w:cs="Segoe UI"/>
                 <w:i w:val="0"/>
                 <w:iCs w:val="0"/>
                 <w:caps w:val="0"/>
@@ -5146,7 +6611,7 @@
             </w:pPr>
             <w:r>
               <w:rPr>
-                <w:rFonts w:ascii="Segoe UI" w:eastAsia="Segoe UI" w:hAnsi="Segoe UI" w:cs="Segoe UI" w:hint="default"/>
+                <w:rFonts w:hint="default" w:ascii="Segoe UI" w:hAnsi="Segoe UI" w:eastAsia="Segoe UI" w:cs="Segoe UI"/>
                 <w:i w:val="0"/>
                 <w:iCs w:val="0"/>
                 <w:caps w:val="0"/>
@@ -5158,7 +6623,7 @@
                 <w:szCs w:val="18"/>
                 <w:lang w:val="en-US" w:eastAsia="zh-CN"/>
               </w:rPr>
-              <w:t>前端设备巡检</w:t>
+              <w:t>告警聚合</w:t>
             </w:r>
           </w:p>
         </w:tc>
@@ -5166,8 +6631,8 @@
           <w:tcPr>
             <w:tcW w:w="0" w:type="auto"/>
             <w:tcBorders>
-              <w:top w:val="single" w:sz="4" w:space="0" w:color="auto"/>
-              <w:left w:val="single" w:sz="4" w:space="0" w:color="auto"/>
+              <w:top w:val="single" w:color="auto" w:sz="4" w:space="0"/>
+              <w:left w:val="single" w:color="auto" w:sz="4" w:space="0"/>
               <w:bottom w:val="nil"/>
               <w:right w:val="nil"/>
             </w:tcBorders>
@@ -5188,10 +6653,10 @@
               <w:suppressLineNumbers w:val="0"/>
               <w:snapToGrid w:val="0"/>
               <w:spacing w:line="240" w:lineRule="auto"/>
-              <w:ind w:left="0" w:right="0" w:firstLine="0" w:leftChars="0" w:rightChars="0" w:firstLineChars="0"/>
+              <w:ind w:left="0" w:leftChars="0" w:right="0" w:rightChars="0" w:firstLine="0" w:firstLineChars="0"/>
               <w:jc w:val="left"/>
               <w:rPr>
-                <w:rFonts w:ascii="Segoe UI" w:eastAsia="Segoe UI" w:hAnsi="Segoe UI" w:cs="Segoe UI" w:hint="default"/>
+                <w:rFonts w:hint="default" w:ascii="Segoe UI" w:hAnsi="Segoe UI" w:eastAsia="Segoe UI" w:cs="Segoe UI"/>
                 <w:i w:val="0"/>
                 <w:iCs w:val="0"/>
                 <w:caps w:val="0"/>
@@ -5203,7 +6668,7 @@
             </w:pPr>
             <w:r>
               <w:rPr>
-                <w:rFonts w:ascii="Segoe UI" w:eastAsia="Segoe UI" w:hAnsi="Segoe UI" w:cs="Segoe UI" w:hint="default"/>
+                <w:rFonts w:hint="default" w:ascii="Segoe UI" w:hAnsi="Segoe UI" w:eastAsia="Segoe UI" w:cs="Segoe UI"/>
                 <w:i w:val="0"/>
                 <w:iCs w:val="0"/>
                 <w:caps w:val="0"/>
@@ -5215,7 +6680,7 @@
                 <w:szCs w:val="18"/>
                 <w:lang w:val="en-US" w:eastAsia="zh-CN"/>
               </w:rPr>
-              <w:t>收银机、扫码枪、打印机在线检测</w:t>
+              <w:t>相似告警自动聚合</w:t>
             </w:r>
           </w:p>
         </w:tc>
@@ -5223,10 +6688,10 @@
           <w:tcPr>
             <w:tcW w:w="1402" w:type="dxa"/>
             <w:tcBorders>
-              <w:top w:val="single" w:sz="4" w:space="0" w:color="auto"/>
-              <w:left w:val="single" w:sz="4" w:space="0" w:color="auto"/>
+              <w:top w:val="single" w:color="auto" w:sz="4" w:space="0"/>
+              <w:left w:val="single" w:color="auto" w:sz="4" w:space="0"/>
               <w:bottom w:val="nil"/>
-              <w:right w:val="single" w:sz="12" w:space="0" w:color="auto"/>
+              <w:right w:val="single" w:color="auto" w:sz="12" w:space="0"/>
             </w:tcBorders>
             <w:shd w:val="clear" w:color="auto" w:fill="auto"/>
             <w:tcMar>
@@ -5245,10 +6710,10 @@
               <w:suppressLineNumbers w:val="0"/>
               <w:snapToGrid w:val="0"/>
               <w:spacing w:line="240" w:lineRule="auto"/>
-              <w:ind w:left="0" w:right="0" w:firstLine="0" w:leftChars="0" w:rightChars="0" w:firstLineChars="0"/>
+              <w:ind w:left="0" w:leftChars="0" w:right="0" w:rightChars="0" w:firstLine="0" w:firstLineChars="0"/>
               <w:jc w:val="left"/>
               <w:rPr>
-                <w:rFonts w:ascii="Segoe UI" w:eastAsia="Segoe UI" w:hAnsi="Segoe UI" w:cs="Segoe UI" w:hint="default"/>
+                <w:rFonts w:hint="default" w:ascii="Segoe UI" w:hAnsi="Segoe UI" w:eastAsia="Segoe UI" w:cs="Segoe UI"/>
                 <w:i w:val="0"/>
                 <w:iCs w:val="0"/>
                 <w:caps w:val="0"/>
@@ -5260,7 +6725,7 @@
             </w:pPr>
             <w:r>
               <w:rPr>
-                <w:rFonts w:ascii="Segoe UI" w:eastAsia="Segoe UI" w:hAnsi="Segoe UI" w:cs="Segoe UI" w:hint="default"/>
+                <w:rFonts w:hint="default" w:ascii="Segoe UI" w:hAnsi="Segoe UI" w:eastAsia="Segoe UI" w:cs="Segoe UI"/>
                 <w:i w:val="0"/>
                 <w:iCs w:val="0"/>
                 <w:caps w:val="0"/>
@@ -5272,16 +6737,21 @@
                 <w:szCs w:val="18"/>
                 <w:lang w:val="en-US" w:eastAsia="zh-CN"/>
               </w:rPr>
-              <w:t>2026年4月</w:t>
+              <w:t>2026年7月</w:t>
             </w:r>
           </w:p>
         </w:tc>
       </w:tr>
       <w:tr>
         <w:tblPrEx>
-          <w:tblW w:w="8498" w:type="dxa"/>
-          <w:jc w:val="center"/>
-          <w:shd w:val="clear" w:color="auto" w:fill="auto"/>
+          <w:tblBorders>
+            <w:top w:val="none" w:color="auto" w:sz="0" w:space="0"/>
+            <w:left w:val="none" w:color="auto" w:sz="0" w:space="0"/>
+            <w:bottom w:val="none" w:color="auto" w:sz="0" w:space="0"/>
+            <w:right w:val="none" w:color="auto" w:sz="0" w:space="0"/>
+            <w:insideH w:val="none" w:color="auto" w:sz="0" w:space="0"/>
+            <w:insideV w:val="none" w:color="auto" w:sz="0" w:space="0"/>
+          </w:tblBorders>
           <w:tblCellMar>
             <w:top w:w="15" w:type="dxa"/>
             <w:left w:w="15" w:type="dxa"/>
@@ -5290,16 +6760,15 @@
           </w:tblCellMar>
         </w:tblPrEx>
         <w:trPr>
-          <w:trHeight w:val="0"/>
+          <w:trHeight w:val="0" w:hRule="atLeast"/>
           <w:jc w:val="center"/>
         </w:trPr>
         <w:tc>
           <w:tcPr>
             <w:tcW w:w="1812" w:type="dxa"/>
-            <w:vMerge/>
-            <w:tcBorders>
-              <w:left w:val="single" w:sz="12" w:space="0" w:color="auto"/>
-              <w:bottom w:val="nil"/>
+            <w:vMerge w:val="continue"/>
+            <w:tcBorders>
+              <w:left w:val="single" w:color="auto" w:sz="12" w:space="0"/>
               <w:right w:val="nil"/>
             </w:tcBorders>
             <w:shd w:val="clear" w:color="auto" w:fill="auto"/>
@@ -5314,10 +6783,10 @@
           <w:p>
             <w:pPr>
               <w:snapToGrid w:val="0"/>
-              <w:ind w:left="0" w:right="0" w:firstLine="0" w:leftChars="0" w:rightChars="0" w:firstLineChars="0"/>
+              <w:ind w:left="0" w:leftChars="0" w:right="0" w:rightChars="0" w:firstLine="0" w:firstLineChars="0"/>
               <w:jc w:val="center"/>
               <w:rPr>
-                <w:rFonts w:ascii="Segoe UI" w:eastAsia="Segoe UI" w:hAnsi="Segoe UI" w:cs="Segoe UI" w:hint="default"/>
+                <w:rFonts w:hint="default" w:ascii="Segoe UI" w:hAnsi="Segoe UI" w:eastAsia="Segoe UI" w:cs="Segoe UI"/>
                 <w:i w:val="0"/>
                 <w:iCs w:val="0"/>
                 <w:caps w:val="0"/>
@@ -5333,8 +6802,8 @@
           <w:tcPr>
             <w:tcW w:w="0" w:type="auto"/>
             <w:tcBorders>
-              <w:top w:val="single" w:sz="4" w:space="0" w:color="auto"/>
-              <w:left w:val="single" w:sz="4" w:space="0" w:color="auto"/>
+              <w:top w:val="single" w:color="auto" w:sz="4" w:space="0"/>
+              <w:left w:val="single" w:color="auto" w:sz="4" w:space="0"/>
               <w:bottom w:val="nil"/>
               <w:right w:val="nil"/>
             </w:tcBorders>
@@ -5355,10 +6824,10 @@
               <w:suppressLineNumbers w:val="0"/>
               <w:snapToGrid w:val="0"/>
               <w:spacing w:line="240" w:lineRule="auto"/>
-              <w:ind w:left="0" w:right="0" w:firstLine="0" w:leftChars="0" w:rightChars="0" w:firstLineChars="0"/>
+              <w:ind w:left="0" w:leftChars="0" w:right="0" w:rightChars="0" w:firstLine="0" w:firstLineChars="0"/>
               <w:jc w:val="left"/>
               <w:rPr>
-                <w:rFonts w:ascii="Segoe UI" w:eastAsia="Segoe UI" w:hAnsi="Segoe UI" w:cs="Segoe UI" w:hint="default"/>
+                <w:rFonts w:hint="default" w:ascii="Segoe UI" w:hAnsi="Segoe UI" w:eastAsia="Segoe UI" w:cs="Segoe UI"/>
                 <w:i w:val="0"/>
                 <w:iCs w:val="0"/>
                 <w:caps w:val="0"/>
@@ -5370,7 +6839,7 @@
             </w:pPr>
             <w:r>
               <w:rPr>
-                <w:rFonts w:ascii="Segoe UI" w:eastAsia="Segoe UI" w:hAnsi="Segoe UI" w:cs="Segoe UI" w:hint="default"/>
+                <w:rFonts w:hint="default" w:ascii="Segoe UI" w:hAnsi="Segoe UI" w:eastAsia="Segoe UI" w:cs="Segoe UI"/>
                 <w:i w:val="0"/>
                 <w:iCs w:val="0"/>
                 <w:caps w:val="0"/>
@@ -5382,7 +6851,7 @@
                 <w:szCs w:val="18"/>
                 <w:lang w:val="en-US" w:eastAsia="zh-CN"/>
               </w:rPr>
-              <w:t>巡检报告</w:t>
+              <w:t>根因推荐</w:t>
             </w:r>
           </w:p>
         </w:tc>
@@ -5390,8 +6859,8 @@
           <w:tcPr>
             <w:tcW w:w="0" w:type="auto"/>
             <w:tcBorders>
-              <w:top w:val="single" w:sz="4" w:space="0" w:color="auto"/>
-              <w:left w:val="single" w:sz="4" w:space="0" w:color="auto"/>
+              <w:top w:val="single" w:color="auto" w:sz="4" w:space="0"/>
+              <w:left w:val="single" w:color="auto" w:sz="4" w:space="0"/>
               <w:bottom w:val="nil"/>
               <w:right w:val="nil"/>
             </w:tcBorders>
@@ -5412,10 +6881,10 @@
               <w:suppressLineNumbers w:val="0"/>
               <w:snapToGrid w:val="0"/>
               <w:spacing w:line="240" w:lineRule="auto"/>
-              <w:ind w:left="0" w:right="0" w:firstLine="0" w:leftChars="0" w:rightChars="0" w:firstLineChars="0"/>
+              <w:ind w:left="0" w:leftChars="0" w:right="0" w:rightChars="0" w:firstLine="0" w:firstLineChars="0"/>
               <w:jc w:val="left"/>
               <w:rPr>
-                <w:rFonts w:ascii="Segoe UI" w:eastAsia="Segoe UI" w:hAnsi="Segoe UI" w:cs="Segoe UI" w:hint="default"/>
+                <w:rFonts w:hint="default" w:ascii="Segoe UI" w:hAnsi="Segoe UI" w:eastAsia="Segoe UI" w:cs="Segoe UI"/>
                 <w:i w:val="0"/>
                 <w:iCs w:val="0"/>
                 <w:caps w:val="0"/>
@@ -5427,7 +6896,7 @@
             </w:pPr>
             <w:r>
               <w:rPr>
-                <w:rFonts w:ascii="Segoe UI" w:eastAsia="Segoe UI" w:hAnsi="Segoe UI" w:cs="Segoe UI" w:hint="default"/>
+                <w:rFonts w:hint="default" w:ascii="Segoe UI" w:hAnsi="Segoe UI" w:eastAsia="Segoe UI" w:cs="Segoe UI"/>
                 <w:i w:val="0"/>
                 <w:iCs w:val="0"/>
                 <w:caps w:val="0"/>
@@ -5439,7 +6908,7 @@
                 <w:szCs w:val="18"/>
                 <w:lang w:val="en-US" w:eastAsia="zh-CN"/>
               </w:rPr>
-              <w:t>自动生成巡检报告（日报/周报/月报）</w:t>
+              <w:t>基于历史数据推荐故障根因</w:t>
             </w:r>
           </w:p>
         </w:tc>
@@ -5447,10 +6916,10 @@
           <w:tcPr>
             <w:tcW w:w="1402" w:type="dxa"/>
             <w:tcBorders>
-              <w:top w:val="single" w:sz="4" w:space="0" w:color="auto"/>
-              <w:left w:val="single" w:sz="4" w:space="0" w:color="auto"/>
+              <w:top w:val="single" w:color="auto" w:sz="4" w:space="0"/>
+              <w:left w:val="single" w:color="auto" w:sz="4" w:space="0"/>
               <w:bottom w:val="nil"/>
-              <w:right w:val="single" w:sz="12" w:space="0" w:color="auto"/>
+              <w:right w:val="single" w:color="auto" w:sz="12" w:space="0"/>
             </w:tcBorders>
             <w:shd w:val="clear" w:color="auto" w:fill="auto"/>
             <w:tcMar>
@@ -5469,10 +6938,10 @@
               <w:suppressLineNumbers w:val="0"/>
               <w:snapToGrid w:val="0"/>
               <w:spacing w:line="240" w:lineRule="auto"/>
-              <w:ind w:left="0" w:right="0" w:firstLine="0" w:leftChars="0" w:rightChars="0" w:firstLineChars="0"/>
+              <w:ind w:left="0" w:leftChars="0" w:right="0" w:rightChars="0" w:firstLine="0" w:firstLineChars="0"/>
               <w:jc w:val="left"/>
               <w:rPr>
-                <w:rFonts w:ascii="Segoe UI" w:eastAsia="Segoe UI" w:hAnsi="Segoe UI" w:cs="Segoe UI" w:hint="default"/>
+                <w:rFonts w:hint="default" w:ascii="Segoe UI" w:hAnsi="Segoe UI" w:eastAsia="Segoe UI" w:cs="Segoe UI"/>
                 <w:i w:val="0"/>
                 <w:iCs w:val="0"/>
                 <w:caps w:val="0"/>
@@ -5484,7 +6953,7 @@
             </w:pPr>
             <w:r>
               <w:rPr>
-                <w:rFonts w:ascii="Segoe UI" w:eastAsia="Segoe UI" w:hAnsi="Segoe UI" w:cs="Segoe UI" w:hint="default"/>
+                <w:rFonts w:hint="default" w:ascii="Segoe UI" w:hAnsi="Segoe UI" w:eastAsia="Segoe UI" w:cs="Segoe UI"/>
                 <w:i w:val="0"/>
                 <w:iCs w:val="0"/>
                 <w:caps w:val="0"/>
@@ -5496,16 +6965,21 @@
                 <w:szCs w:val="18"/>
                 <w:lang w:val="en-US" w:eastAsia="zh-CN"/>
               </w:rPr>
-              <w:t>2026年4月</w:t>
+              <w:t>2026年8月</w:t>
             </w:r>
           </w:p>
         </w:tc>
       </w:tr>
       <w:tr>
         <w:tblPrEx>
-          <w:tblW w:w="8498" w:type="dxa"/>
-          <w:jc w:val="center"/>
-          <w:shd w:val="clear" w:color="auto" w:fill="auto"/>
+          <w:tblBorders>
+            <w:top w:val="none" w:color="auto" w:sz="0" w:space="0"/>
+            <w:left w:val="none" w:color="auto" w:sz="0" w:space="0"/>
+            <w:bottom w:val="none" w:color="auto" w:sz="0" w:space="0"/>
+            <w:right w:val="none" w:color="auto" w:sz="0" w:space="0"/>
+            <w:insideH w:val="none" w:color="auto" w:sz="0" w:space="0"/>
+            <w:insideV w:val="none" w:color="auto" w:sz="0" w:space="0"/>
+          </w:tblBorders>
           <w:tblCellMar>
             <w:top w:w="15" w:type="dxa"/>
             <w:left w:w="15" w:type="dxa"/>
@@ -5514,16 +6988,15 @@
           </w:tblCellMar>
         </w:tblPrEx>
         <w:trPr>
-          <w:trHeight w:val="0"/>
+          <w:trHeight w:val="0" w:hRule="atLeast"/>
           <w:jc w:val="center"/>
         </w:trPr>
         <w:tc>
           <w:tcPr>
             <w:tcW w:w="1812" w:type="dxa"/>
-            <w:vMerge w:val="restart"/>
-            <w:tcBorders>
-              <w:top w:val="single" w:sz="4" w:space="0" w:color="auto"/>
-              <w:left w:val="single" w:sz="12" w:space="0" w:color="auto"/>
+            <w:vMerge w:val="continue"/>
+            <w:tcBorders>
+              <w:left w:val="single" w:color="auto" w:sz="12" w:space="0"/>
               <w:right w:val="nil"/>
             </w:tcBorders>
             <w:shd w:val="clear" w:color="auto" w:fill="auto"/>
@@ -5537,16 +7010,52 @@
           </w:tcPr>
           <w:p>
             <w:pPr>
+              <w:snapToGrid w:val="0"/>
+              <w:ind w:left="0" w:leftChars="0" w:right="0" w:rightChars="0" w:firstLine="0" w:firstLineChars="0"/>
+              <w:jc w:val="center"/>
+              <w:rPr>
+                <w:rFonts w:hint="default" w:ascii="Segoe UI" w:hAnsi="Segoe UI" w:eastAsia="Segoe UI" w:cs="Segoe UI"/>
+                <w:i w:val="0"/>
+                <w:iCs w:val="0"/>
+                <w:caps w:val="0"/>
+                <w:color w:val="0F1115"/>
+                <w:spacing w:val="0"/>
+                <w:sz w:val="18"/>
+                <w:szCs w:val="18"/>
+              </w:rPr>
+            </w:pPr>
+          </w:p>
+        </w:tc>
+        <w:tc>
+          <w:tcPr>
+            <w:tcW w:w="0" w:type="auto"/>
+            <w:tcBorders>
+              <w:top w:val="single" w:color="auto" w:sz="4" w:space="0"/>
+              <w:left w:val="single" w:color="auto" w:sz="4" w:space="0"/>
+              <w:bottom w:val="nil"/>
+              <w:right w:val="nil"/>
+            </w:tcBorders>
+            <w:shd w:val="clear" w:color="auto" w:fill="auto"/>
+            <w:tcMar>
+              <w:top w:w="120" w:type="dxa"/>
+              <w:left w:w="192" w:type="dxa"/>
+              <w:bottom w:w="120" w:type="dxa"/>
+              <w:right w:w="192" w:type="dxa"/>
+            </w:tcMar>
+            <w:vAlign w:val="center"/>
+          </w:tcPr>
+          <w:p>
+            <w:pPr>
               <w:keepNext w:val="0"/>
               <w:keepLines w:val="0"/>
               <w:widowControl/>
               <w:suppressLineNumbers w:val="0"/>
               <w:snapToGrid w:val="0"/>
               <w:spacing w:line="240" w:lineRule="auto"/>
-              <w:ind w:left="0" w:right="0" w:firstLine="0" w:leftChars="0" w:rightChars="0" w:firstLineChars="0"/>
-              <w:jc w:val="center"/>
-              <w:rPr>
-                <w:rFonts w:ascii="Segoe UI" w:eastAsia="Segoe UI" w:hAnsi="Segoe UI" w:cs="Segoe UI" w:hint="default"/>
+              <w:ind w:left="0" w:leftChars="0" w:right="0" w:rightChars="0" w:firstLine="0" w:firstLineChars="0"/>
+              <w:jc w:val="left"/>
+              <w:rPr>
+                <w:rFonts w:hint="default" w:ascii="Segoe UI" w:hAnsi="Segoe UI" w:eastAsia="Segoe UI" w:cs="Segoe UI"/>
                 <w:i w:val="0"/>
                 <w:iCs w:val="0"/>
                 <w:caps w:val="0"/>
@@ -5558,10 +7067,7 @@
             </w:pPr>
             <w:r>
               <w:rPr>
-                <w:rStyle w:val="Strong"/>
-                <w:rFonts w:ascii="Segoe UI" w:eastAsia="Segoe UI" w:hAnsi="Segoe UI" w:cs="Segoe UI" w:hint="default"/>
-                <w:b/>
-                <w:bCs/>
+                <w:rFonts w:hint="default" w:ascii="Segoe UI" w:hAnsi="Segoe UI" w:eastAsia="Segoe UI" w:cs="Segoe UI"/>
                 <w:i w:val="0"/>
                 <w:iCs w:val="0"/>
                 <w:caps w:val="0"/>
@@ -5573,7 +7079,7 @@
                 <w:szCs w:val="18"/>
                 <w:lang w:val="en-US" w:eastAsia="zh-CN"/>
               </w:rPr>
-              <w:t>数据完整性校验工具</w:t>
+              <w:t>告警抑制</w:t>
             </w:r>
           </w:p>
         </w:tc>
@@ -5581,8 +7087,8 @@
           <w:tcPr>
             <w:tcW w:w="0" w:type="auto"/>
             <w:tcBorders>
-              <w:top w:val="single" w:sz="4" w:space="0" w:color="auto"/>
-              <w:left w:val="single" w:sz="4" w:space="0" w:color="auto"/>
+              <w:top w:val="single" w:color="auto" w:sz="4" w:space="0"/>
+              <w:left w:val="single" w:color="auto" w:sz="4" w:space="0"/>
               <w:bottom w:val="nil"/>
               <w:right w:val="nil"/>
             </w:tcBorders>
@@ -5603,10 +7109,10 @@
               <w:suppressLineNumbers w:val="0"/>
               <w:snapToGrid w:val="0"/>
               <w:spacing w:line="240" w:lineRule="auto"/>
-              <w:ind w:left="0" w:right="0" w:firstLine="0" w:leftChars="0" w:rightChars="0" w:firstLineChars="0"/>
+              <w:ind w:left="0" w:leftChars="0" w:right="0" w:rightChars="0" w:firstLine="0" w:firstLineChars="0"/>
               <w:jc w:val="left"/>
               <w:rPr>
-                <w:rFonts w:ascii="Segoe UI" w:eastAsia="Segoe UI" w:hAnsi="Segoe UI" w:cs="Segoe UI" w:hint="default"/>
+                <w:rFonts w:hint="default" w:ascii="Segoe UI" w:hAnsi="Segoe UI" w:eastAsia="Segoe UI" w:cs="Segoe UI"/>
                 <w:i w:val="0"/>
                 <w:iCs w:val="0"/>
                 <w:caps w:val="0"/>
@@ -5618,7 +7124,7 @@
             </w:pPr>
             <w:r>
               <w:rPr>
-                <w:rFonts w:ascii="Segoe UI" w:eastAsia="Segoe UI" w:hAnsi="Segoe UI" w:cs="Segoe UI" w:hint="default"/>
+                <w:rFonts w:hint="default" w:ascii="Segoe UI" w:hAnsi="Segoe UI" w:eastAsia="Segoe UI" w:cs="Segoe UI"/>
                 <w:i w:val="0"/>
                 <w:iCs w:val="0"/>
                 <w:caps w:val="0"/>
@@ -5630,25 +7136,25 @@
                 <w:szCs w:val="18"/>
                 <w:lang w:val="en-US" w:eastAsia="zh-CN"/>
               </w:rPr>
-              <w:t>字段校验</w:t>
+              <w:t>关联告警自动抑制</w:t>
             </w:r>
           </w:p>
         </w:tc>
         <w:tc>
           <w:tcPr>
-            <w:tcW w:w="0" w:type="auto"/>
-            <w:tcBorders>
-              <w:top w:val="single" w:sz="4" w:space="0" w:color="auto"/>
-              <w:left w:val="single" w:sz="4" w:space="0" w:color="auto"/>
+            <w:tcW w:w="1402" w:type="dxa"/>
+            <w:tcBorders>
+              <w:top w:val="single" w:color="auto" w:sz="4" w:space="0"/>
+              <w:left w:val="single" w:color="auto" w:sz="4" w:space="0"/>
               <w:bottom w:val="nil"/>
-              <w:right w:val="nil"/>
+              <w:right w:val="single" w:color="auto" w:sz="12" w:space="0"/>
             </w:tcBorders>
             <w:shd w:val="clear" w:color="auto" w:fill="auto"/>
             <w:tcMar>
               <w:top w:w="120" w:type="dxa"/>
               <w:left w:w="192" w:type="dxa"/>
               <w:bottom w:w="120" w:type="dxa"/>
-              <w:right w:w="192" w:type="dxa"/>
+              <w:right w:w="-1" w:type="dxa"/>
             </w:tcMar>
             <w:vAlign w:val="center"/>
           </w:tcPr>
@@ -5660,10 +7166,10 @@
               <w:suppressLineNumbers w:val="0"/>
               <w:snapToGrid w:val="0"/>
               <w:spacing w:line="240" w:lineRule="auto"/>
-              <w:ind w:left="0" w:right="0" w:firstLine="0" w:leftChars="0" w:rightChars="0" w:firstLineChars="0"/>
+              <w:ind w:left="0" w:leftChars="0" w:right="0" w:rightChars="0" w:firstLine="0" w:firstLineChars="0"/>
               <w:jc w:val="left"/>
               <w:rPr>
-                <w:rFonts w:ascii="Segoe UI" w:eastAsia="Segoe UI" w:hAnsi="Segoe UI" w:cs="Segoe UI" w:hint="default"/>
+                <w:rFonts w:hint="default" w:ascii="Segoe UI" w:hAnsi="Segoe UI" w:eastAsia="Segoe UI" w:cs="Segoe UI"/>
                 <w:i w:val="0"/>
                 <w:iCs w:val="0"/>
                 <w:caps w:val="0"/>
@@ -5675,7 +7181,7 @@
             </w:pPr>
             <w:r>
               <w:rPr>
-                <w:rFonts w:ascii="Segoe UI" w:eastAsia="Segoe UI" w:hAnsi="Segoe UI" w:cs="Segoe UI" w:hint="default"/>
+                <w:rFonts w:hint="default" w:ascii="Segoe UI" w:hAnsi="Segoe UI" w:eastAsia="Segoe UI" w:cs="Segoe UI"/>
                 <w:i w:val="0"/>
                 <w:iCs w:val="0"/>
                 <w:caps w:val="0"/>
@@ -5687,73 +7193,21 @@
                 <w:szCs w:val="18"/>
                 <w:lang w:val="en-US" w:eastAsia="zh-CN"/>
               </w:rPr>
-              <w:t>必填字段完整性检查</w:t>
-            </w:r>
-          </w:p>
-        </w:tc>
-        <w:tc>
-          <w:tcPr>
-            <w:tcW w:w="1402" w:type="dxa"/>
-            <w:tcBorders>
-              <w:top w:val="single" w:sz="4" w:space="0" w:color="auto"/>
-              <w:left w:val="single" w:sz="4" w:space="0" w:color="auto"/>
-              <w:bottom w:val="nil"/>
-              <w:right w:val="single" w:sz="12" w:space="0" w:color="auto"/>
-            </w:tcBorders>
-            <w:shd w:val="clear" w:color="auto" w:fill="auto"/>
-            <w:tcMar>
-              <w:top w:w="120" w:type="dxa"/>
-              <w:left w:w="192" w:type="dxa"/>
-              <w:bottom w:w="120" w:type="dxa"/>
-              <w:right w:w="-1" w:type="dxa"/>
-            </w:tcMar>
-            <w:vAlign w:val="center"/>
-          </w:tcPr>
-          <w:p>
-            <w:pPr>
-              <w:keepNext w:val="0"/>
-              <w:keepLines w:val="0"/>
-              <w:widowControl/>
-              <w:suppressLineNumbers w:val="0"/>
-              <w:snapToGrid w:val="0"/>
-              <w:spacing w:line="240" w:lineRule="auto"/>
-              <w:ind w:left="0" w:right="0" w:firstLine="0" w:leftChars="0" w:rightChars="0" w:firstLineChars="0"/>
-              <w:jc w:val="left"/>
-              <w:rPr>
-                <w:rFonts w:ascii="Segoe UI" w:eastAsia="Segoe UI" w:hAnsi="Segoe UI" w:cs="Segoe UI" w:hint="default"/>
-                <w:i w:val="0"/>
-                <w:iCs w:val="0"/>
-                <w:caps w:val="0"/>
-                <w:color w:val="0F1115"/>
-                <w:spacing w:val="0"/>
-                <w:sz w:val="18"/>
-                <w:szCs w:val="18"/>
-              </w:rPr>
-            </w:pPr>
-            <w:r>
-              <w:rPr>
-                <w:rFonts w:ascii="Segoe UI" w:eastAsia="Segoe UI" w:hAnsi="Segoe UI" w:cs="Segoe UI" w:hint="default"/>
-                <w:i w:val="0"/>
-                <w:iCs w:val="0"/>
-                <w:caps w:val="0"/>
-                <w:snapToGrid w:val="0"/>
-                <w:color w:val="000000"/>
-                <w:spacing w:val="0"/>
-                <w:kern w:val="0"/>
-                <w:sz w:val="18"/>
-                <w:szCs w:val="18"/>
-                <w:lang w:val="en-US" w:eastAsia="zh-CN"/>
-              </w:rPr>
-              <w:t>2026年5月</w:t>
+              <w:t>2026年8月</w:t>
             </w:r>
           </w:p>
         </w:tc>
       </w:tr>
       <w:tr>
         <w:tblPrEx>
-          <w:tblW w:w="8498" w:type="dxa"/>
-          <w:jc w:val="center"/>
-          <w:shd w:val="clear" w:color="auto" w:fill="auto"/>
+          <w:tblBorders>
+            <w:top w:val="none" w:color="auto" w:sz="0" w:space="0"/>
+            <w:left w:val="none" w:color="auto" w:sz="0" w:space="0"/>
+            <w:bottom w:val="none" w:color="auto" w:sz="0" w:space="0"/>
+            <w:right w:val="none" w:color="auto" w:sz="0" w:space="0"/>
+            <w:insideH w:val="none" w:color="auto" w:sz="0" w:space="0"/>
+            <w:insideV w:val="none" w:color="auto" w:sz="0" w:space="0"/>
+          </w:tblBorders>
           <w:tblCellMar>
             <w:top w:w="15" w:type="dxa"/>
             <w:left w:w="15" w:type="dxa"/>
@@ -5762,15 +7216,16 @@
           </w:tblCellMar>
         </w:tblPrEx>
         <w:trPr>
-          <w:trHeight w:val="0"/>
+          <w:trHeight w:val="0" w:hRule="atLeast"/>
           <w:jc w:val="center"/>
         </w:trPr>
         <w:tc>
           <w:tcPr>
             <w:tcW w:w="1812" w:type="dxa"/>
-            <w:vMerge/>
-            <w:tcBorders>
-              <w:left w:val="single" w:sz="12" w:space="0" w:color="auto"/>
+            <w:vMerge w:val="continue"/>
+            <w:tcBorders>
+              <w:left w:val="single" w:color="auto" w:sz="12" w:space="0"/>
+              <w:bottom w:val="nil"/>
               <w:right w:val="nil"/>
             </w:tcBorders>
             <w:shd w:val="clear" w:color="auto" w:fill="auto"/>
@@ -5785,10 +7240,10 @@
           <w:p>
             <w:pPr>
               <w:snapToGrid w:val="0"/>
-              <w:ind w:left="0" w:right="0" w:firstLine="0" w:leftChars="0" w:rightChars="0" w:firstLineChars="0"/>
+              <w:ind w:left="0" w:leftChars="0" w:right="0" w:rightChars="0" w:firstLine="0" w:firstLineChars="0"/>
               <w:jc w:val="center"/>
               <w:rPr>
-                <w:rFonts w:ascii="Segoe UI" w:eastAsia="Segoe UI" w:hAnsi="Segoe UI" w:cs="Segoe UI" w:hint="default"/>
+                <w:rFonts w:hint="default" w:ascii="Segoe UI" w:hAnsi="Segoe UI" w:eastAsia="Segoe UI" w:cs="Segoe UI"/>
                 <w:i w:val="0"/>
                 <w:iCs w:val="0"/>
                 <w:caps w:val="0"/>
@@ -5804,8 +7259,8 @@
           <w:tcPr>
             <w:tcW w:w="0" w:type="auto"/>
             <w:tcBorders>
-              <w:top w:val="single" w:sz="4" w:space="0" w:color="auto"/>
-              <w:left w:val="single" w:sz="4" w:space="0" w:color="auto"/>
+              <w:top w:val="single" w:color="auto" w:sz="4" w:space="0"/>
+              <w:left w:val="single" w:color="auto" w:sz="4" w:space="0"/>
               <w:bottom w:val="nil"/>
               <w:right w:val="nil"/>
             </w:tcBorders>
@@ -5826,10 +7281,10 @@
               <w:suppressLineNumbers w:val="0"/>
               <w:snapToGrid w:val="0"/>
               <w:spacing w:line="240" w:lineRule="auto"/>
-              <w:ind w:left="0" w:right="0" w:firstLine="0" w:leftChars="0" w:rightChars="0" w:firstLineChars="0"/>
+              <w:ind w:left="0" w:leftChars="0" w:right="0" w:rightChars="0" w:firstLine="0" w:firstLineChars="0"/>
               <w:jc w:val="left"/>
               <w:rPr>
-                <w:rFonts w:ascii="Segoe UI" w:eastAsia="Segoe UI" w:hAnsi="Segoe UI" w:cs="Segoe UI" w:hint="default"/>
+                <w:rFonts w:hint="default" w:ascii="Segoe UI" w:hAnsi="Segoe UI" w:eastAsia="Segoe UI" w:cs="Segoe UI"/>
                 <w:i w:val="0"/>
                 <w:iCs w:val="0"/>
                 <w:caps w:val="0"/>
@@ -5841,7 +7296,7 @@
             </w:pPr>
             <w:r>
               <w:rPr>
-                <w:rFonts w:ascii="Segoe UI" w:eastAsia="Segoe UI" w:hAnsi="Segoe UI" w:cs="Segoe UI" w:hint="default"/>
+                <w:rFonts w:hint="default" w:ascii="Segoe UI" w:hAnsi="Segoe UI" w:eastAsia="Segoe UI" w:cs="Segoe UI"/>
                 <w:i w:val="0"/>
                 <w:iCs w:val="0"/>
                 <w:caps w:val="0"/>
@@ -5853,7 +7308,7 @@
                 <w:szCs w:val="18"/>
                 <w:lang w:val="en-US" w:eastAsia="zh-CN"/>
               </w:rPr>
-              <w:t>格式校验</w:t>
+              <w:t>告警升级</w:t>
             </w:r>
           </w:p>
         </w:tc>
@@ -5861,8 +7316,8 @@
           <w:tcPr>
             <w:tcW w:w="0" w:type="auto"/>
             <w:tcBorders>
-              <w:top w:val="single" w:sz="4" w:space="0" w:color="auto"/>
-              <w:left w:val="single" w:sz="4" w:space="0" w:color="auto"/>
+              <w:top w:val="single" w:color="auto" w:sz="4" w:space="0"/>
+              <w:left w:val="single" w:color="auto" w:sz="4" w:space="0"/>
               <w:bottom w:val="nil"/>
               <w:right w:val="nil"/>
             </w:tcBorders>
@@ -5883,10 +7338,10 @@
               <w:suppressLineNumbers w:val="0"/>
               <w:snapToGrid w:val="0"/>
               <w:spacing w:line="240" w:lineRule="auto"/>
-              <w:ind w:left="0" w:right="0" w:firstLine="0" w:leftChars="0" w:rightChars="0" w:firstLineChars="0"/>
+              <w:ind w:left="0" w:leftChars="0" w:right="0" w:rightChars="0" w:firstLine="0" w:firstLineChars="0"/>
               <w:jc w:val="left"/>
               <w:rPr>
-                <w:rFonts w:ascii="Segoe UI" w:eastAsia="Segoe UI" w:hAnsi="Segoe UI" w:cs="Segoe UI" w:hint="default"/>
+                <w:rFonts w:hint="default" w:ascii="Segoe UI" w:hAnsi="Segoe UI" w:eastAsia="Segoe UI" w:cs="Segoe UI"/>
                 <w:i w:val="0"/>
                 <w:iCs w:val="0"/>
                 <w:caps w:val="0"/>
@@ -5898,7 +7353,7 @@
             </w:pPr>
             <w:r>
               <w:rPr>
-                <w:rFonts w:ascii="Segoe UI" w:eastAsia="Segoe UI" w:hAnsi="Segoe UI" w:cs="Segoe UI" w:hint="default"/>
+                <w:rFonts w:hint="default" w:ascii="Segoe UI" w:hAnsi="Segoe UI" w:eastAsia="Segoe UI" w:cs="Segoe UI"/>
                 <w:i w:val="0"/>
                 <w:iCs w:val="0"/>
                 <w:caps w:val="0"/>
@@ -5910,7 +7365,7 @@
                 <w:szCs w:val="18"/>
                 <w:lang w:val="en-US" w:eastAsia="zh-CN"/>
               </w:rPr>
-              <w:t>日期、金额等字段格式正确性检查</w:t>
+              <w:t>长时间未处理告警自动升级</w:t>
             </w:r>
           </w:p>
         </w:tc>
@@ -5918,10 +7373,10 @@
           <w:tcPr>
             <w:tcW w:w="1402" w:type="dxa"/>
             <w:tcBorders>
-              <w:top w:val="single" w:sz="4" w:space="0" w:color="auto"/>
-              <w:left w:val="single" w:sz="4" w:space="0" w:color="auto"/>
+              <w:top w:val="single" w:color="auto" w:sz="4" w:space="0"/>
+              <w:left w:val="single" w:color="auto" w:sz="4" w:space="0"/>
               <w:bottom w:val="nil"/>
-              <w:right w:val="single" w:sz="12" w:space="0" w:color="auto"/>
+              <w:right w:val="single" w:color="auto" w:sz="12" w:space="0"/>
             </w:tcBorders>
             <w:shd w:val="clear" w:color="auto" w:fill="auto"/>
             <w:tcMar>
@@ -5940,10 +7395,10 @@
               <w:suppressLineNumbers w:val="0"/>
               <w:snapToGrid w:val="0"/>
               <w:spacing w:line="240" w:lineRule="auto"/>
-              <w:ind w:left="0" w:right="0" w:firstLine="0" w:leftChars="0" w:rightChars="0" w:firstLineChars="0"/>
+              <w:ind w:left="0" w:leftChars="0" w:right="0" w:rightChars="0" w:firstLine="0" w:firstLineChars="0"/>
               <w:jc w:val="left"/>
               <w:rPr>
-                <w:rFonts w:ascii="Segoe UI" w:eastAsia="Segoe UI" w:hAnsi="Segoe UI" w:cs="Segoe UI" w:hint="default"/>
+                <w:rFonts w:hint="default" w:ascii="Segoe UI" w:hAnsi="Segoe UI" w:eastAsia="Segoe UI" w:cs="Segoe UI"/>
                 <w:i w:val="0"/>
                 <w:iCs w:val="0"/>
                 <w:caps w:val="0"/>
@@ -5955,7 +7410,7 @@
             </w:pPr>
             <w:r>
               <w:rPr>
-                <w:rFonts w:ascii="Segoe UI" w:eastAsia="Segoe UI" w:hAnsi="Segoe UI" w:cs="Segoe UI" w:hint="default"/>
+                <w:rFonts w:hint="default" w:ascii="Segoe UI" w:hAnsi="Segoe UI" w:eastAsia="Segoe UI" w:cs="Segoe UI"/>
                 <w:i w:val="0"/>
                 <w:iCs w:val="0"/>
                 <w:caps w:val="0"/>
@@ -5967,16 +7422,21 @@
                 <w:szCs w:val="18"/>
                 <w:lang w:val="en-US" w:eastAsia="zh-CN"/>
               </w:rPr>
-              <w:t>2026年6月</w:t>
+              <w:t>2026年8月</w:t>
             </w:r>
           </w:p>
         </w:tc>
       </w:tr>
       <w:tr>
         <w:tblPrEx>
-          <w:tblW w:w="8498" w:type="dxa"/>
-          <w:jc w:val="center"/>
-          <w:shd w:val="clear" w:color="auto" w:fill="auto"/>
+          <w:tblBorders>
+            <w:top w:val="none" w:color="auto" w:sz="0" w:space="0"/>
+            <w:left w:val="none" w:color="auto" w:sz="0" w:space="0"/>
+            <w:bottom w:val="none" w:color="auto" w:sz="0" w:space="0"/>
+            <w:right w:val="none" w:color="auto" w:sz="0" w:space="0"/>
+            <w:insideH w:val="none" w:color="auto" w:sz="0" w:space="0"/>
+            <w:insideV w:val="none" w:color="auto" w:sz="0" w:space="0"/>
+          </w:tblBorders>
           <w:tblCellMar>
             <w:top w:w="15" w:type="dxa"/>
             <w:left w:w="15" w:type="dxa"/>
@@ -5985,15 +7445,16 @@
           </w:tblCellMar>
         </w:tblPrEx>
         <w:trPr>
-          <w:trHeight w:val="0"/>
+          <w:trHeight w:val="0" w:hRule="atLeast"/>
           <w:jc w:val="center"/>
         </w:trPr>
         <w:tc>
           <w:tcPr>
             <w:tcW w:w="1812" w:type="dxa"/>
-            <w:vMerge/>
-            <w:tcBorders>
-              <w:left w:val="single" w:sz="12" w:space="0" w:color="auto"/>
+            <w:vMerge w:val="restart"/>
+            <w:tcBorders>
+              <w:top w:val="single" w:color="auto" w:sz="4" w:space="0"/>
+              <w:left w:val="single" w:color="auto" w:sz="12" w:space="0"/>
               <w:right w:val="nil"/>
             </w:tcBorders>
             <w:shd w:val="clear" w:color="auto" w:fill="auto"/>
@@ -6007,11 +7468,16 @@
           </w:tcPr>
           <w:p>
             <w:pPr>
-              <w:snapToGrid w:val="0"/>
-              <w:ind w:left="0" w:right="0" w:firstLine="0" w:leftChars="0" w:rightChars="0" w:firstLineChars="0"/>
+              <w:keepNext w:val="0"/>
+              <w:keepLines w:val="0"/>
+              <w:widowControl/>
+              <w:suppressLineNumbers w:val="0"/>
+              <w:snapToGrid w:val="0"/>
+              <w:spacing w:line="240" w:lineRule="auto"/>
+              <w:ind w:left="0" w:leftChars="0" w:right="0" w:rightChars="0" w:firstLine="0" w:firstLineChars="0"/>
               <w:jc w:val="center"/>
               <w:rPr>
-                <w:rFonts w:ascii="Segoe UI" w:eastAsia="Segoe UI" w:hAnsi="Segoe UI" w:cs="Segoe UI" w:hint="default"/>
+                <w:rFonts w:hint="default" w:ascii="Segoe UI" w:hAnsi="Segoe UI" w:eastAsia="Segoe UI" w:cs="Segoe UI"/>
                 <w:i w:val="0"/>
                 <w:iCs w:val="0"/>
                 <w:caps w:val="0"/>
@@ -6021,14 +7487,33 @@
                 <w:szCs w:val="18"/>
               </w:rPr>
             </w:pPr>
+            <w:r>
+              <w:rPr>
+                <w:rStyle w:val="25"/>
+                <w:rFonts w:hint="default" w:ascii="Segoe UI" w:hAnsi="Segoe UI" w:eastAsia="Segoe UI" w:cs="Segoe UI"/>
+                <w:b/>
+                <w:bCs/>
+                <w:i w:val="0"/>
+                <w:iCs w:val="0"/>
+                <w:caps w:val="0"/>
+                <w:snapToGrid w:val="0"/>
+                <w:color w:val="000000"/>
+                <w:spacing w:val="0"/>
+                <w:kern w:val="0"/>
+                <w:sz w:val="18"/>
+                <w:szCs w:val="18"/>
+                <w:lang w:val="en-US" w:eastAsia="zh-CN"/>
+              </w:rPr>
+              <w:t>知识库优化</w:t>
+            </w:r>
           </w:p>
         </w:tc>
         <w:tc>
           <w:tcPr>
             <w:tcW w:w="0" w:type="auto"/>
             <w:tcBorders>
-              <w:top w:val="single" w:sz="4" w:space="0" w:color="auto"/>
-              <w:left w:val="single" w:sz="4" w:space="0" w:color="auto"/>
+              <w:top w:val="single" w:color="auto" w:sz="4" w:space="0"/>
+              <w:left w:val="single" w:color="auto" w:sz="4" w:space="0"/>
               <w:bottom w:val="nil"/>
               <w:right w:val="nil"/>
             </w:tcBorders>
@@ -6049,10 +7534,10 @@
               <w:suppressLineNumbers w:val="0"/>
               <w:snapToGrid w:val="0"/>
               <w:spacing w:line="240" w:lineRule="auto"/>
-              <w:ind w:left="0" w:right="0" w:firstLine="0" w:leftChars="0" w:rightChars="0" w:firstLineChars="0"/>
+              <w:ind w:left="0" w:leftChars="0" w:right="0" w:rightChars="0" w:firstLine="0" w:firstLineChars="0"/>
               <w:jc w:val="left"/>
               <w:rPr>
-                <w:rFonts w:ascii="Segoe UI" w:eastAsia="Segoe UI" w:hAnsi="Segoe UI" w:cs="Segoe UI" w:hint="default"/>
+                <w:rFonts w:hint="default" w:ascii="Segoe UI" w:hAnsi="Segoe UI" w:eastAsia="Segoe UI" w:cs="Segoe UI"/>
                 <w:i w:val="0"/>
                 <w:iCs w:val="0"/>
                 <w:caps w:val="0"/>
@@ -6064,7 +7549,7 @@
             </w:pPr>
             <w:r>
               <w:rPr>
-                <w:rFonts w:ascii="Segoe UI" w:eastAsia="Segoe UI" w:hAnsi="Segoe UI" w:cs="Segoe UI" w:hint="default"/>
+                <w:rFonts w:hint="default" w:ascii="Segoe UI" w:hAnsi="Segoe UI" w:eastAsia="Segoe UI" w:cs="Segoe UI"/>
                 <w:i w:val="0"/>
                 <w:iCs w:val="0"/>
                 <w:caps w:val="0"/>
@@ -6076,7 +7561,7 @@
                 <w:szCs w:val="18"/>
                 <w:lang w:val="en-US" w:eastAsia="zh-CN"/>
               </w:rPr>
-              <w:t>逻辑校验</w:t>
+              <w:t>语义搜索</w:t>
             </w:r>
           </w:p>
         </w:tc>
@@ -6084,8 +7569,8 @@
           <w:tcPr>
             <w:tcW w:w="0" w:type="auto"/>
             <w:tcBorders>
-              <w:top w:val="single" w:sz="4" w:space="0" w:color="auto"/>
-              <w:left w:val="single" w:sz="4" w:space="0" w:color="auto"/>
+              <w:top w:val="single" w:color="auto" w:sz="4" w:space="0"/>
+              <w:left w:val="single" w:color="auto" w:sz="4" w:space="0"/>
               <w:bottom w:val="nil"/>
               <w:right w:val="nil"/>
             </w:tcBorders>
@@ -6106,10 +7591,10 @@
               <w:suppressLineNumbers w:val="0"/>
               <w:snapToGrid w:val="0"/>
               <w:spacing w:line="240" w:lineRule="auto"/>
-              <w:ind w:left="0" w:right="0" w:firstLine="0" w:leftChars="0" w:rightChars="0" w:firstLineChars="0"/>
+              <w:ind w:left="0" w:leftChars="0" w:right="0" w:rightChars="0" w:firstLine="0" w:firstLineChars="0"/>
               <w:jc w:val="left"/>
               <w:rPr>
-                <w:rFonts w:ascii="Segoe UI" w:eastAsia="Segoe UI" w:hAnsi="Segoe UI" w:cs="Segoe UI" w:hint="default"/>
+                <w:rFonts w:hint="default" w:ascii="Segoe UI" w:hAnsi="Segoe UI" w:eastAsia="Segoe UI" w:cs="Segoe UI"/>
                 <w:i w:val="0"/>
                 <w:iCs w:val="0"/>
                 <w:caps w:val="0"/>
@@ -6121,7 +7606,7 @@
             </w:pPr>
             <w:r>
               <w:rPr>
-                <w:rFonts w:ascii="Segoe UI" w:eastAsia="Segoe UI" w:hAnsi="Segoe UI" w:cs="Segoe UI" w:hint="default"/>
+                <w:rFonts w:hint="default" w:ascii="Segoe UI" w:hAnsi="Segoe UI" w:eastAsia="Segoe UI" w:cs="Segoe UI"/>
                 <w:i w:val="0"/>
                 <w:iCs w:val="0"/>
                 <w:caps w:val="0"/>
@@ -6133,7 +7618,7 @@
                 <w:szCs w:val="18"/>
                 <w:lang w:val="en-US" w:eastAsia="zh-CN"/>
               </w:rPr>
-              <w:t>业务逻辑一致性检查（如订单金额=明细汇总）</w:t>
+              <w:t>自然语言搜索知识库</w:t>
             </w:r>
           </w:p>
         </w:tc>
@@ -6141,10 +7626,10 @@
           <w:tcPr>
             <w:tcW w:w="1402" w:type="dxa"/>
             <w:tcBorders>
-              <w:top w:val="single" w:sz="4" w:space="0" w:color="auto"/>
-              <w:left w:val="single" w:sz="4" w:space="0" w:color="auto"/>
+              <w:top w:val="single" w:color="auto" w:sz="4" w:space="0"/>
+              <w:left w:val="single" w:color="auto" w:sz="4" w:space="0"/>
               <w:bottom w:val="nil"/>
-              <w:right w:val="single" w:sz="12" w:space="0" w:color="auto"/>
+              <w:right w:val="single" w:color="auto" w:sz="12" w:space="0"/>
             </w:tcBorders>
             <w:shd w:val="clear" w:color="auto" w:fill="auto"/>
             <w:tcMar>
@@ -6163,10 +7648,10 @@
               <w:suppressLineNumbers w:val="0"/>
               <w:snapToGrid w:val="0"/>
               <w:spacing w:line="240" w:lineRule="auto"/>
-              <w:ind w:left="0" w:right="0" w:firstLine="0" w:leftChars="0" w:rightChars="0" w:firstLineChars="0"/>
+              <w:ind w:left="0" w:leftChars="0" w:right="0" w:rightChars="0" w:firstLine="0" w:firstLineChars="0"/>
               <w:jc w:val="left"/>
               <w:rPr>
-                <w:rFonts w:ascii="Segoe UI" w:eastAsia="Segoe UI" w:hAnsi="Segoe UI" w:cs="Segoe UI" w:hint="default"/>
+                <w:rFonts w:hint="default" w:ascii="Segoe UI" w:hAnsi="Segoe UI" w:eastAsia="Segoe UI" w:cs="Segoe UI"/>
                 <w:i w:val="0"/>
                 <w:iCs w:val="0"/>
                 <w:caps w:val="0"/>
@@ -6178,7 +7663,7 @@
             </w:pPr>
             <w:r>
               <w:rPr>
-                <w:rFonts w:ascii="Segoe UI" w:eastAsia="Segoe UI" w:hAnsi="Segoe UI" w:cs="Segoe UI" w:hint="default"/>
+                <w:rFonts w:hint="default" w:ascii="Segoe UI" w:hAnsi="Segoe UI" w:eastAsia="Segoe UI" w:cs="Segoe UI"/>
                 <w:i w:val="0"/>
                 <w:iCs w:val="0"/>
                 <w:caps w:val="0"/>
@@ -6190,16 +7675,21 @@
                 <w:szCs w:val="18"/>
                 <w:lang w:val="en-US" w:eastAsia="zh-CN"/>
               </w:rPr>
-              <w:t>2026年6月</w:t>
+              <w:t>2026年8月</w:t>
             </w:r>
           </w:p>
         </w:tc>
       </w:tr>
       <w:tr>
         <w:tblPrEx>
-          <w:tblW w:w="8498" w:type="dxa"/>
-          <w:jc w:val="center"/>
-          <w:shd w:val="clear" w:color="auto" w:fill="auto"/>
+          <w:tblBorders>
+            <w:top w:val="none" w:color="auto" w:sz="0" w:space="0"/>
+            <w:left w:val="none" w:color="auto" w:sz="0" w:space="0"/>
+            <w:bottom w:val="none" w:color="auto" w:sz="0" w:space="0"/>
+            <w:right w:val="none" w:color="auto" w:sz="0" w:space="0"/>
+            <w:insideH w:val="none" w:color="auto" w:sz="0" w:space="0"/>
+            <w:insideV w:val="none" w:color="auto" w:sz="0" w:space="0"/>
+          </w:tblBorders>
           <w:tblCellMar>
             <w:top w:w="15" w:type="dxa"/>
             <w:left w:w="15" w:type="dxa"/>
@@ -6208,16 +7698,16 @@
           </w:tblCellMar>
         </w:tblPrEx>
         <w:trPr>
-          <w:trHeight w:val="0"/>
+          <w:trHeight w:val="0" w:hRule="atLeast"/>
           <w:jc w:val="center"/>
         </w:trPr>
         <w:tc>
           <w:tcPr>
             <w:tcW w:w="1812" w:type="dxa"/>
-            <w:vMerge/>
-            <w:tcBorders>
-              <w:left w:val="single" w:sz="12" w:space="0" w:color="auto"/>
-              <w:bottom w:val="nil"/>
+            <w:vMerge w:val="continue"/>
+            <w:tcBorders>
+              <w:left w:val="single" w:color="auto" w:sz="12" w:space="0"/>
+              <w:bottom w:val="single" w:color="auto" w:sz="12" w:space="0"/>
               <w:right w:val="nil"/>
             </w:tcBorders>
             <w:shd w:val="clear" w:color="auto" w:fill="auto"/>
@@ -6232,10 +7722,10 @@
           <w:p>
             <w:pPr>
               <w:snapToGrid w:val="0"/>
-              <w:ind w:left="0" w:right="0" w:firstLine="0" w:leftChars="0" w:rightChars="0" w:firstLineChars="0"/>
+              <w:ind w:left="0" w:leftChars="0" w:right="0" w:rightChars="0" w:firstLine="0" w:firstLineChars="0"/>
               <w:jc w:val="center"/>
               <w:rPr>
-                <w:rFonts w:ascii="Segoe UI" w:eastAsia="Segoe UI" w:hAnsi="Segoe UI" w:cs="Segoe UI" w:hint="default"/>
+                <w:rFonts w:hint="default" w:ascii="Segoe UI" w:hAnsi="Segoe UI" w:eastAsia="Segoe UI" w:cs="Segoe UI"/>
                 <w:i w:val="0"/>
                 <w:iCs w:val="0"/>
                 <w:caps w:val="0"/>
@@ -6249,11 +7739,11 @@
         </w:tc>
         <w:tc>
           <w:tcPr>
-            <w:tcW w:w="0" w:type="auto"/>
-            <w:tcBorders>
-              <w:top w:val="single" w:sz="4" w:space="0" w:color="auto"/>
-              <w:left w:val="single" w:sz="4" w:space="0" w:color="auto"/>
-              <w:bottom w:val="nil"/>
+            <w:tcW w:w="1400" w:type="dxa"/>
+            <w:tcBorders>
+              <w:top w:val="single" w:color="auto" w:sz="4" w:space="0"/>
+              <w:left w:val="single" w:color="auto" w:sz="4" w:space="0"/>
+              <w:bottom w:val="single" w:color="auto" w:sz="12" w:space="0"/>
               <w:right w:val="nil"/>
             </w:tcBorders>
             <w:shd w:val="clear" w:color="auto" w:fill="auto"/>
@@ -6273,10 +7763,10 @@
               <w:suppressLineNumbers w:val="0"/>
               <w:snapToGrid w:val="0"/>
               <w:spacing w:line="240" w:lineRule="auto"/>
-              <w:ind w:left="0" w:right="0" w:firstLine="0" w:leftChars="0" w:rightChars="0" w:firstLineChars="0"/>
+              <w:ind w:left="0" w:leftChars="0" w:right="0" w:rightChars="0" w:firstLine="0" w:firstLineChars="0"/>
               <w:jc w:val="left"/>
               <w:rPr>
-                <w:rFonts w:ascii="Segoe UI" w:eastAsia="Segoe UI" w:hAnsi="Segoe UI" w:cs="Segoe UI" w:hint="default"/>
+                <w:rFonts w:hint="default" w:ascii="Segoe UI" w:hAnsi="Segoe UI" w:eastAsia="Segoe UI" w:cs="Segoe UI"/>
                 <w:i w:val="0"/>
                 <w:iCs w:val="0"/>
                 <w:caps w:val="0"/>
@@ -6288,7 +7778,7 @@
             </w:pPr>
             <w:r>
               <w:rPr>
-                <w:rFonts w:ascii="Segoe UI" w:eastAsia="Segoe UI" w:hAnsi="Segoe UI" w:cs="Segoe UI" w:hint="default"/>
+                <w:rFonts w:hint="default" w:ascii="Segoe UI" w:hAnsi="Segoe UI" w:eastAsia="Segoe UI" w:cs="Segoe UI"/>
                 <w:i w:val="0"/>
                 <w:iCs w:val="0"/>
                 <w:caps w:val="0"/>
@@ -6300,17 +7790,17 @@
                 <w:szCs w:val="18"/>
                 <w:lang w:val="en-US" w:eastAsia="zh-CN"/>
               </w:rPr>
-              <w:t>异常预警</w:t>
+              <w:t>智能推荐</w:t>
             </w:r>
           </w:p>
         </w:tc>
         <w:tc>
           <w:tcPr>
-            <w:tcW w:w="0" w:type="auto"/>
-            <w:tcBorders>
-              <w:top w:val="single" w:sz="4" w:space="0" w:color="auto"/>
-              <w:left w:val="single" w:sz="4" w:space="0" w:color="auto"/>
-              <w:bottom w:val="nil"/>
+            <w:tcW w:w="3884" w:type="dxa"/>
+            <w:tcBorders>
+              <w:top w:val="single" w:color="auto" w:sz="4" w:space="0"/>
+              <w:left w:val="single" w:color="auto" w:sz="4" w:space="0"/>
+              <w:bottom w:val="single" w:color="auto" w:sz="12" w:space="0"/>
               <w:right w:val="nil"/>
             </w:tcBorders>
             <w:shd w:val="clear" w:color="auto" w:fill="auto"/>
@@ -6330,10 +7820,10 @@
               <w:suppressLineNumbers w:val="0"/>
               <w:snapToGrid w:val="0"/>
               <w:spacing w:line="240" w:lineRule="auto"/>
-              <w:ind w:left="0" w:right="0" w:firstLine="0" w:leftChars="0" w:rightChars="0" w:firstLineChars="0"/>
+              <w:ind w:left="0" w:leftChars="0" w:right="0" w:rightChars="0" w:firstLine="0" w:firstLineChars="0"/>
               <w:jc w:val="left"/>
               <w:rPr>
-                <w:rFonts w:ascii="Segoe UI" w:eastAsia="Segoe UI" w:hAnsi="Segoe UI" w:cs="Segoe UI" w:hint="default"/>
+                <w:rFonts w:hint="default" w:ascii="Segoe UI" w:hAnsi="Segoe UI" w:eastAsia="Segoe UI" w:cs="Segoe UI"/>
                 <w:i w:val="0"/>
                 <w:iCs w:val="0"/>
                 <w:caps w:val="0"/>
@@ -6345,7 +7835,7 @@
             </w:pPr>
             <w:r>
               <w:rPr>
-                <w:rFonts w:ascii="Segoe UI" w:eastAsia="Segoe UI" w:hAnsi="Segoe UI" w:cs="Segoe UI" w:hint="default"/>
+                <w:rFonts w:hint="default" w:ascii="Segoe UI" w:hAnsi="Segoe UI" w:eastAsia="Segoe UI" w:cs="Segoe UI"/>
                 <w:i w:val="0"/>
                 <w:iCs w:val="0"/>
                 <w:caps w:val="0"/>
@@ -6357,7 +7847,7 @@
                 <w:szCs w:val="18"/>
                 <w:lang w:val="en-US" w:eastAsia="zh-CN"/>
               </w:rPr>
-              <w:t>异常数据自动告警</w:t>
+              <w:t>根据事件描述自动推荐相关知识</w:t>
             </w:r>
           </w:p>
         </w:tc>
@@ -6365,10 +7855,10 @@
           <w:tcPr>
             <w:tcW w:w="1402" w:type="dxa"/>
             <w:tcBorders>
-              <w:top w:val="single" w:sz="4" w:space="0" w:color="auto"/>
-              <w:left w:val="single" w:sz="4" w:space="0" w:color="auto"/>
-              <w:bottom w:val="nil"/>
-              <w:right w:val="single" w:sz="12" w:space="0" w:color="auto"/>
+              <w:top w:val="single" w:color="auto" w:sz="4" w:space="0"/>
+              <w:left w:val="single" w:color="auto" w:sz="4" w:space="0"/>
+              <w:bottom w:val="single" w:color="auto" w:sz="12" w:space="0"/>
+              <w:right w:val="single" w:color="auto" w:sz="12" w:space="0"/>
             </w:tcBorders>
             <w:shd w:val="clear" w:color="auto" w:fill="auto"/>
             <w:tcMar>
@@ -6387,10 +7877,10 @@
               <w:suppressLineNumbers w:val="0"/>
               <w:snapToGrid w:val="0"/>
               <w:spacing w:line="240" w:lineRule="auto"/>
-              <w:ind w:left="0" w:right="0" w:firstLine="0" w:leftChars="0" w:rightChars="0" w:firstLineChars="0"/>
+              <w:ind w:left="0" w:leftChars="0" w:right="0" w:rightChars="0" w:firstLine="0" w:firstLineChars="0"/>
               <w:jc w:val="left"/>
               <w:rPr>
-                <w:rFonts w:ascii="Segoe UI" w:eastAsia="Segoe UI" w:hAnsi="Segoe UI" w:cs="Segoe UI" w:hint="default"/>
+                <w:rFonts w:hint="default" w:ascii="Segoe UI" w:hAnsi="Segoe UI" w:eastAsia="Segoe UI" w:cs="Segoe UI"/>
                 <w:i w:val="0"/>
                 <w:iCs w:val="0"/>
                 <w:caps w:val="0"/>
@@ -6402,1397 +7892,7 @@
             </w:pPr>
             <w:r>
               <w:rPr>
-                <w:rFonts w:ascii="Segoe UI" w:eastAsia="Segoe UI" w:hAnsi="Segoe UI" w:cs="Segoe UI" w:hint="default"/>
-                <w:i w:val="0"/>
-                <w:iCs w:val="0"/>
-                <w:caps w:val="0"/>
-                <w:snapToGrid w:val="0"/>
-                <w:color w:val="000000"/>
-                <w:spacing w:val="0"/>
-                <w:kern w:val="0"/>
-                <w:sz w:val="18"/>
-                <w:szCs w:val="18"/>
-                <w:lang w:val="en-US" w:eastAsia="zh-CN"/>
-              </w:rPr>
-              <w:t>2026年6月</w:t>
-            </w:r>
-          </w:p>
-        </w:tc>
-      </w:tr>
-      <w:tr>
-        <w:tblPrEx>
-          <w:tblW w:w="8498" w:type="dxa"/>
-          <w:jc w:val="center"/>
-          <w:shd w:val="clear" w:color="auto" w:fill="auto"/>
-          <w:tblCellMar>
-            <w:top w:w="15" w:type="dxa"/>
-            <w:left w:w="15" w:type="dxa"/>
-            <w:bottom w:w="15" w:type="dxa"/>
-            <w:right w:w="15" w:type="dxa"/>
-          </w:tblCellMar>
-        </w:tblPrEx>
-        <w:trPr>
-          <w:trHeight w:val="0"/>
-          <w:jc w:val="center"/>
-        </w:trPr>
-        <w:tc>
-          <w:tcPr>
-            <w:tcW w:w="1812" w:type="dxa"/>
-            <w:vMerge w:val="restart"/>
-            <w:tcBorders>
-              <w:top w:val="single" w:sz="4" w:space="0" w:color="auto"/>
-              <w:left w:val="single" w:sz="12" w:space="0" w:color="auto"/>
-              <w:right w:val="nil"/>
-            </w:tcBorders>
-            <w:shd w:val="clear" w:color="auto" w:fill="auto"/>
-            <w:tcMar>
-              <w:top w:w="120" w:type="dxa"/>
-              <w:left w:w="-1" w:type="dxa"/>
-              <w:bottom w:w="120" w:type="dxa"/>
-              <w:right w:w="192" w:type="dxa"/>
-            </w:tcMar>
-            <w:vAlign w:val="center"/>
-          </w:tcPr>
-          <w:p>
-            <w:pPr>
-              <w:keepNext w:val="0"/>
-              <w:keepLines w:val="0"/>
-              <w:widowControl/>
-              <w:suppressLineNumbers w:val="0"/>
-              <w:snapToGrid w:val="0"/>
-              <w:spacing w:line="240" w:lineRule="auto"/>
-              <w:ind w:left="0" w:right="0" w:firstLine="0" w:leftChars="0" w:rightChars="0" w:firstLineChars="0"/>
-              <w:jc w:val="center"/>
-              <w:rPr>
-                <w:rFonts w:ascii="Segoe UI" w:eastAsia="Segoe UI" w:hAnsi="Segoe UI" w:cs="Segoe UI" w:hint="default"/>
-                <w:i w:val="0"/>
-                <w:iCs w:val="0"/>
-                <w:caps w:val="0"/>
-                <w:color w:val="0F1115"/>
-                <w:spacing w:val="0"/>
-                <w:sz w:val="18"/>
-                <w:szCs w:val="18"/>
-              </w:rPr>
-            </w:pPr>
-            <w:r>
-              <w:rPr>
-                <w:rStyle w:val="Strong"/>
-                <w:rFonts w:ascii="Segoe UI" w:eastAsia="Segoe UI" w:hAnsi="Segoe UI" w:cs="Segoe UI" w:hint="default"/>
-                <w:b/>
-                <w:bCs/>
-                <w:i w:val="0"/>
-                <w:iCs w:val="0"/>
-                <w:caps w:val="0"/>
-                <w:snapToGrid w:val="0"/>
-                <w:color w:val="000000"/>
-                <w:spacing w:val="0"/>
-                <w:kern w:val="0"/>
-                <w:sz w:val="18"/>
-                <w:szCs w:val="18"/>
-                <w:lang w:val="en-US" w:eastAsia="zh-CN"/>
-              </w:rPr>
-              <w:t>智能告警优化</w:t>
-            </w:r>
-          </w:p>
-        </w:tc>
-        <w:tc>
-          <w:tcPr>
-            <w:tcW w:w="0" w:type="auto"/>
-            <w:tcBorders>
-              <w:top w:val="single" w:sz="4" w:space="0" w:color="auto"/>
-              <w:left w:val="single" w:sz="4" w:space="0" w:color="auto"/>
-              <w:bottom w:val="nil"/>
-              <w:right w:val="nil"/>
-            </w:tcBorders>
-            <w:shd w:val="clear" w:color="auto" w:fill="auto"/>
-            <w:tcMar>
-              <w:top w:w="120" w:type="dxa"/>
-              <w:left w:w="192" w:type="dxa"/>
-              <w:bottom w:w="120" w:type="dxa"/>
-              <w:right w:w="192" w:type="dxa"/>
-            </w:tcMar>
-            <w:vAlign w:val="center"/>
-          </w:tcPr>
-          <w:p>
-            <w:pPr>
-              <w:keepNext w:val="0"/>
-              <w:keepLines w:val="0"/>
-              <w:widowControl/>
-              <w:suppressLineNumbers w:val="0"/>
-              <w:snapToGrid w:val="0"/>
-              <w:spacing w:line="240" w:lineRule="auto"/>
-              <w:ind w:left="0" w:right="0" w:firstLine="0" w:leftChars="0" w:rightChars="0" w:firstLineChars="0"/>
-              <w:jc w:val="left"/>
-              <w:rPr>
-                <w:rFonts w:ascii="Segoe UI" w:eastAsia="Segoe UI" w:hAnsi="Segoe UI" w:cs="Segoe UI" w:hint="default"/>
-                <w:i w:val="0"/>
-                <w:iCs w:val="0"/>
-                <w:caps w:val="0"/>
-                <w:color w:val="0F1115"/>
-                <w:spacing w:val="0"/>
-                <w:sz w:val="18"/>
-                <w:szCs w:val="18"/>
-              </w:rPr>
-            </w:pPr>
-            <w:r>
-              <w:rPr>
-                <w:rFonts w:ascii="Segoe UI" w:eastAsia="Segoe UI" w:hAnsi="Segoe UI" w:cs="Segoe UI" w:hint="default"/>
-                <w:i w:val="0"/>
-                <w:iCs w:val="0"/>
-                <w:caps w:val="0"/>
-                <w:snapToGrid w:val="0"/>
-                <w:color w:val="000000"/>
-                <w:spacing w:val="0"/>
-                <w:kern w:val="0"/>
-                <w:sz w:val="18"/>
-                <w:szCs w:val="18"/>
-                <w:lang w:val="en-US" w:eastAsia="zh-CN"/>
-              </w:rPr>
-              <w:t>告警聚合</w:t>
-            </w:r>
-          </w:p>
-        </w:tc>
-        <w:tc>
-          <w:tcPr>
-            <w:tcW w:w="0" w:type="auto"/>
-            <w:tcBorders>
-              <w:top w:val="single" w:sz="4" w:space="0" w:color="auto"/>
-              <w:left w:val="single" w:sz="4" w:space="0" w:color="auto"/>
-              <w:bottom w:val="nil"/>
-              <w:right w:val="nil"/>
-            </w:tcBorders>
-            <w:shd w:val="clear" w:color="auto" w:fill="auto"/>
-            <w:tcMar>
-              <w:top w:w="120" w:type="dxa"/>
-              <w:left w:w="192" w:type="dxa"/>
-              <w:bottom w:w="120" w:type="dxa"/>
-              <w:right w:w="192" w:type="dxa"/>
-            </w:tcMar>
-            <w:vAlign w:val="center"/>
-          </w:tcPr>
-          <w:p>
-            <w:pPr>
-              <w:keepNext w:val="0"/>
-              <w:keepLines w:val="0"/>
-              <w:widowControl/>
-              <w:suppressLineNumbers w:val="0"/>
-              <w:snapToGrid w:val="0"/>
-              <w:spacing w:line="240" w:lineRule="auto"/>
-              <w:ind w:left="0" w:right="0" w:firstLine="0" w:leftChars="0" w:rightChars="0" w:firstLineChars="0"/>
-              <w:jc w:val="left"/>
-              <w:rPr>
-                <w:rFonts w:ascii="Segoe UI" w:eastAsia="Segoe UI" w:hAnsi="Segoe UI" w:cs="Segoe UI" w:hint="default"/>
-                <w:i w:val="0"/>
-                <w:iCs w:val="0"/>
-                <w:caps w:val="0"/>
-                <w:color w:val="0F1115"/>
-                <w:spacing w:val="0"/>
-                <w:sz w:val="18"/>
-                <w:szCs w:val="18"/>
-              </w:rPr>
-            </w:pPr>
-            <w:r>
-              <w:rPr>
-                <w:rFonts w:ascii="Segoe UI" w:eastAsia="Segoe UI" w:hAnsi="Segoe UI" w:cs="Segoe UI" w:hint="default"/>
-                <w:i w:val="0"/>
-                <w:iCs w:val="0"/>
-                <w:caps w:val="0"/>
-                <w:snapToGrid w:val="0"/>
-                <w:color w:val="000000"/>
-                <w:spacing w:val="0"/>
-                <w:kern w:val="0"/>
-                <w:sz w:val="18"/>
-                <w:szCs w:val="18"/>
-                <w:lang w:val="en-US" w:eastAsia="zh-CN"/>
-              </w:rPr>
-              <w:t>相似告警自动聚合</w:t>
-            </w:r>
-          </w:p>
-        </w:tc>
-        <w:tc>
-          <w:tcPr>
-            <w:tcW w:w="1402" w:type="dxa"/>
-            <w:tcBorders>
-              <w:top w:val="single" w:sz="4" w:space="0" w:color="auto"/>
-              <w:left w:val="single" w:sz="4" w:space="0" w:color="auto"/>
-              <w:bottom w:val="nil"/>
-              <w:right w:val="single" w:sz="12" w:space="0" w:color="auto"/>
-            </w:tcBorders>
-            <w:shd w:val="clear" w:color="auto" w:fill="auto"/>
-            <w:tcMar>
-              <w:top w:w="120" w:type="dxa"/>
-              <w:left w:w="192" w:type="dxa"/>
-              <w:bottom w:w="120" w:type="dxa"/>
-              <w:right w:w="-1" w:type="dxa"/>
-            </w:tcMar>
-            <w:vAlign w:val="center"/>
-          </w:tcPr>
-          <w:p>
-            <w:pPr>
-              <w:keepNext w:val="0"/>
-              <w:keepLines w:val="0"/>
-              <w:widowControl/>
-              <w:suppressLineNumbers w:val="0"/>
-              <w:snapToGrid w:val="0"/>
-              <w:spacing w:line="240" w:lineRule="auto"/>
-              <w:ind w:left="0" w:right="0" w:firstLine="0" w:leftChars="0" w:rightChars="0" w:firstLineChars="0"/>
-              <w:jc w:val="left"/>
-              <w:rPr>
-                <w:rFonts w:ascii="Segoe UI" w:eastAsia="Segoe UI" w:hAnsi="Segoe UI" w:cs="Segoe UI" w:hint="default"/>
-                <w:i w:val="0"/>
-                <w:iCs w:val="0"/>
-                <w:caps w:val="0"/>
-                <w:color w:val="0F1115"/>
-                <w:spacing w:val="0"/>
-                <w:sz w:val="18"/>
-                <w:szCs w:val="18"/>
-              </w:rPr>
-            </w:pPr>
-            <w:r>
-              <w:rPr>
-                <w:rFonts w:ascii="Segoe UI" w:eastAsia="Segoe UI" w:hAnsi="Segoe UI" w:cs="Segoe UI" w:hint="default"/>
-                <w:i w:val="0"/>
-                <w:iCs w:val="0"/>
-                <w:caps w:val="0"/>
-                <w:snapToGrid w:val="0"/>
-                <w:color w:val="000000"/>
-                <w:spacing w:val="0"/>
-                <w:kern w:val="0"/>
-                <w:sz w:val="18"/>
-                <w:szCs w:val="18"/>
-                <w:lang w:val="en-US" w:eastAsia="zh-CN"/>
-              </w:rPr>
-              <w:t>2026年7月</w:t>
-            </w:r>
-          </w:p>
-        </w:tc>
-      </w:tr>
-      <w:tr>
-        <w:tblPrEx>
-          <w:tblW w:w="8498" w:type="dxa"/>
-          <w:jc w:val="center"/>
-          <w:shd w:val="clear" w:color="auto" w:fill="auto"/>
-          <w:tblCellMar>
-            <w:top w:w="15" w:type="dxa"/>
-            <w:left w:w="15" w:type="dxa"/>
-            <w:bottom w:w="15" w:type="dxa"/>
-            <w:right w:w="15" w:type="dxa"/>
-          </w:tblCellMar>
-        </w:tblPrEx>
-        <w:trPr>
-          <w:trHeight w:val="0"/>
-          <w:jc w:val="center"/>
-        </w:trPr>
-        <w:tc>
-          <w:tcPr>
-            <w:tcW w:w="1812" w:type="dxa"/>
-            <w:vMerge/>
-            <w:tcBorders>
-              <w:left w:val="single" w:sz="12" w:space="0" w:color="auto"/>
-              <w:right w:val="nil"/>
-            </w:tcBorders>
-            <w:shd w:val="clear" w:color="auto" w:fill="auto"/>
-            <w:tcMar>
-              <w:top w:w="120" w:type="dxa"/>
-              <w:left w:w="-1" w:type="dxa"/>
-              <w:bottom w:w="120" w:type="dxa"/>
-              <w:right w:w="192" w:type="dxa"/>
-            </w:tcMar>
-            <w:vAlign w:val="center"/>
-          </w:tcPr>
-          <w:p>
-            <w:pPr>
-              <w:snapToGrid w:val="0"/>
-              <w:ind w:left="0" w:right="0" w:firstLine="0" w:leftChars="0" w:rightChars="0" w:firstLineChars="0"/>
-              <w:jc w:val="center"/>
-              <w:rPr>
-                <w:rFonts w:ascii="Segoe UI" w:eastAsia="Segoe UI" w:hAnsi="Segoe UI" w:cs="Segoe UI" w:hint="default"/>
-                <w:i w:val="0"/>
-                <w:iCs w:val="0"/>
-                <w:caps w:val="0"/>
-                <w:color w:val="0F1115"/>
-                <w:spacing w:val="0"/>
-                <w:sz w:val="18"/>
-                <w:szCs w:val="18"/>
-              </w:rPr>
-            </w:pPr>
-          </w:p>
-        </w:tc>
-        <w:tc>
-          <w:tcPr>
-            <w:tcW w:w="0" w:type="auto"/>
-            <w:tcBorders>
-              <w:top w:val="single" w:sz="4" w:space="0" w:color="auto"/>
-              <w:left w:val="single" w:sz="4" w:space="0" w:color="auto"/>
-              <w:bottom w:val="nil"/>
-              <w:right w:val="nil"/>
-            </w:tcBorders>
-            <w:shd w:val="clear" w:color="auto" w:fill="auto"/>
-            <w:tcMar>
-              <w:top w:w="120" w:type="dxa"/>
-              <w:left w:w="192" w:type="dxa"/>
-              <w:bottom w:w="120" w:type="dxa"/>
-              <w:right w:w="192" w:type="dxa"/>
-            </w:tcMar>
-            <w:vAlign w:val="center"/>
-          </w:tcPr>
-          <w:p>
-            <w:pPr>
-              <w:keepNext w:val="0"/>
-              <w:keepLines w:val="0"/>
-              <w:widowControl/>
-              <w:suppressLineNumbers w:val="0"/>
-              <w:snapToGrid w:val="0"/>
-              <w:spacing w:line="240" w:lineRule="auto"/>
-              <w:ind w:left="0" w:right="0" w:firstLine="0" w:leftChars="0" w:rightChars="0" w:firstLineChars="0"/>
-              <w:jc w:val="left"/>
-              <w:rPr>
-                <w:rFonts w:ascii="Segoe UI" w:eastAsia="Segoe UI" w:hAnsi="Segoe UI" w:cs="Segoe UI" w:hint="default"/>
-                <w:i w:val="0"/>
-                <w:iCs w:val="0"/>
-                <w:caps w:val="0"/>
-                <w:color w:val="0F1115"/>
-                <w:spacing w:val="0"/>
-                <w:sz w:val="18"/>
-                <w:szCs w:val="18"/>
-              </w:rPr>
-            </w:pPr>
-            <w:r>
-              <w:rPr>
-                <w:rFonts w:ascii="Segoe UI" w:eastAsia="Segoe UI" w:hAnsi="Segoe UI" w:cs="Segoe UI" w:hint="default"/>
-                <w:i w:val="0"/>
-                <w:iCs w:val="0"/>
-                <w:caps w:val="0"/>
-                <w:snapToGrid w:val="0"/>
-                <w:color w:val="000000"/>
-                <w:spacing w:val="0"/>
-                <w:kern w:val="0"/>
-                <w:sz w:val="18"/>
-                <w:szCs w:val="18"/>
-                <w:lang w:val="en-US" w:eastAsia="zh-CN"/>
-              </w:rPr>
-              <w:t>根因推荐</w:t>
-            </w:r>
-          </w:p>
-        </w:tc>
-        <w:tc>
-          <w:tcPr>
-            <w:tcW w:w="0" w:type="auto"/>
-            <w:tcBorders>
-              <w:top w:val="single" w:sz="4" w:space="0" w:color="auto"/>
-              <w:left w:val="single" w:sz="4" w:space="0" w:color="auto"/>
-              <w:bottom w:val="nil"/>
-              <w:right w:val="nil"/>
-            </w:tcBorders>
-            <w:shd w:val="clear" w:color="auto" w:fill="auto"/>
-            <w:tcMar>
-              <w:top w:w="120" w:type="dxa"/>
-              <w:left w:w="192" w:type="dxa"/>
-              <w:bottom w:w="120" w:type="dxa"/>
-              <w:right w:w="192" w:type="dxa"/>
-            </w:tcMar>
-            <w:vAlign w:val="center"/>
-          </w:tcPr>
-          <w:p>
-            <w:pPr>
-              <w:keepNext w:val="0"/>
-              <w:keepLines w:val="0"/>
-              <w:widowControl/>
-              <w:suppressLineNumbers w:val="0"/>
-              <w:snapToGrid w:val="0"/>
-              <w:spacing w:line="240" w:lineRule="auto"/>
-              <w:ind w:left="0" w:right="0" w:firstLine="0" w:leftChars="0" w:rightChars="0" w:firstLineChars="0"/>
-              <w:jc w:val="left"/>
-              <w:rPr>
-                <w:rFonts w:ascii="Segoe UI" w:eastAsia="Segoe UI" w:hAnsi="Segoe UI" w:cs="Segoe UI" w:hint="default"/>
-                <w:i w:val="0"/>
-                <w:iCs w:val="0"/>
-                <w:caps w:val="0"/>
-                <w:color w:val="0F1115"/>
-                <w:spacing w:val="0"/>
-                <w:sz w:val="18"/>
-                <w:szCs w:val="18"/>
-              </w:rPr>
-            </w:pPr>
-            <w:r>
-              <w:rPr>
-                <w:rFonts w:ascii="Segoe UI" w:eastAsia="Segoe UI" w:hAnsi="Segoe UI" w:cs="Segoe UI" w:hint="default"/>
-                <w:i w:val="0"/>
-                <w:iCs w:val="0"/>
-                <w:caps w:val="0"/>
-                <w:snapToGrid w:val="0"/>
-                <w:color w:val="000000"/>
-                <w:spacing w:val="0"/>
-                <w:kern w:val="0"/>
-                <w:sz w:val="18"/>
-                <w:szCs w:val="18"/>
-                <w:lang w:val="en-US" w:eastAsia="zh-CN"/>
-              </w:rPr>
-              <w:t>基于历史数据推荐故障根因</w:t>
-            </w:r>
-          </w:p>
-        </w:tc>
-        <w:tc>
-          <w:tcPr>
-            <w:tcW w:w="1402" w:type="dxa"/>
-            <w:tcBorders>
-              <w:top w:val="single" w:sz="4" w:space="0" w:color="auto"/>
-              <w:left w:val="single" w:sz="4" w:space="0" w:color="auto"/>
-              <w:bottom w:val="nil"/>
-              <w:right w:val="single" w:sz="12" w:space="0" w:color="auto"/>
-            </w:tcBorders>
-            <w:shd w:val="clear" w:color="auto" w:fill="auto"/>
-            <w:tcMar>
-              <w:top w:w="120" w:type="dxa"/>
-              <w:left w:w="192" w:type="dxa"/>
-              <w:bottom w:w="120" w:type="dxa"/>
-              <w:right w:w="-1" w:type="dxa"/>
-            </w:tcMar>
-            <w:vAlign w:val="center"/>
-          </w:tcPr>
-          <w:p>
-            <w:pPr>
-              <w:keepNext w:val="0"/>
-              <w:keepLines w:val="0"/>
-              <w:widowControl/>
-              <w:suppressLineNumbers w:val="0"/>
-              <w:snapToGrid w:val="0"/>
-              <w:spacing w:line="240" w:lineRule="auto"/>
-              <w:ind w:left="0" w:right="0" w:firstLine="0" w:leftChars="0" w:rightChars="0" w:firstLineChars="0"/>
-              <w:jc w:val="left"/>
-              <w:rPr>
-                <w:rFonts w:ascii="Segoe UI" w:eastAsia="Segoe UI" w:hAnsi="Segoe UI" w:cs="Segoe UI" w:hint="default"/>
-                <w:i w:val="0"/>
-                <w:iCs w:val="0"/>
-                <w:caps w:val="0"/>
-                <w:color w:val="0F1115"/>
-                <w:spacing w:val="0"/>
-                <w:sz w:val="18"/>
-                <w:szCs w:val="18"/>
-              </w:rPr>
-            </w:pPr>
-            <w:r>
-              <w:rPr>
-                <w:rFonts w:ascii="Segoe UI" w:eastAsia="Segoe UI" w:hAnsi="Segoe UI" w:cs="Segoe UI" w:hint="default"/>
-                <w:i w:val="0"/>
-                <w:iCs w:val="0"/>
-                <w:caps w:val="0"/>
-                <w:snapToGrid w:val="0"/>
-                <w:color w:val="000000"/>
-                <w:spacing w:val="0"/>
-                <w:kern w:val="0"/>
-                <w:sz w:val="18"/>
-                <w:szCs w:val="18"/>
-                <w:lang w:val="en-US" w:eastAsia="zh-CN"/>
-              </w:rPr>
-              <w:t>2026年8月</w:t>
-            </w:r>
-          </w:p>
-        </w:tc>
-      </w:tr>
-      <w:tr>
-        <w:tblPrEx>
-          <w:tblW w:w="8498" w:type="dxa"/>
-          <w:jc w:val="center"/>
-          <w:shd w:val="clear" w:color="auto" w:fill="auto"/>
-          <w:tblCellMar>
-            <w:top w:w="15" w:type="dxa"/>
-            <w:left w:w="15" w:type="dxa"/>
-            <w:bottom w:w="15" w:type="dxa"/>
-            <w:right w:w="15" w:type="dxa"/>
-          </w:tblCellMar>
-        </w:tblPrEx>
-        <w:trPr>
-          <w:trHeight w:val="0"/>
-          <w:jc w:val="center"/>
-        </w:trPr>
-        <w:tc>
-          <w:tcPr>
-            <w:tcW w:w="1812" w:type="dxa"/>
-            <w:vMerge/>
-            <w:tcBorders>
-              <w:left w:val="single" w:sz="12" w:space="0" w:color="auto"/>
-              <w:right w:val="nil"/>
-            </w:tcBorders>
-            <w:shd w:val="clear" w:color="auto" w:fill="auto"/>
-            <w:tcMar>
-              <w:top w:w="120" w:type="dxa"/>
-              <w:left w:w="-1" w:type="dxa"/>
-              <w:bottom w:w="120" w:type="dxa"/>
-              <w:right w:w="192" w:type="dxa"/>
-            </w:tcMar>
-            <w:vAlign w:val="center"/>
-          </w:tcPr>
-          <w:p>
-            <w:pPr>
-              <w:snapToGrid w:val="0"/>
-              <w:ind w:left="0" w:right="0" w:firstLine="0" w:leftChars="0" w:rightChars="0" w:firstLineChars="0"/>
-              <w:jc w:val="center"/>
-              <w:rPr>
-                <w:rFonts w:ascii="Segoe UI" w:eastAsia="Segoe UI" w:hAnsi="Segoe UI" w:cs="Segoe UI" w:hint="default"/>
-                <w:i w:val="0"/>
-                <w:iCs w:val="0"/>
-                <w:caps w:val="0"/>
-                <w:color w:val="0F1115"/>
-                <w:spacing w:val="0"/>
-                <w:sz w:val="18"/>
-                <w:szCs w:val="18"/>
-              </w:rPr>
-            </w:pPr>
-          </w:p>
-        </w:tc>
-        <w:tc>
-          <w:tcPr>
-            <w:tcW w:w="0" w:type="auto"/>
-            <w:tcBorders>
-              <w:top w:val="single" w:sz="4" w:space="0" w:color="auto"/>
-              <w:left w:val="single" w:sz="4" w:space="0" w:color="auto"/>
-              <w:bottom w:val="nil"/>
-              <w:right w:val="nil"/>
-            </w:tcBorders>
-            <w:shd w:val="clear" w:color="auto" w:fill="auto"/>
-            <w:tcMar>
-              <w:top w:w="120" w:type="dxa"/>
-              <w:left w:w="192" w:type="dxa"/>
-              <w:bottom w:w="120" w:type="dxa"/>
-              <w:right w:w="192" w:type="dxa"/>
-            </w:tcMar>
-            <w:vAlign w:val="center"/>
-          </w:tcPr>
-          <w:p>
-            <w:pPr>
-              <w:keepNext w:val="0"/>
-              <w:keepLines w:val="0"/>
-              <w:widowControl/>
-              <w:suppressLineNumbers w:val="0"/>
-              <w:snapToGrid w:val="0"/>
-              <w:spacing w:line="240" w:lineRule="auto"/>
-              <w:ind w:left="0" w:right="0" w:firstLine="0" w:leftChars="0" w:rightChars="0" w:firstLineChars="0"/>
-              <w:jc w:val="left"/>
-              <w:rPr>
-                <w:rFonts w:ascii="Segoe UI" w:eastAsia="Segoe UI" w:hAnsi="Segoe UI" w:cs="Segoe UI" w:hint="default"/>
-                <w:i w:val="0"/>
-                <w:iCs w:val="0"/>
-                <w:caps w:val="0"/>
-                <w:color w:val="0F1115"/>
-                <w:spacing w:val="0"/>
-                <w:sz w:val="18"/>
-                <w:szCs w:val="18"/>
-              </w:rPr>
-            </w:pPr>
-            <w:r>
-              <w:rPr>
-                <w:rFonts w:ascii="Segoe UI" w:eastAsia="Segoe UI" w:hAnsi="Segoe UI" w:cs="Segoe UI" w:hint="default"/>
-                <w:i w:val="0"/>
-                <w:iCs w:val="0"/>
-                <w:caps w:val="0"/>
-                <w:snapToGrid w:val="0"/>
-                <w:color w:val="000000"/>
-                <w:spacing w:val="0"/>
-                <w:kern w:val="0"/>
-                <w:sz w:val="18"/>
-                <w:szCs w:val="18"/>
-                <w:lang w:val="en-US" w:eastAsia="zh-CN"/>
-              </w:rPr>
-              <w:t>告警抑制</w:t>
-            </w:r>
-          </w:p>
-        </w:tc>
-        <w:tc>
-          <w:tcPr>
-            <w:tcW w:w="0" w:type="auto"/>
-            <w:tcBorders>
-              <w:top w:val="single" w:sz="4" w:space="0" w:color="auto"/>
-              <w:left w:val="single" w:sz="4" w:space="0" w:color="auto"/>
-              <w:bottom w:val="nil"/>
-              <w:right w:val="nil"/>
-            </w:tcBorders>
-            <w:shd w:val="clear" w:color="auto" w:fill="auto"/>
-            <w:tcMar>
-              <w:top w:w="120" w:type="dxa"/>
-              <w:left w:w="192" w:type="dxa"/>
-              <w:bottom w:w="120" w:type="dxa"/>
-              <w:right w:w="192" w:type="dxa"/>
-            </w:tcMar>
-            <w:vAlign w:val="center"/>
-          </w:tcPr>
-          <w:p>
-            <w:pPr>
-              <w:keepNext w:val="0"/>
-              <w:keepLines w:val="0"/>
-              <w:widowControl/>
-              <w:suppressLineNumbers w:val="0"/>
-              <w:snapToGrid w:val="0"/>
-              <w:spacing w:line="240" w:lineRule="auto"/>
-              <w:ind w:left="0" w:right="0" w:firstLine="0" w:leftChars="0" w:rightChars="0" w:firstLineChars="0"/>
-              <w:jc w:val="left"/>
-              <w:rPr>
-                <w:rFonts w:ascii="Segoe UI" w:eastAsia="Segoe UI" w:hAnsi="Segoe UI" w:cs="Segoe UI" w:hint="default"/>
-                <w:i w:val="0"/>
-                <w:iCs w:val="0"/>
-                <w:caps w:val="0"/>
-                <w:color w:val="0F1115"/>
-                <w:spacing w:val="0"/>
-                <w:sz w:val="18"/>
-                <w:szCs w:val="18"/>
-              </w:rPr>
-            </w:pPr>
-            <w:r>
-              <w:rPr>
-                <w:rFonts w:ascii="Segoe UI" w:eastAsia="Segoe UI" w:hAnsi="Segoe UI" w:cs="Segoe UI" w:hint="default"/>
-                <w:i w:val="0"/>
-                <w:iCs w:val="0"/>
-                <w:caps w:val="0"/>
-                <w:snapToGrid w:val="0"/>
-                <w:color w:val="000000"/>
-                <w:spacing w:val="0"/>
-                <w:kern w:val="0"/>
-                <w:sz w:val="18"/>
-                <w:szCs w:val="18"/>
-                <w:lang w:val="en-US" w:eastAsia="zh-CN"/>
-              </w:rPr>
-              <w:t>关联告警自动抑制</w:t>
-            </w:r>
-          </w:p>
-        </w:tc>
-        <w:tc>
-          <w:tcPr>
-            <w:tcW w:w="1402" w:type="dxa"/>
-            <w:tcBorders>
-              <w:top w:val="single" w:sz="4" w:space="0" w:color="auto"/>
-              <w:left w:val="single" w:sz="4" w:space="0" w:color="auto"/>
-              <w:bottom w:val="nil"/>
-              <w:right w:val="single" w:sz="12" w:space="0" w:color="auto"/>
-            </w:tcBorders>
-            <w:shd w:val="clear" w:color="auto" w:fill="auto"/>
-            <w:tcMar>
-              <w:top w:w="120" w:type="dxa"/>
-              <w:left w:w="192" w:type="dxa"/>
-              <w:bottom w:w="120" w:type="dxa"/>
-              <w:right w:w="-1" w:type="dxa"/>
-            </w:tcMar>
-            <w:vAlign w:val="center"/>
-          </w:tcPr>
-          <w:p>
-            <w:pPr>
-              <w:keepNext w:val="0"/>
-              <w:keepLines w:val="0"/>
-              <w:widowControl/>
-              <w:suppressLineNumbers w:val="0"/>
-              <w:snapToGrid w:val="0"/>
-              <w:spacing w:line="240" w:lineRule="auto"/>
-              <w:ind w:left="0" w:right="0" w:firstLine="0" w:leftChars="0" w:rightChars="0" w:firstLineChars="0"/>
-              <w:jc w:val="left"/>
-              <w:rPr>
-                <w:rFonts w:ascii="Segoe UI" w:eastAsia="Segoe UI" w:hAnsi="Segoe UI" w:cs="Segoe UI" w:hint="default"/>
-                <w:i w:val="0"/>
-                <w:iCs w:val="0"/>
-                <w:caps w:val="0"/>
-                <w:color w:val="0F1115"/>
-                <w:spacing w:val="0"/>
-                <w:sz w:val="18"/>
-                <w:szCs w:val="18"/>
-              </w:rPr>
-            </w:pPr>
-            <w:r>
-              <w:rPr>
-                <w:rFonts w:ascii="Segoe UI" w:eastAsia="Segoe UI" w:hAnsi="Segoe UI" w:cs="Segoe UI" w:hint="default"/>
-                <w:i w:val="0"/>
-                <w:iCs w:val="0"/>
-                <w:caps w:val="0"/>
-                <w:snapToGrid w:val="0"/>
-                <w:color w:val="000000"/>
-                <w:spacing w:val="0"/>
-                <w:kern w:val="0"/>
-                <w:sz w:val="18"/>
-                <w:szCs w:val="18"/>
-                <w:lang w:val="en-US" w:eastAsia="zh-CN"/>
-              </w:rPr>
-              <w:t>2026年8月</w:t>
-            </w:r>
-          </w:p>
-        </w:tc>
-      </w:tr>
-      <w:tr>
-        <w:tblPrEx>
-          <w:tblW w:w="8498" w:type="dxa"/>
-          <w:jc w:val="center"/>
-          <w:shd w:val="clear" w:color="auto" w:fill="auto"/>
-          <w:tblCellMar>
-            <w:top w:w="15" w:type="dxa"/>
-            <w:left w:w="15" w:type="dxa"/>
-            <w:bottom w:w="15" w:type="dxa"/>
-            <w:right w:w="15" w:type="dxa"/>
-          </w:tblCellMar>
-        </w:tblPrEx>
-        <w:trPr>
-          <w:trHeight w:val="0"/>
-          <w:jc w:val="center"/>
-        </w:trPr>
-        <w:tc>
-          <w:tcPr>
-            <w:tcW w:w="1812" w:type="dxa"/>
-            <w:vMerge/>
-            <w:tcBorders>
-              <w:left w:val="single" w:sz="12" w:space="0" w:color="auto"/>
-              <w:bottom w:val="nil"/>
-              <w:right w:val="nil"/>
-            </w:tcBorders>
-            <w:shd w:val="clear" w:color="auto" w:fill="auto"/>
-            <w:tcMar>
-              <w:top w:w="120" w:type="dxa"/>
-              <w:left w:w="-1" w:type="dxa"/>
-              <w:bottom w:w="120" w:type="dxa"/>
-              <w:right w:w="192" w:type="dxa"/>
-            </w:tcMar>
-            <w:vAlign w:val="center"/>
-          </w:tcPr>
-          <w:p>
-            <w:pPr>
-              <w:snapToGrid w:val="0"/>
-              <w:ind w:left="0" w:right="0" w:firstLine="0" w:leftChars="0" w:rightChars="0" w:firstLineChars="0"/>
-              <w:jc w:val="center"/>
-              <w:rPr>
-                <w:rFonts w:ascii="Segoe UI" w:eastAsia="Segoe UI" w:hAnsi="Segoe UI" w:cs="Segoe UI" w:hint="default"/>
-                <w:i w:val="0"/>
-                <w:iCs w:val="0"/>
-                <w:caps w:val="0"/>
-                <w:color w:val="0F1115"/>
-                <w:spacing w:val="0"/>
-                <w:sz w:val="18"/>
-                <w:szCs w:val="18"/>
-              </w:rPr>
-            </w:pPr>
-          </w:p>
-        </w:tc>
-        <w:tc>
-          <w:tcPr>
-            <w:tcW w:w="0" w:type="auto"/>
-            <w:tcBorders>
-              <w:top w:val="single" w:sz="4" w:space="0" w:color="auto"/>
-              <w:left w:val="single" w:sz="4" w:space="0" w:color="auto"/>
-              <w:bottom w:val="nil"/>
-              <w:right w:val="nil"/>
-            </w:tcBorders>
-            <w:shd w:val="clear" w:color="auto" w:fill="auto"/>
-            <w:tcMar>
-              <w:top w:w="120" w:type="dxa"/>
-              <w:left w:w="192" w:type="dxa"/>
-              <w:bottom w:w="120" w:type="dxa"/>
-              <w:right w:w="192" w:type="dxa"/>
-            </w:tcMar>
-            <w:vAlign w:val="center"/>
-          </w:tcPr>
-          <w:p>
-            <w:pPr>
-              <w:keepNext w:val="0"/>
-              <w:keepLines w:val="0"/>
-              <w:widowControl/>
-              <w:suppressLineNumbers w:val="0"/>
-              <w:snapToGrid w:val="0"/>
-              <w:spacing w:line="240" w:lineRule="auto"/>
-              <w:ind w:left="0" w:right="0" w:firstLine="0" w:leftChars="0" w:rightChars="0" w:firstLineChars="0"/>
-              <w:jc w:val="left"/>
-              <w:rPr>
-                <w:rFonts w:ascii="Segoe UI" w:eastAsia="Segoe UI" w:hAnsi="Segoe UI" w:cs="Segoe UI" w:hint="default"/>
-                <w:i w:val="0"/>
-                <w:iCs w:val="0"/>
-                <w:caps w:val="0"/>
-                <w:color w:val="0F1115"/>
-                <w:spacing w:val="0"/>
-                <w:sz w:val="18"/>
-                <w:szCs w:val="18"/>
-              </w:rPr>
-            </w:pPr>
-            <w:r>
-              <w:rPr>
-                <w:rFonts w:ascii="Segoe UI" w:eastAsia="Segoe UI" w:hAnsi="Segoe UI" w:cs="Segoe UI" w:hint="default"/>
-                <w:i w:val="0"/>
-                <w:iCs w:val="0"/>
-                <w:caps w:val="0"/>
-                <w:snapToGrid w:val="0"/>
-                <w:color w:val="000000"/>
-                <w:spacing w:val="0"/>
-                <w:kern w:val="0"/>
-                <w:sz w:val="18"/>
-                <w:szCs w:val="18"/>
-                <w:lang w:val="en-US" w:eastAsia="zh-CN"/>
-              </w:rPr>
-              <w:t>告警升级</w:t>
-            </w:r>
-          </w:p>
-        </w:tc>
-        <w:tc>
-          <w:tcPr>
-            <w:tcW w:w="0" w:type="auto"/>
-            <w:tcBorders>
-              <w:top w:val="single" w:sz="4" w:space="0" w:color="auto"/>
-              <w:left w:val="single" w:sz="4" w:space="0" w:color="auto"/>
-              <w:bottom w:val="nil"/>
-              <w:right w:val="nil"/>
-            </w:tcBorders>
-            <w:shd w:val="clear" w:color="auto" w:fill="auto"/>
-            <w:tcMar>
-              <w:top w:w="120" w:type="dxa"/>
-              <w:left w:w="192" w:type="dxa"/>
-              <w:bottom w:w="120" w:type="dxa"/>
-              <w:right w:w="192" w:type="dxa"/>
-            </w:tcMar>
-            <w:vAlign w:val="center"/>
-          </w:tcPr>
-          <w:p>
-            <w:pPr>
-              <w:keepNext w:val="0"/>
-              <w:keepLines w:val="0"/>
-              <w:widowControl/>
-              <w:suppressLineNumbers w:val="0"/>
-              <w:snapToGrid w:val="0"/>
-              <w:spacing w:line="240" w:lineRule="auto"/>
-              <w:ind w:left="0" w:right="0" w:firstLine="0" w:leftChars="0" w:rightChars="0" w:firstLineChars="0"/>
-              <w:jc w:val="left"/>
-              <w:rPr>
-                <w:rFonts w:ascii="Segoe UI" w:eastAsia="Segoe UI" w:hAnsi="Segoe UI" w:cs="Segoe UI" w:hint="default"/>
-                <w:i w:val="0"/>
-                <w:iCs w:val="0"/>
-                <w:caps w:val="0"/>
-                <w:color w:val="0F1115"/>
-                <w:spacing w:val="0"/>
-                <w:sz w:val="18"/>
-                <w:szCs w:val="18"/>
-              </w:rPr>
-            </w:pPr>
-            <w:r>
-              <w:rPr>
-                <w:rFonts w:ascii="Segoe UI" w:eastAsia="Segoe UI" w:hAnsi="Segoe UI" w:cs="Segoe UI" w:hint="default"/>
-                <w:i w:val="0"/>
-                <w:iCs w:val="0"/>
-                <w:caps w:val="0"/>
-                <w:snapToGrid w:val="0"/>
-                <w:color w:val="000000"/>
-                <w:spacing w:val="0"/>
-                <w:kern w:val="0"/>
-                <w:sz w:val="18"/>
-                <w:szCs w:val="18"/>
-                <w:lang w:val="en-US" w:eastAsia="zh-CN"/>
-              </w:rPr>
-              <w:t>长时间未处理告警自动升级</w:t>
-            </w:r>
-          </w:p>
-        </w:tc>
-        <w:tc>
-          <w:tcPr>
-            <w:tcW w:w="1402" w:type="dxa"/>
-            <w:tcBorders>
-              <w:top w:val="single" w:sz="4" w:space="0" w:color="auto"/>
-              <w:left w:val="single" w:sz="4" w:space="0" w:color="auto"/>
-              <w:bottom w:val="nil"/>
-              <w:right w:val="single" w:sz="12" w:space="0" w:color="auto"/>
-            </w:tcBorders>
-            <w:shd w:val="clear" w:color="auto" w:fill="auto"/>
-            <w:tcMar>
-              <w:top w:w="120" w:type="dxa"/>
-              <w:left w:w="192" w:type="dxa"/>
-              <w:bottom w:w="120" w:type="dxa"/>
-              <w:right w:w="-1" w:type="dxa"/>
-            </w:tcMar>
-            <w:vAlign w:val="center"/>
-          </w:tcPr>
-          <w:p>
-            <w:pPr>
-              <w:keepNext w:val="0"/>
-              <w:keepLines w:val="0"/>
-              <w:widowControl/>
-              <w:suppressLineNumbers w:val="0"/>
-              <w:snapToGrid w:val="0"/>
-              <w:spacing w:line="240" w:lineRule="auto"/>
-              <w:ind w:left="0" w:right="0" w:firstLine="0" w:leftChars="0" w:rightChars="0" w:firstLineChars="0"/>
-              <w:jc w:val="left"/>
-              <w:rPr>
-                <w:rFonts w:ascii="Segoe UI" w:eastAsia="Segoe UI" w:hAnsi="Segoe UI" w:cs="Segoe UI" w:hint="default"/>
-                <w:i w:val="0"/>
-                <w:iCs w:val="0"/>
-                <w:caps w:val="0"/>
-                <w:color w:val="0F1115"/>
-                <w:spacing w:val="0"/>
-                <w:sz w:val="18"/>
-                <w:szCs w:val="18"/>
-              </w:rPr>
-            </w:pPr>
-            <w:r>
-              <w:rPr>
-                <w:rFonts w:ascii="Segoe UI" w:eastAsia="Segoe UI" w:hAnsi="Segoe UI" w:cs="Segoe UI" w:hint="default"/>
-                <w:i w:val="0"/>
-                <w:iCs w:val="0"/>
-                <w:caps w:val="0"/>
-                <w:snapToGrid w:val="0"/>
-                <w:color w:val="000000"/>
-                <w:spacing w:val="0"/>
-                <w:kern w:val="0"/>
-                <w:sz w:val="18"/>
-                <w:szCs w:val="18"/>
-                <w:lang w:val="en-US" w:eastAsia="zh-CN"/>
-              </w:rPr>
-              <w:t>2026年8月</w:t>
-            </w:r>
-          </w:p>
-        </w:tc>
-      </w:tr>
-      <w:tr>
-        <w:tblPrEx>
-          <w:tblW w:w="8498" w:type="dxa"/>
-          <w:jc w:val="center"/>
-          <w:shd w:val="clear" w:color="auto" w:fill="auto"/>
-          <w:tblCellMar>
-            <w:top w:w="15" w:type="dxa"/>
-            <w:left w:w="15" w:type="dxa"/>
-            <w:bottom w:w="15" w:type="dxa"/>
-            <w:right w:w="15" w:type="dxa"/>
-          </w:tblCellMar>
-        </w:tblPrEx>
-        <w:trPr>
-          <w:trHeight w:val="0"/>
-          <w:jc w:val="center"/>
-        </w:trPr>
-        <w:tc>
-          <w:tcPr>
-            <w:tcW w:w="1812" w:type="dxa"/>
-            <w:vMerge w:val="restart"/>
-            <w:tcBorders>
-              <w:top w:val="single" w:sz="4" w:space="0" w:color="auto"/>
-              <w:left w:val="single" w:sz="12" w:space="0" w:color="auto"/>
-              <w:right w:val="nil"/>
-            </w:tcBorders>
-            <w:shd w:val="clear" w:color="auto" w:fill="auto"/>
-            <w:tcMar>
-              <w:top w:w="120" w:type="dxa"/>
-              <w:left w:w="-1" w:type="dxa"/>
-              <w:bottom w:w="120" w:type="dxa"/>
-              <w:right w:w="192" w:type="dxa"/>
-            </w:tcMar>
-            <w:vAlign w:val="center"/>
-          </w:tcPr>
-          <w:p>
-            <w:pPr>
-              <w:keepNext w:val="0"/>
-              <w:keepLines w:val="0"/>
-              <w:widowControl/>
-              <w:suppressLineNumbers w:val="0"/>
-              <w:snapToGrid w:val="0"/>
-              <w:spacing w:line="240" w:lineRule="auto"/>
-              <w:ind w:left="0" w:right="0" w:firstLine="0" w:leftChars="0" w:rightChars="0" w:firstLineChars="0"/>
-              <w:jc w:val="center"/>
-              <w:rPr>
-                <w:rFonts w:ascii="Segoe UI" w:eastAsia="Segoe UI" w:hAnsi="Segoe UI" w:cs="Segoe UI" w:hint="default"/>
-                <w:i w:val="0"/>
-                <w:iCs w:val="0"/>
-                <w:caps w:val="0"/>
-                <w:color w:val="0F1115"/>
-                <w:spacing w:val="0"/>
-                <w:sz w:val="18"/>
-                <w:szCs w:val="18"/>
-              </w:rPr>
-            </w:pPr>
-            <w:r>
-              <w:rPr>
-                <w:rStyle w:val="Strong"/>
-                <w:rFonts w:ascii="Segoe UI" w:eastAsia="Segoe UI" w:hAnsi="Segoe UI" w:cs="Segoe UI" w:hint="default"/>
-                <w:b/>
-                <w:bCs/>
-                <w:i w:val="0"/>
-                <w:iCs w:val="0"/>
-                <w:caps w:val="0"/>
-                <w:snapToGrid w:val="0"/>
-                <w:color w:val="000000"/>
-                <w:spacing w:val="0"/>
-                <w:kern w:val="0"/>
-                <w:sz w:val="18"/>
-                <w:szCs w:val="18"/>
-                <w:lang w:val="en-US" w:eastAsia="zh-CN"/>
-              </w:rPr>
-              <w:t>知识库优化</w:t>
-            </w:r>
-          </w:p>
-        </w:tc>
-        <w:tc>
-          <w:tcPr>
-            <w:tcW w:w="0" w:type="auto"/>
-            <w:tcBorders>
-              <w:top w:val="single" w:sz="4" w:space="0" w:color="auto"/>
-              <w:left w:val="single" w:sz="4" w:space="0" w:color="auto"/>
-              <w:bottom w:val="nil"/>
-              <w:right w:val="nil"/>
-            </w:tcBorders>
-            <w:shd w:val="clear" w:color="auto" w:fill="auto"/>
-            <w:tcMar>
-              <w:top w:w="120" w:type="dxa"/>
-              <w:left w:w="192" w:type="dxa"/>
-              <w:bottom w:w="120" w:type="dxa"/>
-              <w:right w:w="192" w:type="dxa"/>
-            </w:tcMar>
-            <w:vAlign w:val="center"/>
-          </w:tcPr>
-          <w:p>
-            <w:pPr>
-              <w:keepNext w:val="0"/>
-              <w:keepLines w:val="0"/>
-              <w:widowControl/>
-              <w:suppressLineNumbers w:val="0"/>
-              <w:snapToGrid w:val="0"/>
-              <w:spacing w:line="240" w:lineRule="auto"/>
-              <w:ind w:left="0" w:right="0" w:firstLine="0" w:leftChars="0" w:rightChars="0" w:firstLineChars="0"/>
-              <w:jc w:val="left"/>
-              <w:rPr>
-                <w:rFonts w:ascii="Segoe UI" w:eastAsia="Segoe UI" w:hAnsi="Segoe UI" w:cs="Segoe UI" w:hint="default"/>
-                <w:i w:val="0"/>
-                <w:iCs w:val="0"/>
-                <w:caps w:val="0"/>
-                <w:color w:val="0F1115"/>
-                <w:spacing w:val="0"/>
-                <w:sz w:val="18"/>
-                <w:szCs w:val="18"/>
-              </w:rPr>
-            </w:pPr>
-            <w:r>
-              <w:rPr>
-                <w:rFonts w:ascii="Segoe UI" w:eastAsia="Segoe UI" w:hAnsi="Segoe UI" w:cs="Segoe UI" w:hint="default"/>
-                <w:i w:val="0"/>
-                <w:iCs w:val="0"/>
-                <w:caps w:val="0"/>
-                <w:snapToGrid w:val="0"/>
-                <w:color w:val="000000"/>
-                <w:spacing w:val="0"/>
-                <w:kern w:val="0"/>
-                <w:sz w:val="18"/>
-                <w:szCs w:val="18"/>
-                <w:lang w:val="en-US" w:eastAsia="zh-CN"/>
-              </w:rPr>
-              <w:t>语义搜索</w:t>
-            </w:r>
-          </w:p>
-        </w:tc>
-        <w:tc>
-          <w:tcPr>
-            <w:tcW w:w="0" w:type="auto"/>
-            <w:tcBorders>
-              <w:top w:val="single" w:sz="4" w:space="0" w:color="auto"/>
-              <w:left w:val="single" w:sz="4" w:space="0" w:color="auto"/>
-              <w:bottom w:val="nil"/>
-              <w:right w:val="nil"/>
-            </w:tcBorders>
-            <w:shd w:val="clear" w:color="auto" w:fill="auto"/>
-            <w:tcMar>
-              <w:top w:w="120" w:type="dxa"/>
-              <w:left w:w="192" w:type="dxa"/>
-              <w:bottom w:w="120" w:type="dxa"/>
-              <w:right w:w="192" w:type="dxa"/>
-            </w:tcMar>
-            <w:vAlign w:val="center"/>
-          </w:tcPr>
-          <w:p>
-            <w:pPr>
-              <w:keepNext w:val="0"/>
-              <w:keepLines w:val="0"/>
-              <w:widowControl/>
-              <w:suppressLineNumbers w:val="0"/>
-              <w:snapToGrid w:val="0"/>
-              <w:spacing w:line="240" w:lineRule="auto"/>
-              <w:ind w:left="0" w:right="0" w:firstLine="0" w:leftChars="0" w:rightChars="0" w:firstLineChars="0"/>
-              <w:jc w:val="left"/>
-              <w:rPr>
-                <w:rFonts w:ascii="Segoe UI" w:eastAsia="Segoe UI" w:hAnsi="Segoe UI" w:cs="Segoe UI" w:hint="default"/>
-                <w:i w:val="0"/>
-                <w:iCs w:val="0"/>
-                <w:caps w:val="0"/>
-                <w:color w:val="0F1115"/>
-                <w:spacing w:val="0"/>
-                <w:sz w:val="18"/>
-                <w:szCs w:val="18"/>
-              </w:rPr>
-            </w:pPr>
-            <w:r>
-              <w:rPr>
-                <w:rFonts w:ascii="Segoe UI" w:eastAsia="Segoe UI" w:hAnsi="Segoe UI" w:cs="Segoe UI" w:hint="default"/>
-                <w:i w:val="0"/>
-                <w:iCs w:val="0"/>
-                <w:caps w:val="0"/>
-                <w:snapToGrid w:val="0"/>
-                <w:color w:val="000000"/>
-                <w:spacing w:val="0"/>
-                <w:kern w:val="0"/>
-                <w:sz w:val="18"/>
-                <w:szCs w:val="18"/>
-                <w:lang w:val="en-US" w:eastAsia="zh-CN"/>
-              </w:rPr>
-              <w:t>自然语言搜索知识库</w:t>
-            </w:r>
-          </w:p>
-        </w:tc>
-        <w:tc>
-          <w:tcPr>
-            <w:tcW w:w="1402" w:type="dxa"/>
-            <w:tcBorders>
-              <w:top w:val="single" w:sz="4" w:space="0" w:color="auto"/>
-              <w:left w:val="single" w:sz="4" w:space="0" w:color="auto"/>
-              <w:bottom w:val="nil"/>
-              <w:right w:val="single" w:sz="12" w:space="0" w:color="auto"/>
-            </w:tcBorders>
-            <w:shd w:val="clear" w:color="auto" w:fill="auto"/>
-            <w:tcMar>
-              <w:top w:w="120" w:type="dxa"/>
-              <w:left w:w="192" w:type="dxa"/>
-              <w:bottom w:w="120" w:type="dxa"/>
-              <w:right w:w="-1" w:type="dxa"/>
-            </w:tcMar>
-            <w:vAlign w:val="center"/>
-          </w:tcPr>
-          <w:p>
-            <w:pPr>
-              <w:keepNext w:val="0"/>
-              <w:keepLines w:val="0"/>
-              <w:widowControl/>
-              <w:suppressLineNumbers w:val="0"/>
-              <w:snapToGrid w:val="0"/>
-              <w:spacing w:line="240" w:lineRule="auto"/>
-              <w:ind w:left="0" w:right="0" w:firstLine="0" w:leftChars="0" w:rightChars="0" w:firstLineChars="0"/>
-              <w:jc w:val="left"/>
-              <w:rPr>
-                <w:rFonts w:ascii="Segoe UI" w:eastAsia="Segoe UI" w:hAnsi="Segoe UI" w:cs="Segoe UI" w:hint="default"/>
-                <w:i w:val="0"/>
-                <w:iCs w:val="0"/>
-                <w:caps w:val="0"/>
-                <w:color w:val="0F1115"/>
-                <w:spacing w:val="0"/>
-                <w:sz w:val="18"/>
-                <w:szCs w:val="18"/>
-              </w:rPr>
-            </w:pPr>
-            <w:r>
-              <w:rPr>
-                <w:rFonts w:ascii="Segoe UI" w:eastAsia="Segoe UI" w:hAnsi="Segoe UI" w:cs="Segoe UI" w:hint="default"/>
-                <w:i w:val="0"/>
-                <w:iCs w:val="0"/>
-                <w:caps w:val="0"/>
-                <w:snapToGrid w:val="0"/>
-                <w:color w:val="000000"/>
-                <w:spacing w:val="0"/>
-                <w:kern w:val="0"/>
-                <w:sz w:val="18"/>
-                <w:szCs w:val="18"/>
-                <w:lang w:val="en-US" w:eastAsia="zh-CN"/>
-              </w:rPr>
-              <w:t>2026年8月</w:t>
-            </w:r>
-          </w:p>
-        </w:tc>
-      </w:tr>
-      <w:tr>
-        <w:tblPrEx>
-          <w:tblW w:w="8498" w:type="dxa"/>
-          <w:jc w:val="center"/>
-          <w:shd w:val="clear" w:color="auto" w:fill="auto"/>
-          <w:tblCellMar>
-            <w:top w:w="15" w:type="dxa"/>
-            <w:left w:w="15" w:type="dxa"/>
-            <w:bottom w:w="15" w:type="dxa"/>
-            <w:right w:w="15" w:type="dxa"/>
-          </w:tblCellMar>
-        </w:tblPrEx>
-        <w:trPr>
-          <w:trHeight w:val="0"/>
-          <w:jc w:val="center"/>
-        </w:trPr>
-        <w:tc>
-          <w:tcPr>
-            <w:tcW w:w="1812" w:type="dxa"/>
-            <w:vMerge/>
-            <w:tcBorders>
-              <w:left w:val="single" w:sz="12" w:space="0" w:color="auto"/>
-              <w:bottom w:val="single" w:sz="12" w:space="0" w:color="auto"/>
-              <w:right w:val="nil"/>
-            </w:tcBorders>
-            <w:shd w:val="clear" w:color="auto" w:fill="auto"/>
-            <w:tcMar>
-              <w:top w:w="120" w:type="dxa"/>
-              <w:left w:w="-1" w:type="dxa"/>
-              <w:bottom w:w="120" w:type="dxa"/>
-              <w:right w:w="192" w:type="dxa"/>
-            </w:tcMar>
-            <w:vAlign w:val="center"/>
-          </w:tcPr>
-          <w:p>
-            <w:pPr>
-              <w:snapToGrid w:val="0"/>
-              <w:ind w:left="0" w:right="0" w:firstLine="0" w:leftChars="0" w:rightChars="0" w:firstLineChars="0"/>
-              <w:jc w:val="center"/>
-              <w:rPr>
-                <w:rFonts w:ascii="Segoe UI" w:eastAsia="Segoe UI" w:hAnsi="Segoe UI" w:cs="Segoe UI" w:hint="default"/>
-                <w:i w:val="0"/>
-                <w:iCs w:val="0"/>
-                <w:caps w:val="0"/>
-                <w:color w:val="0F1115"/>
-                <w:spacing w:val="0"/>
-                <w:sz w:val="18"/>
-                <w:szCs w:val="18"/>
-              </w:rPr>
-            </w:pPr>
-          </w:p>
-        </w:tc>
-        <w:tc>
-          <w:tcPr>
-            <w:tcW w:w="1400" w:type="dxa"/>
-            <w:tcBorders>
-              <w:top w:val="single" w:sz="4" w:space="0" w:color="auto"/>
-              <w:left w:val="single" w:sz="4" w:space="0" w:color="auto"/>
-              <w:bottom w:val="single" w:sz="12" w:space="0" w:color="auto"/>
-              <w:right w:val="nil"/>
-            </w:tcBorders>
-            <w:shd w:val="clear" w:color="auto" w:fill="auto"/>
-            <w:tcMar>
-              <w:top w:w="120" w:type="dxa"/>
-              <w:left w:w="192" w:type="dxa"/>
-              <w:bottom w:w="120" w:type="dxa"/>
-              <w:right w:w="192" w:type="dxa"/>
-            </w:tcMar>
-            <w:vAlign w:val="center"/>
-          </w:tcPr>
-          <w:p>
-            <w:pPr>
-              <w:keepNext w:val="0"/>
-              <w:keepLines w:val="0"/>
-              <w:widowControl/>
-              <w:suppressLineNumbers w:val="0"/>
-              <w:snapToGrid w:val="0"/>
-              <w:spacing w:line="240" w:lineRule="auto"/>
-              <w:ind w:left="0" w:right="0" w:firstLine="0" w:leftChars="0" w:rightChars="0" w:firstLineChars="0"/>
-              <w:jc w:val="left"/>
-              <w:rPr>
-                <w:rFonts w:ascii="Segoe UI" w:eastAsia="Segoe UI" w:hAnsi="Segoe UI" w:cs="Segoe UI" w:hint="default"/>
-                <w:i w:val="0"/>
-                <w:iCs w:val="0"/>
-                <w:caps w:val="0"/>
-                <w:color w:val="0F1115"/>
-                <w:spacing w:val="0"/>
-                <w:sz w:val="18"/>
-                <w:szCs w:val="18"/>
-              </w:rPr>
-            </w:pPr>
-            <w:r>
-              <w:rPr>
-                <w:rFonts w:ascii="Segoe UI" w:eastAsia="Segoe UI" w:hAnsi="Segoe UI" w:cs="Segoe UI" w:hint="default"/>
-                <w:i w:val="0"/>
-                <w:iCs w:val="0"/>
-                <w:caps w:val="0"/>
-                <w:snapToGrid w:val="0"/>
-                <w:color w:val="000000"/>
-                <w:spacing w:val="0"/>
-                <w:kern w:val="0"/>
-                <w:sz w:val="18"/>
-                <w:szCs w:val="18"/>
-                <w:lang w:val="en-US" w:eastAsia="zh-CN"/>
-              </w:rPr>
-              <w:t>智能推荐</w:t>
-            </w:r>
-          </w:p>
-        </w:tc>
-        <w:tc>
-          <w:tcPr>
-            <w:tcW w:w="3884" w:type="dxa"/>
-            <w:tcBorders>
-              <w:top w:val="single" w:sz="4" w:space="0" w:color="auto"/>
-              <w:left w:val="single" w:sz="4" w:space="0" w:color="auto"/>
-              <w:bottom w:val="single" w:sz="12" w:space="0" w:color="auto"/>
-              <w:right w:val="nil"/>
-            </w:tcBorders>
-            <w:shd w:val="clear" w:color="auto" w:fill="auto"/>
-            <w:tcMar>
-              <w:top w:w="120" w:type="dxa"/>
-              <w:left w:w="192" w:type="dxa"/>
-              <w:bottom w:w="120" w:type="dxa"/>
-              <w:right w:w="192" w:type="dxa"/>
-            </w:tcMar>
-            <w:vAlign w:val="center"/>
-          </w:tcPr>
-          <w:p>
-            <w:pPr>
-              <w:keepNext w:val="0"/>
-              <w:keepLines w:val="0"/>
-              <w:widowControl/>
-              <w:suppressLineNumbers w:val="0"/>
-              <w:snapToGrid w:val="0"/>
-              <w:spacing w:line="240" w:lineRule="auto"/>
-              <w:ind w:left="0" w:right="0" w:firstLine="0" w:leftChars="0" w:rightChars="0" w:firstLineChars="0"/>
-              <w:jc w:val="left"/>
-              <w:rPr>
-                <w:rFonts w:ascii="Segoe UI" w:eastAsia="Segoe UI" w:hAnsi="Segoe UI" w:cs="Segoe UI" w:hint="default"/>
-                <w:i w:val="0"/>
-                <w:iCs w:val="0"/>
-                <w:caps w:val="0"/>
-                <w:color w:val="0F1115"/>
-                <w:spacing w:val="0"/>
-                <w:sz w:val="18"/>
-                <w:szCs w:val="18"/>
-              </w:rPr>
-            </w:pPr>
-            <w:r>
-              <w:rPr>
-                <w:rFonts w:ascii="Segoe UI" w:eastAsia="Segoe UI" w:hAnsi="Segoe UI" w:cs="Segoe UI" w:hint="default"/>
-                <w:i w:val="0"/>
-                <w:iCs w:val="0"/>
-                <w:caps w:val="0"/>
-                <w:snapToGrid w:val="0"/>
-                <w:color w:val="000000"/>
-                <w:spacing w:val="0"/>
-                <w:kern w:val="0"/>
-                <w:sz w:val="18"/>
-                <w:szCs w:val="18"/>
-                <w:lang w:val="en-US" w:eastAsia="zh-CN"/>
-              </w:rPr>
-              <w:t>根据事件描述自动推荐相关知识</w:t>
-            </w:r>
-          </w:p>
-        </w:tc>
-        <w:tc>
-          <w:tcPr>
-            <w:tcW w:w="1402" w:type="dxa"/>
-            <w:tcBorders>
-              <w:top w:val="single" w:sz="4" w:space="0" w:color="auto"/>
-              <w:left w:val="single" w:sz="4" w:space="0" w:color="auto"/>
-              <w:bottom w:val="single" w:sz="12" w:space="0" w:color="auto"/>
-              <w:right w:val="single" w:sz="12" w:space="0" w:color="auto"/>
-            </w:tcBorders>
-            <w:shd w:val="clear" w:color="auto" w:fill="auto"/>
-            <w:tcMar>
-              <w:top w:w="120" w:type="dxa"/>
-              <w:left w:w="192" w:type="dxa"/>
-              <w:bottom w:w="120" w:type="dxa"/>
-              <w:right w:w="-1" w:type="dxa"/>
-            </w:tcMar>
-            <w:vAlign w:val="center"/>
-          </w:tcPr>
-          <w:p>
-            <w:pPr>
-              <w:keepNext w:val="0"/>
-              <w:keepLines w:val="0"/>
-              <w:widowControl/>
-              <w:suppressLineNumbers w:val="0"/>
-              <w:snapToGrid w:val="0"/>
-              <w:spacing w:line="240" w:lineRule="auto"/>
-              <w:ind w:left="0" w:right="0" w:firstLine="0" w:leftChars="0" w:rightChars="0" w:firstLineChars="0"/>
-              <w:jc w:val="left"/>
-              <w:rPr>
-                <w:rFonts w:ascii="Segoe UI" w:eastAsia="Segoe UI" w:hAnsi="Segoe UI" w:cs="Segoe UI" w:hint="default"/>
-                <w:i w:val="0"/>
-                <w:iCs w:val="0"/>
-                <w:caps w:val="0"/>
-                <w:color w:val="0F1115"/>
-                <w:spacing w:val="0"/>
-                <w:sz w:val="18"/>
-                <w:szCs w:val="18"/>
-              </w:rPr>
-            </w:pPr>
-            <w:r>
-              <w:rPr>
-                <w:rFonts w:ascii="Segoe UI" w:eastAsia="Segoe UI" w:hAnsi="Segoe UI" w:cs="Segoe UI" w:hint="default"/>
+                <w:rFonts w:hint="default" w:ascii="Segoe UI" w:hAnsi="Segoe UI" w:eastAsia="Segoe UI" w:cs="Segoe UI"/>
                 <w:i w:val="0"/>
                 <w:iCs w:val="0"/>
                 <w:caps w:val="0"/>
@@ -7812,52 +7912,186 @@
     </w:tbl>
     <w:p>
       <w:pPr>
-        <w:pStyle w:val="a2"/>
+        <w:pStyle w:val="32"/>
+        <w:bidi w:val="0"/>
         <w:rPr>
           <w:rFonts w:hint="default"/>
           <w:lang w:val="en-US" w:eastAsia="zh-CN"/>
         </w:rPr>
       </w:pPr>
-    </w:p>
-    <w:p>
-      <w:pPr>
-        <w:pStyle w:val="a2"/>
-        <w:bidi w:val="0"/>
-        <w:rPr>
-          <w:rFonts w:hint="default"/>
-          <w:lang w:val="en-US" w:eastAsia="zh-CN"/>
-        </w:rPr>
-      </w:pPr>
+      <w:bookmarkStart w:id="13" w:name="_GoBack"/>
+      <w:bookmarkEnd w:id="13"/>
       <w:r>
         <w:rPr>
           <w:rFonts w:hint="default"/>
           <w:lang w:val="en-US" w:eastAsia="zh-CN"/>
         </w:rPr>
-        <w:t>以上研发工作由研发部经理石宝升统筹负责，研发工程师和技术支持工程师分别承担具体开发任务。</w:t>
+        <w:t>以上研发工作由研发部经理统筹负责，研发工程师和技术支持工程师分别承担具体开发任务。</w:t>
       </w:r>
     </w:p>
     <w:p>
       <w:pPr>
-        <w:pStyle w:val="1"/>
+        <w:pStyle w:val="31"/>
         <w:bidi w:val="0"/>
         <w:rPr>
           <w:rFonts w:hint="default"/>
           <w:lang w:val="en-US" w:eastAsia="zh-CN"/>
         </w:rPr>
       </w:pPr>
-      <w:bookmarkStart w:id="7" w:name="_Toc9380"/>
+      <w:bookmarkStart w:id="6" w:name="_Toc9380"/>
       <w:r>
         <w:rPr>
           <w:rFonts w:hint="default"/>
           <w:lang w:val="en-US" w:eastAsia="zh-CN"/>
         </w:rPr>
         <w:t>手册研发</w:t>
+      </w:r>
+      <w:bookmarkEnd w:id="6"/>
+    </w:p>
+    <w:p>
+      <w:pPr>
+        <w:pStyle w:val="32"/>
+        <w:bidi w:val="0"/>
+        <w:rPr>
+          <w:rFonts w:hint="default"/>
+          <w:lang w:val="en-US" w:eastAsia="zh-CN"/>
+        </w:rPr>
+      </w:pPr>
+      <w:r>
+        <w:rPr>
+          <w:rFonts w:hint="default"/>
+          <w:lang w:val="en-US" w:eastAsia="zh-CN"/>
+        </w:rPr>
+        <w:t>为配合2026年新研发工具的推广使用，需同步完成相关运维手册的编写和更新。具体包括：</w:t>
+      </w:r>
+    </w:p>
+    <w:p>
+      <w:pPr>
+        <w:pStyle w:val="32"/>
+        <w:numPr>
+          <w:ilvl w:val="0"/>
+          <w:numId w:val="2"/>
+        </w:numPr>
+        <w:bidi w:val="0"/>
+        <w:ind w:left="425" w:leftChars="0" w:hanging="425" w:firstLineChars="0"/>
+        <w:rPr>
+          <w:rFonts w:hint="default"/>
+          <w:lang w:val="en-US" w:eastAsia="zh-CN"/>
+        </w:rPr>
+      </w:pPr>
+      <w:r>
+        <w:rPr>
+          <w:rFonts w:hint="default"/>
+          <w:lang w:val="en-US" w:eastAsia="zh-CN"/>
+        </w:rPr>
+        <w:t>《自动化巡检工具操作手册》，计划于2026年5月完成</w:t>
+      </w:r>
+    </w:p>
+    <w:p>
+      <w:pPr>
+        <w:pStyle w:val="32"/>
+        <w:numPr>
+          <w:ilvl w:val="0"/>
+          <w:numId w:val="2"/>
+        </w:numPr>
+        <w:bidi w:val="0"/>
+        <w:ind w:left="425" w:leftChars="0" w:hanging="425" w:firstLineChars="0"/>
+        <w:rPr>
+          <w:rFonts w:hint="default"/>
+          <w:lang w:val="en-US" w:eastAsia="zh-CN"/>
+        </w:rPr>
+      </w:pPr>
+      <w:r>
+        <w:rPr>
+          <w:rFonts w:hint="default"/>
+          <w:lang w:val="en-US" w:eastAsia="zh-CN"/>
+        </w:rPr>
+        <w:t>《数据完整性校验工具操作手册》，计划于2026年7月完成</w:t>
+      </w:r>
+    </w:p>
+    <w:p>
+      <w:pPr>
+        <w:pStyle w:val="32"/>
+        <w:numPr>
+          <w:ilvl w:val="0"/>
+          <w:numId w:val="2"/>
+        </w:numPr>
+        <w:bidi w:val="0"/>
+        <w:ind w:left="425" w:leftChars="0" w:hanging="425" w:firstLineChars="0"/>
+        <w:rPr>
+          <w:rFonts w:hint="default"/>
+          <w:lang w:val="en-US" w:eastAsia="zh-CN"/>
+        </w:rPr>
+      </w:pPr>
+      <w:r>
+        <w:rPr>
+          <w:rFonts w:hint="default"/>
+          <w:lang w:val="en-US" w:eastAsia="zh-CN"/>
+        </w:rPr>
+        <w:t>《智能告警配置与管理手册》，计划于2026年9月完成</w:t>
+      </w:r>
+    </w:p>
+    <w:p>
+      <w:pPr>
+        <w:pStyle w:val="32"/>
+        <w:numPr>
+          <w:ilvl w:val="0"/>
+          <w:numId w:val="2"/>
+        </w:numPr>
+        <w:bidi w:val="0"/>
+        <w:ind w:left="425" w:leftChars="0" w:hanging="425" w:firstLineChars="0"/>
+        <w:rPr>
+          <w:rFonts w:hint="default"/>
+          <w:lang w:val="en-US" w:eastAsia="zh-CN"/>
+        </w:rPr>
+      </w:pPr>
+      <w:r>
+        <w:rPr>
+          <w:rFonts w:hint="default"/>
+          <w:lang w:val="en-US" w:eastAsia="zh-CN"/>
+        </w:rPr>
+        <w:t>《运维知识库使用手册》（更新版），计划于2026年10月完成</w:t>
+      </w:r>
+    </w:p>
+    <w:p>
+      <w:pPr>
+        <w:pStyle w:val="32"/>
+        <w:bidi w:val="0"/>
+        <w:rPr>
+          <w:rFonts w:hint="default"/>
+          <w:lang w:val="en-US" w:eastAsia="zh-CN"/>
+        </w:rPr>
+      </w:pPr>
+      <w:r>
+        <w:rPr>
+          <w:rFonts w:hint="default"/>
+          <w:lang w:val="en-US" w:eastAsia="zh-CN"/>
+        </w:rPr>
+        <w:t>以上手册由研发工程师和技术支持工程师分别负责编写，研发部经理负责审核。</w:t>
+      </w:r>
+    </w:p>
+    <w:p>
+      <w:pPr>
+        <w:pStyle w:val="31"/>
+        <w:bidi w:val="0"/>
+        <w:rPr>
+          <w:rFonts w:hint="default"/>
+          <w:lang w:val="en-US" w:eastAsia="zh-CN"/>
+        </w:rPr>
+      </w:pPr>
+      <w:bookmarkStart w:id="7" w:name="_Toc4214"/>
+      <w:r>
+        <w:rPr>
+          <w:rFonts w:hint="default"/>
+          <w:lang w:val="en-US" w:eastAsia="zh-CN"/>
+        </w:rPr>
+        <w:t>新技术研发</w:t>
       </w:r>
       <w:bookmarkEnd w:id="7"/>
     </w:p>
     <w:p>
       <w:pPr>
-        <w:pStyle w:val="a2"/>
+        <w:pStyle w:val="32"/>
         <w:bidi w:val="0"/>
         <w:rPr>
           <w:rFonts w:hint="default"/>
@@ -7869,18 +8103,13 @@
           <w:rFonts w:hint="default"/>
           <w:lang w:val="en-US" w:eastAsia="zh-CN"/>
         </w:rPr>
-        <w:t>为配合2026年新研发工具的推广使用，需同步完成相关运维手册的编写和更新。具体包括：</w:t>
+        <w:t>在2026年工具研发过程中，同步开展以下新技术的研究与应用：</w:t>
       </w:r>
     </w:p>
     <w:p>
       <w:pPr>
-        <w:pStyle w:val="a2"/>
-        <w:numPr>
-          <w:ilvl w:val="0"/>
-          <w:numId w:val="2"/>
-        </w:numPr>
+        <w:pStyle w:val="32"/>
         <w:bidi w:val="0"/>
-        <w:ind w:left="425" w:hanging="425" w:leftChars="0" w:firstLineChars="0"/>
         <w:rPr>
           <w:rFonts w:hint="default"/>
           <w:lang w:val="en-US" w:eastAsia="zh-CN"/>
@@ -7891,18 +8120,13 @@
           <w:rFonts w:hint="default"/>
           <w:lang w:val="en-US" w:eastAsia="zh-CN"/>
         </w:rPr>
-        <w:t>《自动化巡检工具操作手册》，计划于2026年5月完成</w:t>
+        <w:t>根因分析技术。基于告警数据和事件数据，利用关联分析和机器学习算法，自动分析故障根因，帮助运维人员快速定位问题。该技术计划于2026年8月完成研究。</w:t>
       </w:r>
     </w:p>
     <w:p>
       <w:pPr>
-        <w:pStyle w:val="a2"/>
-        <w:numPr>
-          <w:ilvl w:val="0"/>
-          <w:numId w:val="2"/>
-        </w:numPr>
+        <w:pStyle w:val="32"/>
         <w:bidi w:val="0"/>
-        <w:ind w:left="425" w:hanging="425" w:leftChars="0" w:firstLineChars="0"/>
         <w:rPr>
           <w:rFonts w:hint="default"/>
           <w:lang w:val="en-US" w:eastAsia="zh-CN"/>
@@ -7913,18 +8137,13 @@
           <w:rFonts w:hint="default"/>
           <w:lang w:val="en-US" w:eastAsia="zh-CN"/>
         </w:rPr>
-        <w:t>《数据完整性校验工具操作手册》，计划于2026年7月完成</w:t>
+        <w:t>异常检测算法。基于历史监控数据，利用时间序列分析和统计学习方法，自动识别异常模式，提前发现潜在问题。该技术计划于2026年9月完成研究。</w:t>
       </w:r>
     </w:p>
     <w:p>
       <w:pPr>
-        <w:pStyle w:val="a2"/>
-        <w:numPr>
-          <w:ilvl w:val="0"/>
-          <w:numId w:val="2"/>
-        </w:numPr>
+        <w:pStyle w:val="32"/>
         <w:bidi w:val="0"/>
-        <w:ind w:left="425" w:hanging="425" w:leftChars="0" w:firstLineChars="0"/>
         <w:rPr>
           <w:rFonts w:hint="default"/>
           <w:lang w:val="en-US" w:eastAsia="zh-CN"/>
@@ -7935,18 +8154,13 @@
           <w:rFonts w:hint="default"/>
           <w:lang w:val="en-US" w:eastAsia="zh-CN"/>
         </w:rPr>
-        <w:t>《智能告警配置与管理手册》，计划于2026年9月完成</w:t>
+        <w:t>知识图谱构建。将运维知识库中的知识点进行关联建模，构建运维知识图谱，实现知识的智能关联和推荐。该技术计划于2026年10月完成研究。</w:t>
       </w:r>
     </w:p>
     <w:p>
       <w:pPr>
-        <w:pStyle w:val="a2"/>
-        <w:numPr>
-          <w:ilvl w:val="0"/>
-          <w:numId w:val="2"/>
-        </w:numPr>
+        <w:pStyle w:val="32"/>
         <w:bidi w:val="0"/>
-        <w:ind w:left="425" w:hanging="425" w:leftChars="0" w:firstLineChars="0"/>
         <w:rPr>
           <w:rFonts w:hint="default"/>
           <w:lang w:val="en-US" w:eastAsia="zh-CN"/>
@@ -7957,12 +8171,12 @@
           <w:rFonts w:hint="default"/>
           <w:lang w:val="en-US" w:eastAsia="zh-CN"/>
         </w:rPr>
-        <w:t>《运维知识库使用手册》（更新版），计划于2026年10月完成</w:t>
+        <w:t>自动化恢复技术。针对常见故障（如服务重启、缓存清理、连接池重置等），研发自动恢复脚本，实现常见故障的自动恢复，减少人工干预。该技术计划于2026年11月完成研究。</w:t>
       </w:r>
     </w:p>
     <w:p>
       <w:pPr>
-        <w:pStyle w:val="a2"/>
+        <w:pStyle w:val="32"/>
         <w:bidi w:val="0"/>
         <w:rPr>
           <w:rFonts w:hint="default"/>
@@ -7974,171 +8188,86 @@
           <w:rFonts w:hint="default"/>
           <w:lang w:val="en-US" w:eastAsia="zh-CN"/>
         </w:rPr>
-        <w:t>以上手册由研发工程师和技术支持工程师分别负责编写，研发部经理负责审核。</w:t>
+        <w:t>以上新技术研究由研发部经理统筹，技术支持工程师具体负责实施。</w:t>
       </w:r>
     </w:p>
     <w:p>
       <w:pPr>
-        <w:pStyle w:val="1"/>
+        <w:pStyle w:val="31"/>
         <w:bidi w:val="0"/>
         <w:rPr>
           <w:rFonts w:hint="default"/>
           <w:lang w:val="en-US" w:eastAsia="zh-CN"/>
         </w:rPr>
       </w:pPr>
-      <w:bookmarkStart w:id="8" w:name="_Toc4214"/>
+      <w:bookmarkStart w:id="8" w:name="_Toc10542"/>
       <w:r>
         <w:rPr>
           <w:rFonts w:hint="default"/>
           <w:lang w:val="en-US" w:eastAsia="zh-CN"/>
         </w:rPr>
-        <w:t>新技术研发</w:t>
+        <w:t>资源使用情况</w:t>
       </w:r>
       <w:bookmarkEnd w:id="8"/>
     </w:p>
     <w:p>
       <w:pPr>
-        <w:pStyle w:val="a2"/>
+        <w:pStyle w:val="33"/>
         <w:bidi w:val="0"/>
         <w:rPr>
           <w:rFonts w:hint="default"/>
           <w:lang w:val="en-US" w:eastAsia="zh-CN"/>
         </w:rPr>
       </w:pPr>
+      <w:bookmarkStart w:id="9" w:name="_Toc6638"/>
       <w:r>
         <w:rPr>
           <w:rFonts w:hint="default"/>
           <w:lang w:val="en-US" w:eastAsia="zh-CN"/>
         </w:rPr>
-        <w:t>在2026年工具研发过程中，同步开展以下新技术的研究与应用：</w:t>
-      </w:r>
-    </w:p>
-    <w:p>
-      <w:pPr>
-        <w:pStyle w:val="a2"/>
-        <w:bidi w:val="0"/>
-        <w:rPr>
-          <w:rFonts w:hint="default"/>
-          <w:lang w:val="en-US" w:eastAsia="zh-CN"/>
-        </w:rPr>
-      </w:pPr>
-      <w:r>
-        <w:rPr>
-          <w:rFonts w:hint="default"/>
-          <w:lang w:val="en-US" w:eastAsia="zh-CN"/>
-        </w:rPr>
-        <w:t>根因分析技术。基于告警数据和事件数据，利用关联分析和机器学习算法，自动分析故障根因，帮助运维人员快速定位问题。该技术计划于2026年8月完成研究。</w:t>
-      </w:r>
-    </w:p>
-    <w:p>
-      <w:pPr>
-        <w:pStyle w:val="a2"/>
-        <w:bidi w:val="0"/>
-        <w:rPr>
-          <w:rFonts w:hint="default"/>
-          <w:lang w:val="en-US" w:eastAsia="zh-CN"/>
-        </w:rPr>
-      </w:pPr>
-      <w:r>
-        <w:rPr>
-          <w:rFonts w:hint="default"/>
-          <w:lang w:val="en-US" w:eastAsia="zh-CN"/>
-        </w:rPr>
-        <w:t>异常检测算法。基于历史监控数据，利用时间序列分析和统计学习方法，自动识别异常模式，提前发现潜在问题。该技术计划于2026年9月完成研究。</w:t>
-      </w:r>
-    </w:p>
-    <w:p>
-      <w:pPr>
-        <w:pStyle w:val="a2"/>
-        <w:bidi w:val="0"/>
-        <w:rPr>
-          <w:rFonts w:hint="default"/>
-          <w:lang w:val="en-US" w:eastAsia="zh-CN"/>
-        </w:rPr>
-      </w:pPr>
-      <w:r>
-        <w:rPr>
-          <w:rFonts w:hint="default"/>
-          <w:lang w:val="en-US" w:eastAsia="zh-CN"/>
-        </w:rPr>
-        <w:t>知识图谱构建。将运维知识库中的知识点进行关联建模，构建运维知识图谱，实现知识的智能关联和推荐。该技术计划于2026年10月完成研究。</w:t>
-      </w:r>
-    </w:p>
-    <w:p>
-      <w:pPr>
-        <w:pStyle w:val="a2"/>
-        <w:bidi w:val="0"/>
-        <w:rPr>
-          <w:rFonts w:hint="default"/>
-          <w:lang w:val="en-US" w:eastAsia="zh-CN"/>
-        </w:rPr>
-      </w:pPr>
-      <w:r>
-        <w:rPr>
-          <w:rFonts w:hint="default"/>
-          <w:lang w:val="en-US" w:eastAsia="zh-CN"/>
-        </w:rPr>
-        <w:t>自动化恢复技术。针对常见故障（如服务重启、缓存清理、连接池重置等），研发自动恢复脚本，实现常见故障的自动恢复，减少人工干预。该技术计划于2026年11月完成研究。</w:t>
-      </w:r>
-    </w:p>
-    <w:p>
-      <w:pPr>
-        <w:pStyle w:val="a2"/>
-        <w:bidi w:val="0"/>
-        <w:rPr>
-          <w:rFonts w:hint="default"/>
-          <w:lang w:val="en-US" w:eastAsia="zh-CN"/>
-        </w:rPr>
-      </w:pPr>
-      <w:r>
-        <w:rPr>
-          <w:rFonts w:hint="default"/>
-          <w:lang w:val="en-US" w:eastAsia="zh-CN"/>
-        </w:rPr>
-        <w:t>以上新技术研究由研发部经理统筹，技术支持工程师具体负责实施。</w:t>
-      </w:r>
-    </w:p>
-    <w:p>
-      <w:pPr>
-        <w:pStyle w:val="1"/>
-        <w:bidi w:val="0"/>
-        <w:rPr>
-          <w:rFonts w:hint="default"/>
-          <w:lang w:val="en-US" w:eastAsia="zh-CN"/>
-        </w:rPr>
-      </w:pPr>
-      <w:bookmarkStart w:id="9" w:name="_Toc10542"/>
-      <w:r>
-        <w:rPr>
-          <w:rFonts w:hint="default"/>
-          <w:lang w:val="en-US" w:eastAsia="zh-CN"/>
-        </w:rPr>
-        <w:t>资源使用情况</w:t>
+        <w:t>人员投入</w:t>
       </w:r>
       <w:bookmarkEnd w:id="9"/>
     </w:p>
     <w:p>
       <w:pPr>
-        <w:pStyle w:val="2"/>
+        <w:pStyle w:val="32"/>
         <w:bidi w:val="0"/>
         <w:rPr>
           <w:rFonts w:hint="default"/>
           <w:lang w:val="en-US" w:eastAsia="zh-CN"/>
         </w:rPr>
       </w:pPr>
-      <w:bookmarkStart w:id="10" w:name="_Toc6638"/>
       <w:r>
         <w:rPr>
           <w:rFonts w:hint="default"/>
           <w:lang w:val="en-US" w:eastAsia="zh-CN"/>
         </w:rPr>
-        <w:t>人员投入</w:t>
+        <w:t>2026年研发团队共投入4人，较2025年增加1人。研发部经理石宝升担任研发负责人，负责需求分析、计划制定、进度跟踪和质量把控，计划投入12个月。研发工程师1人负责自动化巡检和数据校验工具的研发，计划投入12个月。技术支持工程师1人负责智能告警优化和知识库检索功能的开发，计划投入8个月。测试工程师1人负责功能测试和性能测试，计划投入6个月。</w:t>
+      </w:r>
+    </w:p>
+    <w:p>
+      <w:pPr>
+        <w:pStyle w:val="33"/>
+        <w:bidi w:val="0"/>
+        <w:rPr>
+          <w:rFonts w:hint="default"/>
+          <w:lang w:val="en-US" w:eastAsia="zh-CN"/>
+        </w:rPr>
+      </w:pPr>
+      <w:bookmarkStart w:id="10" w:name="_Toc26789"/>
+      <w:r>
+        <w:rPr>
+          <w:rFonts w:hint="default"/>
+          <w:lang w:val="en-US" w:eastAsia="zh-CN"/>
+        </w:rPr>
+        <w:t>资金投入</w:t>
       </w:r>
       <w:bookmarkEnd w:id="10"/>
     </w:p>
     <w:p>
       <w:pPr>
-        <w:pStyle w:val="a2"/>
+        <w:pStyle w:val="32"/>
         <w:bidi w:val="0"/>
         <w:rPr>
           <w:rFonts w:hint="default"/>
@@ -8150,31 +8279,116 @@
           <w:rFonts w:hint="default"/>
           <w:lang w:val="en-US" w:eastAsia="zh-CN"/>
         </w:rPr>
-        <w:t>2026年研发团队共投入4人，较2025年增加1人。研发部经理石宝升担任研发负责人，负责需求分析、计划制定、进度跟踪和质量把控，计划投入12个月。研发工程师1人负责自动化巡检和数据校验工具的研发，计划投入12个月。技术支持工程师1人负责智能告警优化和知识库检索功能的开发，计划投入8个月。测试工程师1人负责功能测试和性能测试，计划投入6个月。</w:t>
+        <w:t>2026年研发总预算为71.6万元。其中人力成本为主要投入：</w:t>
       </w:r>
     </w:p>
     <w:p>
       <w:pPr>
-        <w:pStyle w:val="2"/>
+        <w:pStyle w:val="32"/>
         <w:bidi w:val="0"/>
         <w:rPr>
           <w:rFonts w:hint="default"/>
           <w:lang w:val="en-US" w:eastAsia="zh-CN"/>
         </w:rPr>
       </w:pPr>
-      <w:bookmarkStart w:id="11" w:name="_Toc26789"/>
       <w:r>
         <w:rPr>
           <w:rFonts w:hint="default"/>
           <w:lang w:val="en-US" w:eastAsia="zh-CN"/>
         </w:rPr>
-        <w:t>资金投入</w:t>
+        <w:t>研发部经理人力成本30万元（2.5万/月×12月）</w:t>
+      </w:r>
+    </w:p>
+    <w:p>
+      <w:pPr>
+        <w:pStyle w:val="32"/>
+        <w:bidi w:val="0"/>
+        <w:rPr>
+          <w:rFonts w:hint="default"/>
+          <w:lang w:val="en-US" w:eastAsia="zh-CN"/>
+        </w:rPr>
+      </w:pPr>
+      <w:r>
+        <w:rPr>
+          <w:rFonts w:hint="default"/>
+          <w:lang w:val="en-US" w:eastAsia="zh-CN"/>
+        </w:rPr>
+        <w:t>研发工程师人力成本18万元（1.5万/月×12月）</w:t>
+      </w:r>
+    </w:p>
+    <w:p>
+      <w:pPr>
+        <w:pStyle w:val="32"/>
+        <w:bidi w:val="0"/>
+        <w:rPr>
+          <w:rFonts w:hint="default"/>
+          <w:lang w:val="en-US" w:eastAsia="zh-CN"/>
+        </w:rPr>
+      </w:pPr>
+      <w:r>
+        <w:rPr>
+          <w:rFonts w:hint="default"/>
+          <w:lang w:val="en-US" w:eastAsia="zh-CN"/>
+        </w:rPr>
+        <w:t>技术支持工程师人力成本9.6万元（1.2万/月×8月）</w:t>
+      </w:r>
+    </w:p>
+    <w:p>
+      <w:pPr>
+        <w:pStyle w:val="32"/>
+        <w:bidi w:val="0"/>
+        <w:rPr>
+          <w:rFonts w:hint="default"/>
+          <w:lang w:val="en-US" w:eastAsia="zh-CN"/>
+        </w:rPr>
+      </w:pPr>
+      <w:r>
+        <w:rPr>
+          <w:rFonts w:hint="default"/>
+          <w:lang w:val="en-US" w:eastAsia="zh-CN"/>
+        </w:rPr>
+        <w:t>测试工程师人力成本6万元（1万/月×6月）。</w:t>
+      </w:r>
+    </w:p>
+    <w:p>
+      <w:pPr>
+        <w:pStyle w:val="32"/>
+        <w:bidi w:val="0"/>
+        <w:rPr>
+          <w:rFonts w:hint="default"/>
+          <w:lang w:val="en-US" w:eastAsia="zh-CN"/>
+        </w:rPr>
+      </w:pPr>
+      <w:r>
+        <w:rPr>
+          <w:rFonts w:hint="default"/>
+          <w:lang w:val="en-US" w:eastAsia="zh-CN"/>
+        </w:rPr>
+        <w:t>手册编写费用1万元，新技术研发费用5万元，设备及软件授权费用2万元。</w:t>
+      </w:r>
+    </w:p>
+    <w:p>
+      <w:pPr>
+        <w:pStyle w:val="33"/>
+        <w:bidi w:val="0"/>
+        <w:rPr>
+          <w:rFonts w:hint="default"/>
+          <w:lang w:val="en-US" w:eastAsia="zh-CN"/>
+        </w:rPr>
+      </w:pPr>
+      <w:bookmarkStart w:id="11" w:name="_Toc25740"/>
+      <w:r>
+        <w:rPr>
+          <w:rFonts w:hint="default"/>
+          <w:lang w:val="en-US" w:eastAsia="zh-CN"/>
+        </w:rPr>
+        <w:t>场地与设备</w:t>
       </w:r>
       <w:bookmarkEnd w:id="11"/>
     </w:p>
     <w:p>
       <w:pPr>
-        <w:pStyle w:val="a2"/>
+        <w:pStyle w:val="32"/>
         <w:bidi w:val="0"/>
         <w:rPr>
           <w:rFonts w:hint="default"/>
@@ -8186,12 +8400,12 @@
           <w:rFonts w:hint="default"/>
           <w:lang w:val="en-US" w:eastAsia="zh-CN"/>
         </w:rPr>
-        <w:t>2026年研发总预算为71.6万元。其中人力成本为主要投入：</w:t>
+        <w:t>研发工作在公司现有办公场地进行，利用研发部办公区及会议室开展日常研发、讨论及评审工作，无需额外租赁场地。</w:t>
       </w:r>
     </w:p>
     <w:p>
       <w:pPr>
-        <w:pStyle w:val="a2"/>
+        <w:pStyle w:val="32"/>
         <w:bidi w:val="0"/>
         <w:rPr>
           <w:rFonts w:hint="default"/>
@@ -8203,152 +8417,31 @@
           <w:rFonts w:hint="default"/>
           <w:lang w:val="en-US" w:eastAsia="zh-CN"/>
         </w:rPr>
-        <w:t>研发部经理人力成本30万元（2.5万/月×12月）</w:t>
+        <w:t>设备方面，主要使用公司现有资产，包括笔记本电脑4台、开发测试服务器2台、数据库测试服务器2台、开发环境1套、网络设备1台。其中新增2台开发测试服务器用于自动化巡检工具测试，已按计划配置到位。</w:t>
       </w:r>
     </w:p>
     <w:p>
       <w:pPr>
-        <w:pStyle w:val="a2"/>
+        <w:pStyle w:val="31"/>
         <w:bidi w:val="0"/>
         <w:rPr>
           <w:rFonts w:hint="default"/>
           <w:lang w:val="en-US" w:eastAsia="zh-CN"/>
         </w:rPr>
       </w:pPr>
+      <w:bookmarkStart w:id="12" w:name="_Toc6109"/>
       <w:r>
         <w:rPr>
           <w:rFonts w:hint="default"/>
           <w:lang w:val="en-US" w:eastAsia="zh-CN"/>
         </w:rPr>
-        <w:t>研发工程师人力成本18万元（1.5万/月×12月）</w:t>
-      </w:r>
-    </w:p>
-    <w:p>
-      <w:pPr>
-        <w:pStyle w:val="a2"/>
-        <w:bidi w:val="0"/>
-        <w:rPr>
-          <w:rFonts w:hint="default"/>
-          <w:lang w:val="en-US" w:eastAsia="zh-CN"/>
-        </w:rPr>
-      </w:pPr>
-      <w:r>
-        <w:rPr>
-          <w:rFonts w:hint="default"/>
-          <w:lang w:val="en-US" w:eastAsia="zh-CN"/>
-        </w:rPr>
-        <w:t>技术支持工程师人力成本9.6万元（1.2万/月×8月）</w:t>
-      </w:r>
-    </w:p>
-    <w:p>
-      <w:pPr>
-        <w:pStyle w:val="a2"/>
-        <w:bidi w:val="0"/>
-        <w:rPr>
-          <w:rFonts w:hint="default"/>
-          <w:lang w:val="en-US" w:eastAsia="zh-CN"/>
-        </w:rPr>
-      </w:pPr>
-      <w:r>
-        <w:rPr>
-          <w:rFonts w:hint="default"/>
-          <w:lang w:val="en-US" w:eastAsia="zh-CN"/>
-        </w:rPr>
-        <w:t>测试工程师人力成本6万元（1万/月×6月）。</w:t>
-      </w:r>
-    </w:p>
-    <w:p>
-      <w:pPr>
-        <w:pStyle w:val="a2"/>
-        <w:bidi w:val="0"/>
-        <w:rPr>
-          <w:rFonts w:hint="default"/>
-          <w:lang w:val="en-US" w:eastAsia="zh-CN"/>
-        </w:rPr>
-      </w:pPr>
-      <w:r>
-        <w:rPr>
-          <w:rFonts w:hint="default"/>
-          <w:lang w:val="en-US" w:eastAsia="zh-CN"/>
-        </w:rPr>
-        <w:t>手册编写费用1万元，新技术研发费用5万元，设备及软件授权费用2万元。</w:t>
-      </w:r>
-    </w:p>
-    <w:p>
-      <w:pPr>
-        <w:pStyle w:val="2"/>
-        <w:bidi w:val="0"/>
-        <w:rPr>
-          <w:rFonts w:hint="default"/>
-          <w:lang w:val="en-US" w:eastAsia="zh-CN"/>
-        </w:rPr>
-      </w:pPr>
-      <w:bookmarkStart w:id="12" w:name="_Toc25740"/>
-      <w:r>
-        <w:rPr>
-          <w:rFonts w:hint="default"/>
-          <w:lang w:val="en-US" w:eastAsia="zh-CN"/>
-        </w:rPr>
-        <w:t>场地与设备</w:t>
+        <w:t>KPI指标</w:t>
       </w:r>
       <w:bookmarkEnd w:id="12"/>
     </w:p>
     <w:p>
       <w:pPr>
-        <w:pStyle w:val="a2"/>
-        <w:bidi w:val="0"/>
-        <w:rPr>
-          <w:rFonts w:hint="default"/>
-          <w:lang w:val="en-US" w:eastAsia="zh-CN"/>
-        </w:rPr>
-      </w:pPr>
-      <w:r>
-        <w:rPr>
-          <w:rFonts w:hint="default"/>
-          <w:lang w:val="en-US" w:eastAsia="zh-CN"/>
-        </w:rPr>
-        <w:t>研发工作在公司现有办公场地进行，利用研发部办公区及会议室开展日常研发、讨论及评审工作，无需额外租赁场地。</w:t>
-      </w:r>
-    </w:p>
-    <w:p>
-      <w:pPr>
-        <w:pStyle w:val="a2"/>
-        <w:bidi w:val="0"/>
-        <w:rPr>
-          <w:rFonts w:hint="default"/>
-          <w:lang w:val="en-US" w:eastAsia="zh-CN"/>
-        </w:rPr>
-      </w:pPr>
-      <w:r>
-        <w:rPr>
-          <w:rFonts w:hint="default"/>
-          <w:lang w:val="en-US" w:eastAsia="zh-CN"/>
-        </w:rPr>
-        <w:t>设备方面，主要使用公司现有资产，包括笔记本电脑4台、开发测试服务器2台、数据库测试服务器2台、开发环境1套、网络设备1台。其中新增2台开发测试服务器用于自动化巡检工具测试，已按计划配置到位。</w:t>
-      </w:r>
-    </w:p>
-    <w:p>
-      <w:pPr>
-        <w:pStyle w:val="1"/>
-        <w:bidi w:val="0"/>
-        <w:rPr>
-          <w:rFonts w:hint="default"/>
-          <w:lang w:val="en-US" w:eastAsia="zh-CN"/>
-        </w:rPr>
-      </w:pPr>
-      <w:bookmarkStart w:id="13" w:name="_Toc6109"/>
-      <w:r>
-        <w:rPr>
-          <w:rFonts w:hint="default"/>
-          <w:lang w:val="en-US" w:eastAsia="zh-CN"/>
-        </w:rPr>
-        <w:t>KPI指标</w:t>
-      </w:r>
-      <w:bookmarkEnd w:id="13"/>
-    </w:p>
-    <w:p>
-      <w:pPr>
-        <w:pStyle w:val="a2"/>
+        <w:pStyle w:val="32"/>
         <w:bidi w:val="0"/>
         <w:rPr>
           <w:rFonts w:hint="default"/>
@@ -8365,7 +8458,7 @@
     </w:p>
     <w:p>
       <w:pPr>
-        <w:pStyle w:val="a2"/>
+        <w:pStyle w:val="32"/>
         <w:bidi w:val="0"/>
         <w:rPr>
           <w:rFonts w:hint="default"/>
@@ -8382,7 +8475,7 @@
     </w:p>
     <w:p>
       <w:pPr>
-        <w:pStyle w:val="a2"/>
+        <w:pStyle w:val="32"/>
         <w:bidi w:val="0"/>
         <w:rPr>
           <w:rFonts w:hint="default"/>
@@ -8400,23 +8493,73 @@
     <w:sectPr>
       <w:pgSz w:w="11906" w:h="16838"/>
       <w:pgMar w:top="1440" w:right="1800" w:bottom="1440" w:left="1800" w:header="851" w:footer="992" w:gutter="0"/>
-      <w:cols w:num="1" w:space="425"/>
+      <w:cols w:space="425" w:num="1"/>
       <w:docGrid w:type="lines" w:linePitch="312" w:charSpace="0"/>
     </w:sectPr>
   </w:body>
 </w:document>
 </file>
 
+<file path=word/endnotes.xml><?xml version="1.0" encoding="utf-8"?>
+<w:endnotes xmlns:wpc="http://schemas.microsoft.com/office/word/2010/wordprocessingCanvas" xmlns:mc="http://schemas.openxmlformats.org/markup-compatibility/2006" xmlns:o="urn:schemas-microsoft-com:office:office" xmlns:r="http://schemas.openxmlformats.org/officeDocument/2006/relationships" xmlns:m="http://schemas.openxmlformats.org/officeDocument/2006/math" xmlns:v="urn:schemas-microsoft-com:vml" xmlns:wp14="http://schemas.microsoft.com/office/word/2010/wordprocessingDrawing" xmlns:wp="http://schemas.openxmlformats.org/drawingml/2006/wordprocessingDrawing" xmlns:w="http://schemas.openxmlformats.org/wordprocessingml/2006/main" xmlns:w14="http://schemas.microsoft.com/office/word/2010/wordml" xmlns:w15="http://schemas.microsoft.com/office/word/2012/wordml" xmlns:w10="urn:schemas-microsoft-com:office:word" xmlns:wpg="http://schemas.microsoft.com/office/word/2010/wordprocessingGroup" xmlns:wpi="http://schemas.microsoft.com/office/word/2010/wordprocessingInk" xmlns:wne="http://schemas.microsoft.com/office/word/2006/wordml" xmlns:wps="http://schemas.microsoft.com/office/word/2010/wordprocessingShape" xmlns:wpsCustomData="http://www.wps.cn/officeDocument/2013/wpsCustomData" mc:Ignorable="w14 w15 wp14">
+  <w:endnote w:type="separator" w:id="0">
+    <w:p>
+      <w:pPr>
+        <w:spacing w:line="240" w:lineRule="auto"/>
+      </w:pPr>
+      <w:r>
+        <w:separator/>
+      </w:r>
+    </w:p>
+  </w:endnote>
+  <w:endnote w:type="continuationSeparator" w:id="1">
+    <w:p>
+      <w:pPr>
+        <w:spacing w:line="240" w:lineRule="auto"/>
+      </w:pPr>
+      <w:r>
+        <w:continuationSeparator/>
+      </w:r>
+    </w:p>
+  </w:endnote>
+</w:endnotes>
+</file>
+
+<file path=word/footnotes.xml><?xml version="1.0" encoding="utf-8"?>
+<w:footnotes xmlns:wpc="http://schemas.microsoft.com/office/word/2010/wordprocessingCanvas" xmlns:mc="http://schemas.openxmlformats.org/markup-compatibility/2006" xmlns:o="urn:schemas-microsoft-com:office:office" xmlns:r="http://schemas.openxmlformats.org/officeDocument/2006/relationships" xmlns:m="http://schemas.openxmlformats.org/officeDocument/2006/math" xmlns:v="urn:schemas-microsoft-com:vml" xmlns:wp14="http://schemas.microsoft.com/office/word/2010/wordprocessingDrawing" xmlns:wp="http://schemas.openxmlformats.org/drawingml/2006/wordprocessingDrawing" xmlns:w="http://schemas.openxmlformats.org/wordprocessingml/2006/main" xmlns:w14="http://schemas.microsoft.com/office/word/2010/wordml" xmlns:w15="http://schemas.microsoft.com/office/word/2012/wordml" xmlns:w10="urn:schemas-microsoft-com:office:word" xmlns:wpg="http://schemas.microsoft.com/office/word/2010/wordprocessingGroup" xmlns:wpi="http://schemas.microsoft.com/office/word/2010/wordprocessingInk" xmlns:wne="http://schemas.microsoft.com/office/word/2006/wordml" xmlns:wps="http://schemas.microsoft.com/office/word/2010/wordprocessingShape" xmlns:wpsCustomData="http://www.wps.cn/officeDocument/2013/wpsCustomData" mc:Ignorable="w14 w15 wp14">
+  <w:footnote w:type="separator" w:id="0">
+    <w:p>
+      <w:pPr>
+        <w:spacing w:line="360" w:lineRule="auto"/>
+      </w:pPr>
+      <w:r>
+        <w:separator/>
+      </w:r>
+    </w:p>
+  </w:footnote>
+  <w:footnote w:type="continuationSeparator" w:id="1">
+    <w:p>
+      <w:pPr>
+        <w:spacing w:line="360" w:lineRule="auto"/>
+      </w:pPr>
+      <w:r>
+        <w:continuationSeparator/>
+      </w:r>
+    </w:p>
+  </w:footnote>
+</w:footnotes>
+</file>
+
 <file path=word/numbering.xml><?xml version="1.0" encoding="utf-8"?>
-<w:numbering xmlns:wpc="http://schemas.microsoft.com/office/word/2010/wordprocessingCanvas" xmlns:mc="http://schemas.openxmlformats.org/markup-compatibility/2006" xmlns:o="urn:schemas-microsoft-com:office:office" xmlns:r="http://schemas.openxmlformats.org/officeDocument/2006/relationships" xmlns:m="http://schemas.openxmlformats.org/officeDocument/2006/math" xmlns:v="urn:schemas-microsoft-com:vml" xmlns:wp14="http://schemas.microsoft.com/office/word/2010/wordprocessingDrawing" xmlns:wp="http://schemas.openxmlformats.org/drawingml/2006/wordprocessingDrawing" xmlns:w10="urn:schemas-microsoft-com:office:word" xmlns:w="http://schemas.openxmlformats.org/wordprocessingml/2006/main" xmlns:w14="http://schemas.microsoft.com/office/word/2010/wordml" xmlns:w15="http://schemas.microsoft.com/office/word/2012/wordml" xmlns:wne="http://schemas.microsoft.com/office/word/2006/wordml" xmlns:wpg="http://schemas.microsoft.com/office/word/2010/wordprocessingGroup" xmlns:wpi="http://schemas.microsoft.com/office/word/2010/wordprocessingInk" xmlns:wps="http://schemas.microsoft.com/office/word/2010/wordprocessingShape" mc:Ignorable="w14 w15 wp14">
+<w:numbering xmlns:wpc="http://schemas.microsoft.com/office/word/2010/wordprocessingCanvas" xmlns:mc="http://schemas.openxmlformats.org/markup-compatibility/2006" xmlns:o="urn:schemas-microsoft-com:office:office" xmlns:r="http://schemas.openxmlformats.org/officeDocument/2006/relationships" xmlns:m="http://schemas.openxmlformats.org/officeDocument/2006/math" xmlns:v="urn:schemas-microsoft-com:vml" xmlns:wp14="http://schemas.microsoft.com/office/word/2010/wordprocessingDrawing" xmlns:wp="http://schemas.openxmlformats.org/drawingml/2006/wordprocessingDrawing" xmlns:w10="urn:schemas-microsoft-com:office:word" xmlns:w="http://schemas.openxmlformats.org/wordprocessingml/2006/main" xmlns:w14="http://schemas.microsoft.com/office/word/2010/wordml" xmlns:wpg="http://schemas.microsoft.com/office/word/2010/wordprocessingGroup" xmlns:wpi="http://schemas.microsoft.com/office/word/2010/wordprocessingInk" xmlns:wne="http://schemas.microsoft.com/office/word/2006/wordml" xmlns:wps="http://schemas.microsoft.com/office/word/2010/wordprocessingShape" xmlns:wpsCustomData="http://www.wps.cn/officeDocument/2013/wpsCustomData" mc:Ignorable="w14 wp14">
   <w:abstractNum w:abstractNumId="0">
     <w:nsid w:val="8E964DCE"/>
     <w:multiLevelType w:val="multilevel"/>
     <w:tmpl w:val="8E964DCE"/>
-    <w:lvl w:ilvl="0">
+    <w:lvl w:ilvl="0" w:tentative="0">
       <w:start w:val="1"/>
       <w:numFmt w:val="decimal"/>
-      <w:pStyle w:val="Heading1"/>
+      <w:pStyle w:val="2"/>
       <w:lvlText w:val="%1."/>
       <w:lvlJc w:val="left"/>
       <w:pPr>
@@ -8426,10 +8569,10 @@
         <w:rFonts w:hint="default"/>
       </w:rPr>
     </w:lvl>
-    <w:lvl w:ilvl="1">
+    <w:lvl w:ilvl="1" w:tentative="0">
       <w:start w:val="1"/>
       <w:numFmt w:val="decimal"/>
-      <w:pStyle w:val="Heading2"/>
+      <w:pStyle w:val="3"/>
       <w:lvlText w:val="%1.%2."/>
       <w:lvlJc w:val="left"/>
       <w:pPr>
@@ -8439,10 +8582,10 @@
         <w:rFonts w:hint="default"/>
       </w:rPr>
     </w:lvl>
-    <w:lvl w:ilvl="2">
+    <w:lvl w:ilvl="2" w:tentative="0">
       <w:start w:val="1"/>
       <w:numFmt w:val="decimal"/>
-      <w:pStyle w:val="Heading3"/>
+      <w:pStyle w:val="4"/>
       <w:lvlText w:val="%1.%2.%3."/>
       <w:lvlJc w:val="left"/>
       <w:pPr>
@@ -8452,10 +8595,10 @@
         <w:rFonts w:hint="default"/>
       </w:rPr>
     </w:lvl>
-    <w:lvl w:ilvl="3">
+    <w:lvl w:ilvl="3" w:tentative="0">
       <w:start w:val="1"/>
       <w:numFmt w:val="decimal"/>
-      <w:pStyle w:val="Heading4"/>
+      <w:pStyle w:val="5"/>
       <w:lvlText w:val="%1.%2.%3.%4."/>
       <w:lvlJc w:val="left"/>
       <w:pPr>
@@ -8465,10 +8608,10 @@
         <w:rFonts w:hint="default"/>
       </w:rPr>
     </w:lvl>
-    <w:lvl w:ilvl="4">
+    <w:lvl w:ilvl="4" w:tentative="0">
       <w:start w:val="1"/>
       <w:numFmt w:val="decimal"/>
-      <w:pStyle w:val="Heading5"/>
+      <w:pStyle w:val="6"/>
       <w:lvlText w:val="%1.%2.%3.%4.%5."/>
       <w:lvlJc w:val="left"/>
       <w:pPr>
@@ -8478,10 +8621,10 @@
         <w:rFonts w:hint="default"/>
       </w:rPr>
     </w:lvl>
-    <w:lvl w:ilvl="5">
+    <w:lvl w:ilvl="5" w:tentative="0">
       <w:start w:val="1"/>
       <w:numFmt w:val="decimal"/>
-      <w:pStyle w:val="Heading6"/>
+      <w:pStyle w:val="7"/>
       <w:lvlText w:val="%1.%2.%3.%4.%5.%6."/>
       <w:lvlJc w:val="left"/>
       <w:pPr>
@@ -8491,10 +8634,10 @@
         <w:rFonts w:hint="default"/>
       </w:rPr>
     </w:lvl>
-    <w:lvl w:ilvl="6">
+    <w:lvl w:ilvl="6" w:tentative="0">
       <w:start w:val="1"/>
       <w:numFmt w:val="decimal"/>
-      <w:pStyle w:val="Heading7"/>
+      <w:pStyle w:val="8"/>
       <w:lvlText w:val="%1.%2.%3.%4.%5.%6.%7."/>
       <w:lvlJc w:val="left"/>
       <w:pPr>
@@ -8504,10 +8647,10 @@
         <w:rFonts w:hint="default"/>
       </w:rPr>
     </w:lvl>
-    <w:lvl w:ilvl="7">
+    <w:lvl w:ilvl="7" w:tentative="0">
       <w:start w:val="1"/>
       <w:numFmt w:val="decimal"/>
-      <w:pStyle w:val="Heading8"/>
+      <w:pStyle w:val="9"/>
       <w:lvlText w:val="%1.%2.%3.%4.%5.%6.%7.%8."/>
       <w:lvlJc w:val="left"/>
       <w:pPr>
@@ -8517,10 +8660,10 @@
         <w:rFonts w:hint="default"/>
       </w:rPr>
     </w:lvl>
-    <w:lvl w:ilvl="8">
+    <w:lvl w:ilvl="8" w:tentative="0">
       <w:start w:val="1"/>
       <w:numFmt w:val="decimal"/>
-      <w:pStyle w:val="Heading9"/>
+      <w:pStyle w:val="10"/>
       <w:lvlText w:val="%1.%2.%3.%4.%5.%6.%7.%8.%9."/>
       <w:lvlJc w:val="left"/>
       <w:pPr>
@@ -8535,7 +8678,7 @@
     <w:nsid w:val="973540B8"/>
     <w:multiLevelType w:val="singleLevel"/>
     <w:tmpl w:val="973540B8"/>
-    <w:lvl w:ilvl="0">
+    <w:lvl w:ilvl="0" w:tentative="0">
       <w:start w:val="1"/>
       <w:numFmt w:val="decimal"/>
       <w:lvlText w:val="%1."/>
@@ -8558,267 +8701,269 @@
 </file>
 
 <file path=word/styles.xml><?xml version="1.0" encoding="utf-8"?>
-<w:styles xmlns:mc="http://schemas.openxmlformats.org/markup-compatibility/2006" xmlns:r="http://schemas.openxmlformats.org/officeDocument/2006/relationships" xmlns:w="http://schemas.openxmlformats.org/wordprocessingml/2006/main" xmlns:w14="http://schemas.microsoft.com/office/word/2010/wordml" xmlns:w15="http://schemas.microsoft.com/office/word/2012/wordml" mc:Ignorable="w14 w15">
+<w:styles xmlns:mc="http://schemas.openxmlformats.org/markup-compatibility/2006" xmlns:o="urn:schemas-microsoft-com:office:office" xmlns:r="http://schemas.openxmlformats.org/officeDocument/2006/relationships" xmlns:m="http://schemas.openxmlformats.org/officeDocument/2006/math" xmlns:v="urn:schemas-microsoft-com:vml" xmlns:w="http://schemas.openxmlformats.org/wordprocessingml/2006/main" xmlns:w14="http://schemas.microsoft.com/office/word/2010/wordml" xmlns:w10="urn:schemas-microsoft-com:office:word" xmlns:sl="http://schemas.openxmlformats.org/schemaLibrary/2006/main" xmlns:wpsCustomData="http://www.wps.cn/officeDocument/2013/wpsCustomData" mc:Ignorable="w14">
   <w:docDefaults>
     <w:rPrDefault>
       <w:rPr>
-        <w:rFonts w:ascii="Times New Roman" w:eastAsia="宋体" w:hAnsi="Times New Roman" w:cs="Times New Roman"/>
+        <w:rFonts w:ascii="Times New Roman" w:hAnsi="Times New Roman" w:eastAsia="宋体" w:cs="Times New Roman"/>
       </w:rPr>
     </w:rPrDefault>
     <w:pPrDefault/>
   </w:docDefaults>
-  <w:latentStyles w:defLockedState="0" w:defUIPriority="99" w:defSemiHidden="1" w:defUnhideWhenUsed="1" w:defQFormat="0" w:count="260">
-    <w:lsdException w:name="Normal" w:semiHidden="0" w:uiPriority="0" w:unhideWhenUsed="0" w:qFormat="1"/>
-    <w:lsdException w:name="heading 1" w:semiHidden="0" w:uiPriority="0" w:unhideWhenUsed="0" w:qFormat="1"/>
-    <w:lsdException w:name="heading 2" w:semiHidden="0" w:uiPriority="0" w:qFormat="1"/>
-    <w:lsdException w:name="heading 3" w:uiPriority="0" w:qFormat="1"/>
-    <w:lsdException w:name="heading 4" w:semiHidden="0" w:uiPriority="0" w:qFormat="1"/>
-    <w:lsdException w:name="heading 5" w:uiPriority="0" w:qFormat="1"/>
-    <w:lsdException w:name="heading 6" w:uiPriority="0" w:qFormat="1"/>
-    <w:lsdException w:name="heading 7" w:uiPriority="0" w:qFormat="1"/>
-    <w:lsdException w:name="heading 8" w:uiPriority="0" w:qFormat="1"/>
-    <w:lsdException w:name="heading 9" w:uiPriority="0" w:qFormat="1"/>
-    <w:lsdException w:name="index 1" w:semiHidden="0" w:uiPriority="0" w:unhideWhenUsed="0"/>
-    <w:lsdException w:name="index 2" w:semiHidden="0" w:uiPriority="0" w:unhideWhenUsed="0"/>
-    <w:lsdException w:name="index 3" w:semiHidden="0" w:uiPriority="0" w:unhideWhenUsed="0"/>
-    <w:lsdException w:name="index 4" w:semiHidden="0" w:uiPriority="0" w:unhideWhenUsed="0"/>
-    <w:lsdException w:name="index 5" w:semiHidden="0" w:uiPriority="0" w:unhideWhenUsed="0"/>
-    <w:lsdException w:name="index 6" w:semiHidden="0" w:uiPriority="0" w:unhideWhenUsed="0"/>
-    <w:lsdException w:name="index 7" w:semiHidden="0" w:uiPriority="0" w:unhideWhenUsed="0"/>
-    <w:lsdException w:name="index 8" w:semiHidden="0" w:uiPriority="0" w:unhideWhenUsed="0"/>
-    <w:lsdException w:name="index 9" w:semiHidden="0" w:uiPriority="0" w:unhideWhenUsed="0"/>
-    <w:lsdException w:name="toc 1" w:semiHidden="0" w:uiPriority="0" w:unhideWhenUsed="0" w:qFormat="1"/>
-    <w:lsdException w:name="toc 2" w:semiHidden="0" w:uiPriority="0" w:unhideWhenUsed="0" w:qFormat="1"/>
-    <w:lsdException w:name="toc 3" w:semiHidden="0" w:uiPriority="0" w:unhideWhenUsed="0" w:qFormat="1"/>
-    <w:lsdException w:name="toc 4" w:semiHidden="0" w:uiPriority="0" w:unhideWhenUsed="0"/>
-    <w:lsdException w:name="toc 5" w:semiHidden="0" w:uiPriority="0" w:unhideWhenUsed="0"/>
-    <w:lsdException w:name="toc 6" w:semiHidden="0" w:uiPriority="0" w:unhideWhenUsed="0"/>
-    <w:lsdException w:name="toc 7" w:semiHidden="0" w:uiPriority="0" w:unhideWhenUsed="0"/>
-    <w:lsdException w:name="toc 8" w:semiHidden="0" w:uiPriority="0" w:unhideWhenUsed="0"/>
-    <w:lsdException w:name="toc 9" w:semiHidden="0" w:uiPriority="0" w:unhideWhenUsed="0"/>
-    <w:lsdException w:name="Normal Indent" w:semiHidden="0" w:uiPriority="0" w:unhideWhenUsed="0"/>
-    <w:lsdException w:name="footnote text" w:semiHidden="0" w:uiPriority="0" w:unhideWhenUsed="0"/>
-    <w:lsdException w:name="annotation text" w:semiHidden="0" w:uiPriority="0" w:unhideWhenUsed="0" w:qFormat="1"/>
-    <w:lsdException w:name="header" w:semiHidden="0" w:uiPriority="0" w:unhideWhenUsed="0" w:qFormat="1"/>
-    <w:lsdException w:name="footer" w:semiHidden="0" w:uiPriority="0" w:unhideWhenUsed="0" w:qFormat="1"/>
-    <w:lsdException w:name="index heading" w:semiHidden="0" w:uiPriority="0" w:unhideWhenUsed="0"/>
-    <w:lsdException w:name="caption" w:uiPriority="0" w:qFormat="1"/>
-    <w:lsdException w:name="table of figures" w:semiHidden="0" w:uiPriority="0" w:unhideWhenUsed="0" w:qFormat="1"/>
-    <w:lsdException w:name="envelope address" w:semiHidden="0" w:uiPriority="0" w:unhideWhenUsed="0"/>
-    <w:lsdException w:name="envelope return" w:semiHidden="0" w:uiPriority="0" w:unhideWhenUsed="0"/>
-    <w:lsdException w:name="footnote reference" w:semiHidden="0" w:uiPriority="0" w:unhideWhenUsed="0"/>
-    <w:lsdException w:name="annotation reference" w:semiHidden="0" w:uiPriority="0" w:unhideWhenUsed="0"/>
-    <w:lsdException w:name="line number" w:semiHidden="0" w:uiPriority="0" w:unhideWhenUsed="0"/>
-    <w:lsdException w:name="page number" w:semiHidden="0" w:uiPriority="0" w:unhideWhenUsed="0"/>
-    <w:lsdException w:name="endnote reference" w:semiHidden="0" w:uiPriority="0" w:unhideWhenUsed="0"/>
-    <w:lsdException w:name="endnote text" w:semiHidden="0" w:uiPriority="0" w:unhideWhenUsed="0"/>
-    <w:lsdException w:name="table of authorities" w:semiHidden="0" w:uiPriority="0" w:unhideWhenUsed="0"/>
-    <w:lsdException w:name="macro" w:semiHidden="0" w:uiPriority="0" w:unhideWhenUsed="0"/>
-    <w:lsdException w:name="toa heading" w:semiHidden="0" w:uiPriority="0" w:unhideWhenUsed="0"/>
-    <w:lsdException w:name="List" w:semiHidden="0" w:uiPriority="0" w:unhideWhenUsed="0"/>
-    <w:lsdException w:name="List Bullet" w:semiHidden="0" w:uiPriority="0" w:unhideWhenUsed="0"/>
-    <w:lsdException w:name="List Number" w:semiHidden="0" w:uiPriority="0" w:unhideWhenUsed="0"/>
-    <w:lsdException w:name="List 2" w:semiHidden="0" w:uiPriority="0" w:unhideWhenUsed="0"/>
-    <w:lsdException w:name="List 3" w:semiHidden="0" w:uiPriority="0" w:unhideWhenUsed="0"/>
-    <w:lsdException w:name="List 4" w:semiHidden="0" w:uiPriority="0" w:unhideWhenUsed="0"/>
-    <w:lsdException w:name="List 5" w:semiHidden="0" w:uiPriority="0" w:unhideWhenUsed="0"/>
-    <w:lsdException w:name="List Bullet 2" w:semiHidden="0" w:uiPriority="0" w:unhideWhenUsed="0"/>
-    <w:lsdException w:name="List Bullet 3" w:semiHidden="0" w:uiPriority="0" w:unhideWhenUsed="0"/>
-    <w:lsdException w:name="List Bullet 4" w:semiHidden="0" w:uiPriority="0" w:unhideWhenUsed="0"/>
-    <w:lsdException w:name="List Bullet 5" w:semiHidden="0" w:uiPriority="0" w:unhideWhenUsed="0"/>
-    <w:lsdException w:name="List Number 2" w:semiHidden="0" w:uiPriority="0" w:unhideWhenUsed="0"/>
-    <w:lsdException w:name="List Number 3" w:semiHidden="0" w:uiPriority="0" w:unhideWhenUsed="0"/>
-    <w:lsdException w:name="List Number 4" w:semiHidden="0" w:uiPriority="0" w:unhideWhenUsed="0"/>
-    <w:lsdException w:name="List Number 5" w:semiHidden="0" w:uiPriority="0" w:unhideWhenUsed="0"/>
-    <w:lsdException w:name="Title" w:semiHidden="0" w:uiPriority="0" w:unhideWhenUsed="0" w:qFormat="1"/>
-    <w:lsdException w:name="Closing" w:semiHidden="0" w:uiPriority="0" w:unhideWhenUsed="0"/>
-    <w:lsdException w:name="Signature" w:semiHidden="0" w:uiPriority="0" w:unhideWhenUsed="0"/>
-    <w:lsdException w:name="Default Paragraph Font" w:uiPriority="0" w:unhideWhenUsed="0" w:qFormat="1"/>
-    <w:lsdException w:name="Body Text" w:uiPriority="0" w:unhideWhenUsed="0" w:qFormat="1"/>
-    <w:lsdException w:name="Body Text Indent" w:semiHidden="0" w:uiPriority="0" w:unhideWhenUsed="0"/>
-    <w:lsdException w:name="List Continue" w:semiHidden="0" w:uiPriority="0" w:unhideWhenUsed="0"/>
-    <w:lsdException w:name="List Continue 2" w:semiHidden="0" w:uiPriority="0" w:unhideWhenUsed="0"/>
-    <w:lsdException w:name="List Continue 3" w:semiHidden="0" w:uiPriority="0" w:unhideWhenUsed="0"/>
-    <w:lsdException w:name="List Continue 4" w:semiHidden="0" w:uiPriority="0" w:unhideWhenUsed="0"/>
-    <w:lsdException w:name="List Continue 5" w:semiHidden="0" w:uiPriority="0" w:unhideWhenUsed="0"/>
-    <w:lsdException w:name="Message Header" w:semiHidden="0" w:uiPriority="0" w:unhideWhenUsed="0"/>
-    <w:lsdException w:name="Subtitle" w:semiHidden="0" w:uiPriority="0" w:unhideWhenUsed="0" w:qFormat="1"/>
-    <w:lsdException w:name="Salutation" w:semiHidden="0" w:uiPriority="0" w:unhideWhenUsed="0"/>
-    <w:lsdException w:name="Date" w:semiHidden="0" w:uiPriority="0" w:unhideWhenUsed="0"/>
-    <w:lsdException w:name="Body Text First Indent" w:semiHidden="0" w:uiPriority="0" w:unhideWhenUsed="0"/>
-    <w:lsdException w:name="Body Text First Indent 2" w:semiHidden="0" w:uiPriority="0" w:unhideWhenUsed="0"/>
-    <w:lsdException w:name="Body Text 2" w:semiHidden="0" w:uiPriority="0" w:unhideWhenUsed="0"/>
-    <w:lsdException w:name="Body Text 3" w:semiHidden="0" w:uiPriority="0" w:unhideWhenUsed="0"/>
-    <w:lsdException w:name="Body Text Indent 2" w:semiHidden="0" w:uiPriority="0" w:unhideWhenUsed="0"/>
-    <w:lsdException w:name="Body Text Indent 3" w:semiHidden="0" w:uiPriority="0" w:unhideWhenUsed="0"/>
-    <w:lsdException w:name="Block Text" w:semiHidden="0" w:uiPriority="0" w:unhideWhenUsed="0"/>
-    <w:lsdException w:name="Hyperlink" w:semiHidden="0" w:uiPriority="0" w:unhideWhenUsed="0"/>
-    <w:lsdException w:name="FollowedHyperlink" w:semiHidden="0" w:uiPriority="0" w:unhideWhenUsed="0"/>
-    <w:lsdException w:name="Strong" w:semiHidden="0" w:uiPriority="0" w:unhideWhenUsed="0" w:qFormat="1"/>
-    <w:lsdException w:name="Emphasis" w:semiHidden="0" w:uiPriority="0" w:unhideWhenUsed="0" w:qFormat="1"/>
-    <w:lsdException w:name="Document Map" w:semiHidden="0" w:uiPriority="0" w:unhideWhenUsed="0"/>
-    <w:lsdException w:name="Plain Text" w:semiHidden="0" w:uiPriority="0" w:unhideWhenUsed="0"/>
-    <w:lsdException w:name="E-mail Signature" w:semiHidden="0" w:uiPriority="0" w:unhideWhenUsed="0"/>
-    <w:lsdException w:name="Normal (Web)" w:semiHidden="0" w:uiPriority="0" w:unhideWhenUsed="0" w:qFormat="1"/>
-    <w:lsdException w:name="HTML Acronym" w:semiHidden="0" w:uiPriority="0" w:unhideWhenUsed="0"/>
-    <w:lsdException w:name="HTML Address" w:semiHidden="0" w:uiPriority="0" w:unhideWhenUsed="0"/>
-    <w:lsdException w:name="HTML Cite" w:semiHidden="0" w:uiPriority="0" w:unhideWhenUsed="0"/>
-    <w:lsdException w:name="HTML Code" w:semiHidden="0" w:uiPriority="0" w:unhideWhenUsed="0"/>
-    <w:lsdException w:name="HTML Definition" w:semiHidden="0" w:uiPriority="0" w:unhideWhenUsed="0"/>
-    <w:lsdException w:name="HTML Keyboard" w:semiHidden="0" w:uiPriority="0" w:unhideWhenUsed="0"/>
-    <w:lsdException w:name="HTML Preformatted" w:semiHidden="0" w:uiPriority="0" w:unhideWhenUsed="0" w:qFormat="1"/>
-    <w:lsdException w:name="HTML Sample" w:semiHidden="0" w:uiPriority="0" w:unhideWhenUsed="0"/>
-    <w:lsdException w:name="HTML Typewriter" w:semiHidden="0" w:uiPriority="0" w:unhideWhenUsed="0"/>
-    <w:lsdException w:name="HTML Variable" w:semiHidden="0" w:uiPriority="0" w:unhideWhenUsed="0"/>
-    <w:lsdException w:name="Normal Table" w:uiPriority="0" w:unhideWhenUsed="0" w:qFormat="1"/>
-    <w:lsdException w:name="annotation subject" w:semiHidden="0" w:uiPriority="0" w:unhideWhenUsed="0"/>
-    <w:lsdException w:name="Table Simple 1" w:semiHidden="0" w:uiPriority="0" w:unhideWhenUsed="0"/>
-    <w:lsdException w:name="Table Simple 2" w:semiHidden="0" w:uiPriority="0" w:unhideWhenUsed="0"/>
-    <w:lsdException w:name="Table Simple 3" w:semiHidden="0" w:uiPriority="0" w:unhideWhenUsed="0"/>
-    <w:lsdException w:name="Table Classic 1" w:semiHidden="0" w:uiPriority="0" w:unhideWhenUsed="0"/>
-    <w:lsdException w:name="Table Classic 2" w:semiHidden="0" w:uiPriority="0" w:unhideWhenUsed="0"/>
-    <w:lsdException w:name="Table Classic 3" w:semiHidden="0" w:uiPriority="0" w:unhideWhenUsed="0"/>
-    <w:lsdException w:name="Table Classic 4" w:semiHidden="0" w:uiPriority="0" w:unhideWhenUsed="0"/>
-    <w:lsdException w:name="Table Colorful 1" w:semiHidden="0" w:uiPriority="0" w:unhideWhenUsed="0"/>
-    <w:lsdException w:name="Table Colorful 2" w:semiHidden="0" w:uiPriority="0" w:unhideWhenUsed="0"/>
-    <w:lsdException w:name="Table Colorful 3" w:semiHidden="0" w:uiPriority="0" w:unhideWhenUsed="0"/>
-    <w:lsdException w:name="Table Columns 1" w:semiHidden="0" w:uiPriority="0" w:unhideWhenUsed="0"/>
-    <w:lsdException w:name="Table Columns 2" w:semiHidden="0" w:uiPriority="0" w:unhideWhenUsed="0"/>
-    <w:lsdException w:name="Table Columns 3" w:semiHidden="0" w:uiPriority="0" w:unhideWhenUsed="0"/>
-    <w:lsdException w:name="Table Columns 4" w:semiHidden="0" w:uiPriority="0" w:unhideWhenUsed="0"/>
-    <w:lsdException w:name="Table Columns 5" w:semiHidden="0" w:uiPriority="0" w:unhideWhenUsed="0"/>
-    <w:lsdException w:name="Table Grid 1" w:semiHidden="0" w:uiPriority="0" w:unhideWhenUsed="0"/>
-    <w:lsdException w:name="Table Grid 2" w:semiHidden="0" w:uiPriority="0" w:unhideWhenUsed="0"/>
-    <w:lsdException w:name="Table Grid 3" w:semiHidden="0" w:uiPriority="0" w:unhideWhenUsed="0"/>
-    <w:lsdException w:name="Table Grid 4" w:semiHidden="0" w:uiPriority="0" w:unhideWhenUsed="0"/>
-    <w:lsdException w:name="Table Grid 5" w:semiHidden="0" w:uiPriority="0" w:unhideWhenUsed="0"/>
-    <w:lsdException w:name="Table Grid 6" w:semiHidden="0" w:uiPriority="0" w:unhideWhenUsed="0"/>
-    <w:lsdException w:name="Table Grid 7" w:semiHidden="0" w:uiPriority="0" w:unhideWhenUsed="0"/>
-    <w:lsdException w:name="Table Grid 8" w:semiHidden="0" w:uiPriority="0" w:unhideWhenUsed="0"/>
-    <w:lsdException w:name="Table List 1" w:semiHidden="0" w:uiPriority="0" w:unhideWhenUsed="0"/>
-    <w:lsdException w:name="Table List 2" w:semiHidden="0" w:uiPriority="0" w:unhideWhenUsed="0"/>
-    <w:lsdException w:name="Table List 3" w:semiHidden="0" w:uiPriority="0" w:unhideWhenUsed="0"/>
-    <w:lsdException w:name="Table List 4" w:semiHidden="0" w:uiPriority="0" w:unhideWhenUsed="0"/>
-    <w:lsdException w:name="Table List 5" w:semiHidden="0" w:uiPriority="0" w:unhideWhenUsed="0"/>
-    <w:lsdException w:name="Table List 6" w:semiHidden="0" w:uiPriority="0" w:unhideWhenUsed="0"/>
-    <w:lsdException w:name="Table List 7" w:semiHidden="0" w:uiPriority="0" w:unhideWhenUsed="0"/>
-    <w:lsdException w:name="Table List 8" w:semiHidden="0" w:uiPriority="0" w:unhideWhenUsed="0"/>
-    <w:lsdException w:name="Table 3D effects 1" w:semiHidden="0" w:uiPriority="0" w:unhideWhenUsed="0"/>
-    <w:lsdException w:name="Table 3D effects 2" w:semiHidden="0" w:uiPriority="0" w:unhideWhenUsed="0"/>
-    <w:lsdException w:name="Table 3D effects 3" w:semiHidden="0" w:uiPriority="0" w:unhideWhenUsed="0"/>
-    <w:lsdException w:name="Table Contemporary" w:semiHidden="0" w:uiPriority="0" w:unhideWhenUsed="0"/>
-    <w:lsdException w:name="Table Elegant" w:semiHidden="0" w:uiPriority="0" w:unhideWhenUsed="0"/>
-    <w:lsdException w:name="Table Professional" w:semiHidden="0" w:uiPriority="0" w:unhideWhenUsed="0"/>
-    <w:lsdException w:name="Table Subtle 1" w:semiHidden="0" w:uiPriority="0" w:unhideWhenUsed="0"/>
-    <w:lsdException w:name="Table Subtle 2" w:semiHidden="0" w:uiPriority="0" w:unhideWhenUsed="0"/>
-    <w:lsdException w:name="Table Web 1" w:semiHidden="0" w:uiPriority="0" w:unhideWhenUsed="0"/>
-    <w:lsdException w:name="Table Web 2" w:semiHidden="0" w:uiPriority="0" w:unhideWhenUsed="0"/>
-    <w:lsdException w:name="Table Web 3" w:semiHidden="0" w:uiPriority="0" w:unhideWhenUsed="0"/>
-    <w:lsdException w:name="Balloon Text" w:semiHidden="0" w:uiPriority="0" w:unhideWhenUsed="0"/>
-    <w:lsdException w:name="Table Grid" w:semiHidden="0" w:uiPriority="0" w:unhideWhenUsed="0" w:qFormat="1"/>
-    <w:lsdException w:name="Table Theme" w:semiHidden="0" w:uiPriority="0" w:unhideWhenUsed="0"/>
-    <w:lsdException w:name="Light Shading" w:semiHidden="0" w:uiPriority="60" w:unhideWhenUsed="0"/>
-    <w:lsdException w:name="Light List" w:semiHidden="0" w:uiPriority="61" w:unhideWhenUsed="0"/>
-    <w:lsdException w:name="Light Grid" w:semiHidden="0" w:uiPriority="62" w:unhideWhenUsed="0"/>
-    <w:lsdException w:name="Medium Shading 1" w:semiHidden="0" w:uiPriority="63" w:unhideWhenUsed="0"/>
-    <w:lsdException w:name="Medium Shading 2" w:semiHidden="0" w:uiPriority="64" w:unhideWhenUsed="0"/>
-    <w:lsdException w:name="Medium List 1" w:semiHidden="0" w:uiPriority="65" w:unhideWhenUsed="0"/>
-    <w:lsdException w:name="Medium List 2" w:semiHidden="0" w:uiPriority="66" w:unhideWhenUsed="0"/>
-    <w:lsdException w:name="Medium Grid 1" w:semiHidden="0" w:uiPriority="67" w:unhideWhenUsed="0"/>
-    <w:lsdException w:name="Medium Grid 2" w:semiHidden="0" w:uiPriority="68" w:unhideWhenUsed="0"/>
-    <w:lsdException w:name="Medium Grid 3" w:semiHidden="0" w:uiPriority="69" w:unhideWhenUsed="0"/>
-    <w:lsdException w:name="Dark List" w:semiHidden="0" w:uiPriority="70" w:unhideWhenUsed="0"/>
-    <w:lsdException w:name="Colorful Shading" w:semiHidden="0" w:uiPriority="71" w:unhideWhenUsed="0"/>
-    <w:lsdException w:name="Colorful List" w:semiHidden="0" w:uiPriority="72" w:unhideWhenUsed="0"/>
-    <w:lsdException w:name="Colorful Grid" w:semiHidden="0" w:uiPriority="73" w:unhideWhenUsed="0"/>
-    <w:lsdException w:name="Light Shading Accent 1" w:semiHidden="0" w:uiPriority="60" w:unhideWhenUsed="0"/>
-    <w:lsdException w:name="Light List Accent 1" w:semiHidden="0" w:uiPriority="61" w:unhideWhenUsed="0"/>
-    <w:lsdException w:name="Light Grid Accent 1" w:semiHidden="0" w:uiPriority="62" w:unhideWhenUsed="0"/>
-    <w:lsdException w:name="Medium Shading 1 Accent 1" w:semiHidden="0" w:uiPriority="63" w:unhideWhenUsed="0"/>
-    <w:lsdException w:name="Medium Shading 2 Accent 1" w:semiHidden="0" w:uiPriority="64" w:unhideWhenUsed="0"/>
-    <w:lsdException w:name="Medium List 1 Accent 1" w:semiHidden="0" w:uiPriority="65" w:unhideWhenUsed="0"/>
-    <w:lsdException w:name="Medium List 2 Accent 1" w:semiHidden="0" w:uiPriority="66" w:unhideWhenUsed="0"/>
-    <w:lsdException w:name="Medium Grid 1 Accent 1" w:semiHidden="0" w:uiPriority="67" w:unhideWhenUsed="0"/>
-    <w:lsdException w:name="Medium Grid 2 Accent 1" w:semiHidden="0" w:uiPriority="68" w:unhideWhenUsed="0"/>
-    <w:lsdException w:name="Medium Grid 3 Accent 1" w:semiHidden="0" w:uiPriority="69" w:unhideWhenUsed="0"/>
-    <w:lsdException w:name="Dark List Accent 1" w:semiHidden="0" w:uiPriority="70" w:unhideWhenUsed="0"/>
-    <w:lsdException w:name="Colorful Shading Accent 1" w:semiHidden="0" w:uiPriority="71" w:unhideWhenUsed="0"/>
-    <w:lsdException w:name="Colorful List Accent 1" w:semiHidden="0" w:uiPriority="72" w:unhideWhenUsed="0"/>
-    <w:lsdException w:name="Colorful Grid Accent 1" w:semiHidden="0" w:uiPriority="73" w:unhideWhenUsed="0"/>
-    <w:lsdException w:name="Light Shading Accent 2" w:semiHidden="0" w:uiPriority="60" w:unhideWhenUsed="0"/>
-    <w:lsdException w:name="Light List Accent 2" w:semiHidden="0" w:uiPriority="61" w:unhideWhenUsed="0"/>
-    <w:lsdException w:name="Light Grid Accent 2" w:semiHidden="0" w:uiPriority="62" w:unhideWhenUsed="0"/>
-    <w:lsdException w:name="Medium Shading 1 Accent 2" w:semiHidden="0" w:uiPriority="63" w:unhideWhenUsed="0"/>
-    <w:lsdException w:name="Medium Shading 2 Accent 2" w:semiHidden="0" w:uiPriority="64" w:unhideWhenUsed="0"/>
-    <w:lsdException w:name="Medium List 1 Accent 2" w:semiHidden="0" w:uiPriority="65" w:unhideWhenUsed="0"/>
-    <w:lsdException w:name="Medium List 2 Accent 2" w:semiHidden="0" w:uiPriority="66" w:unhideWhenUsed="0"/>
-    <w:lsdException w:name="Medium Grid 1 Accent 2" w:semiHidden="0" w:uiPriority="67" w:unhideWhenUsed="0"/>
-    <w:lsdException w:name="Medium Grid 2 Accent 2" w:semiHidden="0" w:uiPriority="68" w:unhideWhenUsed="0"/>
-    <w:lsdException w:name="Medium Grid 3 Accent 2" w:semiHidden="0" w:uiPriority="69" w:unhideWhenUsed="0"/>
-    <w:lsdException w:name="Dark List Accent 2" w:semiHidden="0" w:uiPriority="70" w:unhideWhenUsed="0"/>
-    <w:lsdException w:name="Colorful Shading Accent 2" w:semiHidden="0" w:uiPriority="71" w:unhideWhenUsed="0"/>
-    <w:lsdException w:name="Colorful List Accent 2" w:semiHidden="0" w:uiPriority="72" w:unhideWhenUsed="0"/>
-    <w:lsdException w:name="Colorful Grid Accent 2" w:semiHidden="0" w:uiPriority="73" w:unhideWhenUsed="0"/>
-    <w:lsdException w:name="Light Shading Accent 3" w:semiHidden="0" w:uiPriority="60" w:unhideWhenUsed="0"/>
-    <w:lsdException w:name="Light List Accent 3" w:semiHidden="0" w:uiPriority="61" w:unhideWhenUsed="0"/>
-    <w:lsdException w:name="Light Grid Accent 3" w:semiHidden="0" w:uiPriority="62" w:unhideWhenUsed="0"/>
-    <w:lsdException w:name="Medium Shading 1 Accent 3" w:semiHidden="0" w:uiPriority="63" w:unhideWhenUsed="0"/>
-    <w:lsdException w:name="Medium Shading 2 Accent 3" w:semiHidden="0" w:uiPriority="64" w:unhideWhenUsed="0"/>
-    <w:lsdException w:name="Medium List 1 Accent 3" w:semiHidden="0" w:uiPriority="65" w:unhideWhenUsed="0"/>
-    <w:lsdException w:name="Medium List 2 Accent 3" w:semiHidden="0" w:uiPriority="66" w:unhideWhenUsed="0"/>
-    <w:lsdException w:name="Medium Grid 1 Accent 3" w:semiHidden="0" w:uiPriority="67" w:unhideWhenUsed="0"/>
-    <w:lsdException w:name="Medium Grid 2 Accent 3" w:semiHidden="0" w:uiPriority="68" w:unhideWhenUsed="0"/>
-    <w:lsdException w:name="Medium Grid 3 Accent 3" w:semiHidden="0" w:uiPriority="69" w:unhideWhenUsed="0"/>
-    <w:lsdException w:name="Dark List Accent 3" w:semiHidden="0" w:uiPriority="70" w:unhideWhenUsed="0"/>
-    <w:lsdException w:name="Colorful Shading Accent 3" w:semiHidden="0" w:uiPriority="71" w:unhideWhenUsed="0"/>
-    <w:lsdException w:name="Colorful List Accent 3" w:semiHidden="0" w:uiPriority="72" w:unhideWhenUsed="0"/>
-    <w:lsdException w:name="Colorful Grid Accent 3" w:semiHidden="0" w:uiPriority="73" w:unhideWhenUsed="0"/>
-    <w:lsdException w:name="Light Shading Accent 4" w:semiHidden="0" w:uiPriority="60" w:unhideWhenUsed="0"/>
-    <w:lsdException w:name="Light List Accent 4" w:semiHidden="0" w:uiPriority="61" w:unhideWhenUsed="0"/>
-    <w:lsdException w:name="Light Grid Accent 4" w:semiHidden="0" w:uiPriority="62" w:unhideWhenUsed="0"/>
-    <w:lsdException w:name="Medium Shading 1 Accent 4" w:semiHidden="0" w:uiPriority="63" w:unhideWhenUsed="0"/>
-    <w:lsdException w:name="Medium Shading 2 Accent 4" w:semiHidden="0" w:uiPriority="64" w:unhideWhenUsed="0"/>
-    <w:lsdException w:name="Medium List 1 Accent 4" w:semiHidden="0" w:uiPriority="65" w:unhideWhenUsed="0"/>
-    <w:lsdException w:name="Medium List 2 Accent 4" w:semiHidden="0" w:uiPriority="66" w:unhideWhenUsed="0"/>
-    <w:lsdException w:name="Medium Grid 1 Accent 4" w:semiHidden="0" w:uiPriority="67" w:unhideWhenUsed="0"/>
-    <w:lsdException w:name="Medium Grid 2 Accent 4" w:semiHidden="0" w:uiPriority="68" w:unhideWhenUsed="0"/>
-    <w:lsdException w:name="Medium Grid 3 Accent 4" w:semiHidden="0" w:uiPriority="69" w:unhideWhenUsed="0"/>
-    <w:lsdException w:name="Dark List Accent 4" w:semiHidden="0" w:uiPriority="70" w:unhideWhenUsed="0"/>
-    <w:lsdException w:name="Colorful Shading Accent 4" w:semiHidden="0" w:uiPriority="71" w:unhideWhenUsed="0"/>
-    <w:lsdException w:name="Colorful List Accent 4" w:semiHidden="0" w:uiPriority="72" w:unhideWhenUsed="0"/>
-    <w:lsdException w:name="Colorful Grid Accent 4" w:semiHidden="0" w:uiPriority="73" w:unhideWhenUsed="0"/>
-    <w:lsdException w:name="Light Shading Accent 5" w:semiHidden="0" w:uiPriority="60" w:unhideWhenUsed="0"/>
-    <w:lsdException w:name="Light List Accent 5" w:semiHidden="0" w:uiPriority="61" w:unhideWhenUsed="0"/>
-    <w:lsdException w:name="Light Grid Accent 5" w:semiHidden="0" w:uiPriority="62" w:unhideWhenUsed="0"/>
-    <w:lsdException w:name="Medium Shading 1 Accent 5" w:semiHidden="0" w:uiPriority="63" w:unhideWhenUsed="0"/>
-    <w:lsdException w:name="Medium Shading 2 Accent 5" w:semiHidden="0" w:uiPriority="64" w:unhideWhenUsed="0"/>
-    <w:lsdException w:name="Medium List 1 Accent 5" w:semiHidden="0" w:uiPriority="65" w:unhideWhenUsed="0"/>
-    <w:lsdException w:name="Medium List 2 Accent 5" w:semiHidden="0" w:uiPriority="66" w:unhideWhenUsed="0"/>
-    <w:lsdException w:name="Medium Grid 1 Accent 5" w:semiHidden="0" w:uiPriority="67" w:unhideWhenUsed="0"/>
-    <w:lsdException w:name="Medium Grid 2 Accent 5" w:semiHidden="0" w:uiPriority="68" w:unhideWhenUsed="0"/>
-    <w:lsdException w:name="Medium Grid 3 Accent 5" w:semiHidden="0" w:uiPriority="69" w:unhideWhenUsed="0"/>
-    <w:lsdException w:name="Dark List Accent 5" w:semiHidden="0" w:uiPriority="70" w:unhideWhenUsed="0"/>
-    <w:lsdException w:name="Colorful Shading Accent 5" w:semiHidden="0" w:uiPriority="71" w:unhideWhenUsed="0"/>
-    <w:lsdException w:name="Colorful List Accent 5" w:semiHidden="0" w:uiPriority="72" w:unhideWhenUsed="0"/>
-    <w:lsdException w:name="Colorful Grid Accent 5" w:semiHidden="0" w:uiPriority="73" w:unhideWhenUsed="0"/>
-    <w:lsdException w:name="Light Shading Accent 6" w:semiHidden="0" w:uiPriority="60" w:unhideWhenUsed="0"/>
-    <w:lsdException w:name="Light List Accent 6" w:semiHidden="0" w:uiPriority="61" w:unhideWhenUsed="0"/>
-    <w:lsdException w:name="Light Grid Accent 6" w:semiHidden="0" w:uiPriority="62" w:unhideWhenUsed="0"/>
-    <w:lsdException w:name="Medium Shading 1 Accent 6" w:semiHidden="0" w:uiPriority="63" w:unhideWhenUsed="0"/>
-    <w:lsdException w:name="Medium Shading 2 Accent 6" w:semiHidden="0" w:uiPriority="64" w:unhideWhenUsed="0"/>
-    <w:lsdException w:name="Medium List 1 Accent 6" w:semiHidden="0" w:uiPriority="65" w:unhideWhenUsed="0"/>
-    <w:lsdException w:name="Medium List 2 Accent 6" w:semiHidden="0" w:uiPriority="66" w:unhideWhenUsed="0"/>
-    <w:lsdException w:name="Medium Grid 1 Accent 6" w:semiHidden="0" w:uiPriority="67" w:unhideWhenUsed="0"/>
-    <w:lsdException w:name="Medium Grid 2 Accent 6" w:semiHidden="0" w:uiPriority="68" w:unhideWhenUsed="0"/>
-    <w:lsdException w:name="Medium Grid 3 Accent 6" w:semiHidden="0" w:uiPriority="69" w:unhideWhenUsed="0"/>
-    <w:lsdException w:name="Dark List Accent 6" w:semiHidden="0" w:uiPriority="70" w:unhideWhenUsed="0"/>
-    <w:lsdException w:name="Colorful Shading Accent 6" w:semiHidden="0" w:uiPriority="71" w:unhideWhenUsed="0"/>
-    <w:lsdException w:name="Colorful List Accent 6" w:semiHidden="0" w:uiPriority="72" w:unhideWhenUsed="0"/>
-    <w:lsdException w:name="Colorful Grid Accent 6" w:semiHidden="0" w:uiPriority="73" w:unhideWhenUsed="0"/>
+  <w:latentStyles w:count="260" w:defQFormat="0" w:defUnhideWhenUsed="1" w:defSemiHidden="1" w:defUIPriority="99" w:defLockedState="0">
+    <w:lsdException w:qFormat="1" w:unhideWhenUsed="0" w:uiPriority="0" w:semiHidden="0" w:name="Normal"/>
+    <w:lsdException w:qFormat="1" w:unhideWhenUsed="0" w:uiPriority="0" w:semiHidden="0" w:name="heading 1"/>
+    <w:lsdException w:qFormat="1" w:uiPriority="0" w:semiHidden="0" w:name="heading 2"/>
+    <w:lsdException w:qFormat="1" w:uiPriority="0" w:name="heading 3"/>
+    <w:lsdException w:qFormat="1" w:uiPriority="0" w:semiHidden="0" w:name="heading 4"/>
+    <w:lsdException w:qFormat="1" w:uiPriority="0" w:name="heading 5"/>
+    <w:lsdException w:qFormat="1" w:uiPriority="0" w:name="heading 6"/>
+    <w:lsdException w:qFormat="1" w:uiPriority="0" w:name="heading 7"/>
+    <w:lsdException w:qFormat="1" w:uiPriority="0" w:name="heading 8"/>
+    <w:lsdException w:qFormat="1" w:uiPriority="0" w:name="heading 9"/>
+    <w:lsdException w:unhideWhenUsed="0" w:uiPriority="0" w:semiHidden="0" w:name="index 1"/>
+    <w:lsdException w:unhideWhenUsed="0" w:uiPriority="0" w:semiHidden="0" w:name="index 2"/>
+    <w:lsdException w:unhideWhenUsed="0" w:uiPriority="0" w:semiHidden="0" w:name="index 3"/>
+    <w:lsdException w:unhideWhenUsed="0" w:uiPriority="0" w:semiHidden="0" w:name="index 4"/>
+    <w:lsdException w:unhideWhenUsed="0" w:uiPriority="0" w:semiHidden="0" w:name="index 5"/>
+    <w:lsdException w:unhideWhenUsed="0" w:uiPriority="0" w:semiHidden="0" w:name="index 6"/>
+    <w:lsdException w:unhideWhenUsed="0" w:uiPriority="0" w:semiHidden="0" w:name="index 7"/>
+    <w:lsdException w:unhideWhenUsed="0" w:uiPriority="0" w:semiHidden="0" w:name="index 8"/>
+    <w:lsdException w:unhideWhenUsed="0" w:uiPriority="0" w:semiHidden="0" w:name="index 9"/>
+    <w:lsdException w:qFormat="1" w:unhideWhenUsed="0" w:uiPriority="0" w:semiHidden="0" w:name="toc 1"/>
+    <w:lsdException w:qFormat="1" w:unhideWhenUsed="0" w:uiPriority="0" w:semiHidden="0" w:name="toc 2"/>
+    <w:lsdException w:qFormat="1" w:unhideWhenUsed="0" w:uiPriority="0" w:semiHidden="0" w:name="toc 3"/>
+    <w:lsdException w:unhideWhenUsed="0" w:uiPriority="0" w:semiHidden="0" w:name="toc 4"/>
+    <w:lsdException w:unhideWhenUsed="0" w:uiPriority="0" w:semiHidden="0" w:name="toc 5"/>
+    <w:lsdException w:unhideWhenUsed="0" w:uiPriority="0" w:semiHidden="0" w:name="toc 6"/>
+    <w:lsdException w:unhideWhenUsed="0" w:uiPriority="0" w:semiHidden="0" w:name="toc 7"/>
+    <w:lsdException w:unhideWhenUsed="0" w:uiPriority="0" w:semiHidden="0" w:name="toc 8"/>
+    <w:lsdException w:unhideWhenUsed="0" w:uiPriority="0" w:semiHidden="0" w:name="toc 9"/>
+    <w:lsdException w:unhideWhenUsed="0" w:uiPriority="0" w:semiHidden="0" w:name="Normal Indent"/>
+    <w:lsdException w:unhideWhenUsed="0" w:uiPriority="0" w:semiHidden="0" w:name="footnote text"/>
+    <w:lsdException w:qFormat="1" w:unhideWhenUsed="0" w:uiPriority="0" w:semiHidden="0" w:name="annotation text"/>
+    <w:lsdException w:qFormat="1" w:unhideWhenUsed="0" w:uiPriority="0" w:semiHidden="0" w:name="header"/>
+    <w:lsdException w:qFormat="1" w:unhideWhenUsed="0" w:uiPriority="0" w:semiHidden="0" w:name="footer"/>
+    <w:lsdException w:unhideWhenUsed="0" w:uiPriority="0" w:semiHidden="0" w:name="index heading"/>
+    <w:lsdException w:qFormat="1" w:uiPriority="0" w:name="caption"/>
+    <w:lsdException w:qFormat="1" w:unhideWhenUsed="0" w:uiPriority="0" w:semiHidden="0" w:name="table of figures"/>
+    <w:lsdException w:unhideWhenUsed="0" w:uiPriority="0" w:semiHidden="0" w:name="envelope address"/>
+    <w:lsdException w:unhideWhenUsed="0" w:uiPriority="0" w:semiHidden="0" w:name="envelope return"/>
+    <w:lsdException w:unhideWhenUsed="0" w:uiPriority="0" w:semiHidden="0" w:name="footnote reference"/>
+    <w:lsdException w:unhideWhenUsed="0" w:uiPriority="0" w:semiHidden="0" w:name="annotation reference"/>
+    <w:lsdException w:unhideWhenUsed="0" w:uiPriority="0" w:semiHidden="0" w:name="line number"/>
+    <w:lsdException w:unhideWhenUsed="0" w:uiPriority="0" w:semiHidden="0" w:name="page number"/>
+    <w:lsdException w:unhideWhenUsed="0" w:uiPriority="0" w:semiHidden="0" w:name="endnote reference"/>
+    <w:lsdException w:unhideWhenUsed="0" w:uiPriority="0" w:semiHidden="0" w:name="endnote text"/>
+    <w:lsdException w:unhideWhenUsed="0" w:uiPriority="0" w:semiHidden="0" w:name="table of authorities"/>
+    <w:lsdException w:unhideWhenUsed="0" w:uiPriority="0" w:semiHidden="0" w:name="macro"/>
+    <w:lsdException w:unhideWhenUsed="0" w:uiPriority="0" w:semiHidden="0" w:name="toa heading"/>
+    <w:lsdException w:unhideWhenUsed="0" w:uiPriority="0" w:semiHidden="0" w:name="List"/>
+    <w:lsdException w:unhideWhenUsed="0" w:uiPriority="0" w:semiHidden="0" w:name="List Bullet"/>
+    <w:lsdException w:unhideWhenUsed="0" w:uiPriority="0" w:semiHidden="0" w:name="List Number"/>
+    <w:lsdException w:unhideWhenUsed="0" w:uiPriority="0" w:semiHidden="0" w:name="List 2"/>
+    <w:lsdException w:unhideWhenUsed="0" w:uiPriority="0" w:semiHidden="0" w:name="List 3"/>
+    <w:lsdException w:unhideWhenUsed="0" w:uiPriority="0" w:semiHidden="0" w:name="List 4"/>
+    <w:lsdException w:unhideWhenUsed="0" w:uiPriority="0" w:semiHidden="0" w:name="List 5"/>
+    <w:lsdException w:unhideWhenUsed="0" w:uiPriority="0" w:semiHidden="0" w:name="List Bullet 2"/>
+    <w:lsdException w:unhideWhenUsed="0" w:uiPriority="0" w:semiHidden="0" w:name="List Bullet 3"/>
+    <w:lsdException w:unhideWhenUsed="0" w:uiPriority="0" w:semiHidden="0" w:name="List Bullet 4"/>
+    <w:lsdException w:unhideWhenUsed="0" w:uiPriority="0" w:semiHidden="0" w:name="List Bullet 5"/>
+    <w:lsdException w:unhideWhenUsed="0" w:uiPriority="0" w:semiHidden="0" w:name="List Number 2"/>
+    <w:lsdException w:unhideWhenUsed="0" w:uiPriority="0" w:semiHidden="0" w:name="List Number 3"/>
+    <w:lsdException w:unhideWhenUsed="0" w:uiPriority="0" w:semiHidden="0" w:name="List Number 4"/>
+    <w:lsdException w:unhideWhenUsed="0" w:uiPriority="0" w:semiHidden="0" w:name="List Number 5"/>
+    <w:lsdException w:qFormat="1" w:unhideWhenUsed="0" w:uiPriority="0" w:semiHidden="0" w:name="Title"/>
+    <w:lsdException w:unhideWhenUsed="0" w:uiPriority="0" w:semiHidden="0" w:name="Closing"/>
+    <w:lsdException w:unhideWhenUsed="0" w:uiPriority="0" w:semiHidden="0" w:name="Signature"/>
+    <w:lsdException w:qFormat="1" w:unhideWhenUsed="0" w:uiPriority="0" w:name="Default Paragraph Font"/>
+    <w:lsdException w:qFormat="1" w:unhideWhenUsed="0" w:uiPriority="0" w:name="Body Text"/>
+    <w:lsdException w:unhideWhenUsed="0" w:uiPriority="0" w:semiHidden="0" w:name="Body Text Indent"/>
+    <w:lsdException w:unhideWhenUsed="0" w:uiPriority="0" w:semiHidden="0" w:name="List Continue"/>
+    <w:lsdException w:unhideWhenUsed="0" w:uiPriority="0" w:semiHidden="0" w:name="List Continue 2"/>
+    <w:lsdException w:unhideWhenUsed="0" w:uiPriority="0" w:semiHidden="0" w:name="List Continue 3"/>
+    <w:lsdException w:unhideWhenUsed="0" w:uiPriority="0" w:semiHidden="0" w:name="List Continue 4"/>
+    <w:lsdException w:unhideWhenUsed="0" w:uiPriority="0" w:semiHidden="0" w:name="List Continue 5"/>
+    <w:lsdException w:unhideWhenUsed="0" w:uiPriority="0" w:semiHidden="0" w:name="Message Header"/>
+    <w:lsdException w:qFormat="1" w:unhideWhenUsed="0" w:uiPriority="0" w:semiHidden="0" w:name="Subtitle"/>
+    <w:lsdException w:unhideWhenUsed="0" w:uiPriority="0" w:semiHidden="0" w:name="Salutation"/>
+    <w:lsdException w:unhideWhenUsed="0" w:uiPriority="0" w:semiHidden="0" w:name="Date"/>
+    <w:lsdException w:unhideWhenUsed="0" w:uiPriority="0" w:semiHidden="0" w:name="Body Text First Indent"/>
+    <w:lsdException w:unhideWhenUsed="0" w:uiPriority="0" w:semiHidden="0" w:name="Body Text First Indent 2"/>
+    <w:lsdException w:uiPriority="99" w:name="Note Heading"/>
+    <w:lsdException w:unhideWhenUsed="0" w:uiPriority="0" w:semiHidden="0" w:name="Body Text 2"/>
+    <w:lsdException w:unhideWhenUsed="0" w:uiPriority="0" w:semiHidden="0" w:name="Body Text 3"/>
+    <w:lsdException w:unhideWhenUsed="0" w:uiPriority="0" w:semiHidden="0" w:name="Body Text Indent 2"/>
+    <w:lsdException w:unhideWhenUsed="0" w:uiPriority="0" w:semiHidden="0" w:name="Body Text Indent 3"/>
+    <w:lsdException w:unhideWhenUsed="0" w:uiPriority="0" w:semiHidden="0" w:name="Block Text"/>
+    <w:lsdException w:unhideWhenUsed="0" w:uiPriority="0" w:semiHidden="0" w:name="Hyperlink"/>
+    <w:lsdException w:unhideWhenUsed="0" w:uiPriority="0" w:semiHidden="0" w:name="FollowedHyperlink"/>
+    <w:lsdException w:qFormat="1" w:unhideWhenUsed="0" w:uiPriority="0" w:semiHidden="0" w:name="Strong"/>
+    <w:lsdException w:qFormat="1" w:unhideWhenUsed="0" w:uiPriority="0" w:semiHidden="0" w:name="Emphasis"/>
+    <w:lsdException w:unhideWhenUsed="0" w:uiPriority="0" w:semiHidden="0" w:name="Document Map"/>
+    <w:lsdException w:unhideWhenUsed="0" w:uiPriority="0" w:semiHidden="0" w:name="Plain Text"/>
+    <w:lsdException w:unhideWhenUsed="0" w:uiPriority="0" w:semiHidden="0" w:name="E-mail Signature"/>
+    <w:lsdException w:qFormat="1" w:unhideWhenUsed="0" w:uiPriority="0" w:semiHidden="0" w:name="Normal (Web)"/>
+    <w:lsdException w:unhideWhenUsed="0" w:uiPriority="0" w:semiHidden="0" w:name="HTML Acronym"/>
+    <w:lsdException w:unhideWhenUsed="0" w:uiPriority="0" w:semiHidden="0" w:name="HTML Address"/>
+    <w:lsdException w:unhideWhenUsed="0" w:uiPriority="0" w:semiHidden="0" w:name="HTML Cite"/>
+    <w:lsdException w:unhideWhenUsed="0" w:uiPriority="0" w:semiHidden="0" w:name="HTML Code"/>
+    <w:lsdException w:unhideWhenUsed="0" w:uiPriority="0" w:semiHidden="0" w:name="HTML Definition"/>
+    <w:lsdException w:unhideWhenUsed="0" w:uiPriority="0" w:semiHidden="0" w:name="HTML Keyboard"/>
+    <w:lsdException w:qFormat="1" w:unhideWhenUsed="0" w:uiPriority="0" w:semiHidden="0" w:name="HTML Preformatted"/>
+    <w:lsdException w:unhideWhenUsed="0" w:uiPriority="0" w:semiHidden="0" w:name="HTML Sample"/>
+    <w:lsdException w:unhideWhenUsed="0" w:uiPriority="0" w:semiHidden="0" w:name="HTML Typewriter"/>
+    <w:lsdException w:unhideWhenUsed="0" w:uiPriority="0" w:semiHidden="0" w:name="HTML Variable"/>
+    <w:lsdException w:qFormat="1" w:unhideWhenUsed="0" w:uiPriority="0" w:name="Normal Table"/>
+    <w:lsdException w:unhideWhenUsed="0" w:uiPriority="0" w:semiHidden="0" w:name="annotation subject"/>
+    <w:lsdException w:unhideWhenUsed="0" w:uiPriority="0" w:semiHidden="0" w:name="Table Simple 1"/>
+    <w:lsdException w:unhideWhenUsed="0" w:uiPriority="0" w:semiHidden="0" w:name="Table Simple 2"/>
+    <w:lsdException w:unhideWhenUsed="0" w:uiPriority="0" w:semiHidden="0" w:name="Table Simple 3"/>
+    <w:lsdException w:unhideWhenUsed="0" w:uiPriority="0" w:semiHidden="0" w:name="Table Classic 1"/>
+    <w:lsdException w:unhideWhenUsed="0" w:uiPriority="0" w:semiHidden="0" w:name="Table Classic 2"/>
+    <w:lsdException w:unhideWhenUsed="0" w:uiPriority="0" w:semiHidden="0" w:name="Table Classic 3"/>
+    <w:lsdException w:unhideWhenUsed="0" w:uiPriority="0" w:semiHidden="0" w:name="Table Classic 4"/>
+    <w:lsdException w:unhideWhenUsed="0" w:uiPriority="0" w:semiHidden="0" w:name="Table Colorful 1"/>
+    <w:lsdException w:unhideWhenUsed="0" w:uiPriority="0" w:semiHidden="0" w:name="Table Colorful 2"/>
+    <w:lsdException w:unhideWhenUsed="0" w:uiPriority="0" w:semiHidden="0" w:name="Table Colorful 3"/>
+    <w:lsdException w:unhideWhenUsed="0" w:uiPriority="0" w:semiHidden="0" w:name="Table Columns 1"/>
+    <w:lsdException w:unhideWhenUsed="0" w:uiPriority="0" w:semiHidden="0" w:name="Table Columns 2"/>
+    <w:lsdException w:unhideWhenUsed="0" w:uiPriority="0" w:semiHidden="0" w:name="Table Columns 3"/>
+    <w:lsdException w:unhideWhenUsed="0" w:uiPriority="0" w:semiHidden="0" w:name="Table Columns 4"/>
+    <w:lsdException w:unhideWhenUsed="0" w:uiPriority="0" w:semiHidden="0" w:name="Table Columns 5"/>
+    <w:lsdException w:unhideWhenUsed="0" w:uiPriority="0" w:semiHidden="0" w:name="Table Grid 1"/>
+    <w:lsdException w:unhideWhenUsed="0" w:uiPriority="0" w:semiHidden="0" w:name="Table Grid 2"/>
+    <w:lsdException w:unhideWhenUsed="0" w:uiPriority="0" w:semiHidden="0" w:name="Table Grid 3"/>
+    <w:lsdException w:unhideWhenUsed="0" w:uiPriority="0" w:semiHidden="0" w:name="Table Grid 4"/>
+    <w:lsdException w:unhideWhenUsed="0" w:uiPriority="0" w:semiHidden="0" w:name="Table Grid 5"/>
+    <w:lsdException w:unhideWhenUsed="0" w:uiPriority="0" w:semiHidden="0" w:name="Table Grid 6"/>
+    <w:lsdException w:unhideWhenUsed="0" w:uiPriority="0" w:semiHidden="0" w:name="Table Grid 7"/>
+    <w:lsdException w:unhideWhenUsed="0" w:uiPriority="0" w:semiHidden="0" w:name="Table Grid 8"/>
+    <w:lsdException w:unhideWhenUsed="0" w:uiPriority="0" w:semiHidden="0" w:name="Table List 1"/>
+    <w:lsdException w:unhideWhenUsed="0" w:uiPriority="0" w:semiHidden="0" w:name="Table List 2"/>
+    <w:lsdException w:unhideWhenUsed="0" w:uiPriority="0" w:semiHidden="0" w:name="Table List 3"/>
+    <w:lsdException w:unhideWhenUsed="0" w:uiPriority="0" w:semiHidden="0" w:name="Table List 4"/>
+    <w:lsdException w:unhideWhenUsed="0" w:uiPriority="0" w:semiHidden="0" w:name="Table List 5"/>
+    <w:lsdException w:unhideWhenUsed="0" w:uiPriority="0" w:semiHidden="0" w:name="Table List 6"/>
+    <w:lsdException w:unhideWhenUsed="0" w:uiPriority="0" w:semiHidden="0" w:name="Table List 7"/>
+    <w:lsdException w:unhideWhenUsed="0" w:uiPriority="0" w:semiHidden="0" w:name="Table List 8"/>
+    <w:lsdException w:unhideWhenUsed="0" w:uiPriority="0" w:semiHidden="0" w:name="Table 3D effects 1"/>
+    <w:lsdException w:unhideWhenUsed="0" w:uiPriority="0" w:semiHidden="0" w:name="Table 3D effects 2"/>
+    <w:lsdException w:unhideWhenUsed="0" w:uiPriority="0" w:semiHidden="0" w:name="Table 3D effects 3"/>
+    <w:lsdException w:unhideWhenUsed="0" w:uiPriority="0" w:semiHidden="0" w:name="Table Contemporary"/>
+    <w:lsdException w:unhideWhenUsed="0" w:uiPriority="0" w:semiHidden="0" w:name="Table Elegant"/>
+    <w:lsdException w:unhideWhenUsed="0" w:uiPriority="0" w:semiHidden="0" w:name="Table Professional"/>
+    <w:lsdException w:unhideWhenUsed="0" w:uiPriority="0" w:semiHidden="0" w:name="Table Subtle 1"/>
+    <w:lsdException w:unhideWhenUsed="0" w:uiPriority="0" w:semiHidden="0" w:name="Table Subtle 2"/>
+    <w:lsdException w:unhideWhenUsed="0" w:uiPriority="0" w:semiHidden="0" w:name="Table Web 1"/>
+    <w:lsdException w:unhideWhenUsed="0" w:uiPriority="0" w:semiHidden="0" w:name="Table Web 2"/>
+    <w:lsdException w:unhideWhenUsed="0" w:uiPriority="0" w:semiHidden="0" w:name="Table Web 3"/>
+    <w:lsdException w:unhideWhenUsed="0" w:uiPriority="0" w:semiHidden="0" w:name="Balloon Text"/>
+    <w:lsdException w:qFormat="1" w:unhideWhenUsed="0" w:uiPriority="0" w:semiHidden="0" w:name="Table Grid"/>
+    <w:lsdException w:unhideWhenUsed="0" w:uiPriority="0" w:semiHidden="0" w:name="Table Theme"/>
+    <w:lsdException w:unhideWhenUsed="0" w:uiPriority="60" w:semiHidden="0" w:name="Light Shading"/>
+    <w:lsdException w:unhideWhenUsed="0" w:uiPriority="61" w:semiHidden="0" w:name="Light List"/>
+    <w:lsdException w:unhideWhenUsed="0" w:uiPriority="62" w:semiHidden="0" w:name="Light Grid"/>
+    <w:lsdException w:unhideWhenUsed="0" w:uiPriority="63" w:semiHidden="0" w:name="Medium Shading 1"/>
+    <w:lsdException w:unhideWhenUsed="0" w:uiPriority="64" w:semiHidden="0" w:name="Medium Shading 2"/>
+    <w:lsdException w:unhideWhenUsed="0" w:uiPriority="65" w:semiHidden="0" w:name="Medium List 1"/>
+    <w:lsdException w:unhideWhenUsed="0" w:uiPriority="66" w:semiHidden="0" w:name="Medium List 2"/>
+    <w:lsdException w:unhideWhenUsed="0" w:uiPriority="67" w:semiHidden="0" w:name="Medium Grid 1"/>
+    <w:lsdException w:unhideWhenUsed="0" w:uiPriority="68" w:semiHidden="0" w:name="Medium Grid 2"/>
+    <w:lsdException w:unhideWhenUsed="0" w:uiPriority="69" w:semiHidden="0" w:name="Medium Grid 3"/>
+    <w:lsdException w:unhideWhenUsed="0" w:uiPriority="70" w:semiHidden="0" w:name="Dark List"/>
+    <w:lsdException w:unhideWhenUsed="0" w:uiPriority="71" w:semiHidden="0" w:name="Colorful Shading"/>
+    <w:lsdException w:unhideWhenUsed="0" w:uiPriority="72" w:semiHidden="0" w:name="Colorful List"/>
+    <w:lsdException w:unhideWhenUsed="0" w:uiPriority="73" w:semiHidden="0" w:name="Colorful Grid"/>
+    <w:lsdException w:unhideWhenUsed="0" w:uiPriority="60" w:semiHidden="0" w:name="Light Shading Accent 1"/>
+    <w:lsdException w:unhideWhenUsed="0" w:uiPriority="61" w:semiHidden="0" w:name="Light List Accent 1"/>
+    <w:lsdException w:unhideWhenUsed="0" w:uiPriority="62" w:semiHidden="0" w:name="Light Grid Accent 1"/>
+    <w:lsdException w:unhideWhenUsed="0" w:uiPriority="63" w:semiHidden="0" w:name="Medium Shading 1 Accent 1"/>
+    <w:lsdException w:unhideWhenUsed="0" w:uiPriority="64" w:semiHidden="0" w:name="Medium Shading 2 Accent 1"/>
+    <w:lsdException w:unhideWhenUsed="0" w:uiPriority="65" w:semiHidden="0" w:name="Medium List 1 Accent 1"/>
+    <w:lsdException w:unhideWhenUsed="0" w:uiPriority="66" w:semiHidden="0" w:name="Medium List 2 Accent 1"/>
+    <w:lsdException w:unhideWhenUsed="0" w:uiPriority="67" w:semiHidden="0" w:name="Medium Grid 1 Accent 1"/>
+    <w:lsdException w:unhideWhenUsed="0" w:uiPriority="68" w:semiHidden="0" w:name="Medium Grid 2 Accent 1"/>
+    <w:lsdException w:unhideWhenUsed="0" w:uiPriority="69" w:semiHidden="0" w:name="Medium Grid 3 Accent 1"/>
+    <w:lsdException w:unhideWhenUsed="0" w:uiPriority="70" w:semiHidden="0" w:name="Dark List Accent 1"/>
+    <w:lsdException w:unhideWhenUsed="0" w:uiPriority="71" w:semiHidden="0" w:name="Colorful Shading Accent 1"/>
+    <w:lsdException w:unhideWhenUsed="0" w:uiPriority="72" w:semiHidden="0" w:name="Colorful List Accent 1"/>
+    <w:lsdException w:unhideWhenUsed="0" w:uiPriority="73" w:semiHidden="0" w:name="Colorful Grid Accent 1"/>
+    <w:lsdException w:unhideWhenUsed="0" w:uiPriority="60" w:semiHidden="0" w:name="Light Shading Accent 2"/>
+    <w:lsdException w:unhideWhenUsed="0" w:uiPriority="61" w:semiHidden="0" w:name="Light List Accent 2"/>
+    <w:lsdException w:unhideWhenUsed="0" w:uiPriority="62" w:semiHidden="0" w:name="Light Grid Accent 2"/>
+    <w:lsdException w:unhideWhenUsed="0" w:uiPriority="63" w:semiHidden="0" w:name="Medium Shading 1 Accent 2"/>
+    <w:lsdException w:unhideWhenUsed="0" w:uiPriority="64" w:semiHidden="0" w:name="Medium Shading 2 Accent 2"/>
+    <w:lsdException w:unhideWhenUsed="0" w:uiPriority="65" w:semiHidden="0" w:name="Medium List 1 Accent 2"/>
+    <w:lsdException w:unhideWhenUsed="0" w:uiPriority="66" w:semiHidden="0" w:name="Medium List 2 Accent 2"/>
+    <w:lsdException w:unhideWhenUsed="0" w:uiPriority="67" w:semiHidden="0" w:name="Medium Grid 1 Accent 2"/>
+    <w:lsdException w:unhideWhenUsed="0" w:uiPriority="68" w:semiHidden="0" w:name="Medium Grid 2 Accent 2"/>
+    <w:lsdException w:unhideWhenUsed="0" w:uiPriority="69" w:semiHidden="0" w:name="Medium Grid 3 Accent 2"/>
+    <w:lsdException w:unhideWhenUsed="0" w:uiPriority="70" w:semiHidden="0" w:name="Dark List Accent 2"/>
+    <w:lsdException w:unhideWhenUsed="0" w:uiPriority="71" w:semiHidden="0" w:name="Colorful Shading Accent 2"/>
+    <w:lsdException w:unhideWhenUsed="0" w:uiPriority="72" w:semiHidden="0" w:name="Colorful List Accent 2"/>
+    <w:lsdException w:unhideWhenUsed="0" w:uiPriority="73" w:semiHidden="0" w:name="Colorful Grid Accent 2"/>
+    <w:lsdException w:unhideWhenUsed="0" w:uiPriority="60" w:semiHidden="0" w:name="Light Shading Accent 3"/>
+    <w:lsdException w:unhideWhenUsed="0" w:uiPriority="61" w:semiHidden="0" w:name="Light List Accent 3"/>
+    <w:lsdException w:unhideWhenUsed="0" w:uiPriority="62" w:semiHidden="0" w:name="Light Grid Accent 3"/>
+    <w:lsdException w:unhideWhenUsed="0" w:uiPriority="63" w:semiHidden="0" w:name="Medium Shading 1 Accent 3"/>
+    <w:lsdException w:unhideWhenUsed="0" w:uiPriority="64" w:semiHidden="0" w:name="Medium Shading 2 Accent 3"/>
+    <w:lsdException w:unhideWhenUsed="0" w:uiPriority="65" w:semiHidden="0" w:name="Medium List 1 Accent 3"/>
+    <w:lsdException w:unhideWhenUsed="0" w:uiPriority="66" w:semiHidden="0" w:name="Medium List 2 Accent 3"/>
+    <w:lsdException w:unhideWhenUsed="0" w:uiPriority="67" w:semiHidden="0" w:name="Medium Grid 1 Accent 3"/>
+    <w:lsdException w:unhideWhenUsed="0" w:uiPriority="68" w:semiHidden="0" w:name="Medium Grid 2 Accent 3"/>
+    <w:lsdException w:unhideWhenUsed="0" w:uiPriority="69" w:semiHidden="0" w:name="Medium Grid 3 Accent 3"/>
+    <w:lsdException w:unhideWhenUsed="0" w:uiPriority="70" w:semiHidden="0" w:name="Dark List Accent 3"/>
+    <w:lsdException w:unhideWhenUsed="0" w:uiPriority="71" w:semiHidden="0" w:name="Colorful Shading Accent 3"/>
+    <w:lsdException w:unhideWhenUsed="0" w:uiPriority="72" w:semiHidden="0" w:name="Colorful List Accent 3"/>
+    <w:lsdException w:unhideWhenUsed="0" w:uiPriority="73" w:semiHidden="0" w:name="Colorful Grid Accent 3"/>
+    <w:lsdException w:unhideWhenUsed="0" w:uiPriority="60" w:semiHidden="0" w:name="Light Shading Accent 4"/>
+    <w:lsdException w:unhideWhenUsed="0" w:uiPriority="61" w:semiHidden="0" w:name="Light List Accent 4"/>
+    <w:lsdException w:unhideWhenUsed="0" w:uiPriority="62" w:semiHidden="0" w:name="Light Grid Accent 4"/>
+    <w:lsdException w:unhideWhenUsed="0" w:uiPriority="63" w:semiHidden="0" w:name="Medium Shading 1 Accent 4"/>
+    <w:lsdException w:unhideWhenUsed="0" w:uiPriority="64" w:semiHidden="0" w:name="Medium Shading 2 Accent 4"/>
+    <w:lsdException w:unhideWhenUsed="0" w:uiPriority="65" w:semiHidden="0" w:name="Medium List 1 Accent 4"/>
+    <w:lsdException w:unhideWhenUsed="0" w:uiPriority="66" w:semiHidden="0" w:name="Medium List 2 Accent 4"/>
+    <w:lsdException w:unhideWhenUsed="0" w:uiPriority="67" w:semiHidden="0" w:name="Medium Grid 1 Accent 4"/>
+    <w:lsdException w:unhideWhenUsed="0" w:uiPriority="68" w:semiHidden="0" w:name="Medium Grid 2 Accent 4"/>
+    <w:lsdException w:unhideWhenUsed="0" w:uiPriority="69" w:semiHidden="0" w:name="Medium Grid 3 Accent 4"/>
+    <w:lsdException w:unhideWhenUsed="0" w:uiPriority="70" w:semiHidden="0" w:name="Dark List Accent 4"/>
+    <w:lsdException w:unhideWhenUsed="0" w:uiPriority="71" w:semiHidden="0" w:name="Colorful Shading Accent 4"/>
+    <w:lsdException w:unhideWhenUsed="0" w:uiPriority="72" w:semiHidden="0" w:name="Colorful List Accent 4"/>
+    <w:lsdException w:unhideWhenUsed="0" w:uiPriority="73" w:semiHidden="0" w:name="Colorful Grid Accent 4"/>
+    <w:lsdException w:unhideWhenUsed="0" w:uiPriority="60" w:semiHidden="0" w:name="Light Shading Accent 5"/>
+    <w:lsdException w:unhideWhenUsed="0" w:uiPriority="61" w:semiHidden="0" w:name="Light List Accent 5"/>
+    <w:lsdException w:unhideWhenUsed="0" w:uiPriority="62" w:semiHidden="0" w:name="Light Grid Accent 5"/>
+    <w:lsdException w:unhideWhenUsed="0" w:uiPriority="63" w:semiHidden="0" w:name="Medium Shading 1 Accent 5"/>
+    <w:lsdException w:unhideWhenUsed="0" w:uiPriority="64" w:semiHidden="0" w:name="Medium Shading 2 Accent 5"/>
+    <w:lsdException w:unhideWhenUsed="0" w:uiPriority="65" w:semiHidden="0" w:name="Medium List 1 Accent 5"/>
+    <w:lsdException w:unhideWhenUsed="0" w:uiPriority="66" w:semiHidden="0" w:name="Medium List 2 Accent 5"/>
+    <w:lsdException w:unhideWhenUsed="0" w:uiPriority="67" w:semiHidden="0" w:name="Medium Grid 1 Accent 5"/>
+    <w:lsdException w:unhideWhenUsed="0" w:uiPriority="68" w:semiHidden="0" w:name="Medium Grid 2 Accent 5"/>
+    <w:lsdException w:unhideWhenUsed="0" w:uiPriority="69" w:semiHidden="0" w:name="Medium Grid 3 Accent 5"/>
+    <w:lsdException w:unhideWhenUsed="0" w:uiPriority="70" w:semiHidden="0" w:name="Dark List Accent 5"/>
+    <w:lsdException w:unhideWhenUsed="0" w:uiPriority="71" w:semiHidden="0" w:name="Colorful Shading Accent 5"/>
+    <w:lsdException w:unhideWhenUsed="0" w:uiPriority="72" w:semiHidden="0" w:name="Colorful List Accent 5"/>
+    <w:lsdException w:unhideWhenUsed="0" w:uiPriority="73" w:semiHidden="0" w:name="Colorful Grid Accent 5"/>
+    <w:lsdException w:unhideWhenUsed="0" w:uiPriority="60" w:semiHidden="0" w:name="Light Shading Accent 6"/>
+    <w:lsdException w:unhideWhenUsed="0" w:uiPriority="61" w:semiHidden="0" w:name="Light List Accent 6"/>
+    <w:lsdException w:unhideWhenUsed="0" w:uiPriority="62" w:semiHidden="0" w:name="Light Grid Accent 6"/>
+    <w:lsdException w:unhideWhenUsed="0" w:uiPriority="63" w:semiHidden="0" w:name="Medium Shading 1 Accent 6"/>
+    <w:lsdException w:unhideWhenUsed="0" w:uiPriority="64" w:semiHidden="0" w:name="Medium Shading 2 Accent 6"/>
+    <w:lsdException w:unhideWhenUsed="0" w:uiPriority="65" w:semiHidden="0" w:name="Medium List 1 Accent 6"/>
+    <w:lsdException w:unhideWhenUsed="0" w:uiPriority="66" w:semiHidden="0" w:name="Medium List 2 Accent 6"/>
+    <w:lsdException w:unhideWhenUsed="0" w:uiPriority="67" w:semiHidden="0" w:name="Medium Grid 1 Accent 6"/>
+    <w:lsdException w:unhideWhenUsed="0" w:uiPriority="68" w:semiHidden="0" w:name="Medium Grid 2 Accent 6"/>
+    <w:lsdException w:unhideWhenUsed="0" w:uiPriority="69" w:semiHidden="0" w:name="Medium Grid 3 Accent 6"/>
+    <w:lsdException w:unhideWhenUsed="0" w:uiPriority="70" w:semiHidden="0" w:name="Dark List Accent 6"/>
+    <w:lsdException w:unhideWhenUsed="0" w:uiPriority="71" w:semiHidden="0" w:name="Colorful Shading Accent 6"/>
+    <w:lsdException w:unhideWhenUsed="0" w:uiPriority="72" w:semiHidden="0" w:name="Colorful List Accent 6"/>
+    <w:lsdException w:unhideWhenUsed="0" w:uiPriority="73" w:semiHidden="0" w:name="Colorful Grid Accent 6"/>
   </w:latentStyles>
-  <w:style w:type="paragraph" w:default="1" w:styleId="Normal">
+  <w:style w:type="paragraph" w:default="1" w:styleId="1">
     <w:name w:val="Normal"/>
     <w:qFormat/>
+    <w:uiPriority w:val="0"/>
     <w:pPr>
       <w:kinsoku w:val="0"/>
       <w:autoSpaceDE w:val="0"/>
@@ -8830,7 +8975,7 @@
       <w:textAlignment w:val="baseline"/>
     </w:pPr>
     <w:rPr>
-      <w:rFonts w:ascii="Arial" w:eastAsia="宋体" w:hAnsi="Arial" w:cs="Arial"/>
+      <w:rFonts w:ascii="Arial" w:hAnsi="Arial" w:eastAsia="宋体" w:cs="Arial"/>
       <w:snapToGrid w:val="0"/>
       <w:color w:val="000000"/>
       <w:kern w:val="0"/>
@@ -8839,11 +8984,12 @@
       <w:lang w:val="en-US" w:eastAsia="en-US" w:bidi="ar-SA"/>
     </w:rPr>
   </w:style>
-  <w:style w:type="paragraph" w:styleId="Heading1">
+  <w:style w:type="paragraph" w:styleId="2">
     <w:name w:val="heading 1"/>
-    <w:basedOn w:val="Normal"/>
-    <w:next w:val="Normal"/>
+    <w:basedOn w:val="1"/>
+    <w:next w:val="1"/>
     <w:qFormat/>
+    <w:uiPriority w:val="0"/>
     <w:pPr>
       <w:keepNext/>
       <w:keepLines/>
@@ -8861,12 +9007,13 @@
       <w:sz w:val="44"/>
     </w:rPr>
   </w:style>
-  <w:style w:type="paragraph" w:styleId="Heading2">
+  <w:style w:type="paragraph" w:styleId="3">
     <w:name w:val="heading 2"/>
-    <w:basedOn w:val="Normal"/>
-    <w:next w:val="Normal"/>
+    <w:basedOn w:val="1"/>
+    <w:next w:val="1"/>
     <w:unhideWhenUsed/>
     <w:qFormat/>
+    <w:uiPriority w:val="0"/>
     <w:pPr>
       <w:keepNext/>
       <w:keepLines/>
@@ -8879,18 +9026,19 @@
       <w:outlineLvl w:val="1"/>
     </w:pPr>
     <w:rPr>
-      <w:rFonts w:ascii="Arial" w:eastAsia="黑体" w:hAnsi="Arial"/>
+      <w:rFonts w:ascii="Arial" w:hAnsi="Arial" w:eastAsia="黑体"/>
       <w:b/>
       <w:sz w:val="32"/>
     </w:rPr>
   </w:style>
-  <w:style w:type="paragraph" w:styleId="Heading3">
+  <w:style w:type="paragraph" w:styleId="4">
     <w:name w:val="heading 3"/>
-    <w:basedOn w:val="Normal"/>
-    <w:next w:val="Normal"/>
+    <w:basedOn w:val="1"/>
+    <w:next w:val="1"/>
     <w:semiHidden/>
     <w:unhideWhenUsed/>
     <w:qFormat/>
+    <w:uiPriority w:val="0"/>
     <w:pPr>
       <w:keepNext/>
       <w:keepLines/>
@@ -8907,12 +9055,13 @@
       <w:sz w:val="32"/>
     </w:rPr>
   </w:style>
-  <w:style w:type="paragraph" w:styleId="Heading4">
+  <w:style w:type="paragraph" w:styleId="5">
     <w:name w:val="heading 4"/>
-    <w:basedOn w:val="Normal"/>
-    <w:next w:val="Normal"/>
+    <w:basedOn w:val="1"/>
+    <w:next w:val="1"/>
     <w:unhideWhenUsed/>
     <w:qFormat/>
+    <w:uiPriority w:val="0"/>
     <w:pPr>
       <w:keepNext/>
       <w:keepLines/>
@@ -8925,18 +9074,19 @@
       <w:outlineLvl w:val="3"/>
     </w:pPr>
     <w:rPr>
-      <w:rFonts w:ascii="Arial" w:eastAsia="黑体" w:hAnsi="Arial"/>
+      <w:rFonts w:ascii="Arial" w:hAnsi="Arial" w:eastAsia="黑体"/>
       <w:b/>
       <w:sz w:val="28"/>
     </w:rPr>
   </w:style>
-  <w:style w:type="paragraph" w:styleId="Heading5">
+  <w:style w:type="paragraph" w:styleId="6">
     <w:name w:val="heading 5"/>
-    <w:basedOn w:val="Normal"/>
-    <w:next w:val="Normal"/>
+    <w:basedOn w:val="1"/>
+    <w:next w:val="1"/>
     <w:semiHidden/>
     <w:unhideWhenUsed/>
     <w:qFormat/>
+    <w:uiPriority w:val="0"/>
     <w:pPr>
       <w:keepNext/>
       <w:keepLines/>
@@ -8953,13 +9103,14 @@
       <w:sz w:val="28"/>
     </w:rPr>
   </w:style>
-  <w:style w:type="paragraph" w:styleId="Heading6">
+  <w:style w:type="paragraph" w:styleId="7">
     <w:name w:val="heading 6"/>
-    <w:basedOn w:val="Normal"/>
-    <w:next w:val="Normal"/>
+    <w:basedOn w:val="1"/>
+    <w:next w:val="1"/>
     <w:semiHidden/>
     <w:unhideWhenUsed/>
     <w:qFormat/>
+    <w:uiPriority w:val="0"/>
     <w:pPr>
       <w:keepNext/>
       <w:keepLines/>
@@ -8972,18 +9123,19 @@
       <w:outlineLvl w:val="5"/>
     </w:pPr>
     <w:rPr>
-      <w:rFonts w:ascii="Arial" w:eastAsia="黑体" w:hAnsi="Arial"/>
+      <w:rFonts w:ascii="Arial" w:hAnsi="Arial" w:eastAsia="黑体"/>
       <w:b/>
       <w:sz w:val="24"/>
     </w:rPr>
   </w:style>
-  <w:style w:type="paragraph" w:styleId="Heading7">
+  <w:style w:type="paragraph" w:styleId="8">
     <w:name w:val="heading 7"/>
-    <w:basedOn w:val="Normal"/>
-    <w:next w:val="Normal"/>
+    <w:basedOn w:val="1"/>
+    <w:next w:val="1"/>
     <w:semiHidden/>
     <w:unhideWhenUsed/>
     <w:qFormat/>
+    <w:uiPriority w:val="0"/>
     <w:pPr>
       <w:keepNext/>
       <w:keepLines/>
@@ -9000,13 +9152,14 @@
       <w:sz w:val="24"/>
     </w:rPr>
   </w:style>
-  <w:style w:type="paragraph" w:styleId="Heading8">
+  <w:style w:type="paragraph" w:styleId="9">
     <w:name w:val="heading 8"/>
-    <w:basedOn w:val="Normal"/>
-    <w:next w:val="Normal"/>
+    <w:basedOn w:val="1"/>
+    <w:next w:val="1"/>
     <w:semiHidden/>
     <w:unhideWhenUsed/>
     <w:qFormat/>
+    <w:uiPriority w:val="0"/>
     <w:pPr>
       <w:keepNext/>
       <w:keepLines/>
@@ -9019,17 +9172,18 @@
       <w:outlineLvl w:val="7"/>
     </w:pPr>
     <w:rPr>
-      <w:rFonts w:ascii="Arial" w:eastAsia="黑体" w:hAnsi="Arial"/>
+      <w:rFonts w:ascii="Arial" w:hAnsi="Arial" w:eastAsia="黑体"/>
       <w:sz w:val="24"/>
     </w:rPr>
   </w:style>
-  <w:style w:type="paragraph" w:styleId="Heading9">
+  <w:style w:type="paragraph" w:styleId="10">
     <w:name w:val="heading 9"/>
-    <w:basedOn w:val="Normal"/>
-    <w:next w:val="Normal"/>
+    <w:basedOn w:val="1"/>
+    <w:next w:val="1"/>
     <w:semiHidden/>
     <w:unhideWhenUsed/>
     <w:qFormat/>
+    <w:uiPriority w:val="0"/>
     <w:pPr>
       <w:keepNext/>
       <w:keepLines/>
@@ -9042,19 +9196,21 @@
       <w:outlineLvl w:val="8"/>
     </w:pPr>
     <w:rPr>
-      <w:rFonts w:ascii="Arial" w:eastAsia="黑体" w:hAnsi="Arial"/>
+      <w:rFonts w:ascii="Arial" w:hAnsi="Arial" w:eastAsia="黑体"/>
       <w:sz w:val="21"/>
     </w:rPr>
   </w:style>
-  <w:style w:type="character" w:default="1" w:styleId="DefaultParagraphFont">
+  <w:style w:type="character" w:default="1" w:styleId="24">
     <w:name w:val="Default Paragraph Font"/>
     <w:semiHidden/>
     <w:qFormat/>
+    <w:uiPriority w:val="0"/>
   </w:style>
-  <w:style w:type="table" w:default="1" w:styleId="TableNormal">
+  <w:style w:type="table" w:default="1" w:styleId="22">
     <w:name w:val="Normal Table"/>
     <w:semiHidden/>
     <w:qFormat/>
+    <w:uiPriority w:val="0"/>
     <w:tblPr>
       <w:tblCellMar>
         <w:top w:w="0" w:type="dxa"/>
@@ -9064,39 +9220,43 @@
       </w:tblCellMar>
     </w:tblPr>
   </w:style>
-  <w:style w:type="paragraph" w:styleId="CommentText">
+  <w:style w:type="paragraph" w:styleId="11">
     <w:name w:val="annotation text"/>
-    <w:basedOn w:val="Normal"/>
+    <w:basedOn w:val="1"/>
     <w:qFormat/>
+    <w:uiPriority w:val="0"/>
     <w:pPr>
       <w:jc w:val="left"/>
     </w:pPr>
   </w:style>
-  <w:style w:type="paragraph" w:styleId="BodyText">
+  <w:style w:type="paragraph" w:styleId="12">
     <w:name w:val="Body Text"/>
-    <w:basedOn w:val="Normal"/>
+    <w:basedOn w:val="1"/>
     <w:semiHidden/>
     <w:qFormat/>
+    <w:uiPriority w:val="0"/>
     <w:rPr>
-      <w:rFonts w:ascii="Arial" w:eastAsia="Arial" w:hAnsi="Arial" w:cs="Arial"/>
+      <w:rFonts w:ascii="Arial" w:hAnsi="Arial" w:eastAsia="Arial" w:cs="Arial"/>
       <w:sz w:val="21"/>
       <w:szCs w:val="21"/>
       <w:lang w:val="en-US" w:eastAsia="en-US" w:bidi="ar-SA"/>
     </w:rPr>
   </w:style>
-  <w:style w:type="paragraph" w:styleId="TOC3">
+  <w:style w:type="paragraph" w:styleId="13">
     <w:name w:val="toc 3"/>
-    <w:basedOn w:val="Normal"/>
-    <w:next w:val="Normal"/>
+    <w:basedOn w:val="1"/>
+    <w:next w:val="1"/>
     <w:qFormat/>
+    <w:uiPriority w:val="0"/>
     <w:pPr>
       <w:ind w:left="840" w:leftChars="400"/>
     </w:pPr>
   </w:style>
-  <w:style w:type="paragraph" w:styleId="Footer">
+  <w:style w:type="paragraph" w:styleId="14">
     <w:name w:val="footer"/>
-    <w:basedOn w:val="Normal"/>
+    <w:basedOn w:val="1"/>
     <w:qFormat/>
+    <w:uiPriority w:val="0"/>
     <w:pPr>
       <w:tabs>
         <w:tab w:val="center" w:pos="4153"/>
@@ -9109,16 +9269,17 @@
       <w:sz w:val="18"/>
     </w:rPr>
   </w:style>
-  <w:style w:type="paragraph" w:styleId="Header">
+  <w:style w:type="paragraph" w:styleId="15">
     <w:name w:val="header"/>
-    <w:basedOn w:val="Normal"/>
+    <w:basedOn w:val="1"/>
     <w:qFormat/>
+    <w:uiPriority w:val="0"/>
     <w:pPr>
       <w:pBdr>
-        <w:top w:val="nil"/>
-        <w:left w:val="nil"/>
-        <w:bottom w:val="nil"/>
-        <w:right w:val="nil"/>
+        <w:top w:val="none" w:color="auto" w:sz="0" w:space="0"/>
+        <w:left w:val="none" w:color="auto" w:sz="0" w:space="0"/>
+        <w:bottom w:val="none" w:color="auto" w:sz="0" w:space="0"/>
+        <w:right w:val="none" w:color="auto" w:sz="0" w:space="0"/>
       </w:pBdr>
       <w:tabs>
         <w:tab w:val="center" w:pos="4153"/>
@@ -9133,55 +9294,61 @@
       <w:sz w:val="18"/>
     </w:rPr>
   </w:style>
-  <w:style w:type="paragraph" w:styleId="TOC1">
+  <w:style w:type="paragraph" w:styleId="16">
     <w:name w:val="toc 1"/>
-    <w:basedOn w:val="Normal"/>
-    <w:next w:val="Normal"/>
+    <w:basedOn w:val="1"/>
+    <w:next w:val="1"/>
     <w:qFormat/>
+    <w:uiPriority w:val="0"/>
     <w:rPr>
-      <w:rFonts w:ascii="Arial" w:eastAsia="Microsoft JhengHei" w:hAnsi="Arial"/>
+      <w:rFonts w:ascii="Arial" w:hAnsi="Arial" w:eastAsia="Microsoft JhengHei"/>
       <w:sz w:val="24"/>
     </w:rPr>
   </w:style>
-  <w:style w:type="paragraph" w:styleId="TableofFigures">
+  <w:style w:type="paragraph" w:styleId="17">
     <w:name w:val="table of figures"/>
-    <w:basedOn w:val="Normal"/>
-    <w:next w:val="Normal"/>
+    <w:basedOn w:val="1"/>
+    <w:next w:val="1"/>
     <w:qFormat/>
+    <w:uiPriority w:val="0"/>
     <w:pPr>
-      <w:ind w:hanging="200" w:leftChars="200" w:hangingChars="200"/>
+      <w:ind w:leftChars="200" w:hanging="200" w:hangingChars="200"/>
     </w:pPr>
   </w:style>
-  <w:style w:type="paragraph" w:styleId="TOC2">
+  <w:style w:type="paragraph" w:styleId="18">
     <w:name w:val="toc 2"/>
-    <w:basedOn w:val="Normal"/>
-    <w:next w:val="Normal"/>
+    <w:basedOn w:val="1"/>
+    <w:next w:val="1"/>
     <w:qFormat/>
+    <w:uiPriority w:val="0"/>
     <w:pPr>
       <w:ind w:left="420" w:leftChars="200"/>
     </w:pPr>
   </w:style>
-  <w:style w:type="paragraph" w:styleId="HTMLPreformatted">
+  <w:style w:type="paragraph" w:styleId="19">
     <w:name w:val="HTML Preformatted"/>
-    <w:basedOn w:val="Normal"/>
+    <w:basedOn w:val="1"/>
     <w:qFormat/>
+    <w:uiPriority w:val="0"/>
     <w:rPr>
       <w:rFonts w:ascii="Courier New" w:hAnsi="Courier New"/>
       <w:sz w:val="20"/>
     </w:rPr>
   </w:style>
-  <w:style w:type="paragraph" w:styleId="NormalWeb">
+  <w:style w:type="paragraph" w:styleId="20">
     <w:name w:val="Normal (Web)"/>
-    <w:basedOn w:val="Normal"/>
+    <w:basedOn w:val="1"/>
     <w:qFormat/>
+    <w:uiPriority w:val="0"/>
     <w:rPr>
       <w:sz w:val="24"/>
     </w:rPr>
   </w:style>
-  <w:style w:type="paragraph" w:styleId="Title">
+  <w:style w:type="paragraph" w:styleId="21">
     <w:name w:val="Title"/>
-    <w:basedOn w:val="Normal"/>
+    <w:basedOn w:val="1"/>
     <w:qFormat/>
+    <w:uiPriority w:val="0"/>
     <w:pPr>
       <w:spacing w:before="240" w:beforeLines="0" w:beforeAutospacing="0" w:after="60" w:afterLines="0" w:afterAutospacing="0"/>
       <w:jc w:val="center"/>
@@ -9193,85 +9360,91 @@
       <w:sz w:val="32"/>
     </w:rPr>
   </w:style>
-  <w:style w:type="table" w:styleId="TableGrid">
+  <w:style w:type="table" w:styleId="23">
     <w:name w:val="Table Grid"/>
-    <w:basedOn w:val="TableNormal"/>
+    <w:basedOn w:val="22"/>
     <w:qFormat/>
+    <w:uiPriority w:val="0"/>
     <w:pPr>
       <w:widowControl w:val="0"/>
       <w:jc w:val="both"/>
     </w:pPr>
     <w:tblPr>
       <w:tblBorders>
-        <w:top w:val="single" w:sz="4" w:space="0" w:color="auto"/>
-        <w:left w:val="single" w:sz="4" w:space="0" w:color="auto"/>
-        <w:bottom w:val="single" w:sz="4" w:space="0" w:color="auto"/>
-        <w:right w:val="single" w:sz="4" w:space="0" w:color="auto"/>
-        <w:insideH w:val="single" w:sz="4" w:space="0" w:color="auto"/>
-        <w:insideV w:val="single" w:sz="4" w:space="0" w:color="auto"/>
+        <w:top w:val="single" w:color="auto" w:sz="4" w:space="0"/>
+        <w:left w:val="single" w:color="auto" w:sz="4" w:space="0"/>
+        <w:bottom w:val="single" w:color="auto" w:sz="4" w:space="0"/>
+        <w:right w:val="single" w:color="auto" w:sz="4" w:space="0"/>
+        <w:insideH w:val="single" w:color="auto" w:sz="4" w:space="0"/>
+        <w:insideV w:val="single" w:color="auto" w:sz="4" w:space="0"/>
       </w:tblBorders>
     </w:tblPr>
   </w:style>
-  <w:style w:type="character" w:styleId="Strong">
+  <w:style w:type="character" w:styleId="25">
     <w:name w:val="Strong"/>
-    <w:basedOn w:val="DefaultParagraphFont"/>
+    <w:basedOn w:val="24"/>
     <w:qFormat/>
+    <w:uiPriority w:val="0"/>
     <w:rPr>
       <w:b/>
     </w:rPr>
   </w:style>
-  <w:style w:type="paragraph" w:customStyle="1" w:styleId="a">
+  <w:style w:type="paragraph" w:customStyle="1" w:styleId="26">
     <w:name w:val="柴_文档修订信息"/>
-    <w:basedOn w:val="Normal"/>
+    <w:basedOn w:val="1"/>
     <w:qFormat/>
+    <w:uiPriority w:val="0"/>
     <w:pPr>
       <w:widowControl w:val="0"/>
       <w:ind w:firstLine="470" w:firstLineChars="200"/>
       <w:jc w:val="center"/>
     </w:pPr>
     <w:rPr>
-      <w:rFonts w:ascii="Arial" w:hAnsi="Arial" w:hint="eastAsia"/>
+      <w:rFonts w:hint="eastAsia" w:ascii="Arial" w:hAnsi="Arial"/>
       <w:b/>
       <w:bCs/>
       <w:sz w:val="24"/>
       <w:lang w:eastAsia="zh-CN"/>
     </w:rPr>
   </w:style>
-  <w:style w:type="paragraph" w:customStyle="1" w:styleId="a0">
+  <w:style w:type="paragraph" w:customStyle="1" w:styleId="27">
     <w:name w:val="柴_公司名"/>
-    <w:basedOn w:val="Title"/>
+    <w:basedOn w:val="21"/>
     <w:qFormat/>
+    <w:uiPriority w:val="0"/>
     <w:pPr>
       <w:spacing w:after="600" w:afterLines="600"/>
     </w:pPr>
     <w:rPr>
-      <w:rFonts w:ascii="宋体" w:eastAsia="宋体" w:hAnsi="宋体" w:cs="宋体" w:hint="eastAsia"/>
+      <w:rFonts w:hint="eastAsia" w:ascii="宋体" w:hAnsi="宋体" w:eastAsia="宋体" w:cs="宋体"/>
       <w:bCs/>
       <w:spacing w:val="-6"/>
       <w:sz w:val="52"/>
       <w:szCs w:val="52"/>
     </w:rPr>
   </w:style>
-  <w:style w:type="paragraph" w:customStyle="1" w:styleId="a1">
+  <w:style w:type="paragraph" w:customStyle="1" w:styleId="28">
     <w:name w:val="柴_文档名"/>
-    <w:basedOn w:val="Title"/>
+    <w:basedOn w:val="21"/>
     <w:qFormat/>
+    <w:uiPriority w:val="0"/>
     <w:pPr>
       <w:spacing w:after="900" w:afterLines="900"/>
     </w:pPr>
     <w:rPr>
-      <w:rFonts w:ascii="黑体" w:eastAsia="黑体" w:hAnsi="黑体" w:cs="黑体"/>
+      <w:rFonts w:ascii="黑体" w:hAnsi="黑体" w:eastAsia="黑体" w:cs="黑体"/>
       <w:bCs/>
       <w:spacing w:val="-7"/>
       <w:sz w:val="52"/>
       <w:szCs w:val="52"/>
     </w:rPr>
   </w:style>
-  <w:style w:type="table" w:customStyle="1" w:styleId="TableNormal0">
+  <w:style w:type="table" w:customStyle="1" w:styleId="29">
     <w:name w:val="Table Normal_0"/>
     <w:semiHidden/>
     <w:unhideWhenUsed/>
     <w:qFormat/>
+    <w:uiPriority w:val="0"/>
     <w:tblPr>
       <w:tblCellMar>
         <w:top w:w="0" w:type="dxa"/>
@@ -9281,82 +9454,88 @@
       </w:tblCellMar>
     </w:tblPr>
   </w:style>
-  <w:style w:type="paragraph" w:customStyle="1" w:styleId="TableText">
+  <w:style w:type="paragraph" w:customStyle="1" w:styleId="30">
     <w:name w:val="Table Text"/>
-    <w:basedOn w:val="Normal"/>
+    <w:basedOn w:val="1"/>
     <w:semiHidden/>
     <w:qFormat/>
+    <w:uiPriority w:val="0"/>
     <w:rPr>
-      <w:rFonts w:ascii="宋体" w:eastAsia="宋体" w:hAnsi="宋体" w:cs="宋体"/>
+      <w:rFonts w:ascii="宋体" w:hAnsi="宋体" w:eastAsia="宋体" w:cs="宋体"/>
       <w:sz w:val="21"/>
       <w:szCs w:val="21"/>
       <w:lang w:val="en-US" w:eastAsia="en-US" w:bidi="ar-SA"/>
     </w:rPr>
   </w:style>
-  <w:style w:type="paragraph" w:customStyle="1" w:styleId="1">
+  <w:style w:type="paragraph" w:customStyle="1" w:styleId="31">
     <w:name w:val="柴_标题1"/>
-    <w:basedOn w:val="Heading1"/>
-    <w:next w:val="a2"/>
-    <w:link w:val="1Char"/>
+    <w:basedOn w:val="2"/>
+    <w:next w:val="32"/>
+    <w:link w:val="41"/>
     <w:qFormat/>
+    <w:uiPriority w:val="0"/>
     <w:pPr>
       <w:spacing w:before="100" w:after="90" w:line="360" w:lineRule="auto"/>
     </w:pPr>
     <w:rPr>
-      <w:rFonts w:ascii="Arial" w:eastAsia="宋体" w:hAnsi="Arial"/>
+      <w:rFonts w:ascii="Arial" w:hAnsi="Arial" w:eastAsia="宋体"/>
       <w:sz w:val="32"/>
     </w:rPr>
   </w:style>
-  <w:style w:type="paragraph" w:customStyle="1" w:styleId="a2">
+  <w:style w:type="paragraph" w:customStyle="1" w:styleId="32">
     <w:name w:val="柴_正文"/>
-    <w:basedOn w:val="BodyText"/>
-    <w:link w:val="Char"/>
+    <w:basedOn w:val="12"/>
+    <w:link w:val="44"/>
     <w:qFormat/>
+    <w:uiPriority w:val="0"/>
     <w:pPr>
       <w:spacing w:line="360" w:lineRule="auto"/>
       <w:ind w:firstLine="470" w:firstLineChars="200"/>
     </w:pPr>
     <w:rPr>
-      <w:rFonts w:ascii="Arial" w:eastAsia="宋体" w:hAnsi="Arial"/>
+      <w:rFonts w:ascii="Arial" w:hAnsi="Arial" w:eastAsia="宋体"/>
       <w:sz w:val="24"/>
       <w:lang w:eastAsia="zh-CN"/>
     </w:rPr>
   </w:style>
-  <w:style w:type="paragraph" w:customStyle="1" w:styleId="2">
+  <w:style w:type="paragraph" w:customStyle="1" w:styleId="33">
     <w:name w:val="柴_标题2"/>
-    <w:basedOn w:val="Heading2"/>
-    <w:next w:val="a2"/>
-    <w:link w:val="2Char"/>
+    <w:basedOn w:val="3"/>
+    <w:next w:val="32"/>
+    <w:link w:val="47"/>
     <w:qFormat/>
+    <w:uiPriority w:val="0"/>
     <w:pPr>
       <w:spacing w:line="360" w:lineRule="auto"/>
     </w:pPr>
     <w:rPr>
-      <w:rFonts w:ascii="Arial" w:eastAsia="宋体" w:hAnsi="Arial"/>
+      <w:rFonts w:ascii="Arial" w:hAnsi="Arial" w:eastAsia="宋体"/>
       <w:sz w:val="28"/>
     </w:rPr>
   </w:style>
-  <w:style w:type="paragraph" w:customStyle="1" w:styleId="3">
+  <w:style w:type="paragraph" w:customStyle="1" w:styleId="34">
     <w:name w:val="柴_标题3"/>
-    <w:basedOn w:val="Heading3"/>
-    <w:next w:val="a2"/>
+    <w:basedOn w:val="4"/>
+    <w:next w:val="32"/>
     <w:qFormat/>
+    <w:uiPriority w:val="0"/>
     <w:pPr>
       <w:spacing w:line="360" w:lineRule="auto"/>
       <w:ind w:left="0" w:firstLine="472" w:firstLineChars="200"/>
     </w:pPr>
     <w:rPr>
-      <w:rFonts w:ascii="宋体" w:eastAsia="宋体" w:hAnsi="宋体" w:cs="宋体"/>
+      <w:rFonts w:ascii="宋体" w:hAnsi="宋体" w:eastAsia="宋体" w:cs="宋体"/>
       <w:spacing w:val="-2"/>
       <w:sz w:val="24"/>
       <w:szCs w:val="24"/>
     </w:rPr>
   </w:style>
-  <w:style w:type="paragraph" w:customStyle="1" w:styleId="a3">
+  <w:style w:type="paragraph" w:customStyle="1" w:styleId="35">
     <w:name w:val="柴_目录"/>
-    <w:basedOn w:val="Normal"/>
-    <w:next w:val="BodyText"/>
+    <w:basedOn w:val="1"/>
+    <w:next w:val="12"/>
     <w:qFormat/>
+    <w:uiPriority w:val="0"/>
     <w:pPr>
       <w:tabs>
         <w:tab w:val="right" w:leader="dot" w:pos="8442"/>
@@ -9364,59 +9543,64 @@
       <w:ind w:left="0" w:leftChars="0"/>
     </w:pPr>
     <w:rPr>
-      <w:rFonts w:ascii="Arial" w:eastAsia="Microsoft JhengHei" w:hAnsi="Arial"/>
+      <w:rFonts w:ascii="Arial" w:hAnsi="Arial" w:eastAsia="Microsoft JhengHei"/>
       <w:sz w:val="24"/>
     </w:rPr>
   </w:style>
-  <w:style w:type="paragraph" w:customStyle="1" w:styleId="WPSOffice1">
+  <w:style w:type="paragraph" w:customStyle="1" w:styleId="36">
     <w:name w:val="WPSOffice手动目录 1"/>
     <w:qFormat/>
+    <w:uiPriority w:val="0"/>
     <w:pPr>
       <w:ind w:leftChars="0"/>
     </w:pPr>
     <w:rPr>
-      <w:rFonts w:ascii="Times New Roman" w:eastAsia="宋体" w:hAnsi="Times New Roman" w:cs="Times New Roman"/>
+      <w:rFonts w:ascii="Times New Roman" w:hAnsi="Times New Roman" w:eastAsia="宋体" w:cs="Times New Roman"/>
       <w:sz w:val="20"/>
       <w:szCs w:val="20"/>
     </w:rPr>
   </w:style>
-  <w:style w:type="paragraph" w:customStyle="1" w:styleId="WPSOffice2">
+  <w:style w:type="paragraph" w:customStyle="1" w:styleId="37">
     <w:name w:val="WPSOffice手动目录 2"/>
     <w:qFormat/>
+    <w:uiPriority w:val="0"/>
     <w:pPr>
       <w:ind w:leftChars="200"/>
     </w:pPr>
     <w:rPr>
-      <w:rFonts w:ascii="Times New Roman" w:eastAsia="宋体" w:hAnsi="Times New Roman" w:cs="Times New Roman"/>
+      <w:rFonts w:ascii="Times New Roman" w:hAnsi="Times New Roman" w:eastAsia="宋体" w:cs="Times New Roman"/>
       <w:sz w:val="20"/>
       <w:szCs w:val="20"/>
     </w:rPr>
   </w:style>
-  <w:style w:type="paragraph" w:customStyle="1" w:styleId="WPSOffice3">
+  <w:style w:type="paragraph" w:customStyle="1" w:styleId="38">
     <w:name w:val="WPSOffice手动目录 3"/>
     <w:qFormat/>
+    <w:uiPriority w:val="0"/>
     <w:pPr>
       <w:ind w:leftChars="400"/>
     </w:pPr>
     <w:rPr>
-      <w:rFonts w:ascii="Times New Roman" w:eastAsia="宋体" w:hAnsi="Times New Roman" w:cs="Times New Roman"/>
+      <w:rFonts w:ascii="Times New Roman" w:hAnsi="Times New Roman" w:eastAsia="宋体" w:cs="Times New Roman"/>
       <w:sz w:val="20"/>
       <w:szCs w:val="20"/>
     </w:rPr>
   </w:style>
-  <w:style w:type="paragraph" w:customStyle="1" w:styleId="Compact">
+  <w:style w:type="paragraph" w:customStyle="1" w:styleId="39">
     <w:name w:val="Compact"/>
-    <w:basedOn w:val="BodyText"/>
+    <w:basedOn w:val="12"/>
     <w:qFormat/>
+    <w:uiPriority w:val="0"/>
     <w:pPr>
       <w:spacing w:before="36" w:after="36"/>
     </w:pPr>
   </w:style>
-  <w:style w:type="table" w:customStyle="1" w:styleId="Table">
+  <w:style w:type="table" w:customStyle="1" w:styleId="40">
     <w:name w:val="Table"/>
     <w:semiHidden/>
     <w:unhideWhenUsed/>
     <w:qFormat/>
+    <w:uiPriority w:val="0"/>
     <w:tblPr>
       <w:tblCellMar>
         <w:top w:w="0" w:type="dxa"/>
@@ -9428,26 +9612,28 @@
     <w:tblStylePr w:type="firstRow">
       <w:tcPr>
         <w:tcBorders>
-          <w:bottom w:val="single" w:sz="0" w:space="0" w:color="auto"/>
+          <w:bottom w:val="single" w:color="auto" w:sz="0" w:space="0"/>
         </w:tcBorders>
         <w:vAlign w:val="bottom"/>
       </w:tcPr>
     </w:tblStylePr>
   </w:style>
-  <w:style w:type="character" w:customStyle="1" w:styleId="1Char">
+  <w:style w:type="character" w:customStyle="1" w:styleId="41">
     <w:name w:val="柴_标题1 Char"/>
-    <w:link w:val="1"/>
+    <w:link w:val="31"/>
     <w:qFormat/>
+    <w:uiPriority w:val="0"/>
     <w:rPr>
-      <w:rFonts w:ascii="Arial" w:eastAsia="宋体" w:hAnsi="Arial"/>
+      <w:rFonts w:ascii="Arial" w:hAnsi="Arial" w:eastAsia="宋体"/>
       <w:sz w:val="32"/>
     </w:rPr>
   </w:style>
-  <w:style w:type="paragraph" w:customStyle="1" w:styleId="a4">
+  <w:style w:type="paragraph" w:customStyle="1" w:styleId="42">
     <w:name w:val="柴_正文_无缩进"/>
-    <w:basedOn w:val="Normal"/>
-    <w:link w:val="Char0"/>
+    <w:basedOn w:val="1"/>
+    <w:link w:val="46"/>
     <w:qFormat/>
+    <w:uiPriority w:val="0"/>
     <w:pPr>
       <w:ind w:firstLine="0" w:firstLineChars="0"/>
     </w:pPr>
@@ -9457,38 +9643,41 @@
       <w:lang w:eastAsia="zh-CN"/>
     </w:rPr>
   </w:style>
-  <w:style w:type="paragraph" w:customStyle="1" w:styleId="4">
+  <w:style w:type="paragraph" w:customStyle="1" w:styleId="43">
     <w:name w:val="柴_标题4"/>
-    <w:basedOn w:val="Heading4"/>
-    <w:next w:val="Normal"/>
+    <w:basedOn w:val="5"/>
+    <w:next w:val="1"/>
     <w:qFormat/>
+    <w:uiPriority w:val="0"/>
     <w:pPr>
       <w:widowControl w:val="0"/>
       <w:spacing w:before="160" w:line="360" w:lineRule="auto"/>
-      <w:ind w:left="981" w:hanging="862" w:leftChars="300"/>
+      <w:ind w:left="981" w:leftChars="300" w:hanging="862"/>
     </w:pPr>
     <w:rPr>
-      <w:rFonts w:ascii="Calibri" w:eastAsia="宋体" w:hAnsi="Calibri" w:cs="宋体" w:hint="eastAsia"/>
+      <w:rFonts w:hint="eastAsia" w:ascii="Calibri" w:hAnsi="Calibri" w:eastAsia="宋体" w:cs="宋体"/>
       <w:sz w:val="24"/>
       <w:szCs w:val="24"/>
       <w:lang w:eastAsia="zh-CN" w:bidi="zh-CN"/>
     </w:rPr>
   </w:style>
-  <w:style w:type="character" w:customStyle="1" w:styleId="Char">
+  <w:style w:type="character" w:customStyle="1" w:styleId="44">
     <w:name w:val="柴_正文 Char"/>
-    <w:link w:val="a2"/>
+    <w:link w:val="32"/>
     <w:qFormat/>
+    <w:uiPriority w:val="0"/>
     <w:rPr>
-      <w:rFonts w:ascii="Arial" w:eastAsia="宋体" w:hAnsi="Arial"/>
+      <w:rFonts w:ascii="Arial" w:hAnsi="Arial" w:eastAsia="宋体"/>
       <w:sz w:val="24"/>
       <w:lang w:eastAsia="zh-CN"/>
     </w:rPr>
   </w:style>
-  <w:style w:type="table" w:customStyle="1" w:styleId="TableNormal00">
+  <w:style w:type="table" w:customStyle="1" w:styleId="45">
     <w:name w:val="Table Normal_0_0"/>
     <w:semiHidden/>
     <w:unhideWhenUsed/>
     <w:qFormat/>
+    <w:uiPriority w:val="0"/>
     <w:tblPr>
       <w:tblCellMar>
         <w:top w:w="0" w:type="dxa"/>
@@ -9498,41 +9687,45 @@
       </w:tblCellMar>
     </w:tblPr>
   </w:style>
-  <w:style w:type="character" w:customStyle="1" w:styleId="Char0">
+  <w:style w:type="character" w:customStyle="1" w:styleId="46">
     <w:name w:val="柴_正文_无缩进 Char"/>
-    <w:link w:val="a4"/>
+    <w:link w:val="42"/>
     <w:qFormat/>
+    <w:uiPriority w:val="0"/>
     <w:rPr>
       <w:rFonts w:ascii="Arial" w:hAnsi="Arial"/>
       <w:sz w:val="24"/>
       <w:lang w:eastAsia="zh-CN"/>
     </w:rPr>
   </w:style>
-  <w:style w:type="character" w:customStyle="1" w:styleId="2Char">
+  <w:style w:type="character" w:customStyle="1" w:styleId="47">
     <w:name w:val="柴_标题2 Char"/>
-    <w:link w:val="2"/>
+    <w:link w:val="33"/>
     <w:qFormat/>
+    <w:uiPriority w:val="0"/>
     <w:rPr>
-      <w:rFonts w:ascii="Arial" w:eastAsia="宋体" w:hAnsi="Arial"/>
+      <w:rFonts w:ascii="Arial" w:hAnsi="Arial" w:eastAsia="宋体"/>
       <w:sz w:val="28"/>
     </w:rPr>
   </w:style>
-  <w:style w:type="character" w:customStyle="1" w:styleId="Char1">
+  <w:style w:type="character" w:customStyle="1" w:styleId="48">
     <w:name w:val="柴_题注 Char"/>
-    <w:link w:val="a5"/>
+    <w:link w:val="49"/>
     <w:qFormat/>
+    <w:uiPriority w:val="0"/>
   </w:style>
-  <w:style w:type="paragraph" w:customStyle="1" w:styleId="a5">
+  <w:style w:type="paragraph" w:customStyle="1" w:styleId="49">
     <w:name w:val="柴_题注"/>
-    <w:basedOn w:val="HTMLPreformatted"/>
-    <w:link w:val="Char1"/>
+    <w:basedOn w:val="19"/>
+    <w:link w:val="48"/>
     <w:qFormat/>
+    <w:uiPriority w:val="0"/>
     <w:pPr>
       <w:pBdr>
-        <w:top w:val="nil"/>
-        <w:left w:val="nil"/>
-        <w:bottom w:val="nil"/>
-        <w:right w:val="nil"/>
+        <w:top w:val="none" w:color="auto" w:sz="0" w:space="0"/>
+        <w:left w:val="none" w:color="auto" w:sz="0" w:space="0"/>
+        <w:bottom w:val="none" w:color="auto" w:sz="0" w:space="0"/>
+        <w:right w:val="none" w:color="auto" w:sz="0" w:space="0"/>
       </w:pBdr>
       <w:tabs>
         <w:tab w:val="left" w:pos="916"/>

--- a/7-技术管理/运行记录类文件/HFSJ-ITSS-0705-2026年度研发规划.docx
+++ b/7-技术管理/运行记录类文件/HFSJ-ITSS-0705-2026年度研发规划.docx
@@ -413,7 +413,7 @@
                 <w:rFonts w:hint="eastAsia"/>
                 <w:lang w:val="en-US" w:eastAsia="zh-CN"/>
               </w:rPr>
-              <w:t>石宝升</w:t>
+              <w:t>黄正宇</w:t>
             </w:r>
           </w:p>
         </w:tc>
@@ -1241,12 +1241,6 @@
             <w:insideH w:val="none" w:color="auto" w:sz="0" w:space="0"/>
             <w:insideV w:val="none" w:color="auto" w:sz="0" w:space="0"/>
           </w:tblBorders>
-          <w:tblCellMar>
-            <w:top w:w="0" w:type="dxa"/>
-            <w:left w:w="108" w:type="dxa"/>
-            <w:bottom w:w="0" w:type="dxa"/>
-            <w:right w:w="108" w:type="dxa"/>
-          </w:tblCellMar>
         </w:tblPrEx>
         <w:trPr>
           <w:trHeight w:val="0" w:hRule="atLeast"/>
@@ -1898,7 +1892,7 @@
                 <w:vertAlign w:val="baseline"/>
                 <w:lang w:val="en-US" w:eastAsia="zh-CN"/>
               </w:rPr>
-              <w:t>石宝升</w:t>
+              <w:t>黄正宇</w:t>
             </w:r>
           </w:p>
         </w:tc>
@@ -3668,7 +3662,21 @@
           <w:rFonts w:hint="default"/>
           <w:lang w:val="en-US" w:eastAsia="zh-CN"/>
         </w:rPr>
-        <w:t>2025年度，公司成功完成了数据库监控模块的研发，实现了对MySQL、Redis等主流数据库的全面监控及慢SQL分析功能，该模块已在企业门店ERP统一管理系统、大化投发服务项目中试点应用，有效提升了数据库层面的监控能力。</w:t>
+        <w:t>2025年度，公司成功完成了数据库监控模块的研发，实现了对MySQL、Redis等主流数据库的全面监控及慢SQL分析功能，该模块已在</w:t>
+      </w:r>
+      <w:r>
+        <w:rPr>
+          <w:rFonts w:hint="eastAsia"/>
+          <w:lang w:val="en-US" w:eastAsia="zh-CN"/>
+        </w:rPr>
+        <w:t>2025年国电电力湖南新能源系统运维项目</w:t>
+      </w:r>
+      <w:r>
+        <w:rPr>
+          <w:rFonts w:hint="default"/>
+          <w:lang w:val="en-US" w:eastAsia="zh-CN"/>
+        </w:rPr>
+        <w:t>试点应用，有效提升了数据库层面的监控能力。</w:t>
       </w:r>
     </w:p>
     <w:p>
@@ -3789,7 +3797,30 @@
           <w:rFonts w:hint="default"/>
           <w:lang w:val="en-US" w:eastAsia="zh-CN"/>
         </w:rPr>
-        <w:t>公司自研的图云科技运维监控平台已应用于企业门店ERP统一管理系统、大化投发服务项目等运维项目，2025年已完成数据库监控模块的研发。2026年将在此基础上，重点研发自动化巡检工具和数据完整性校验工具。</w:t>
+        <w:t>公司自研的</w:t>
+      </w:r>
+      <w:r>
+        <w:rPr>
+          <w:rFonts w:hint="eastAsia"/>
+          <w:lang w:val="en-US" w:eastAsia="zh-CN"/>
+        </w:rPr>
+        <w:t>华风数据</w:t>
+      </w:r>
+      <w:r>
+        <w:rPr>
+          <w:rFonts w:hint="default"/>
+          <w:lang w:val="en-US" w:eastAsia="zh-CN"/>
+        </w:rPr>
+        <w:t>运维监控平台已应用于2025年国电电力湖南新能源系统运维项目</w:t>
+      </w:r>
+      <w:bookmarkStart w:id="13" w:name="_GoBack"/>
+      <w:bookmarkEnd w:id="13"/>
+      <w:r>
+        <w:rPr>
+          <w:rFonts w:hint="default"/>
+          <w:lang w:val="en-US" w:eastAsia="zh-CN"/>
+        </w:rPr>
+        <w:t>等运维项目，2025年已完成数据库监控模块的研发。2026年将在此基础上，重点研发自动化巡检工具和数据完整性校验工具。</w:t>
       </w:r>
     </w:p>
     <w:p>
@@ -4646,6 +4677,7 @@
             <w:insideH w:val="none" w:color="auto" w:sz="0" w:space="0"/>
             <w:insideV w:val="none" w:color="auto" w:sz="0" w:space="0"/>
           </w:tblBorders>
+          <w:shd w:val="clear" w:color="auto" w:fill="auto"/>
           <w:tblCellMar>
             <w:top w:w="15" w:type="dxa"/>
             <w:left w:w="15" w:type="dxa"/>
@@ -4860,690 +4892,6 @@
                 <w:lang w:val="en-US" w:eastAsia="zh-CN"/>
               </w:rPr>
               <w:t>2026年3月</w:t>
-            </w:r>
-          </w:p>
-        </w:tc>
-      </w:tr>
-      <w:tr>
-        <w:tblPrEx>
-          <w:tblBorders>
-            <w:top w:val="none" w:color="auto" w:sz="0" w:space="0"/>
-            <w:left w:val="none" w:color="auto" w:sz="0" w:space="0"/>
-            <w:bottom w:val="none" w:color="auto" w:sz="0" w:space="0"/>
-            <w:right w:val="none" w:color="auto" w:sz="0" w:space="0"/>
-            <w:insideH w:val="none" w:color="auto" w:sz="0" w:space="0"/>
-            <w:insideV w:val="none" w:color="auto" w:sz="0" w:space="0"/>
-          </w:tblBorders>
-          <w:tblCellMar>
-            <w:top w:w="15" w:type="dxa"/>
-            <w:left w:w="15" w:type="dxa"/>
-            <w:bottom w:w="15" w:type="dxa"/>
-            <w:right w:w="15" w:type="dxa"/>
-          </w:tblCellMar>
-        </w:tblPrEx>
-        <w:trPr>
-          <w:trHeight w:val="0" w:hRule="atLeast"/>
-          <w:jc w:val="center"/>
-        </w:trPr>
-        <w:tc>
-          <w:tcPr>
-            <w:tcW w:w="1812" w:type="dxa"/>
-            <w:vMerge w:val="continue"/>
-            <w:tcBorders>
-              <w:left w:val="single" w:color="auto" w:sz="12" w:space="0"/>
-              <w:right w:val="nil"/>
-            </w:tcBorders>
-            <w:shd w:val="clear" w:color="auto" w:fill="auto"/>
-            <w:tcMar>
-              <w:top w:w="120" w:type="dxa"/>
-              <w:left w:w="-1" w:type="dxa"/>
-              <w:bottom w:w="120" w:type="dxa"/>
-              <w:right w:w="192" w:type="dxa"/>
-            </w:tcMar>
-            <w:vAlign w:val="center"/>
-          </w:tcPr>
-          <w:p>
-            <w:pPr>
-              <w:snapToGrid w:val="0"/>
-              <w:ind w:left="0" w:leftChars="0" w:right="0" w:rightChars="0" w:firstLine="0" w:firstLineChars="0"/>
-              <w:jc w:val="center"/>
-              <w:rPr>
-                <w:rFonts w:hint="default" w:ascii="Segoe UI" w:hAnsi="Segoe UI" w:eastAsia="Segoe UI" w:cs="Segoe UI"/>
-                <w:i w:val="0"/>
-                <w:iCs w:val="0"/>
-                <w:caps w:val="0"/>
-                <w:color w:val="0F1115"/>
-                <w:spacing w:val="0"/>
-                <w:sz w:val="18"/>
-                <w:szCs w:val="18"/>
-              </w:rPr>
-            </w:pPr>
-          </w:p>
-        </w:tc>
-        <w:tc>
-          <w:tcPr>
-            <w:tcW w:w="0" w:type="auto"/>
-            <w:tcBorders>
-              <w:top w:val="single" w:color="auto" w:sz="4" w:space="0"/>
-              <w:left w:val="single" w:color="auto" w:sz="4" w:space="0"/>
-              <w:bottom w:val="nil"/>
-              <w:right w:val="nil"/>
-            </w:tcBorders>
-            <w:shd w:val="clear" w:color="auto" w:fill="auto"/>
-            <w:tcMar>
-              <w:top w:w="120" w:type="dxa"/>
-              <w:left w:w="192" w:type="dxa"/>
-              <w:bottom w:w="120" w:type="dxa"/>
-              <w:right w:w="192" w:type="dxa"/>
-            </w:tcMar>
-            <w:vAlign w:val="center"/>
-          </w:tcPr>
-          <w:p>
-            <w:pPr>
-              <w:keepNext w:val="0"/>
-              <w:keepLines w:val="0"/>
-              <w:widowControl/>
-              <w:suppressLineNumbers w:val="0"/>
-              <w:snapToGrid w:val="0"/>
-              <w:spacing w:line="240" w:lineRule="auto"/>
-              <w:ind w:left="0" w:leftChars="0" w:right="0" w:rightChars="0" w:firstLine="0" w:firstLineChars="0"/>
-              <w:jc w:val="left"/>
-              <w:rPr>
-                <w:rFonts w:hint="default" w:ascii="Segoe UI" w:hAnsi="Segoe UI" w:eastAsia="Segoe UI" w:cs="Segoe UI"/>
-                <w:i w:val="0"/>
-                <w:iCs w:val="0"/>
-                <w:caps w:val="0"/>
-                <w:color w:val="0F1115"/>
-                <w:spacing w:val="0"/>
-                <w:sz w:val="18"/>
-                <w:szCs w:val="18"/>
-              </w:rPr>
-            </w:pPr>
-            <w:r>
-              <w:rPr>
-                <w:rFonts w:hint="default" w:ascii="Segoe UI" w:hAnsi="Segoe UI" w:eastAsia="Segoe UI" w:cs="Segoe UI"/>
-                <w:i w:val="0"/>
-                <w:iCs w:val="0"/>
-                <w:caps w:val="0"/>
-                <w:snapToGrid w:val="0"/>
-                <w:color w:val="000000"/>
-                <w:spacing w:val="0"/>
-                <w:kern w:val="0"/>
-                <w:sz w:val="18"/>
-                <w:szCs w:val="18"/>
-                <w:lang w:val="en-US" w:eastAsia="zh-CN"/>
-              </w:rPr>
-              <w:t>数据库巡检</w:t>
-            </w:r>
-          </w:p>
-        </w:tc>
-        <w:tc>
-          <w:tcPr>
-            <w:tcW w:w="0" w:type="auto"/>
-            <w:tcBorders>
-              <w:top w:val="single" w:color="auto" w:sz="4" w:space="0"/>
-              <w:left w:val="single" w:color="auto" w:sz="4" w:space="0"/>
-              <w:bottom w:val="nil"/>
-              <w:right w:val="nil"/>
-            </w:tcBorders>
-            <w:shd w:val="clear" w:color="auto" w:fill="auto"/>
-            <w:tcMar>
-              <w:top w:w="120" w:type="dxa"/>
-              <w:left w:w="192" w:type="dxa"/>
-              <w:bottom w:w="120" w:type="dxa"/>
-              <w:right w:w="192" w:type="dxa"/>
-            </w:tcMar>
-            <w:vAlign w:val="center"/>
-          </w:tcPr>
-          <w:p>
-            <w:pPr>
-              <w:keepNext w:val="0"/>
-              <w:keepLines w:val="0"/>
-              <w:widowControl/>
-              <w:suppressLineNumbers w:val="0"/>
-              <w:snapToGrid w:val="0"/>
-              <w:spacing w:line="240" w:lineRule="auto"/>
-              <w:ind w:left="0" w:leftChars="0" w:right="0" w:rightChars="0" w:firstLine="0" w:firstLineChars="0"/>
-              <w:jc w:val="left"/>
-              <w:rPr>
-                <w:rFonts w:hint="default" w:ascii="Segoe UI" w:hAnsi="Segoe UI" w:eastAsia="Segoe UI" w:cs="Segoe UI"/>
-                <w:i w:val="0"/>
-                <w:iCs w:val="0"/>
-                <w:caps w:val="0"/>
-                <w:color w:val="0F1115"/>
-                <w:spacing w:val="0"/>
-                <w:sz w:val="18"/>
-                <w:szCs w:val="18"/>
-              </w:rPr>
-            </w:pPr>
-            <w:r>
-              <w:rPr>
-                <w:rFonts w:hint="default" w:ascii="Segoe UI" w:hAnsi="Segoe UI" w:eastAsia="Segoe UI" w:cs="Segoe UI"/>
-                <w:i w:val="0"/>
-                <w:iCs w:val="0"/>
-                <w:caps w:val="0"/>
-                <w:snapToGrid w:val="0"/>
-                <w:color w:val="000000"/>
-                <w:spacing w:val="0"/>
-                <w:kern w:val="0"/>
-                <w:sz w:val="18"/>
-                <w:szCs w:val="18"/>
-                <w:lang w:val="en-US" w:eastAsia="zh-CN"/>
-              </w:rPr>
-              <w:t>连接数、慢查询、表空间检查</w:t>
-            </w:r>
-          </w:p>
-        </w:tc>
-        <w:tc>
-          <w:tcPr>
-            <w:tcW w:w="1402" w:type="dxa"/>
-            <w:tcBorders>
-              <w:top w:val="single" w:color="auto" w:sz="4" w:space="0"/>
-              <w:left w:val="single" w:color="auto" w:sz="4" w:space="0"/>
-              <w:bottom w:val="nil"/>
-              <w:right w:val="single" w:color="auto" w:sz="12" w:space="0"/>
-            </w:tcBorders>
-            <w:shd w:val="clear" w:color="auto" w:fill="auto"/>
-            <w:tcMar>
-              <w:top w:w="120" w:type="dxa"/>
-              <w:left w:w="192" w:type="dxa"/>
-              <w:bottom w:w="120" w:type="dxa"/>
-              <w:right w:w="-1" w:type="dxa"/>
-            </w:tcMar>
-            <w:vAlign w:val="center"/>
-          </w:tcPr>
-          <w:p>
-            <w:pPr>
-              <w:keepNext w:val="0"/>
-              <w:keepLines w:val="0"/>
-              <w:widowControl/>
-              <w:suppressLineNumbers w:val="0"/>
-              <w:snapToGrid w:val="0"/>
-              <w:spacing w:line="240" w:lineRule="auto"/>
-              <w:ind w:left="0" w:leftChars="0" w:right="0" w:rightChars="0" w:firstLine="0" w:firstLineChars="0"/>
-              <w:jc w:val="left"/>
-              <w:rPr>
-                <w:rFonts w:hint="default" w:ascii="Segoe UI" w:hAnsi="Segoe UI" w:eastAsia="Segoe UI" w:cs="Segoe UI"/>
-                <w:i w:val="0"/>
-                <w:iCs w:val="0"/>
-                <w:caps w:val="0"/>
-                <w:color w:val="0F1115"/>
-                <w:spacing w:val="0"/>
-                <w:sz w:val="18"/>
-                <w:szCs w:val="18"/>
-              </w:rPr>
-            </w:pPr>
-            <w:r>
-              <w:rPr>
-                <w:rFonts w:hint="default" w:ascii="Segoe UI" w:hAnsi="Segoe UI" w:eastAsia="Segoe UI" w:cs="Segoe UI"/>
-                <w:i w:val="0"/>
-                <w:iCs w:val="0"/>
-                <w:caps w:val="0"/>
-                <w:snapToGrid w:val="0"/>
-                <w:color w:val="000000"/>
-                <w:spacing w:val="0"/>
-                <w:kern w:val="0"/>
-                <w:sz w:val="18"/>
-                <w:szCs w:val="18"/>
-                <w:lang w:val="en-US" w:eastAsia="zh-CN"/>
-              </w:rPr>
-              <w:t>2026年4月</w:t>
-            </w:r>
-          </w:p>
-        </w:tc>
-      </w:tr>
-      <w:tr>
-        <w:tblPrEx>
-          <w:tblBorders>
-            <w:top w:val="none" w:color="auto" w:sz="0" w:space="0"/>
-            <w:left w:val="none" w:color="auto" w:sz="0" w:space="0"/>
-            <w:bottom w:val="none" w:color="auto" w:sz="0" w:space="0"/>
-            <w:right w:val="none" w:color="auto" w:sz="0" w:space="0"/>
-            <w:insideH w:val="none" w:color="auto" w:sz="0" w:space="0"/>
-            <w:insideV w:val="none" w:color="auto" w:sz="0" w:space="0"/>
-          </w:tblBorders>
-          <w:tblCellMar>
-            <w:top w:w="15" w:type="dxa"/>
-            <w:left w:w="15" w:type="dxa"/>
-            <w:bottom w:w="15" w:type="dxa"/>
-            <w:right w:w="15" w:type="dxa"/>
-          </w:tblCellMar>
-        </w:tblPrEx>
-        <w:trPr>
-          <w:trHeight w:val="0" w:hRule="atLeast"/>
-          <w:jc w:val="center"/>
-        </w:trPr>
-        <w:tc>
-          <w:tcPr>
-            <w:tcW w:w="1812" w:type="dxa"/>
-            <w:vMerge w:val="continue"/>
-            <w:tcBorders>
-              <w:left w:val="single" w:color="auto" w:sz="12" w:space="0"/>
-              <w:right w:val="nil"/>
-            </w:tcBorders>
-            <w:shd w:val="clear" w:color="auto" w:fill="auto"/>
-            <w:tcMar>
-              <w:top w:w="120" w:type="dxa"/>
-              <w:left w:w="-1" w:type="dxa"/>
-              <w:bottom w:w="120" w:type="dxa"/>
-              <w:right w:w="192" w:type="dxa"/>
-            </w:tcMar>
-            <w:vAlign w:val="center"/>
-          </w:tcPr>
-          <w:p>
-            <w:pPr>
-              <w:snapToGrid w:val="0"/>
-              <w:ind w:left="0" w:leftChars="0" w:right="0" w:rightChars="0" w:firstLine="0" w:firstLineChars="0"/>
-              <w:jc w:val="center"/>
-              <w:rPr>
-                <w:rFonts w:hint="default" w:ascii="Segoe UI" w:hAnsi="Segoe UI" w:eastAsia="Segoe UI" w:cs="Segoe UI"/>
-                <w:i w:val="0"/>
-                <w:iCs w:val="0"/>
-                <w:caps w:val="0"/>
-                <w:color w:val="0F1115"/>
-                <w:spacing w:val="0"/>
-                <w:sz w:val="18"/>
-                <w:szCs w:val="18"/>
-              </w:rPr>
-            </w:pPr>
-          </w:p>
-        </w:tc>
-        <w:tc>
-          <w:tcPr>
-            <w:tcW w:w="0" w:type="auto"/>
-            <w:tcBorders>
-              <w:top w:val="single" w:color="auto" w:sz="4" w:space="0"/>
-              <w:left w:val="single" w:color="auto" w:sz="4" w:space="0"/>
-              <w:bottom w:val="nil"/>
-              <w:right w:val="nil"/>
-            </w:tcBorders>
-            <w:shd w:val="clear" w:color="auto" w:fill="auto"/>
-            <w:tcMar>
-              <w:top w:w="120" w:type="dxa"/>
-              <w:left w:w="192" w:type="dxa"/>
-              <w:bottom w:w="120" w:type="dxa"/>
-              <w:right w:w="192" w:type="dxa"/>
-            </w:tcMar>
-            <w:vAlign w:val="center"/>
-          </w:tcPr>
-          <w:p>
-            <w:pPr>
-              <w:keepNext w:val="0"/>
-              <w:keepLines w:val="0"/>
-              <w:widowControl/>
-              <w:suppressLineNumbers w:val="0"/>
-              <w:snapToGrid w:val="0"/>
-              <w:spacing w:line="240" w:lineRule="auto"/>
-              <w:ind w:left="0" w:leftChars="0" w:right="0" w:rightChars="0" w:firstLine="0" w:firstLineChars="0"/>
-              <w:jc w:val="left"/>
-              <w:rPr>
-                <w:rFonts w:hint="default" w:ascii="Segoe UI" w:hAnsi="Segoe UI" w:eastAsia="Segoe UI" w:cs="Segoe UI"/>
-                <w:i w:val="0"/>
-                <w:iCs w:val="0"/>
-                <w:caps w:val="0"/>
-                <w:color w:val="0F1115"/>
-                <w:spacing w:val="0"/>
-                <w:sz w:val="18"/>
-                <w:szCs w:val="18"/>
-              </w:rPr>
-            </w:pPr>
-            <w:r>
-              <w:rPr>
-                <w:rFonts w:hint="default" w:ascii="Segoe UI" w:hAnsi="Segoe UI" w:eastAsia="Segoe UI" w:cs="Segoe UI"/>
-                <w:i w:val="0"/>
-                <w:iCs w:val="0"/>
-                <w:caps w:val="0"/>
-                <w:snapToGrid w:val="0"/>
-                <w:color w:val="000000"/>
-                <w:spacing w:val="0"/>
-                <w:kern w:val="0"/>
-                <w:sz w:val="18"/>
-                <w:szCs w:val="18"/>
-                <w:lang w:val="en-US" w:eastAsia="zh-CN"/>
-              </w:rPr>
-              <w:t>前端设备巡检</w:t>
-            </w:r>
-          </w:p>
-        </w:tc>
-        <w:tc>
-          <w:tcPr>
-            <w:tcW w:w="0" w:type="auto"/>
-            <w:tcBorders>
-              <w:top w:val="single" w:color="auto" w:sz="4" w:space="0"/>
-              <w:left w:val="single" w:color="auto" w:sz="4" w:space="0"/>
-              <w:bottom w:val="nil"/>
-              <w:right w:val="nil"/>
-            </w:tcBorders>
-            <w:shd w:val="clear" w:color="auto" w:fill="auto"/>
-            <w:tcMar>
-              <w:top w:w="120" w:type="dxa"/>
-              <w:left w:w="192" w:type="dxa"/>
-              <w:bottom w:w="120" w:type="dxa"/>
-              <w:right w:w="192" w:type="dxa"/>
-            </w:tcMar>
-            <w:vAlign w:val="center"/>
-          </w:tcPr>
-          <w:p>
-            <w:pPr>
-              <w:keepNext w:val="0"/>
-              <w:keepLines w:val="0"/>
-              <w:widowControl/>
-              <w:suppressLineNumbers w:val="0"/>
-              <w:snapToGrid w:val="0"/>
-              <w:spacing w:line="240" w:lineRule="auto"/>
-              <w:ind w:left="0" w:leftChars="0" w:right="0" w:rightChars="0" w:firstLine="0" w:firstLineChars="0"/>
-              <w:jc w:val="left"/>
-              <w:rPr>
-                <w:rFonts w:hint="default" w:ascii="Segoe UI" w:hAnsi="Segoe UI" w:eastAsia="宋体" w:cs="Segoe UI"/>
-                <w:i w:val="0"/>
-                <w:iCs w:val="0"/>
-                <w:caps w:val="0"/>
-                <w:color w:val="0F1115"/>
-                <w:spacing w:val="0"/>
-                <w:sz w:val="18"/>
-                <w:szCs w:val="18"/>
-                <w:lang w:val="en-US" w:eastAsia="zh-CN"/>
-              </w:rPr>
-            </w:pPr>
-            <w:r>
-              <w:rPr>
-                <w:rFonts w:hint="eastAsia" w:ascii="Segoe UI" w:hAnsi="Segoe UI" w:eastAsia="宋体" w:cs="Segoe UI"/>
-                <w:i w:val="0"/>
-                <w:iCs w:val="0"/>
-                <w:caps w:val="0"/>
-                <w:color w:val="0F1115"/>
-                <w:spacing w:val="0"/>
-                <w:sz w:val="18"/>
-                <w:szCs w:val="18"/>
-                <w:lang w:val="en-US" w:eastAsia="zh-CN"/>
-              </w:rPr>
-              <w:t>电网设备巡检</w:t>
-            </w:r>
-          </w:p>
-        </w:tc>
-        <w:tc>
-          <w:tcPr>
-            <w:tcW w:w="1402" w:type="dxa"/>
-            <w:tcBorders>
-              <w:top w:val="single" w:color="auto" w:sz="4" w:space="0"/>
-              <w:left w:val="single" w:color="auto" w:sz="4" w:space="0"/>
-              <w:bottom w:val="nil"/>
-              <w:right w:val="single" w:color="auto" w:sz="12" w:space="0"/>
-            </w:tcBorders>
-            <w:shd w:val="clear" w:color="auto" w:fill="auto"/>
-            <w:tcMar>
-              <w:top w:w="120" w:type="dxa"/>
-              <w:left w:w="192" w:type="dxa"/>
-              <w:bottom w:w="120" w:type="dxa"/>
-              <w:right w:w="-1" w:type="dxa"/>
-            </w:tcMar>
-            <w:vAlign w:val="center"/>
-          </w:tcPr>
-          <w:p>
-            <w:pPr>
-              <w:keepNext w:val="0"/>
-              <w:keepLines w:val="0"/>
-              <w:widowControl/>
-              <w:suppressLineNumbers w:val="0"/>
-              <w:snapToGrid w:val="0"/>
-              <w:spacing w:line="240" w:lineRule="auto"/>
-              <w:ind w:left="0" w:leftChars="0" w:right="0" w:rightChars="0" w:firstLine="0" w:firstLineChars="0"/>
-              <w:jc w:val="left"/>
-              <w:rPr>
-                <w:rFonts w:hint="default" w:ascii="Segoe UI" w:hAnsi="Segoe UI" w:eastAsia="Segoe UI" w:cs="Segoe UI"/>
-                <w:i w:val="0"/>
-                <w:iCs w:val="0"/>
-                <w:caps w:val="0"/>
-                <w:color w:val="0F1115"/>
-                <w:spacing w:val="0"/>
-                <w:sz w:val="18"/>
-                <w:szCs w:val="18"/>
-              </w:rPr>
-            </w:pPr>
-            <w:r>
-              <w:rPr>
-                <w:rFonts w:hint="default" w:ascii="Segoe UI" w:hAnsi="Segoe UI" w:eastAsia="Segoe UI" w:cs="Segoe UI"/>
-                <w:i w:val="0"/>
-                <w:iCs w:val="0"/>
-                <w:caps w:val="0"/>
-                <w:snapToGrid w:val="0"/>
-                <w:color w:val="000000"/>
-                <w:spacing w:val="0"/>
-                <w:kern w:val="0"/>
-                <w:sz w:val="18"/>
-                <w:szCs w:val="18"/>
-                <w:lang w:val="en-US" w:eastAsia="zh-CN"/>
-              </w:rPr>
-              <w:t>2026年4月</w:t>
-            </w:r>
-          </w:p>
-        </w:tc>
-      </w:tr>
-      <w:tr>
-        <w:tblPrEx>
-          <w:tblBorders>
-            <w:top w:val="none" w:color="auto" w:sz="0" w:space="0"/>
-            <w:left w:val="none" w:color="auto" w:sz="0" w:space="0"/>
-            <w:bottom w:val="none" w:color="auto" w:sz="0" w:space="0"/>
-            <w:right w:val="none" w:color="auto" w:sz="0" w:space="0"/>
-            <w:insideH w:val="none" w:color="auto" w:sz="0" w:space="0"/>
-            <w:insideV w:val="none" w:color="auto" w:sz="0" w:space="0"/>
-          </w:tblBorders>
-          <w:tblCellMar>
-            <w:top w:w="15" w:type="dxa"/>
-            <w:left w:w="15" w:type="dxa"/>
-            <w:bottom w:w="15" w:type="dxa"/>
-            <w:right w:w="15" w:type="dxa"/>
-          </w:tblCellMar>
-        </w:tblPrEx>
-        <w:trPr>
-          <w:trHeight w:val="0" w:hRule="atLeast"/>
-          <w:jc w:val="center"/>
-        </w:trPr>
-        <w:tc>
-          <w:tcPr>
-            <w:tcW w:w="1812" w:type="dxa"/>
-            <w:vMerge w:val="continue"/>
-            <w:tcBorders>
-              <w:left w:val="single" w:color="auto" w:sz="12" w:space="0"/>
-              <w:bottom w:val="nil"/>
-              <w:right w:val="nil"/>
-            </w:tcBorders>
-            <w:shd w:val="clear" w:color="auto" w:fill="auto"/>
-            <w:tcMar>
-              <w:top w:w="120" w:type="dxa"/>
-              <w:left w:w="-1" w:type="dxa"/>
-              <w:bottom w:w="120" w:type="dxa"/>
-              <w:right w:w="192" w:type="dxa"/>
-            </w:tcMar>
-            <w:vAlign w:val="center"/>
-          </w:tcPr>
-          <w:p>
-            <w:pPr>
-              <w:snapToGrid w:val="0"/>
-              <w:ind w:left="0" w:leftChars="0" w:right="0" w:rightChars="0" w:firstLine="0" w:firstLineChars="0"/>
-              <w:jc w:val="center"/>
-              <w:rPr>
-                <w:rFonts w:hint="default" w:ascii="Segoe UI" w:hAnsi="Segoe UI" w:eastAsia="Segoe UI" w:cs="Segoe UI"/>
-                <w:i w:val="0"/>
-                <w:iCs w:val="0"/>
-                <w:caps w:val="0"/>
-                <w:color w:val="0F1115"/>
-                <w:spacing w:val="0"/>
-                <w:sz w:val="18"/>
-                <w:szCs w:val="18"/>
-              </w:rPr>
-            </w:pPr>
-          </w:p>
-        </w:tc>
-        <w:tc>
-          <w:tcPr>
-            <w:tcW w:w="0" w:type="auto"/>
-            <w:tcBorders>
-              <w:top w:val="single" w:color="auto" w:sz="4" w:space="0"/>
-              <w:left w:val="single" w:color="auto" w:sz="4" w:space="0"/>
-              <w:bottom w:val="nil"/>
-              <w:right w:val="nil"/>
-            </w:tcBorders>
-            <w:shd w:val="clear" w:color="auto" w:fill="auto"/>
-            <w:tcMar>
-              <w:top w:w="120" w:type="dxa"/>
-              <w:left w:w="192" w:type="dxa"/>
-              <w:bottom w:w="120" w:type="dxa"/>
-              <w:right w:w="192" w:type="dxa"/>
-            </w:tcMar>
-            <w:vAlign w:val="center"/>
-          </w:tcPr>
-          <w:p>
-            <w:pPr>
-              <w:keepNext w:val="0"/>
-              <w:keepLines w:val="0"/>
-              <w:widowControl/>
-              <w:suppressLineNumbers w:val="0"/>
-              <w:snapToGrid w:val="0"/>
-              <w:spacing w:line="240" w:lineRule="auto"/>
-              <w:ind w:left="0" w:leftChars="0" w:right="0" w:rightChars="0" w:firstLine="0" w:firstLineChars="0"/>
-              <w:jc w:val="left"/>
-              <w:rPr>
-                <w:rFonts w:hint="default" w:ascii="Segoe UI" w:hAnsi="Segoe UI" w:eastAsia="Segoe UI" w:cs="Segoe UI"/>
-                <w:i w:val="0"/>
-                <w:iCs w:val="0"/>
-                <w:caps w:val="0"/>
-                <w:color w:val="0F1115"/>
-                <w:spacing w:val="0"/>
-                <w:sz w:val="18"/>
-                <w:szCs w:val="18"/>
-              </w:rPr>
-            </w:pPr>
-            <w:r>
-              <w:rPr>
-                <w:rFonts w:hint="default" w:ascii="Segoe UI" w:hAnsi="Segoe UI" w:eastAsia="Segoe UI" w:cs="Segoe UI"/>
-                <w:i w:val="0"/>
-                <w:iCs w:val="0"/>
-                <w:caps w:val="0"/>
-                <w:snapToGrid w:val="0"/>
-                <w:color w:val="000000"/>
-                <w:spacing w:val="0"/>
-                <w:kern w:val="0"/>
-                <w:sz w:val="18"/>
-                <w:szCs w:val="18"/>
-                <w:lang w:val="en-US" w:eastAsia="zh-CN"/>
-              </w:rPr>
-              <w:t>巡检报告</w:t>
-            </w:r>
-          </w:p>
-        </w:tc>
-        <w:tc>
-          <w:tcPr>
-            <w:tcW w:w="0" w:type="auto"/>
-            <w:tcBorders>
-              <w:top w:val="single" w:color="auto" w:sz="4" w:space="0"/>
-              <w:left w:val="single" w:color="auto" w:sz="4" w:space="0"/>
-              <w:bottom w:val="nil"/>
-              <w:right w:val="nil"/>
-            </w:tcBorders>
-            <w:shd w:val="clear" w:color="auto" w:fill="auto"/>
-            <w:tcMar>
-              <w:top w:w="120" w:type="dxa"/>
-              <w:left w:w="192" w:type="dxa"/>
-              <w:bottom w:w="120" w:type="dxa"/>
-              <w:right w:w="192" w:type="dxa"/>
-            </w:tcMar>
-            <w:vAlign w:val="center"/>
-          </w:tcPr>
-          <w:p>
-            <w:pPr>
-              <w:keepNext w:val="0"/>
-              <w:keepLines w:val="0"/>
-              <w:widowControl/>
-              <w:suppressLineNumbers w:val="0"/>
-              <w:snapToGrid w:val="0"/>
-              <w:spacing w:line="240" w:lineRule="auto"/>
-              <w:ind w:left="0" w:leftChars="0" w:right="0" w:rightChars="0" w:firstLine="0" w:firstLineChars="0"/>
-              <w:jc w:val="left"/>
-              <w:rPr>
-                <w:rFonts w:hint="default" w:ascii="Segoe UI" w:hAnsi="Segoe UI" w:eastAsia="Segoe UI" w:cs="Segoe UI"/>
-                <w:i w:val="0"/>
-                <w:iCs w:val="0"/>
-                <w:caps w:val="0"/>
-                <w:color w:val="0F1115"/>
-                <w:spacing w:val="0"/>
-                <w:sz w:val="18"/>
-                <w:szCs w:val="18"/>
-              </w:rPr>
-            </w:pPr>
-            <w:r>
-              <w:rPr>
-                <w:rFonts w:hint="default" w:ascii="Segoe UI" w:hAnsi="Segoe UI" w:eastAsia="Segoe UI" w:cs="Segoe UI"/>
-                <w:i w:val="0"/>
-                <w:iCs w:val="0"/>
-                <w:caps w:val="0"/>
-                <w:snapToGrid w:val="0"/>
-                <w:color w:val="000000"/>
-                <w:spacing w:val="0"/>
-                <w:kern w:val="0"/>
-                <w:sz w:val="18"/>
-                <w:szCs w:val="18"/>
-                <w:lang w:val="en-US" w:eastAsia="zh-CN"/>
-              </w:rPr>
-              <w:t>自动生成巡检报告（日报/周报/月报）</w:t>
-            </w:r>
-          </w:p>
-        </w:tc>
-        <w:tc>
-          <w:tcPr>
-            <w:tcW w:w="1402" w:type="dxa"/>
-            <w:tcBorders>
-              <w:top w:val="single" w:color="auto" w:sz="4" w:space="0"/>
-              <w:left w:val="single" w:color="auto" w:sz="4" w:space="0"/>
-              <w:bottom w:val="nil"/>
-              <w:right w:val="single" w:color="auto" w:sz="12" w:space="0"/>
-            </w:tcBorders>
-            <w:shd w:val="clear" w:color="auto" w:fill="auto"/>
-            <w:tcMar>
-              <w:top w:w="120" w:type="dxa"/>
-              <w:left w:w="192" w:type="dxa"/>
-              <w:bottom w:w="120" w:type="dxa"/>
-              <w:right w:w="-1" w:type="dxa"/>
-            </w:tcMar>
-            <w:vAlign w:val="center"/>
-          </w:tcPr>
-          <w:p>
-            <w:pPr>
-              <w:keepNext w:val="0"/>
-              <w:keepLines w:val="0"/>
-              <w:widowControl/>
-              <w:suppressLineNumbers w:val="0"/>
-              <w:snapToGrid w:val="0"/>
-              <w:spacing w:line="240" w:lineRule="auto"/>
-              <w:ind w:left="0" w:leftChars="0" w:right="0" w:rightChars="0" w:firstLine="0" w:firstLineChars="0"/>
-              <w:jc w:val="left"/>
-              <w:rPr>
-                <w:rFonts w:hint="default" w:ascii="Segoe UI" w:hAnsi="Segoe UI" w:eastAsia="Segoe UI" w:cs="Segoe UI"/>
-                <w:i w:val="0"/>
-                <w:iCs w:val="0"/>
-                <w:caps w:val="0"/>
-                <w:color w:val="0F1115"/>
-                <w:spacing w:val="0"/>
-                <w:sz w:val="18"/>
-                <w:szCs w:val="18"/>
-              </w:rPr>
-            </w:pPr>
-            <w:r>
-              <w:rPr>
-                <w:rFonts w:hint="default" w:ascii="Segoe UI" w:hAnsi="Segoe UI" w:eastAsia="Segoe UI" w:cs="Segoe UI"/>
-                <w:i w:val="0"/>
-                <w:iCs w:val="0"/>
-                <w:caps w:val="0"/>
-                <w:snapToGrid w:val="0"/>
-                <w:color w:val="000000"/>
-                <w:spacing w:val="0"/>
-                <w:kern w:val="0"/>
-                <w:sz w:val="18"/>
-                <w:szCs w:val="18"/>
-                <w:lang w:val="en-US" w:eastAsia="zh-CN"/>
-              </w:rPr>
-              <w:t>2026年4月</w:t>
             </w:r>
           </w:p>
         </w:tc>
@@ -5573,9 +4921,8 @@
         <w:tc>
           <w:tcPr>
             <w:tcW w:w="1812" w:type="dxa"/>
-            <w:vMerge w:val="restart"/>
-            <w:tcBorders>
-              <w:top w:val="single" w:color="auto" w:sz="4" w:space="0"/>
+            <w:vMerge w:val="continue"/>
+            <w:tcBorders>
               <w:left w:val="single" w:color="auto" w:sz="12" w:space="0"/>
               <w:right w:val="nil"/>
             </w:tcBorders>
@@ -5590,6 +4937,42 @@
           </w:tcPr>
           <w:p>
             <w:pPr>
+              <w:snapToGrid w:val="0"/>
+              <w:ind w:left="0" w:leftChars="0" w:right="0" w:rightChars="0" w:firstLine="0" w:firstLineChars="0"/>
+              <w:jc w:val="center"/>
+              <w:rPr>
+                <w:rFonts w:hint="default" w:ascii="Segoe UI" w:hAnsi="Segoe UI" w:eastAsia="Segoe UI" w:cs="Segoe UI"/>
+                <w:i w:val="0"/>
+                <w:iCs w:val="0"/>
+                <w:caps w:val="0"/>
+                <w:color w:val="0F1115"/>
+                <w:spacing w:val="0"/>
+                <w:sz w:val="18"/>
+                <w:szCs w:val="18"/>
+              </w:rPr>
+            </w:pPr>
+          </w:p>
+        </w:tc>
+        <w:tc>
+          <w:tcPr>
+            <w:tcW w:w="0" w:type="auto"/>
+            <w:tcBorders>
+              <w:top w:val="single" w:color="auto" w:sz="4" w:space="0"/>
+              <w:left w:val="single" w:color="auto" w:sz="4" w:space="0"/>
+              <w:bottom w:val="nil"/>
+              <w:right w:val="nil"/>
+            </w:tcBorders>
+            <w:shd w:val="clear" w:color="auto" w:fill="auto"/>
+            <w:tcMar>
+              <w:top w:w="120" w:type="dxa"/>
+              <w:left w:w="192" w:type="dxa"/>
+              <w:bottom w:w="120" w:type="dxa"/>
+              <w:right w:w="192" w:type="dxa"/>
+            </w:tcMar>
+            <w:vAlign w:val="center"/>
+          </w:tcPr>
+          <w:p>
+            <w:pPr>
               <w:keepNext w:val="0"/>
               <w:keepLines w:val="0"/>
               <w:widowControl/>
@@ -5597,7 +4980,7 @@
               <w:snapToGrid w:val="0"/>
               <w:spacing w:line="240" w:lineRule="auto"/>
               <w:ind w:left="0" w:leftChars="0" w:right="0" w:rightChars="0" w:firstLine="0" w:firstLineChars="0"/>
-              <w:jc w:val="center"/>
+              <w:jc w:val="left"/>
               <w:rPr>
                 <w:rFonts w:hint="default" w:ascii="Segoe UI" w:hAnsi="Segoe UI" w:eastAsia="Segoe UI" w:cs="Segoe UI"/>
                 <w:i w:val="0"/>
@@ -5611,10 +4994,7 @@
             </w:pPr>
             <w:r>
               <w:rPr>
-                <w:rStyle w:val="25"/>
-                <w:rFonts w:hint="default" w:ascii="Segoe UI" w:hAnsi="Segoe UI" w:eastAsia="Segoe UI" w:cs="Segoe UI"/>
-                <w:b/>
-                <w:bCs/>
+                <w:rFonts w:hint="default" w:ascii="Segoe UI" w:hAnsi="Segoe UI" w:eastAsia="Segoe UI" w:cs="Segoe UI"/>
                 <w:i w:val="0"/>
                 <w:iCs w:val="0"/>
                 <w:caps w:val="0"/>
@@ -5626,7 +5006,7 @@
                 <w:szCs w:val="18"/>
                 <w:lang w:val="en-US" w:eastAsia="zh-CN"/>
               </w:rPr>
-              <w:t>数据完整性校验工具</w:t>
+              <w:t>数据库巡检</w:t>
             </w:r>
           </w:p>
         </w:tc>
@@ -5683,25 +5063,25 @@
                 <w:szCs w:val="18"/>
                 <w:lang w:val="en-US" w:eastAsia="zh-CN"/>
               </w:rPr>
-              <w:t>字段校验</w:t>
+              <w:t>连接数、慢查询、表空间检查</w:t>
             </w:r>
           </w:p>
         </w:tc>
         <w:tc>
           <w:tcPr>
-            <w:tcW w:w="0" w:type="auto"/>
+            <w:tcW w:w="1402" w:type="dxa"/>
             <w:tcBorders>
               <w:top w:val="single" w:color="auto" w:sz="4" w:space="0"/>
               <w:left w:val="single" w:color="auto" w:sz="4" w:space="0"/>
               <w:bottom w:val="nil"/>
-              <w:right w:val="nil"/>
+              <w:right w:val="single" w:color="auto" w:sz="12" w:space="0"/>
             </w:tcBorders>
             <w:shd w:val="clear" w:color="auto" w:fill="auto"/>
             <w:tcMar>
               <w:top w:w="120" w:type="dxa"/>
               <w:left w:w="192" w:type="dxa"/>
               <w:bottom w:w="120" w:type="dxa"/>
-              <w:right w:w="192" w:type="dxa"/>
+              <w:right w:w="-1" w:type="dxa"/>
             </w:tcMar>
             <w:vAlign w:val="center"/>
           </w:tcPr>
@@ -5740,64 +5120,7 @@
                 <w:szCs w:val="18"/>
                 <w:lang w:val="en-US" w:eastAsia="zh-CN"/>
               </w:rPr>
-              <w:t>必填字段完整性检查</w:t>
-            </w:r>
-          </w:p>
-        </w:tc>
-        <w:tc>
-          <w:tcPr>
-            <w:tcW w:w="1402" w:type="dxa"/>
-            <w:tcBorders>
-              <w:top w:val="single" w:color="auto" w:sz="4" w:space="0"/>
-              <w:left w:val="single" w:color="auto" w:sz="4" w:space="0"/>
-              <w:bottom w:val="nil"/>
-              <w:right w:val="single" w:color="auto" w:sz="12" w:space="0"/>
-            </w:tcBorders>
-            <w:shd w:val="clear" w:color="auto" w:fill="auto"/>
-            <w:tcMar>
-              <w:top w:w="120" w:type="dxa"/>
-              <w:left w:w="192" w:type="dxa"/>
-              <w:bottom w:w="120" w:type="dxa"/>
-              <w:right w:w="-1" w:type="dxa"/>
-            </w:tcMar>
-            <w:vAlign w:val="center"/>
-          </w:tcPr>
-          <w:p>
-            <w:pPr>
-              <w:keepNext w:val="0"/>
-              <w:keepLines w:val="0"/>
-              <w:widowControl/>
-              <w:suppressLineNumbers w:val="0"/>
-              <w:snapToGrid w:val="0"/>
-              <w:spacing w:line="240" w:lineRule="auto"/>
-              <w:ind w:left="0" w:leftChars="0" w:right="0" w:rightChars="0" w:firstLine="0" w:firstLineChars="0"/>
-              <w:jc w:val="left"/>
-              <w:rPr>
-                <w:rFonts w:hint="default" w:ascii="Segoe UI" w:hAnsi="Segoe UI" w:eastAsia="Segoe UI" w:cs="Segoe UI"/>
-                <w:i w:val="0"/>
-                <w:iCs w:val="0"/>
-                <w:caps w:val="0"/>
-                <w:color w:val="0F1115"/>
-                <w:spacing w:val="0"/>
-                <w:sz w:val="18"/>
-                <w:szCs w:val="18"/>
-              </w:rPr>
-            </w:pPr>
-            <w:r>
-              <w:rPr>
-                <w:rFonts w:hint="default" w:ascii="Segoe UI" w:hAnsi="Segoe UI" w:eastAsia="Segoe UI" w:cs="Segoe UI"/>
-                <w:i w:val="0"/>
-                <w:iCs w:val="0"/>
-                <w:caps w:val="0"/>
-                <w:snapToGrid w:val="0"/>
-                <w:color w:val="000000"/>
-                <w:spacing w:val="0"/>
-                <w:kern w:val="0"/>
-                <w:sz w:val="18"/>
-                <w:szCs w:val="18"/>
-                <w:lang w:val="en-US" w:eastAsia="zh-CN"/>
-              </w:rPr>
-              <w:t>2026年5月</w:t>
+              <w:t>2026年4月</w:t>
             </w:r>
           </w:p>
         </w:tc>
@@ -5912,7 +5235,7 @@
                 <w:szCs w:val="18"/>
                 <w:lang w:val="en-US" w:eastAsia="zh-CN"/>
               </w:rPr>
-              <w:t>格式校验</w:t>
+              <w:t>前端设备巡检</w:t>
             </w:r>
           </w:p>
         </w:tc>
@@ -5945,7 +5268,7 @@
               <w:ind w:left="0" w:leftChars="0" w:right="0" w:rightChars="0" w:firstLine="0" w:firstLineChars="0"/>
               <w:jc w:val="left"/>
               <w:rPr>
-                <w:rFonts w:hint="default" w:ascii="Segoe UI" w:hAnsi="Segoe UI" w:eastAsia="Segoe UI" w:cs="Segoe UI"/>
+                <w:rFonts w:hint="default" w:ascii="Segoe UI" w:hAnsi="Segoe UI" w:eastAsia="宋体" w:cs="Segoe UI"/>
                 <w:i w:val="0"/>
                 <w:iCs w:val="0"/>
                 <w:caps w:val="0"/>
@@ -5953,23 +5276,22 @@
                 <w:spacing w:val="0"/>
                 <w:sz w:val="18"/>
                 <w:szCs w:val="18"/>
+                <w:lang w:val="en-US" w:eastAsia="zh-CN"/>
               </w:rPr>
             </w:pPr>
             <w:r>
               <w:rPr>
-                <w:rFonts w:hint="default" w:ascii="Segoe UI" w:hAnsi="Segoe UI" w:eastAsia="Segoe UI" w:cs="Segoe UI"/>
-                <w:i w:val="0"/>
-                <w:iCs w:val="0"/>
-                <w:caps w:val="0"/>
-                <w:snapToGrid w:val="0"/>
-                <w:color w:val="000000"/>
-                <w:spacing w:val="0"/>
-                <w:kern w:val="0"/>
-                <w:sz w:val="18"/>
-                <w:szCs w:val="18"/>
-                <w:lang w:val="en-US" w:eastAsia="zh-CN"/>
-              </w:rPr>
-              <w:t>日期、金额等字段格式正确性检查</w:t>
+                <w:rFonts w:hint="eastAsia" w:ascii="Segoe UI" w:hAnsi="Segoe UI" w:eastAsia="宋体" w:cs="Segoe UI"/>
+                <w:i w:val="0"/>
+                <w:iCs w:val="0"/>
+                <w:caps w:val="0"/>
+                <w:color w:val="0F1115"/>
+                <w:spacing w:val="0"/>
+                <w:sz w:val="18"/>
+                <w:szCs w:val="18"/>
+                <w:lang w:val="en-US" w:eastAsia="zh-CN"/>
+              </w:rPr>
+              <w:t>电网设备巡检</w:t>
             </w:r>
           </w:p>
         </w:tc>
@@ -6026,464 +5348,7 @@
                 <w:szCs w:val="18"/>
                 <w:lang w:val="en-US" w:eastAsia="zh-CN"/>
               </w:rPr>
-              <w:t>2026年6月</w:t>
-            </w:r>
-          </w:p>
-        </w:tc>
-      </w:tr>
-      <w:tr>
-        <w:tblPrEx>
-          <w:tblBorders>
-            <w:top w:val="none" w:color="auto" w:sz="0" w:space="0"/>
-            <w:left w:val="none" w:color="auto" w:sz="0" w:space="0"/>
-            <w:bottom w:val="none" w:color="auto" w:sz="0" w:space="0"/>
-            <w:right w:val="none" w:color="auto" w:sz="0" w:space="0"/>
-            <w:insideH w:val="none" w:color="auto" w:sz="0" w:space="0"/>
-            <w:insideV w:val="none" w:color="auto" w:sz="0" w:space="0"/>
-          </w:tblBorders>
-          <w:tblCellMar>
-            <w:top w:w="15" w:type="dxa"/>
-            <w:left w:w="15" w:type="dxa"/>
-            <w:bottom w:w="15" w:type="dxa"/>
-            <w:right w:w="15" w:type="dxa"/>
-          </w:tblCellMar>
-        </w:tblPrEx>
-        <w:trPr>
-          <w:trHeight w:val="0" w:hRule="atLeast"/>
-          <w:jc w:val="center"/>
-        </w:trPr>
-        <w:tc>
-          <w:tcPr>
-            <w:tcW w:w="1812" w:type="dxa"/>
-            <w:vMerge w:val="continue"/>
-            <w:tcBorders>
-              <w:left w:val="single" w:color="auto" w:sz="12" w:space="0"/>
-              <w:right w:val="nil"/>
-            </w:tcBorders>
-            <w:shd w:val="clear" w:color="auto" w:fill="auto"/>
-            <w:tcMar>
-              <w:top w:w="120" w:type="dxa"/>
-              <w:left w:w="-1" w:type="dxa"/>
-              <w:bottom w:w="120" w:type="dxa"/>
-              <w:right w:w="192" w:type="dxa"/>
-            </w:tcMar>
-            <w:vAlign w:val="center"/>
-          </w:tcPr>
-          <w:p>
-            <w:pPr>
-              <w:snapToGrid w:val="0"/>
-              <w:ind w:left="0" w:leftChars="0" w:right="0" w:rightChars="0" w:firstLine="0" w:firstLineChars="0"/>
-              <w:jc w:val="center"/>
-              <w:rPr>
-                <w:rFonts w:hint="default" w:ascii="Segoe UI" w:hAnsi="Segoe UI" w:eastAsia="Segoe UI" w:cs="Segoe UI"/>
-                <w:i w:val="0"/>
-                <w:iCs w:val="0"/>
-                <w:caps w:val="0"/>
-                <w:color w:val="0F1115"/>
-                <w:spacing w:val="0"/>
-                <w:sz w:val="18"/>
-                <w:szCs w:val="18"/>
-              </w:rPr>
-            </w:pPr>
-          </w:p>
-        </w:tc>
-        <w:tc>
-          <w:tcPr>
-            <w:tcW w:w="0" w:type="auto"/>
-            <w:tcBorders>
-              <w:top w:val="single" w:color="auto" w:sz="4" w:space="0"/>
-              <w:left w:val="single" w:color="auto" w:sz="4" w:space="0"/>
-              <w:bottom w:val="nil"/>
-              <w:right w:val="nil"/>
-            </w:tcBorders>
-            <w:shd w:val="clear" w:color="auto" w:fill="auto"/>
-            <w:tcMar>
-              <w:top w:w="120" w:type="dxa"/>
-              <w:left w:w="192" w:type="dxa"/>
-              <w:bottom w:w="120" w:type="dxa"/>
-              <w:right w:w="192" w:type="dxa"/>
-            </w:tcMar>
-            <w:vAlign w:val="center"/>
-          </w:tcPr>
-          <w:p>
-            <w:pPr>
-              <w:keepNext w:val="0"/>
-              <w:keepLines w:val="0"/>
-              <w:widowControl/>
-              <w:suppressLineNumbers w:val="0"/>
-              <w:snapToGrid w:val="0"/>
-              <w:spacing w:line="240" w:lineRule="auto"/>
-              <w:ind w:left="0" w:leftChars="0" w:right="0" w:rightChars="0" w:firstLine="0" w:firstLineChars="0"/>
-              <w:jc w:val="left"/>
-              <w:rPr>
-                <w:rFonts w:hint="default" w:ascii="Segoe UI" w:hAnsi="Segoe UI" w:eastAsia="Segoe UI" w:cs="Segoe UI"/>
-                <w:i w:val="0"/>
-                <w:iCs w:val="0"/>
-                <w:caps w:val="0"/>
-                <w:color w:val="0F1115"/>
-                <w:spacing w:val="0"/>
-                <w:sz w:val="18"/>
-                <w:szCs w:val="18"/>
-              </w:rPr>
-            </w:pPr>
-            <w:r>
-              <w:rPr>
-                <w:rFonts w:hint="default" w:ascii="Segoe UI" w:hAnsi="Segoe UI" w:eastAsia="Segoe UI" w:cs="Segoe UI"/>
-                <w:i w:val="0"/>
-                <w:iCs w:val="0"/>
-                <w:caps w:val="0"/>
-                <w:snapToGrid w:val="0"/>
-                <w:color w:val="000000"/>
-                <w:spacing w:val="0"/>
-                <w:kern w:val="0"/>
-                <w:sz w:val="18"/>
-                <w:szCs w:val="18"/>
-                <w:lang w:val="en-US" w:eastAsia="zh-CN"/>
-              </w:rPr>
-              <w:t>逻辑校验</w:t>
-            </w:r>
-          </w:p>
-        </w:tc>
-        <w:tc>
-          <w:tcPr>
-            <w:tcW w:w="0" w:type="auto"/>
-            <w:tcBorders>
-              <w:top w:val="single" w:color="auto" w:sz="4" w:space="0"/>
-              <w:left w:val="single" w:color="auto" w:sz="4" w:space="0"/>
-              <w:bottom w:val="nil"/>
-              <w:right w:val="nil"/>
-            </w:tcBorders>
-            <w:shd w:val="clear" w:color="auto" w:fill="auto"/>
-            <w:tcMar>
-              <w:top w:w="120" w:type="dxa"/>
-              <w:left w:w="192" w:type="dxa"/>
-              <w:bottom w:w="120" w:type="dxa"/>
-              <w:right w:w="192" w:type="dxa"/>
-            </w:tcMar>
-            <w:vAlign w:val="center"/>
-          </w:tcPr>
-          <w:p>
-            <w:pPr>
-              <w:keepNext w:val="0"/>
-              <w:keepLines w:val="0"/>
-              <w:widowControl/>
-              <w:suppressLineNumbers w:val="0"/>
-              <w:snapToGrid w:val="0"/>
-              <w:spacing w:line="240" w:lineRule="auto"/>
-              <w:ind w:left="0" w:leftChars="0" w:right="0" w:rightChars="0" w:firstLine="0" w:firstLineChars="0"/>
-              <w:jc w:val="left"/>
-              <w:rPr>
-                <w:rFonts w:hint="default" w:ascii="Segoe UI" w:hAnsi="Segoe UI" w:eastAsia="Segoe UI" w:cs="Segoe UI"/>
-                <w:i w:val="0"/>
-                <w:iCs w:val="0"/>
-                <w:caps w:val="0"/>
-                <w:color w:val="0F1115"/>
-                <w:spacing w:val="0"/>
-                <w:sz w:val="18"/>
-                <w:szCs w:val="18"/>
-              </w:rPr>
-            </w:pPr>
-            <w:r>
-              <w:rPr>
-                <w:rFonts w:hint="default" w:ascii="Segoe UI" w:hAnsi="Segoe UI" w:eastAsia="Segoe UI" w:cs="Segoe UI"/>
-                <w:i w:val="0"/>
-                <w:iCs w:val="0"/>
-                <w:caps w:val="0"/>
-                <w:snapToGrid w:val="0"/>
-                <w:color w:val="000000"/>
-                <w:spacing w:val="0"/>
-                <w:kern w:val="0"/>
-                <w:sz w:val="18"/>
-                <w:szCs w:val="18"/>
-                <w:lang w:val="en-US" w:eastAsia="zh-CN"/>
-              </w:rPr>
-              <w:t>业务逻辑一致性检查（如订单金额=明细汇总）</w:t>
-            </w:r>
-          </w:p>
-        </w:tc>
-        <w:tc>
-          <w:tcPr>
-            <w:tcW w:w="1402" w:type="dxa"/>
-            <w:tcBorders>
-              <w:top w:val="single" w:color="auto" w:sz="4" w:space="0"/>
-              <w:left w:val="single" w:color="auto" w:sz="4" w:space="0"/>
-              <w:bottom w:val="nil"/>
-              <w:right w:val="single" w:color="auto" w:sz="12" w:space="0"/>
-            </w:tcBorders>
-            <w:shd w:val="clear" w:color="auto" w:fill="auto"/>
-            <w:tcMar>
-              <w:top w:w="120" w:type="dxa"/>
-              <w:left w:w="192" w:type="dxa"/>
-              <w:bottom w:w="120" w:type="dxa"/>
-              <w:right w:w="-1" w:type="dxa"/>
-            </w:tcMar>
-            <w:vAlign w:val="center"/>
-          </w:tcPr>
-          <w:p>
-            <w:pPr>
-              <w:keepNext w:val="0"/>
-              <w:keepLines w:val="0"/>
-              <w:widowControl/>
-              <w:suppressLineNumbers w:val="0"/>
-              <w:snapToGrid w:val="0"/>
-              <w:spacing w:line="240" w:lineRule="auto"/>
-              <w:ind w:left="0" w:leftChars="0" w:right="0" w:rightChars="0" w:firstLine="0" w:firstLineChars="0"/>
-              <w:jc w:val="left"/>
-              <w:rPr>
-                <w:rFonts w:hint="default" w:ascii="Segoe UI" w:hAnsi="Segoe UI" w:eastAsia="Segoe UI" w:cs="Segoe UI"/>
-                <w:i w:val="0"/>
-                <w:iCs w:val="0"/>
-                <w:caps w:val="0"/>
-                <w:color w:val="0F1115"/>
-                <w:spacing w:val="0"/>
-                <w:sz w:val="18"/>
-                <w:szCs w:val="18"/>
-              </w:rPr>
-            </w:pPr>
-            <w:r>
-              <w:rPr>
-                <w:rFonts w:hint="default" w:ascii="Segoe UI" w:hAnsi="Segoe UI" w:eastAsia="Segoe UI" w:cs="Segoe UI"/>
-                <w:i w:val="0"/>
-                <w:iCs w:val="0"/>
-                <w:caps w:val="0"/>
-                <w:snapToGrid w:val="0"/>
-                <w:color w:val="000000"/>
-                <w:spacing w:val="0"/>
-                <w:kern w:val="0"/>
-                <w:sz w:val="18"/>
-                <w:szCs w:val="18"/>
-                <w:lang w:val="en-US" w:eastAsia="zh-CN"/>
-              </w:rPr>
-              <w:t>2026年6月</w:t>
-            </w:r>
-          </w:p>
-        </w:tc>
-      </w:tr>
-      <w:tr>
-        <w:tblPrEx>
-          <w:tblBorders>
-            <w:top w:val="none" w:color="auto" w:sz="0" w:space="0"/>
-            <w:left w:val="none" w:color="auto" w:sz="0" w:space="0"/>
-            <w:bottom w:val="none" w:color="auto" w:sz="0" w:space="0"/>
-            <w:right w:val="none" w:color="auto" w:sz="0" w:space="0"/>
-            <w:insideH w:val="none" w:color="auto" w:sz="0" w:space="0"/>
-            <w:insideV w:val="none" w:color="auto" w:sz="0" w:space="0"/>
-          </w:tblBorders>
-          <w:tblCellMar>
-            <w:top w:w="15" w:type="dxa"/>
-            <w:left w:w="15" w:type="dxa"/>
-            <w:bottom w:w="15" w:type="dxa"/>
-            <w:right w:w="15" w:type="dxa"/>
-          </w:tblCellMar>
-        </w:tblPrEx>
-        <w:trPr>
-          <w:trHeight w:val="0" w:hRule="atLeast"/>
-          <w:jc w:val="center"/>
-        </w:trPr>
-        <w:tc>
-          <w:tcPr>
-            <w:tcW w:w="1812" w:type="dxa"/>
-            <w:vMerge w:val="continue"/>
-            <w:tcBorders>
-              <w:left w:val="single" w:color="auto" w:sz="12" w:space="0"/>
-              <w:bottom w:val="nil"/>
-              <w:right w:val="nil"/>
-            </w:tcBorders>
-            <w:shd w:val="clear" w:color="auto" w:fill="auto"/>
-            <w:tcMar>
-              <w:top w:w="120" w:type="dxa"/>
-              <w:left w:w="-1" w:type="dxa"/>
-              <w:bottom w:w="120" w:type="dxa"/>
-              <w:right w:w="192" w:type="dxa"/>
-            </w:tcMar>
-            <w:vAlign w:val="center"/>
-          </w:tcPr>
-          <w:p>
-            <w:pPr>
-              <w:snapToGrid w:val="0"/>
-              <w:ind w:left="0" w:leftChars="0" w:right="0" w:rightChars="0" w:firstLine="0" w:firstLineChars="0"/>
-              <w:jc w:val="center"/>
-              <w:rPr>
-                <w:rFonts w:hint="default" w:ascii="Segoe UI" w:hAnsi="Segoe UI" w:eastAsia="Segoe UI" w:cs="Segoe UI"/>
-                <w:i w:val="0"/>
-                <w:iCs w:val="0"/>
-                <w:caps w:val="0"/>
-                <w:color w:val="0F1115"/>
-                <w:spacing w:val="0"/>
-                <w:sz w:val="18"/>
-                <w:szCs w:val="18"/>
-              </w:rPr>
-            </w:pPr>
-          </w:p>
-        </w:tc>
-        <w:tc>
-          <w:tcPr>
-            <w:tcW w:w="0" w:type="auto"/>
-            <w:tcBorders>
-              <w:top w:val="single" w:color="auto" w:sz="4" w:space="0"/>
-              <w:left w:val="single" w:color="auto" w:sz="4" w:space="0"/>
-              <w:bottom w:val="nil"/>
-              <w:right w:val="nil"/>
-            </w:tcBorders>
-            <w:shd w:val="clear" w:color="auto" w:fill="auto"/>
-            <w:tcMar>
-              <w:top w:w="120" w:type="dxa"/>
-              <w:left w:w="192" w:type="dxa"/>
-              <w:bottom w:w="120" w:type="dxa"/>
-              <w:right w:w="192" w:type="dxa"/>
-            </w:tcMar>
-            <w:vAlign w:val="center"/>
-          </w:tcPr>
-          <w:p>
-            <w:pPr>
-              <w:keepNext w:val="0"/>
-              <w:keepLines w:val="0"/>
-              <w:widowControl/>
-              <w:suppressLineNumbers w:val="0"/>
-              <w:snapToGrid w:val="0"/>
-              <w:spacing w:line="240" w:lineRule="auto"/>
-              <w:ind w:left="0" w:leftChars="0" w:right="0" w:rightChars="0" w:firstLine="0" w:firstLineChars="0"/>
-              <w:jc w:val="left"/>
-              <w:rPr>
-                <w:rFonts w:hint="default" w:ascii="Segoe UI" w:hAnsi="Segoe UI" w:eastAsia="Segoe UI" w:cs="Segoe UI"/>
-                <w:i w:val="0"/>
-                <w:iCs w:val="0"/>
-                <w:caps w:val="0"/>
-                <w:color w:val="0F1115"/>
-                <w:spacing w:val="0"/>
-                <w:sz w:val="18"/>
-                <w:szCs w:val="18"/>
-              </w:rPr>
-            </w:pPr>
-            <w:r>
-              <w:rPr>
-                <w:rFonts w:hint="default" w:ascii="Segoe UI" w:hAnsi="Segoe UI" w:eastAsia="Segoe UI" w:cs="Segoe UI"/>
-                <w:i w:val="0"/>
-                <w:iCs w:val="0"/>
-                <w:caps w:val="0"/>
-                <w:snapToGrid w:val="0"/>
-                <w:color w:val="000000"/>
-                <w:spacing w:val="0"/>
-                <w:kern w:val="0"/>
-                <w:sz w:val="18"/>
-                <w:szCs w:val="18"/>
-                <w:lang w:val="en-US" w:eastAsia="zh-CN"/>
-              </w:rPr>
-              <w:t>异常预警</w:t>
-            </w:r>
-          </w:p>
-        </w:tc>
-        <w:tc>
-          <w:tcPr>
-            <w:tcW w:w="0" w:type="auto"/>
-            <w:tcBorders>
-              <w:top w:val="single" w:color="auto" w:sz="4" w:space="0"/>
-              <w:left w:val="single" w:color="auto" w:sz="4" w:space="0"/>
-              <w:bottom w:val="nil"/>
-              <w:right w:val="nil"/>
-            </w:tcBorders>
-            <w:shd w:val="clear" w:color="auto" w:fill="auto"/>
-            <w:tcMar>
-              <w:top w:w="120" w:type="dxa"/>
-              <w:left w:w="192" w:type="dxa"/>
-              <w:bottom w:w="120" w:type="dxa"/>
-              <w:right w:w="192" w:type="dxa"/>
-            </w:tcMar>
-            <w:vAlign w:val="center"/>
-          </w:tcPr>
-          <w:p>
-            <w:pPr>
-              <w:keepNext w:val="0"/>
-              <w:keepLines w:val="0"/>
-              <w:widowControl/>
-              <w:suppressLineNumbers w:val="0"/>
-              <w:snapToGrid w:val="0"/>
-              <w:spacing w:line="240" w:lineRule="auto"/>
-              <w:ind w:left="0" w:leftChars="0" w:right="0" w:rightChars="0" w:firstLine="0" w:firstLineChars="0"/>
-              <w:jc w:val="left"/>
-              <w:rPr>
-                <w:rFonts w:hint="default" w:ascii="Segoe UI" w:hAnsi="Segoe UI" w:eastAsia="Segoe UI" w:cs="Segoe UI"/>
-                <w:i w:val="0"/>
-                <w:iCs w:val="0"/>
-                <w:caps w:val="0"/>
-                <w:color w:val="0F1115"/>
-                <w:spacing w:val="0"/>
-                <w:sz w:val="18"/>
-                <w:szCs w:val="18"/>
-              </w:rPr>
-            </w:pPr>
-            <w:r>
-              <w:rPr>
-                <w:rFonts w:hint="default" w:ascii="Segoe UI" w:hAnsi="Segoe UI" w:eastAsia="Segoe UI" w:cs="Segoe UI"/>
-                <w:i w:val="0"/>
-                <w:iCs w:val="0"/>
-                <w:caps w:val="0"/>
-                <w:snapToGrid w:val="0"/>
-                <w:color w:val="000000"/>
-                <w:spacing w:val="0"/>
-                <w:kern w:val="0"/>
-                <w:sz w:val="18"/>
-                <w:szCs w:val="18"/>
-                <w:lang w:val="en-US" w:eastAsia="zh-CN"/>
-              </w:rPr>
-              <w:t>异常数据自动告警</w:t>
-            </w:r>
-          </w:p>
-        </w:tc>
-        <w:tc>
-          <w:tcPr>
-            <w:tcW w:w="1402" w:type="dxa"/>
-            <w:tcBorders>
-              <w:top w:val="single" w:color="auto" w:sz="4" w:space="0"/>
-              <w:left w:val="single" w:color="auto" w:sz="4" w:space="0"/>
-              <w:bottom w:val="nil"/>
-              <w:right w:val="single" w:color="auto" w:sz="12" w:space="0"/>
-            </w:tcBorders>
-            <w:shd w:val="clear" w:color="auto" w:fill="auto"/>
-            <w:tcMar>
-              <w:top w:w="120" w:type="dxa"/>
-              <w:left w:w="192" w:type="dxa"/>
-              <w:bottom w:w="120" w:type="dxa"/>
-              <w:right w:w="-1" w:type="dxa"/>
-            </w:tcMar>
-            <w:vAlign w:val="center"/>
-          </w:tcPr>
-          <w:p>
-            <w:pPr>
-              <w:keepNext w:val="0"/>
-              <w:keepLines w:val="0"/>
-              <w:widowControl/>
-              <w:suppressLineNumbers w:val="0"/>
-              <w:snapToGrid w:val="0"/>
-              <w:spacing w:line="240" w:lineRule="auto"/>
-              <w:ind w:left="0" w:leftChars="0" w:right="0" w:rightChars="0" w:firstLine="0" w:firstLineChars="0"/>
-              <w:jc w:val="left"/>
-              <w:rPr>
-                <w:rFonts w:hint="default" w:ascii="Segoe UI" w:hAnsi="Segoe UI" w:eastAsia="Segoe UI" w:cs="Segoe UI"/>
-                <w:i w:val="0"/>
-                <w:iCs w:val="0"/>
-                <w:caps w:val="0"/>
-                <w:color w:val="0F1115"/>
-                <w:spacing w:val="0"/>
-                <w:sz w:val="18"/>
-                <w:szCs w:val="18"/>
-              </w:rPr>
-            </w:pPr>
-            <w:r>
-              <w:rPr>
-                <w:rFonts w:hint="default" w:ascii="Segoe UI" w:hAnsi="Segoe UI" w:eastAsia="Segoe UI" w:cs="Segoe UI"/>
-                <w:i w:val="0"/>
-                <w:iCs w:val="0"/>
-                <w:caps w:val="0"/>
-                <w:snapToGrid w:val="0"/>
-                <w:color w:val="000000"/>
-                <w:spacing w:val="0"/>
-                <w:kern w:val="0"/>
-                <w:sz w:val="18"/>
-                <w:szCs w:val="18"/>
-                <w:lang w:val="en-US" w:eastAsia="zh-CN"/>
-              </w:rPr>
-              <w:t>2026年6月</w:t>
+              <w:t>2026年4月</w:t>
             </w:r>
           </w:p>
         </w:tc>
@@ -6513,10 +5378,10 @@
         <w:tc>
           <w:tcPr>
             <w:tcW w:w="1812" w:type="dxa"/>
-            <w:vMerge w:val="restart"/>
-            <w:tcBorders>
-              <w:top w:val="single" w:color="auto" w:sz="4" w:space="0"/>
+            <w:vMerge w:val="continue"/>
+            <w:tcBorders>
               <w:left w:val="single" w:color="auto" w:sz="12" w:space="0"/>
+              <w:bottom w:val="nil"/>
               <w:right w:val="nil"/>
             </w:tcBorders>
             <w:shd w:val="clear" w:color="auto" w:fill="auto"/>
@@ -6530,6 +5395,42 @@
           </w:tcPr>
           <w:p>
             <w:pPr>
+              <w:snapToGrid w:val="0"/>
+              <w:ind w:left="0" w:leftChars="0" w:right="0" w:rightChars="0" w:firstLine="0" w:firstLineChars="0"/>
+              <w:jc w:val="center"/>
+              <w:rPr>
+                <w:rFonts w:hint="default" w:ascii="Segoe UI" w:hAnsi="Segoe UI" w:eastAsia="Segoe UI" w:cs="Segoe UI"/>
+                <w:i w:val="0"/>
+                <w:iCs w:val="0"/>
+                <w:caps w:val="0"/>
+                <w:color w:val="0F1115"/>
+                <w:spacing w:val="0"/>
+                <w:sz w:val="18"/>
+                <w:szCs w:val="18"/>
+              </w:rPr>
+            </w:pPr>
+          </w:p>
+        </w:tc>
+        <w:tc>
+          <w:tcPr>
+            <w:tcW w:w="0" w:type="auto"/>
+            <w:tcBorders>
+              <w:top w:val="single" w:color="auto" w:sz="4" w:space="0"/>
+              <w:left w:val="single" w:color="auto" w:sz="4" w:space="0"/>
+              <w:bottom w:val="nil"/>
+              <w:right w:val="nil"/>
+            </w:tcBorders>
+            <w:shd w:val="clear" w:color="auto" w:fill="auto"/>
+            <w:tcMar>
+              <w:top w:w="120" w:type="dxa"/>
+              <w:left w:w="192" w:type="dxa"/>
+              <w:bottom w:w="120" w:type="dxa"/>
+              <w:right w:w="192" w:type="dxa"/>
+            </w:tcMar>
+            <w:vAlign w:val="center"/>
+          </w:tcPr>
+          <w:p>
+            <w:pPr>
               <w:keepNext w:val="0"/>
               <w:keepLines w:val="0"/>
               <w:widowControl/>
@@ -6537,7 +5438,7 @@
               <w:snapToGrid w:val="0"/>
               <w:spacing w:line="240" w:lineRule="auto"/>
               <w:ind w:left="0" w:leftChars="0" w:right="0" w:rightChars="0" w:firstLine="0" w:firstLineChars="0"/>
-              <w:jc w:val="center"/>
+              <w:jc w:val="left"/>
               <w:rPr>
                 <w:rFonts w:hint="default" w:ascii="Segoe UI" w:hAnsi="Segoe UI" w:eastAsia="Segoe UI" w:cs="Segoe UI"/>
                 <w:i w:val="0"/>
@@ -6551,10 +5452,7 @@
             </w:pPr>
             <w:r>
               <w:rPr>
-                <w:rStyle w:val="25"/>
-                <w:rFonts w:hint="default" w:ascii="Segoe UI" w:hAnsi="Segoe UI" w:eastAsia="Segoe UI" w:cs="Segoe UI"/>
-                <w:b/>
-                <w:bCs/>
+                <w:rFonts w:hint="default" w:ascii="Segoe UI" w:hAnsi="Segoe UI" w:eastAsia="Segoe UI" w:cs="Segoe UI"/>
                 <w:i w:val="0"/>
                 <w:iCs w:val="0"/>
                 <w:caps w:val="0"/>
@@ -6566,7 +5464,7 @@
                 <w:szCs w:val="18"/>
                 <w:lang w:val="en-US" w:eastAsia="zh-CN"/>
               </w:rPr>
-              <w:t>智能告警优化</w:t>
+              <w:t>巡检报告</w:t>
             </w:r>
           </w:p>
         </w:tc>
@@ -6623,7 +5521,147 @@
                 <w:szCs w:val="18"/>
                 <w:lang w:val="en-US" w:eastAsia="zh-CN"/>
               </w:rPr>
-              <w:t>告警聚合</w:t>
+              <w:t>自动生成巡检报告（日报/周报/月报）</w:t>
+            </w:r>
+          </w:p>
+        </w:tc>
+        <w:tc>
+          <w:tcPr>
+            <w:tcW w:w="1402" w:type="dxa"/>
+            <w:tcBorders>
+              <w:top w:val="single" w:color="auto" w:sz="4" w:space="0"/>
+              <w:left w:val="single" w:color="auto" w:sz="4" w:space="0"/>
+              <w:bottom w:val="nil"/>
+              <w:right w:val="single" w:color="auto" w:sz="12" w:space="0"/>
+            </w:tcBorders>
+            <w:shd w:val="clear" w:color="auto" w:fill="auto"/>
+            <w:tcMar>
+              <w:top w:w="120" w:type="dxa"/>
+              <w:left w:w="192" w:type="dxa"/>
+              <w:bottom w:w="120" w:type="dxa"/>
+              <w:right w:w="-1" w:type="dxa"/>
+            </w:tcMar>
+            <w:vAlign w:val="center"/>
+          </w:tcPr>
+          <w:p>
+            <w:pPr>
+              <w:keepNext w:val="0"/>
+              <w:keepLines w:val="0"/>
+              <w:widowControl/>
+              <w:suppressLineNumbers w:val="0"/>
+              <w:snapToGrid w:val="0"/>
+              <w:spacing w:line="240" w:lineRule="auto"/>
+              <w:ind w:left="0" w:leftChars="0" w:right="0" w:rightChars="0" w:firstLine="0" w:firstLineChars="0"/>
+              <w:jc w:val="left"/>
+              <w:rPr>
+                <w:rFonts w:hint="default" w:ascii="Segoe UI" w:hAnsi="Segoe UI" w:eastAsia="Segoe UI" w:cs="Segoe UI"/>
+                <w:i w:val="0"/>
+                <w:iCs w:val="0"/>
+                <w:caps w:val="0"/>
+                <w:color w:val="0F1115"/>
+                <w:spacing w:val="0"/>
+                <w:sz w:val="18"/>
+                <w:szCs w:val="18"/>
+              </w:rPr>
+            </w:pPr>
+            <w:r>
+              <w:rPr>
+                <w:rFonts w:hint="default" w:ascii="Segoe UI" w:hAnsi="Segoe UI" w:eastAsia="Segoe UI" w:cs="Segoe UI"/>
+                <w:i w:val="0"/>
+                <w:iCs w:val="0"/>
+                <w:caps w:val="0"/>
+                <w:snapToGrid w:val="0"/>
+                <w:color w:val="000000"/>
+                <w:spacing w:val="0"/>
+                <w:kern w:val="0"/>
+                <w:sz w:val="18"/>
+                <w:szCs w:val="18"/>
+                <w:lang w:val="en-US" w:eastAsia="zh-CN"/>
+              </w:rPr>
+              <w:t>2026年4月</w:t>
+            </w:r>
+          </w:p>
+        </w:tc>
+      </w:tr>
+      <w:tr>
+        <w:tblPrEx>
+          <w:tblBorders>
+            <w:top w:val="none" w:color="auto" w:sz="0" w:space="0"/>
+            <w:left w:val="none" w:color="auto" w:sz="0" w:space="0"/>
+            <w:bottom w:val="none" w:color="auto" w:sz="0" w:space="0"/>
+            <w:right w:val="none" w:color="auto" w:sz="0" w:space="0"/>
+            <w:insideH w:val="none" w:color="auto" w:sz="0" w:space="0"/>
+            <w:insideV w:val="none" w:color="auto" w:sz="0" w:space="0"/>
+          </w:tblBorders>
+          <w:shd w:val="clear" w:color="auto" w:fill="auto"/>
+          <w:tblCellMar>
+            <w:top w:w="15" w:type="dxa"/>
+            <w:left w:w="15" w:type="dxa"/>
+            <w:bottom w:w="15" w:type="dxa"/>
+            <w:right w:w="15" w:type="dxa"/>
+          </w:tblCellMar>
+        </w:tblPrEx>
+        <w:trPr>
+          <w:trHeight w:val="0" w:hRule="atLeast"/>
+          <w:jc w:val="center"/>
+        </w:trPr>
+        <w:tc>
+          <w:tcPr>
+            <w:tcW w:w="1812" w:type="dxa"/>
+            <w:vMerge w:val="restart"/>
+            <w:tcBorders>
+              <w:top w:val="single" w:color="auto" w:sz="4" w:space="0"/>
+              <w:left w:val="single" w:color="auto" w:sz="12" w:space="0"/>
+              <w:right w:val="nil"/>
+            </w:tcBorders>
+            <w:shd w:val="clear" w:color="auto" w:fill="auto"/>
+            <w:tcMar>
+              <w:top w:w="120" w:type="dxa"/>
+              <w:left w:w="-1" w:type="dxa"/>
+              <w:bottom w:w="120" w:type="dxa"/>
+              <w:right w:w="192" w:type="dxa"/>
+            </w:tcMar>
+            <w:vAlign w:val="center"/>
+          </w:tcPr>
+          <w:p>
+            <w:pPr>
+              <w:keepNext w:val="0"/>
+              <w:keepLines w:val="0"/>
+              <w:widowControl/>
+              <w:suppressLineNumbers w:val="0"/>
+              <w:snapToGrid w:val="0"/>
+              <w:spacing w:line="240" w:lineRule="auto"/>
+              <w:ind w:left="0" w:leftChars="0" w:right="0" w:rightChars="0" w:firstLine="0" w:firstLineChars="0"/>
+              <w:jc w:val="center"/>
+              <w:rPr>
+                <w:rFonts w:hint="default" w:ascii="Segoe UI" w:hAnsi="Segoe UI" w:eastAsia="Segoe UI" w:cs="Segoe UI"/>
+                <w:i w:val="0"/>
+                <w:iCs w:val="0"/>
+                <w:caps w:val="0"/>
+                <w:color w:val="0F1115"/>
+                <w:spacing w:val="0"/>
+                <w:sz w:val="18"/>
+                <w:szCs w:val="18"/>
+              </w:rPr>
+            </w:pPr>
+            <w:r>
+              <w:rPr>
+                <w:rStyle w:val="25"/>
+                <w:rFonts w:hint="default" w:ascii="Segoe UI" w:hAnsi="Segoe UI" w:eastAsia="Segoe UI" w:cs="Segoe UI"/>
+                <w:b/>
+                <w:bCs/>
+                <w:i w:val="0"/>
+                <w:iCs w:val="0"/>
+                <w:caps w:val="0"/>
+                <w:snapToGrid w:val="0"/>
+                <w:color w:val="000000"/>
+                <w:spacing w:val="0"/>
+                <w:kern w:val="0"/>
+                <w:sz w:val="18"/>
+                <w:szCs w:val="18"/>
+                <w:lang w:val="en-US" w:eastAsia="zh-CN"/>
+              </w:rPr>
+              <w:t>数据完整性校验工具</w:t>
             </w:r>
           </w:p>
         </w:tc>
@@ -6680,7 +5718,64 @@
                 <w:szCs w:val="18"/>
                 <w:lang w:val="en-US" w:eastAsia="zh-CN"/>
               </w:rPr>
-              <w:t>相似告警自动聚合</w:t>
+              <w:t>字段校验</w:t>
+            </w:r>
+          </w:p>
+        </w:tc>
+        <w:tc>
+          <w:tcPr>
+            <w:tcW w:w="0" w:type="auto"/>
+            <w:tcBorders>
+              <w:top w:val="single" w:color="auto" w:sz="4" w:space="0"/>
+              <w:left w:val="single" w:color="auto" w:sz="4" w:space="0"/>
+              <w:bottom w:val="nil"/>
+              <w:right w:val="nil"/>
+            </w:tcBorders>
+            <w:shd w:val="clear" w:color="auto" w:fill="auto"/>
+            <w:tcMar>
+              <w:top w:w="120" w:type="dxa"/>
+              <w:left w:w="192" w:type="dxa"/>
+              <w:bottom w:w="120" w:type="dxa"/>
+              <w:right w:w="192" w:type="dxa"/>
+            </w:tcMar>
+            <w:vAlign w:val="center"/>
+          </w:tcPr>
+          <w:p>
+            <w:pPr>
+              <w:keepNext w:val="0"/>
+              <w:keepLines w:val="0"/>
+              <w:widowControl/>
+              <w:suppressLineNumbers w:val="0"/>
+              <w:snapToGrid w:val="0"/>
+              <w:spacing w:line="240" w:lineRule="auto"/>
+              <w:ind w:left="0" w:leftChars="0" w:right="0" w:rightChars="0" w:firstLine="0" w:firstLineChars="0"/>
+              <w:jc w:val="left"/>
+              <w:rPr>
+                <w:rFonts w:hint="default" w:ascii="Segoe UI" w:hAnsi="Segoe UI" w:eastAsia="Segoe UI" w:cs="Segoe UI"/>
+                <w:i w:val="0"/>
+                <w:iCs w:val="0"/>
+                <w:caps w:val="0"/>
+                <w:color w:val="0F1115"/>
+                <w:spacing w:val="0"/>
+                <w:sz w:val="18"/>
+                <w:szCs w:val="18"/>
+              </w:rPr>
+            </w:pPr>
+            <w:r>
+              <w:rPr>
+                <w:rFonts w:hint="default" w:ascii="Segoe UI" w:hAnsi="Segoe UI" w:eastAsia="Segoe UI" w:cs="Segoe UI"/>
+                <w:i w:val="0"/>
+                <w:iCs w:val="0"/>
+                <w:caps w:val="0"/>
+                <w:snapToGrid w:val="0"/>
+                <w:color w:val="000000"/>
+                <w:spacing w:val="0"/>
+                <w:kern w:val="0"/>
+                <w:sz w:val="18"/>
+                <w:szCs w:val="18"/>
+                <w:lang w:val="en-US" w:eastAsia="zh-CN"/>
+              </w:rPr>
+              <w:t>必填字段完整性检查</w:t>
             </w:r>
           </w:p>
         </w:tc>
@@ -6737,7 +5832,465 @@
                 <w:szCs w:val="18"/>
                 <w:lang w:val="en-US" w:eastAsia="zh-CN"/>
               </w:rPr>
-              <w:t>2026年7月</w:t>
+              <w:t>2026年5月</w:t>
+            </w:r>
+          </w:p>
+        </w:tc>
+      </w:tr>
+      <w:tr>
+        <w:tblPrEx>
+          <w:tblBorders>
+            <w:top w:val="none" w:color="auto" w:sz="0" w:space="0"/>
+            <w:left w:val="none" w:color="auto" w:sz="0" w:space="0"/>
+            <w:bottom w:val="none" w:color="auto" w:sz="0" w:space="0"/>
+            <w:right w:val="none" w:color="auto" w:sz="0" w:space="0"/>
+            <w:insideH w:val="none" w:color="auto" w:sz="0" w:space="0"/>
+            <w:insideV w:val="none" w:color="auto" w:sz="0" w:space="0"/>
+          </w:tblBorders>
+          <w:shd w:val="clear" w:color="auto" w:fill="auto"/>
+          <w:tblCellMar>
+            <w:top w:w="15" w:type="dxa"/>
+            <w:left w:w="15" w:type="dxa"/>
+            <w:bottom w:w="15" w:type="dxa"/>
+            <w:right w:w="15" w:type="dxa"/>
+          </w:tblCellMar>
+        </w:tblPrEx>
+        <w:trPr>
+          <w:trHeight w:val="0" w:hRule="atLeast"/>
+          <w:jc w:val="center"/>
+        </w:trPr>
+        <w:tc>
+          <w:tcPr>
+            <w:tcW w:w="1812" w:type="dxa"/>
+            <w:vMerge w:val="continue"/>
+            <w:tcBorders>
+              <w:left w:val="single" w:color="auto" w:sz="12" w:space="0"/>
+              <w:right w:val="nil"/>
+            </w:tcBorders>
+            <w:shd w:val="clear" w:color="auto" w:fill="auto"/>
+            <w:tcMar>
+              <w:top w:w="120" w:type="dxa"/>
+              <w:left w:w="-1" w:type="dxa"/>
+              <w:bottom w:w="120" w:type="dxa"/>
+              <w:right w:w="192" w:type="dxa"/>
+            </w:tcMar>
+            <w:vAlign w:val="center"/>
+          </w:tcPr>
+          <w:p>
+            <w:pPr>
+              <w:snapToGrid w:val="0"/>
+              <w:ind w:left="0" w:leftChars="0" w:right="0" w:rightChars="0" w:firstLine="0" w:firstLineChars="0"/>
+              <w:jc w:val="center"/>
+              <w:rPr>
+                <w:rFonts w:hint="default" w:ascii="Segoe UI" w:hAnsi="Segoe UI" w:eastAsia="Segoe UI" w:cs="Segoe UI"/>
+                <w:i w:val="0"/>
+                <w:iCs w:val="0"/>
+                <w:caps w:val="0"/>
+                <w:color w:val="0F1115"/>
+                <w:spacing w:val="0"/>
+                <w:sz w:val="18"/>
+                <w:szCs w:val="18"/>
+              </w:rPr>
+            </w:pPr>
+          </w:p>
+        </w:tc>
+        <w:tc>
+          <w:tcPr>
+            <w:tcW w:w="0" w:type="auto"/>
+            <w:tcBorders>
+              <w:top w:val="single" w:color="auto" w:sz="4" w:space="0"/>
+              <w:left w:val="single" w:color="auto" w:sz="4" w:space="0"/>
+              <w:bottom w:val="nil"/>
+              <w:right w:val="nil"/>
+            </w:tcBorders>
+            <w:shd w:val="clear" w:color="auto" w:fill="auto"/>
+            <w:tcMar>
+              <w:top w:w="120" w:type="dxa"/>
+              <w:left w:w="192" w:type="dxa"/>
+              <w:bottom w:w="120" w:type="dxa"/>
+              <w:right w:w="192" w:type="dxa"/>
+            </w:tcMar>
+            <w:vAlign w:val="center"/>
+          </w:tcPr>
+          <w:p>
+            <w:pPr>
+              <w:keepNext w:val="0"/>
+              <w:keepLines w:val="0"/>
+              <w:widowControl/>
+              <w:suppressLineNumbers w:val="0"/>
+              <w:snapToGrid w:val="0"/>
+              <w:spacing w:line="240" w:lineRule="auto"/>
+              <w:ind w:left="0" w:leftChars="0" w:right="0" w:rightChars="0" w:firstLine="0" w:firstLineChars="0"/>
+              <w:jc w:val="left"/>
+              <w:rPr>
+                <w:rFonts w:hint="default" w:ascii="Segoe UI" w:hAnsi="Segoe UI" w:eastAsia="Segoe UI" w:cs="Segoe UI"/>
+                <w:i w:val="0"/>
+                <w:iCs w:val="0"/>
+                <w:caps w:val="0"/>
+                <w:color w:val="0F1115"/>
+                <w:spacing w:val="0"/>
+                <w:sz w:val="18"/>
+                <w:szCs w:val="18"/>
+              </w:rPr>
+            </w:pPr>
+            <w:r>
+              <w:rPr>
+                <w:rFonts w:hint="default" w:ascii="Segoe UI" w:hAnsi="Segoe UI" w:eastAsia="Segoe UI" w:cs="Segoe UI"/>
+                <w:i w:val="0"/>
+                <w:iCs w:val="0"/>
+                <w:caps w:val="0"/>
+                <w:snapToGrid w:val="0"/>
+                <w:color w:val="000000"/>
+                <w:spacing w:val="0"/>
+                <w:kern w:val="0"/>
+                <w:sz w:val="18"/>
+                <w:szCs w:val="18"/>
+                <w:lang w:val="en-US" w:eastAsia="zh-CN"/>
+              </w:rPr>
+              <w:t>格式校验</w:t>
+            </w:r>
+          </w:p>
+        </w:tc>
+        <w:tc>
+          <w:tcPr>
+            <w:tcW w:w="0" w:type="auto"/>
+            <w:tcBorders>
+              <w:top w:val="single" w:color="auto" w:sz="4" w:space="0"/>
+              <w:left w:val="single" w:color="auto" w:sz="4" w:space="0"/>
+              <w:bottom w:val="nil"/>
+              <w:right w:val="nil"/>
+            </w:tcBorders>
+            <w:shd w:val="clear" w:color="auto" w:fill="auto"/>
+            <w:tcMar>
+              <w:top w:w="120" w:type="dxa"/>
+              <w:left w:w="192" w:type="dxa"/>
+              <w:bottom w:w="120" w:type="dxa"/>
+              <w:right w:w="192" w:type="dxa"/>
+            </w:tcMar>
+            <w:vAlign w:val="center"/>
+          </w:tcPr>
+          <w:p>
+            <w:pPr>
+              <w:keepNext w:val="0"/>
+              <w:keepLines w:val="0"/>
+              <w:widowControl/>
+              <w:suppressLineNumbers w:val="0"/>
+              <w:snapToGrid w:val="0"/>
+              <w:spacing w:line="240" w:lineRule="auto"/>
+              <w:ind w:left="0" w:leftChars="0" w:right="0" w:rightChars="0" w:firstLine="0" w:firstLineChars="0"/>
+              <w:jc w:val="left"/>
+              <w:rPr>
+                <w:rFonts w:hint="default" w:ascii="Segoe UI" w:hAnsi="Segoe UI" w:eastAsia="Segoe UI" w:cs="Segoe UI"/>
+                <w:i w:val="0"/>
+                <w:iCs w:val="0"/>
+                <w:caps w:val="0"/>
+                <w:color w:val="0F1115"/>
+                <w:spacing w:val="0"/>
+                <w:sz w:val="18"/>
+                <w:szCs w:val="18"/>
+              </w:rPr>
+            </w:pPr>
+            <w:r>
+              <w:rPr>
+                <w:rFonts w:hint="default" w:ascii="Segoe UI" w:hAnsi="Segoe UI" w:eastAsia="Segoe UI" w:cs="Segoe UI"/>
+                <w:i w:val="0"/>
+                <w:iCs w:val="0"/>
+                <w:caps w:val="0"/>
+                <w:snapToGrid w:val="0"/>
+                <w:color w:val="000000"/>
+                <w:spacing w:val="0"/>
+                <w:kern w:val="0"/>
+                <w:sz w:val="18"/>
+                <w:szCs w:val="18"/>
+                <w:lang w:val="en-US" w:eastAsia="zh-CN"/>
+              </w:rPr>
+              <w:t>日期、金额等字段格式正确性检查</w:t>
+            </w:r>
+          </w:p>
+        </w:tc>
+        <w:tc>
+          <w:tcPr>
+            <w:tcW w:w="1402" w:type="dxa"/>
+            <w:tcBorders>
+              <w:top w:val="single" w:color="auto" w:sz="4" w:space="0"/>
+              <w:left w:val="single" w:color="auto" w:sz="4" w:space="0"/>
+              <w:bottom w:val="nil"/>
+              <w:right w:val="single" w:color="auto" w:sz="12" w:space="0"/>
+            </w:tcBorders>
+            <w:shd w:val="clear" w:color="auto" w:fill="auto"/>
+            <w:tcMar>
+              <w:top w:w="120" w:type="dxa"/>
+              <w:left w:w="192" w:type="dxa"/>
+              <w:bottom w:w="120" w:type="dxa"/>
+              <w:right w:w="-1" w:type="dxa"/>
+            </w:tcMar>
+            <w:vAlign w:val="center"/>
+          </w:tcPr>
+          <w:p>
+            <w:pPr>
+              <w:keepNext w:val="0"/>
+              <w:keepLines w:val="0"/>
+              <w:widowControl/>
+              <w:suppressLineNumbers w:val="0"/>
+              <w:snapToGrid w:val="0"/>
+              <w:spacing w:line="240" w:lineRule="auto"/>
+              <w:ind w:left="0" w:leftChars="0" w:right="0" w:rightChars="0" w:firstLine="0" w:firstLineChars="0"/>
+              <w:jc w:val="left"/>
+              <w:rPr>
+                <w:rFonts w:hint="default" w:ascii="Segoe UI" w:hAnsi="Segoe UI" w:eastAsia="Segoe UI" w:cs="Segoe UI"/>
+                <w:i w:val="0"/>
+                <w:iCs w:val="0"/>
+                <w:caps w:val="0"/>
+                <w:color w:val="0F1115"/>
+                <w:spacing w:val="0"/>
+                <w:sz w:val="18"/>
+                <w:szCs w:val="18"/>
+              </w:rPr>
+            </w:pPr>
+            <w:r>
+              <w:rPr>
+                <w:rFonts w:hint="default" w:ascii="Segoe UI" w:hAnsi="Segoe UI" w:eastAsia="Segoe UI" w:cs="Segoe UI"/>
+                <w:i w:val="0"/>
+                <w:iCs w:val="0"/>
+                <w:caps w:val="0"/>
+                <w:snapToGrid w:val="0"/>
+                <w:color w:val="000000"/>
+                <w:spacing w:val="0"/>
+                <w:kern w:val="0"/>
+                <w:sz w:val="18"/>
+                <w:szCs w:val="18"/>
+                <w:lang w:val="en-US" w:eastAsia="zh-CN"/>
+              </w:rPr>
+              <w:t>2026年6月</w:t>
+            </w:r>
+          </w:p>
+        </w:tc>
+      </w:tr>
+      <w:tr>
+        <w:tblPrEx>
+          <w:tblBorders>
+            <w:top w:val="none" w:color="auto" w:sz="0" w:space="0"/>
+            <w:left w:val="none" w:color="auto" w:sz="0" w:space="0"/>
+            <w:bottom w:val="none" w:color="auto" w:sz="0" w:space="0"/>
+            <w:right w:val="none" w:color="auto" w:sz="0" w:space="0"/>
+            <w:insideH w:val="none" w:color="auto" w:sz="0" w:space="0"/>
+            <w:insideV w:val="none" w:color="auto" w:sz="0" w:space="0"/>
+          </w:tblBorders>
+          <w:shd w:val="clear" w:color="auto" w:fill="auto"/>
+          <w:tblCellMar>
+            <w:top w:w="15" w:type="dxa"/>
+            <w:left w:w="15" w:type="dxa"/>
+            <w:bottom w:w="15" w:type="dxa"/>
+            <w:right w:w="15" w:type="dxa"/>
+          </w:tblCellMar>
+        </w:tblPrEx>
+        <w:trPr>
+          <w:trHeight w:val="0" w:hRule="atLeast"/>
+          <w:jc w:val="center"/>
+        </w:trPr>
+        <w:tc>
+          <w:tcPr>
+            <w:tcW w:w="1812" w:type="dxa"/>
+            <w:vMerge w:val="continue"/>
+            <w:tcBorders>
+              <w:left w:val="single" w:color="auto" w:sz="12" w:space="0"/>
+              <w:right w:val="nil"/>
+            </w:tcBorders>
+            <w:shd w:val="clear" w:color="auto" w:fill="auto"/>
+            <w:tcMar>
+              <w:top w:w="120" w:type="dxa"/>
+              <w:left w:w="-1" w:type="dxa"/>
+              <w:bottom w:w="120" w:type="dxa"/>
+              <w:right w:w="192" w:type="dxa"/>
+            </w:tcMar>
+            <w:vAlign w:val="center"/>
+          </w:tcPr>
+          <w:p>
+            <w:pPr>
+              <w:snapToGrid w:val="0"/>
+              <w:ind w:left="0" w:leftChars="0" w:right="0" w:rightChars="0" w:firstLine="0" w:firstLineChars="0"/>
+              <w:jc w:val="center"/>
+              <w:rPr>
+                <w:rFonts w:hint="default" w:ascii="Segoe UI" w:hAnsi="Segoe UI" w:eastAsia="Segoe UI" w:cs="Segoe UI"/>
+                <w:i w:val="0"/>
+                <w:iCs w:val="0"/>
+                <w:caps w:val="0"/>
+                <w:color w:val="0F1115"/>
+                <w:spacing w:val="0"/>
+                <w:sz w:val="18"/>
+                <w:szCs w:val="18"/>
+              </w:rPr>
+            </w:pPr>
+          </w:p>
+        </w:tc>
+        <w:tc>
+          <w:tcPr>
+            <w:tcW w:w="0" w:type="auto"/>
+            <w:tcBorders>
+              <w:top w:val="single" w:color="auto" w:sz="4" w:space="0"/>
+              <w:left w:val="single" w:color="auto" w:sz="4" w:space="0"/>
+              <w:bottom w:val="nil"/>
+              <w:right w:val="nil"/>
+            </w:tcBorders>
+            <w:shd w:val="clear" w:color="auto" w:fill="auto"/>
+            <w:tcMar>
+              <w:top w:w="120" w:type="dxa"/>
+              <w:left w:w="192" w:type="dxa"/>
+              <w:bottom w:w="120" w:type="dxa"/>
+              <w:right w:w="192" w:type="dxa"/>
+            </w:tcMar>
+            <w:vAlign w:val="center"/>
+          </w:tcPr>
+          <w:p>
+            <w:pPr>
+              <w:keepNext w:val="0"/>
+              <w:keepLines w:val="0"/>
+              <w:widowControl/>
+              <w:suppressLineNumbers w:val="0"/>
+              <w:snapToGrid w:val="0"/>
+              <w:spacing w:line="240" w:lineRule="auto"/>
+              <w:ind w:left="0" w:leftChars="0" w:right="0" w:rightChars="0" w:firstLine="0" w:firstLineChars="0"/>
+              <w:jc w:val="left"/>
+              <w:rPr>
+                <w:rFonts w:hint="default" w:ascii="Segoe UI" w:hAnsi="Segoe UI" w:eastAsia="Segoe UI" w:cs="Segoe UI"/>
+                <w:i w:val="0"/>
+                <w:iCs w:val="0"/>
+                <w:caps w:val="0"/>
+                <w:color w:val="0F1115"/>
+                <w:spacing w:val="0"/>
+                <w:sz w:val="18"/>
+                <w:szCs w:val="18"/>
+              </w:rPr>
+            </w:pPr>
+            <w:r>
+              <w:rPr>
+                <w:rFonts w:hint="default" w:ascii="Segoe UI" w:hAnsi="Segoe UI" w:eastAsia="Segoe UI" w:cs="Segoe UI"/>
+                <w:i w:val="0"/>
+                <w:iCs w:val="0"/>
+                <w:caps w:val="0"/>
+                <w:snapToGrid w:val="0"/>
+                <w:color w:val="000000"/>
+                <w:spacing w:val="0"/>
+                <w:kern w:val="0"/>
+                <w:sz w:val="18"/>
+                <w:szCs w:val="18"/>
+                <w:lang w:val="en-US" w:eastAsia="zh-CN"/>
+              </w:rPr>
+              <w:t>逻辑校验</w:t>
+            </w:r>
+          </w:p>
+        </w:tc>
+        <w:tc>
+          <w:tcPr>
+            <w:tcW w:w="0" w:type="auto"/>
+            <w:tcBorders>
+              <w:top w:val="single" w:color="auto" w:sz="4" w:space="0"/>
+              <w:left w:val="single" w:color="auto" w:sz="4" w:space="0"/>
+              <w:bottom w:val="nil"/>
+              <w:right w:val="nil"/>
+            </w:tcBorders>
+            <w:shd w:val="clear" w:color="auto" w:fill="auto"/>
+            <w:tcMar>
+              <w:top w:w="120" w:type="dxa"/>
+              <w:left w:w="192" w:type="dxa"/>
+              <w:bottom w:w="120" w:type="dxa"/>
+              <w:right w:w="192" w:type="dxa"/>
+            </w:tcMar>
+            <w:vAlign w:val="center"/>
+          </w:tcPr>
+          <w:p>
+            <w:pPr>
+              <w:keepNext w:val="0"/>
+              <w:keepLines w:val="0"/>
+              <w:widowControl/>
+              <w:suppressLineNumbers w:val="0"/>
+              <w:snapToGrid w:val="0"/>
+              <w:spacing w:line="240" w:lineRule="auto"/>
+              <w:ind w:left="0" w:leftChars="0" w:right="0" w:rightChars="0" w:firstLine="0" w:firstLineChars="0"/>
+              <w:jc w:val="left"/>
+              <w:rPr>
+                <w:rFonts w:hint="default" w:ascii="Segoe UI" w:hAnsi="Segoe UI" w:eastAsia="Segoe UI" w:cs="Segoe UI"/>
+                <w:i w:val="0"/>
+                <w:iCs w:val="0"/>
+                <w:caps w:val="0"/>
+                <w:color w:val="0F1115"/>
+                <w:spacing w:val="0"/>
+                <w:sz w:val="18"/>
+                <w:szCs w:val="18"/>
+              </w:rPr>
+            </w:pPr>
+            <w:r>
+              <w:rPr>
+                <w:rFonts w:hint="default" w:ascii="Segoe UI" w:hAnsi="Segoe UI" w:eastAsia="Segoe UI" w:cs="Segoe UI"/>
+                <w:i w:val="0"/>
+                <w:iCs w:val="0"/>
+                <w:caps w:val="0"/>
+                <w:snapToGrid w:val="0"/>
+                <w:color w:val="000000"/>
+                <w:spacing w:val="0"/>
+                <w:kern w:val="0"/>
+                <w:sz w:val="18"/>
+                <w:szCs w:val="18"/>
+                <w:lang w:val="en-US" w:eastAsia="zh-CN"/>
+              </w:rPr>
+              <w:t>业务逻辑一致性检查（如订单金额=明细汇总）</w:t>
+            </w:r>
+          </w:p>
+        </w:tc>
+        <w:tc>
+          <w:tcPr>
+            <w:tcW w:w="1402" w:type="dxa"/>
+            <w:tcBorders>
+              <w:top w:val="single" w:color="auto" w:sz="4" w:space="0"/>
+              <w:left w:val="single" w:color="auto" w:sz="4" w:space="0"/>
+              <w:bottom w:val="nil"/>
+              <w:right w:val="single" w:color="auto" w:sz="12" w:space="0"/>
+            </w:tcBorders>
+            <w:shd w:val="clear" w:color="auto" w:fill="auto"/>
+            <w:tcMar>
+              <w:top w:w="120" w:type="dxa"/>
+              <w:left w:w="192" w:type="dxa"/>
+              <w:bottom w:w="120" w:type="dxa"/>
+              <w:right w:w="-1" w:type="dxa"/>
+            </w:tcMar>
+            <w:vAlign w:val="center"/>
+          </w:tcPr>
+          <w:p>
+            <w:pPr>
+              <w:keepNext w:val="0"/>
+              <w:keepLines w:val="0"/>
+              <w:widowControl/>
+              <w:suppressLineNumbers w:val="0"/>
+              <w:snapToGrid w:val="0"/>
+              <w:spacing w:line="240" w:lineRule="auto"/>
+              <w:ind w:left="0" w:leftChars="0" w:right="0" w:rightChars="0" w:firstLine="0" w:firstLineChars="0"/>
+              <w:jc w:val="left"/>
+              <w:rPr>
+                <w:rFonts w:hint="default" w:ascii="Segoe UI" w:hAnsi="Segoe UI" w:eastAsia="Segoe UI" w:cs="Segoe UI"/>
+                <w:i w:val="0"/>
+                <w:iCs w:val="0"/>
+                <w:caps w:val="0"/>
+                <w:color w:val="0F1115"/>
+                <w:spacing w:val="0"/>
+                <w:sz w:val="18"/>
+                <w:szCs w:val="18"/>
+              </w:rPr>
+            </w:pPr>
+            <w:r>
+              <w:rPr>
+                <w:rFonts w:hint="default" w:ascii="Segoe UI" w:hAnsi="Segoe UI" w:eastAsia="Segoe UI" w:cs="Segoe UI"/>
+                <w:i w:val="0"/>
+                <w:iCs w:val="0"/>
+                <w:caps w:val="0"/>
+                <w:snapToGrid w:val="0"/>
+                <w:color w:val="000000"/>
+                <w:spacing w:val="0"/>
+                <w:kern w:val="0"/>
+                <w:sz w:val="18"/>
+                <w:szCs w:val="18"/>
+                <w:lang w:val="en-US" w:eastAsia="zh-CN"/>
+              </w:rPr>
+              <w:t>2026年6月</w:t>
             </w:r>
           </w:p>
         </w:tc>
@@ -6769,6 +6322,7 @@
             <w:vMerge w:val="continue"/>
             <w:tcBorders>
               <w:left w:val="single" w:color="auto" w:sz="12" w:space="0"/>
+              <w:bottom w:val="nil"/>
               <w:right w:val="nil"/>
             </w:tcBorders>
             <w:shd w:val="clear" w:color="auto" w:fill="auto"/>
@@ -6851,7 +6405,7 @@
                 <w:szCs w:val="18"/>
                 <w:lang w:val="en-US" w:eastAsia="zh-CN"/>
               </w:rPr>
-              <w:t>根因推荐</w:t>
+              <w:t>异常预警</w:t>
             </w:r>
           </w:p>
         </w:tc>
@@ -6908,7 +6462,7 @@
                 <w:szCs w:val="18"/>
                 <w:lang w:val="en-US" w:eastAsia="zh-CN"/>
               </w:rPr>
-              <w:t>基于历史数据推荐故障根因</w:t>
+              <w:t>异常数据自动告警</w:t>
             </w:r>
           </w:p>
         </w:tc>
@@ -6965,7 +6519,7 @@
                 <w:szCs w:val="18"/>
                 <w:lang w:val="en-US" w:eastAsia="zh-CN"/>
               </w:rPr>
-              <w:t>2026年8月</w:t>
+              <w:t>2026年6月</w:t>
             </w:r>
           </w:p>
         </w:tc>
@@ -6994,8 +6548,9 @@
         <w:tc>
           <w:tcPr>
             <w:tcW w:w="1812" w:type="dxa"/>
-            <w:vMerge w:val="continue"/>
-            <w:tcBorders>
+            <w:vMerge w:val="restart"/>
+            <w:tcBorders>
+              <w:top w:val="single" w:color="auto" w:sz="4" w:space="0"/>
               <w:left w:val="single" w:color="auto" w:sz="12" w:space="0"/>
               <w:right w:val="nil"/>
             </w:tcBorders>
@@ -7010,7 +6565,12 @@
           </w:tcPr>
           <w:p>
             <w:pPr>
-              <w:snapToGrid w:val="0"/>
+              <w:keepNext w:val="0"/>
+              <w:keepLines w:val="0"/>
+              <w:widowControl/>
+              <w:suppressLineNumbers w:val="0"/>
+              <w:snapToGrid w:val="0"/>
+              <w:spacing w:line="240" w:lineRule="auto"/>
               <w:ind w:left="0" w:leftChars="0" w:right="0" w:rightChars="0" w:firstLine="0" w:firstLineChars="0"/>
               <w:jc w:val="center"/>
               <w:rPr>
@@ -7024,6 +6584,25 @@
                 <w:szCs w:val="18"/>
               </w:rPr>
             </w:pPr>
+            <w:r>
+              <w:rPr>
+                <w:rStyle w:val="25"/>
+                <w:rFonts w:hint="default" w:ascii="Segoe UI" w:hAnsi="Segoe UI" w:eastAsia="Segoe UI" w:cs="Segoe UI"/>
+                <w:b/>
+                <w:bCs/>
+                <w:i w:val="0"/>
+                <w:iCs w:val="0"/>
+                <w:caps w:val="0"/>
+                <w:snapToGrid w:val="0"/>
+                <w:color w:val="000000"/>
+                <w:spacing w:val="0"/>
+                <w:kern w:val="0"/>
+                <w:sz w:val="18"/>
+                <w:szCs w:val="18"/>
+                <w:lang w:val="en-US" w:eastAsia="zh-CN"/>
+              </w:rPr>
+              <w:t>智能告警优化</w:t>
+            </w:r>
           </w:p>
         </w:tc>
         <w:tc>
@@ -7079,7 +6658,7 @@
                 <w:szCs w:val="18"/>
                 <w:lang w:val="en-US" w:eastAsia="zh-CN"/>
               </w:rPr>
-              <w:t>告警抑制</w:t>
+              <w:t>告警聚合</w:t>
             </w:r>
           </w:p>
         </w:tc>
@@ -7136,7 +6715,7 @@
                 <w:szCs w:val="18"/>
                 <w:lang w:val="en-US" w:eastAsia="zh-CN"/>
               </w:rPr>
-              <w:t>关联告警自动抑制</w:t>
+              <w:t>相似告警自动聚合</w:t>
             </w:r>
           </w:p>
         </w:tc>
@@ -7193,7 +6772,7 @@
                 <w:szCs w:val="18"/>
                 <w:lang w:val="en-US" w:eastAsia="zh-CN"/>
               </w:rPr>
-              <w:t>2026年8月</w:t>
+              <w:t>2026年7月</w:t>
             </w:r>
           </w:p>
         </w:tc>
@@ -7225,7 +6804,6 @@
             <w:vMerge w:val="continue"/>
             <w:tcBorders>
               <w:left w:val="single" w:color="auto" w:sz="12" w:space="0"/>
-              <w:bottom w:val="nil"/>
               <w:right w:val="nil"/>
             </w:tcBorders>
             <w:shd w:val="clear" w:color="auto" w:fill="auto"/>
@@ -7308,7 +6886,7 @@
                 <w:szCs w:val="18"/>
                 <w:lang w:val="en-US" w:eastAsia="zh-CN"/>
               </w:rPr>
-              <w:t>告警升级</w:t>
+              <w:t>根因推荐</w:t>
             </w:r>
           </w:p>
         </w:tc>
@@ -7365,7 +6943,7 @@
                 <w:szCs w:val="18"/>
                 <w:lang w:val="en-US" w:eastAsia="zh-CN"/>
               </w:rPr>
-              <w:t>长时间未处理告警自动升级</w:t>
+              <w:t>基于历史数据推荐故障根因</w:t>
             </w:r>
           </w:p>
         </w:tc>
@@ -7451,9 +7029,8 @@
         <w:tc>
           <w:tcPr>
             <w:tcW w:w="1812" w:type="dxa"/>
-            <w:vMerge w:val="restart"/>
-            <w:tcBorders>
-              <w:top w:val="single" w:color="auto" w:sz="4" w:space="0"/>
+            <w:vMerge w:val="continue"/>
+            <w:tcBorders>
               <w:left w:val="single" w:color="auto" w:sz="12" w:space="0"/>
               <w:right w:val="nil"/>
             </w:tcBorders>
@@ -7468,6 +7045,42 @@
           </w:tcPr>
           <w:p>
             <w:pPr>
+              <w:snapToGrid w:val="0"/>
+              <w:ind w:left="0" w:leftChars="0" w:right="0" w:rightChars="0" w:firstLine="0" w:firstLineChars="0"/>
+              <w:jc w:val="center"/>
+              <w:rPr>
+                <w:rFonts w:hint="default" w:ascii="Segoe UI" w:hAnsi="Segoe UI" w:eastAsia="Segoe UI" w:cs="Segoe UI"/>
+                <w:i w:val="0"/>
+                <w:iCs w:val="0"/>
+                <w:caps w:val="0"/>
+                <w:color w:val="0F1115"/>
+                <w:spacing w:val="0"/>
+                <w:sz w:val="18"/>
+                <w:szCs w:val="18"/>
+              </w:rPr>
+            </w:pPr>
+          </w:p>
+        </w:tc>
+        <w:tc>
+          <w:tcPr>
+            <w:tcW w:w="0" w:type="auto"/>
+            <w:tcBorders>
+              <w:top w:val="single" w:color="auto" w:sz="4" w:space="0"/>
+              <w:left w:val="single" w:color="auto" w:sz="4" w:space="0"/>
+              <w:bottom w:val="nil"/>
+              <w:right w:val="nil"/>
+            </w:tcBorders>
+            <w:shd w:val="clear" w:color="auto" w:fill="auto"/>
+            <w:tcMar>
+              <w:top w:w="120" w:type="dxa"/>
+              <w:left w:w="192" w:type="dxa"/>
+              <w:bottom w:w="120" w:type="dxa"/>
+              <w:right w:w="192" w:type="dxa"/>
+            </w:tcMar>
+            <w:vAlign w:val="center"/>
+          </w:tcPr>
+          <w:p>
+            <w:pPr>
               <w:keepNext w:val="0"/>
               <w:keepLines w:val="0"/>
               <w:widowControl/>
@@ -7475,7 +7088,7 @@
               <w:snapToGrid w:val="0"/>
               <w:spacing w:line="240" w:lineRule="auto"/>
               <w:ind w:left="0" w:leftChars="0" w:right="0" w:rightChars="0" w:firstLine="0" w:firstLineChars="0"/>
-              <w:jc w:val="center"/>
+              <w:jc w:val="left"/>
               <w:rPr>
                 <w:rFonts w:hint="default" w:ascii="Segoe UI" w:hAnsi="Segoe UI" w:eastAsia="Segoe UI" w:cs="Segoe UI"/>
                 <w:i w:val="0"/>
@@ -7489,10 +7102,7 @@
             </w:pPr>
             <w:r>
               <w:rPr>
-                <w:rStyle w:val="25"/>
-                <w:rFonts w:hint="default" w:ascii="Segoe UI" w:hAnsi="Segoe UI" w:eastAsia="Segoe UI" w:cs="Segoe UI"/>
-                <w:b/>
-                <w:bCs/>
+                <w:rFonts w:hint="default" w:ascii="Segoe UI" w:hAnsi="Segoe UI" w:eastAsia="Segoe UI" w:cs="Segoe UI"/>
                 <w:i w:val="0"/>
                 <w:iCs w:val="0"/>
                 <w:caps w:val="0"/>
@@ -7504,7 +7114,7 @@
                 <w:szCs w:val="18"/>
                 <w:lang w:val="en-US" w:eastAsia="zh-CN"/>
               </w:rPr>
-              <w:t>知识库优化</w:t>
+              <w:t>告警抑制</w:t>
             </w:r>
           </w:p>
         </w:tc>
@@ -7561,64 +7171,7 @@
                 <w:szCs w:val="18"/>
                 <w:lang w:val="en-US" w:eastAsia="zh-CN"/>
               </w:rPr>
-              <w:t>语义搜索</w:t>
-            </w:r>
-          </w:p>
-        </w:tc>
-        <w:tc>
-          <w:tcPr>
-            <w:tcW w:w="0" w:type="auto"/>
-            <w:tcBorders>
-              <w:top w:val="single" w:color="auto" w:sz="4" w:space="0"/>
-              <w:left w:val="single" w:color="auto" w:sz="4" w:space="0"/>
-              <w:bottom w:val="nil"/>
-              <w:right w:val="nil"/>
-            </w:tcBorders>
-            <w:shd w:val="clear" w:color="auto" w:fill="auto"/>
-            <w:tcMar>
-              <w:top w:w="120" w:type="dxa"/>
-              <w:left w:w="192" w:type="dxa"/>
-              <w:bottom w:w="120" w:type="dxa"/>
-              <w:right w:w="192" w:type="dxa"/>
-            </w:tcMar>
-            <w:vAlign w:val="center"/>
-          </w:tcPr>
-          <w:p>
-            <w:pPr>
-              <w:keepNext w:val="0"/>
-              <w:keepLines w:val="0"/>
-              <w:widowControl/>
-              <w:suppressLineNumbers w:val="0"/>
-              <w:snapToGrid w:val="0"/>
-              <w:spacing w:line="240" w:lineRule="auto"/>
-              <w:ind w:left="0" w:leftChars="0" w:right="0" w:rightChars="0" w:firstLine="0" w:firstLineChars="0"/>
-              <w:jc w:val="left"/>
-              <w:rPr>
-                <w:rFonts w:hint="default" w:ascii="Segoe UI" w:hAnsi="Segoe UI" w:eastAsia="Segoe UI" w:cs="Segoe UI"/>
-                <w:i w:val="0"/>
-                <w:iCs w:val="0"/>
-                <w:caps w:val="0"/>
-                <w:color w:val="0F1115"/>
-                <w:spacing w:val="0"/>
-                <w:sz w:val="18"/>
-                <w:szCs w:val="18"/>
-              </w:rPr>
-            </w:pPr>
-            <w:r>
-              <w:rPr>
-                <w:rFonts w:hint="default" w:ascii="Segoe UI" w:hAnsi="Segoe UI" w:eastAsia="Segoe UI" w:cs="Segoe UI"/>
-                <w:i w:val="0"/>
-                <w:iCs w:val="0"/>
-                <w:caps w:val="0"/>
-                <w:snapToGrid w:val="0"/>
-                <w:color w:val="000000"/>
-                <w:spacing w:val="0"/>
-                <w:kern w:val="0"/>
-                <w:sz w:val="18"/>
-                <w:szCs w:val="18"/>
-                <w:lang w:val="en-US" w:eastAsia="zh-CN"/>
-              </w:rPr>
-              <w:t>自然语言搜索知识库</w:t>
+              <w:t>关联告警自动抑制</w:t>
             </w:r>
           </w:p>
         </w:tc>
@@ -7690,6 +7243,7 @@
             <w:insideH w:val="none" w:color="auto" w:sz="0" w:space="0"/>
             <w:insideV w:val="none" w:color="auto" w:sz="0" w:space="0"/>
           </w:tblBorders>
+          <w:shd w:val="clear" w:color="auto" w:fill="auto"/>
           <w:tblCellMar>
             <w:top w:w="15" w:type="dxa"/>
             <w:left w:w="15" w:type="dxa"/>
@@ -7707,6 +7261,490 @@
             <w:vMerge w:val="continue"/>
             <w:tcBorders>
               <w:left w:val="single" w:color="auto" w:sz="12" w:space="0"/>
+              <w:bottom w:val="nil"/>
+              <w:right w:val="nil"/>
+            </w:tcBorders>
+            <w:shd w:val="clear" w:color="auto" w:fill="auto"/>
+            <w:tcMar>
+              <w:top w:w="120" w:type="dxa"/>
+              <w:left w:w="-1" w:type="dxa"/>
+              <w:bottom w:w="120" w:type="dxa"/>
+              <w:right w:w="192" w:type="dxa"/>
+            </w:tcMar>
+            <w:vAlign w:val="center"/>
+          </w:tcPr>
+          <w:p>
+            <w:pPr>
+              <w:snapToGrid w:val="0"/>
+              <w:ind w:left="0" w:leftChars="0" w:right="0" w:rightChars="0" w:firstLine="0" w:firstLineChars="0"/>
+              <w:jc w:val="center"/>
+              <w:rPr>
+                <w:rFonts w:hint="default" w:ascii="Segoe UI" w:hAnsi="Segoe UI" w:eastAsia="Segoe UI" w:cs="Segoe UI"/>
+                <w:i w:val="0"/>
+                <w:iCs w:val="0"/>
+                <w:caps w:val="0"/>
+                <w:color w:val="0F1115"/>
+                <w:spacing w:val="0"/>
+                <w:sz w:val="18"/>
+                <w:szCs w:val="18"/>
+              </w:rPr>
+            </w:pPr>
+          </w:p>
+        </w:tc>
+        <w:tc>
+          <w:tcPr>
+            <w:tcW w:w="0" w:type="auto"/>
+            <w:tcBorders>
+              <w:top w:val="single" w:color="auto" w:sz="4" w:space="0"/>
+              <w:left w:val="single" w:color="auto" w:sz="4" w:space="0"/>
+              <w:bottom w:val="nil"/>
+              <w:right w:val="nil"/>
+            </w:tcBorders>
+            <w:shd w:val="clear" w:color="auto" w:fill="auto"/>
+            <w:tcMar>
+              <w:top w:w="120" w:type="dxa"/>
+              <w:left w:w="192" w:type="dxa"/>
+              <w:bottom w:w="120" w:type="dxa"/>
+              <w:right w:w="192" w:type="dxa"/>
+            </w:tcMar>
+            <w:vAlign w:val="center"/>
+          </w:tcPr>
+          <w:p>
+            <w:pPr>
+              <w:keepNext w:val="0"/>
+              <w:keepLines w:val="0"/>
+              <w:widowControl/>
+              <w:suppressLineNumbers w:val="0"/>
+              <w:snapToGrid w:val="0"/>
+              <w:spacing w:line="240" w:lineRule="auto"/>
+              <w:ind w:left="0" w:leftChars="0" w:right="0" w:rightChars="0" w:firstLine="0" w:firstLineChars="0"/>
+              <w:jc w:val="left"/>
+              <w:rPr>
+                <w:rFonts w:hint="default" w:ascii="Segoe UI" w:hAnsi="Segoe UI" w:eastAsia="Segoe UI" w:cs="Segoe UI"/>
+                <w:i w:val="0"/>
+                <w:iCs w:val="0"/>
+                <w:caps w:val="0"/>
+                <w:color w:val="0F1115"/>
+                <w:spacing w:val="0"/>
+                <w:sz w:val="18"/>
+                <w:szCs w:val="18"/>
+              </w:rPr>
+            </w:pPr>
+            <w:r>
+              <w:rPr>
+                <w:rFonts w:hint="default" w:ascii="Segoe UI" w:hAnsi="Segoe UI" w:eastAsia="Segoe UI" w:cs="Segoe UI"/>
+                <w:i w:val="0"/>
+                <w:iCs w:val="0"/>
+                <w:caps w:val="0"/>
+                <w:snapToGrid w:val="0"/>
+                <w:color w:val="000000"/>
+                <w:spacing w:val="0"/>
+                <w:kern w:val="0"/>
+                <w:sz w:val="18"/>
+                <w:szCs w:val="18"/>
+                <w:lang w:val="en-US" w:eastAsia="zh-CN"/>
+              </w:rPr>
+              <w:t>告警升级</w:t>
+            </w:r>
+          </w:p>
+        </w:tc>
+        <w:tc>
+          <w:tcPr>
+            <w:tcW w:w="0" w:type="auto"/>
+            <w:tcBorders>
+              <w:top w:val="single" w:color="auto" w:sz="4" w:space="0"/>
+              <w:left w:val="single" w:color="auto" w:sz="4" w:space="0"/>
+              <w:bottom w:val="nil"/>
+              <w:right w:val="nil"/>
+            </w:tcBorders>
+            <w:shd w:val="clear" w:color="auto" w:fill="auto"/>
+            <w:tcMar>
+              <w:top w:w="120" w:type="dxa"/>
+              <w:left w:w="192" w:type="dxa"/>
+              <w:bottom w:w="120" w:type="dxa"/>
+              <w:right w:w="192" w:type="dxa"/>
+            </w:tcMar>
+            <w:vAlign w:val="center"/>
+          </w:tcPr>
+          <w:p>
+            <w:pPr>
+              <w:keepNext w:val="0"/>
+              <w:keepLines w:val="0"/>
+              <w:widowControl/>
+              <w:suppressLineNumbers w:val="0"/>
+              <w:snapToGrid w:val="0"/>
+              <w:spacing w:line="240" w:lineRule="auto"/>
+              <w:ind w:left="0" w:leftChars="0" w:right="0" w:rightChars="0" w:firstLine="0" w:firstLineChars="0"/>
+              <w:jc w:val="left"/>
+              <w:rPr>
+                <w:rFonts w:hint="default" w:ascii="Segoe UI" w:hAnsi="Segoe UI" w:eastAsia="Segoe UI" w:cs="Segoe UI"/>
+                <w:i w:val="0"/>
+                <w:iCs w:val="0"/>
+                <w:caps w:val="0"/>
+                <w:color w:val="0F1115"/>
+                <w:spacing w:val="0"/>
+                <w:sz w:val="18"/>
+                <w:szCs w:val="18"/>
+              </w:rPr>
+            </w:pPr>
+            <w:r>
+              <w:rPr>
+                <w:rFonts w:hint="default" w:ascii="Segoe UI" w:hAnsi="Segoe UI" w:eastAsia="Segoe UI" w:cs="Segoe UI"/>
+                <w:i w:val="0"/>
+                <w:iCs w:val="0"/>
+                <w:caps w:val="0"/>
+                <w:snapToGrid w:val="0"/>
+                <w:color w:val="000000"/>
+                <w:spacing w:val="0"/>
+                <w:kern w:val="0"/>
+                <w:sz w:val="18"/>
+                <w:szCs w:val="18"/>
+                <w:lang w:val="en-US" w:eastAsia="zh-CN"/>
+              </w:rPr>
+              <w:t>长时间未处理告警自动升级</w:t>
+            </w:r>
+          </w:p>
+        </w:tc>
+        <w:tc>
+          <w:tcPr>
+            <w:tcW w:w="1402" w:type="dxa"/>
+            <w:tcBorders>
+              <w:top w:val="single" w:color="auto" w:sz="4" w:space="0"/>
+              <w:left w:val="single" w:color="auto" w:sz="4" w:space="0"/>
+              <w:bottom w:val="nil"/>
+              <w:right w:val="single" w:color="auto" w:sz="12" w:space="0"/>
+            </w:tcBorders>
+            <w:shd w:val="clear" w:color="auto" w:fill="auto"/>
+            <w:tcMar>
+              <w:top w:w="120" w:type="dxa"/>
+              <w:left w:w="192" w:type="dxa"/>
+              <w:bottom w:w="120" w:type="dxa"/>
+              <w:right w:w="-1" w:type="dxa"/>
+            </w:tcMar>
+            <w:vAlign w:val="center"/>
+          </w:tcPr>
+          <w:p>
+            <w:pPr>
+              <w:keepNext w:val="0"/>
+              <w:keepLines w:val="0"/>
+              <w:widowControl/>
+              <w:suppressLineNumbers w:val="0"/>
+              <w:snapToGrid w:val="0"/>
+              <w:spacing w:line="240" w:lineRule="auto"/>
+              <w:ind w:left="0" w:leftChars="0" w:right="0" w:rightChars="0" w:firstLine="0" w:firstLineChars="0"/>
+              <w:jc w:val="left"/>
+              <w:rPr>
+                <w:rFonts w:hint="default" w:ascii="Segoe UI" w:hAnsi="Segoe UI" w:eastAsia="Segoe UI" w:cs="Segoe UI"/>
+                <w:i w:val="0"/>
+                <w:iCs w:val="0"/>
+                <w:caps w:val="0"/>
+                <w:color w:val="0F1115"/>
+                <w:spacing w:val="0"/>
+                <w:sz w:val="18"/>
+                <w:szCs w:val="18"/>
+              </w:rPr>
+            </w:pPr>
+            <w:r>
+              <w:rPr>
+                <w:rFonts w:hint="default" w:ascii="Segoe UI" w:hAnsi="Segoe UI" w:eastAsia="Segoe UI" w:cs="Segoe UI"/>
+                <w:i w:val="0"/>
+                <w:iCs w:val="0"/>
+                <w:caps w:val="0"/>
+                <w:snapToGrid w:val="0"/>
+                <w:color w:val="000000"/>
+                <w:spacing w:val="0"/>
+                <w:kern w:val="0"/>
+                <w:sz w:val="18"/>
+                <w:szCs w:val="18"/>
+                <w:lang w:val="en-US" w:eastAsia="zh-CN"/>
+              </w:rPr>
+              <w:t>2026年8月</w:t>
+            </w:r>
+          </w:p>
+        </w:tc>
+      </w:tr>
+      <w:tr>
+        <w:tblPrEx>
+          <w:tblBorders>
+            <w:top w:val="none" w:color="auto" w:sz="0" w:space="0"/>
+            <w:left w:val="none" w:color="auto" w:sz="0" w:space="0"/>
+            <w:bottom w:val="none" w:color="auto" w:sz="0" w:space="0"/>
+            <w:right w:val="none" w:color="auto" w:sz="0" w:space="0"/>
+            <w:insideH w:val="none" w:color="auto" w:sz="0" w:space="0"/>
+            <w:insideV w:val="none" w:color="auto" w:sz="0" w:space="0"/>
+          </w:tblBorders>
+          <w:shd w:val="clear" w:color="auto" w:fill="auto"/>
+          <w:tblCellMar>
+            <w:top w:w="15" w:type="dxa"/>
+            <w:left w:w="15" w:type="dxa"/>
+            <w:bottom w:w="15" w:type="dxa"/>
+            <w:right w:w="15" w:type="dxa"/>
+          </w:tblCellMar>
+        </w:tblPrEx>
+        <w:trPr>
+          <w:trHeight w:val="0" w:hRule="atLeast"/>
+          <w:jc w:val="center"/>
+        </w:trPr>
+        <w:tc>
+          <w:tcPr>
+            <w:tcW w:w="1812" w:type="dxa"/>
+            <w:vMerge w:val="restart"/>
+            <w:tcBorders>
+              <w:top w:val="single" w:color="auto" w:sz="4" w:space="0"/>
+              <w:left w:val="single" w:color="auto" w:sz="12" w:space="0"/>
+              <w:right w:val="nil"/>
+            </w:tcBorders>
+            <w:shd w:val="clear" w:color="auto" w:fill="auto"/>
+            <w:tcMar>
+              <w:top w:w="120" w:type="dxa"/>
+              <w:left w:w="-1" w:type="dxa"/>
+              <w:bottom w:w="120" w:type="dxa"/>
+              <w:right w:w="192" w:type="dxa"/>
+            </w:tcMar>
+            <w:vAlign w:val="center"/>
+          </w:tcPr>
+          <w:p>
+            <w:pPr>
+              <w:keepNext w:val="0"/>
+              <w:keepLines w:val="0"/>
+              <w:widowControl/>
+              <w:suppressLineNumbers w:val="0"/>
+              <w:snapToGrid w:val="0"/>
+              <w:spacing w:line="240" w:lineRule="auto"/>
+              <w:ind w:left="0" w:leftChars="0" w:right="0" w:rightChars="0" w:firstLine="0" w:firstLineChars="0"/>
+              <w:jc w:val="center"/>
+              <w:rPr>
+                <w:rFonts w:hint="default" w:ascii="Segoe UI" w:hAnsi="Segoe UI" w:eastAsia="Segoe UI" w:cs="Segoe UI"/>
+                <w:i w:val="0"/>
+                <w:iCs w:val="0"/>
+                <w:caps w:val="0"/>
+                <w:color w:val="0F1115"/>
+                <w:spacing w:val="0"/>
+                <w:sz w:val="18"/>
+                <w:szCs w:val="18"/>
+              </w:rPr>
+            </w:pPr>
+            <w:r>
+              <w:rPr>
+                <w:rStyle w:val="25"/>
+                <w:rFonts w:hint="default" w:ascii="Segoe UI" w:hAnsi="Segoe UI" w:eastAsia="Segoe UI" w:cs="Segoe UI"/>
+                <w:b/>
+                <w:bCs/>
+                <w:i w:val="0"/>
+                <w:iCs w:val="0"/>
+                <w:caps w:val="0"/>
+                <w:snapToGrid w:val="0"/>
+                <w:color w:val="000000"/>
+                <w:spacing w:val="0"/>
+                <w:kern w:val="0"/>
+                <w:sz w:val="18"/>
+                <w:szCs w:val="18"/>
+                <w:lang w:val="en-US" w:eastAsia="zh-CN"/>
+              </w:rPr>
+              <w:t>知识库优化</w:t>
+            </w:r>
+          </w:p>
+        </w:tc>
+        <w:tc>
+          <w:tcPr>
+            <w:tcW w:w="0" w:type="auto"/>
+            <w:tcBorders>
+              <w:top w:val="single" w:color="auto" w:sz="4" w:space="0"/>
+              <w:left w:val="single" w:color="auto" w:sz="4" w:space="0"/>
+              <w:bottom w:val="nil"/>
+              <w:right w:val="nil"/>
+            </w:tcBorders>
+            <w:shd w:val="clear" w:color="auto" w:fill="auto"/>
+            <w:tcMar>
+              <w:top w:w="120" w:type="dxa"/>
+              <w:left w:w="192" w:type="dxa"/>
+              <w:bottom w:w="120" w:type="dxa"/>
+              <w:right w:w="192" w:type="dxa"/>
+            </w:tcMar>
+            <w:vAlign w:val="center"/>
+          </w:tcPr>
+          <w:p>
+            <w:pPr>
+              <w:keepNext w:val="0"/>
+              <w:keepLines w:val="0"/>
+              <w:widowControl/>
+              <w:suppressLineNumbers w:val="0"/>
+              <w:snapToGrid w:val="0"/>
+              <w:spacing w:line="240" w:lineRule="auto"/>
+              <w:ind w:left="0" w:leftChars="0" w:right="0" w:rightChars="0" w:firstLine="0" w:firstLineChars="0"/>
+              <w:jc w:val="left"/>
+              <w:rPr>
+                <w:rFonts w:hint="default" w:ascii="Segoe UI" w:hAnsi="Segoe UI" w:eastAsia="Segoe UI" w:cs="Segoe UI"/>
+                <w:i w:val="0"/>
+                <w:iCs w:val="0"/>
+                <w:caps w:val="0"/>
+                <w:color w:val="0F1115"/>
+                <w:spacing w:val="0"/>
+                <w:sz w:val="18"/>
+                <w:szCs w:val="18"/>
+              </w:rPr>
+            </w:pPr>
+            <w:r>
+              <w:rPr>
+                <w:rFonts w:hint="default" w:ascii="Segoe UI" w:hAnsi="Segoe UI" w:eastAsia="Segoe UI" w:cs="Segoe UI"/>
+                <w:i w:val="0"/>
+                <w:iCs w:val="0"/>
+                <w:caps w:val="0"/>
+                <w:snapToGrid w:val="0"/>
+                <w:color w:val="000000"/>
+                <w:spacing w:val="0"/>
+                <w:kern w:val="0"/>
+                <w:sz w:val="18"/>
+                <w:szCs w:val="18"/>
+                <w:lang w:val="en-US" w:eastAsia="zh-CN"/>
+              </w:rPr>
+              <w:t>语义搜索</w:t>
+            </w:r>
+          </w:p>
+        </w:tc>
+        <w:tc>
+          <w:tcPr>
+            <w:tcW w:w="0" w:type="auto"/>
+            <w:tcBorders>
+              <w:top w:val="single" w:color="auto" w:sz="4" w:space="0"/>
+              <w:left w:val="single" w:color="auto" w:sz="4" w:space="0"/>
+              <w:bottom w:val="nil"/>
+              <w:right w:val="nil"/>
+            </w:tcBorders>
+            <w:shd w:val="clear" w:color="auto" w:fill="auto"/>
+            <w:tcMar>
+              <w:top w:w="120" w:type="dxa"/>
+              <w:left w:w="192" w:type="dxa"/>
+              <w:bottom w:w="120" w:type="dxa"/>
+              <w:right w:w="192" w:type="dxa"/>
+            </w:tcMar>
+            <w:vAlign w:val="center"/>
+          </w:tcPr>
+          <w:p>
+            <w:pPr>
+              <w:keepNext w:val="0"/>
+              <w:keepLines w:val="0"/>
+              <w:widowControl/>
+              <w:suppressLineNumbers w:val="0"/>
+              <w:snapToGrid w:val="0"/>
+              <w:spacing w:line="240" w:lineRule="auto"/>
+              <w:ind w:left="0" w:leftChars="0" w:right="0" w:rightChars="0" w:firstLine="0" w:firstLineChars="0"/>
+              <w:jc w:val="left"/>
+              <w:rPr>
+                <w:rFonts w:hint="default" w:ascii="Segoe UI" w:hAnsi="Segoe UI" w:eastAsia="Segoe UI" w:cs="Segoe UI"/>
+                <w:i w:val="0"/>
+                <w:iCs w:val="0"/>
+                <w:caps w:val="0"/>
+                <w:color w:val="0F1115"/>
+                <w:spacing w:val="0"/>
+                <w:sz w:val="18"/>
+                <w:szCs w:val="18"/>
+              </w:rPr>
+            </w:pPr>
+            <w:r>
+              <w:rPr>
+                <w:rFonts w:hint="default" w:ascii="Segoe UI" w:hAnsi="Segoe UI" w:eastAsia="Segoe UI" w:cs="Segoe UI"/>
+                <w:i w:val="0"/>
+                <w:iCs w:val="0"/>
+                <w:caps w:val="0"/>
+                <w:snapToGrid w:val="0"/>
+                <w:color w:val="000000"/>
+                <w:spacing w:val="0"/>
+                <w:kern w:val="0"/>
+                <w:sz w:val="18"/>
+                <w:szCs w:val="18"/>
+                <w:lang w:val="en-US" w:eastAsia="zh-CN"/>
+              </w:rPr>
+              <w:t>自然语言搜索知识库</w:t>
+            </w:r>
+          </w:p>
+        </w:tc>
+        <w:tc>
+          <w:tcPr>
+            <w:tcW w:w="1402" w:type="dxa"/>
+            <w:tcBorders>
+              <w:top w:val="single" w:color="auto" w:sz="4" w:space="0"/>
+              <w:left w:val="single" w:color="auto" w:sz="4" w:space="0"/>
+              <w:bottom w:val="nil"/>
+              <w:right w:val="single" w:color="auto" w:sz="12" w:space="0"/>
+            </w:tcBorders>
+            <w:shd w:val="clear" w:color="auto" w:fill="auto"/>
+            <w:tcMar>
+              <w:top w:w="120" w:type="dxa"/>
+              <w:left w:w="192" w:type="dxa"/>
+              <w:bottom w:w="120" w:type="dxa"/>
+              <w:right w:w="-1" w:type="dxa"/>
+            </w:tcMar>
+            <w:vAlign w:val="center"/>
+          </w:tcPr>
+          <w:p>
+            <w:pPr>
+              <w:keepNext w:val="0"/>
+              <w:keepLines w:val="0"/>
+              <w:widowControl/>
+              <w:suppressLineNumbers w:val="0"/>
+              <w:snapToGrid w:val="0"/>
+              <w:spacing w:line="240" w:lineRule="auto"/>
+              <w:ind w:left="0" w:leftChars="0" w:right="0" w:rightChars="0" w:firstLine="0" w:firstLineChars="0"/>
+              <w:jc w:val="left"/>
+              <w:rPr>
+                <w:rFonts w:hint="default" w:ascii="Segoe UI" w:hAnsi="Segoe UI" w:eastAsia="Segoe UI" w:cs="Segoe UI"/>
+                <w:i w:val="0"/>
+                <w:iCs w:val="0"/>
+                <w:caps w:val="0"/>
+                <w:color w:val="0F1115"/>
+                <w:spacing w:val="0"/>
+                <w:sz w:val="18"/>
+                <w:szCs w:val="18"/>
+              </w:rPr>
+            </w:pPr>
+            <w:r>
+              <w:rPr>
+                <w:rFonts w:hint="default" w:ascii="Segoe UI" w:hAnsi="Segoe UI" w:eastAsia="Segoe UI" w:cs="Segoe UI"/>
+                <w:i w:val="0"/>
+                <w:iCs w:val="0"/>
+                <w:caps w:val="0"/>
+                <w:snapToGrid w:val="0"/>
+                <w:color w:val="000000"/>
+                <w:spacing w:val="0"/>
+                <w:kern w:val="0"/>
+                <w:sz w:val="18"/>
+                <w:szCs w:val="18"/>
+                <w:lang w:val="en-US" w:eastAsia="zh-CN"/>
+              </w:rPr>
+              <w:t>2026年8月</w:t>
+            </w:r>
+          </w:p>
+        </w:tc>
+      </w:tr>
+      <w:tr>
+        <w:tblPrEx>
+          <w:tblBorders>
+            <w:top w:val="none" w:color="auto" w:sz="0" w:space="0"/>
+            <w:left w:val="none" w:color="auto" w:sz="0" w:space="0"/>
+            <w:bottom w:val="none" w:color="auto" w:sz="0" w:space="0"/>
+            <w:right w:val="none" w:color="auto" w:sz="0" w:space="0"/>
+            <w:insideH w:val="none" w:color="auto" w:sz="0" w:space="0"/>
+            <w:insideV w:val="none" w:color="auto" w:sz="0" w:space="0"/>
+          </w:tblBorders>
+          <w:shd w:val="clear" w:color="auto" w:fill="auto"/>
+          <w:tblCellMar>
+            <w:top w:w="15" w:type="dxa"/>
+            <w:left w:w="15" w:type="dxa"/>
+            <w:bottom w:w="15" w:type="dxa"/>
+            <w:right w:w="15" w:type="dxa"/>
+          </w:tblCellMar>
+        </w:tblPrEx>
+        <w:trPr>
+          <w:trHeight w:val="0" w:hRule="atLeast"/>
+          <w:jc w:val="center"/>
+        </w:trPr>
+        <w:tc>
+          <w:tcPr>
+            <w:tcW w:w="1812" w:type="dxa"/>
+            <w:vMerge w:val="continue"/>
+            <w:tcBorders>
+              <w:left w:val="single" w:color="auto" w:sz="12" w:space="0"/>
               <w:bottom w:val="single" w:color="auto" w:sz="12" w:space="0"/>
               <w:right w:val="nil"/>
             </w:tcBorders>
@@ -7919,8 +7957,6 @@
           <w:lang w:val="en-US" w:eastAsia="zh-CN"/>
         </w:rPr>
       </w:pPr>
-      <w:bookmarkStart w:id="13" w:name="_GoBack"/>
-      <w:bookmarkEnd w:id="13"/>
       <w:r>
         <w:rPr>
           <w:rFonts w:hint="default"/>
@@ -8243,7 +8279,21 @@
           <w:rFonts w:hint="default"/>
           <w:lang w:val="en-US" w:eastAsia="zh-CN"/>
         </w:rPr>
-        <w:t>2026年研发团队共投入4人，较2025年增加1人。研发部经理石宝升担任研发负责人，负责需求分析、计划制定、进度跟踪和质量把控，计划投入12个月。研发工程师1人负责自动化巡检和数据校验工具的研发，计划投入12个月。技术支持工程师1人负责智能告警优化和知识库检索功能的开发，计划投入8个月。测试工程师1人负责功能测试和性能测试，计划投入6个月。</w:t>
+        <w:t>2026年研发团队共投入4人，较2025年增加1人。研发部经理</w:t>
+      </w:r>
+      <w:r>
+        <w:rPr>
+          <w:rFonts w:hint="eastAsia"/>
+          <w:lang w:val="en-US" w:eastAsia="zh-CN"/>
+        </w:rPr>
+        <w:t>黄正宇</w:t>
+      </w:r>
+      <w:r>
+        <w:rPr>
+          <w:rFonts w:hint="default"/>
+          <w:lang w:val="en-US" w:eastAsia="zh-CN"/>
+        </w:rPr>
+        <w:t>担任研发负责人，负责需求分析、计划制定、进度跟踪和质量把控，计划投入12个月。研发工程师1人负责自动化巡检和数据校验工具的研发，计划投入12个月。技术支持工程师1人负责智能告警优化和知识库检索功能的开发，计划投入8个月。测试工程师1人负责功能测试和性能测试，计划投入6个月。</w:t>
       </w:r>
     </w:p>
     <w:p>
